--- a/report.docx
+++ b/report.docx
@@ -794,17 +794,18 @@
           </w:tcPr>
           <w:p>
             <w:pPr>
-              <w:rPr>
-                <w:rFonts w:ascii="Lora" w:hAnsi="Lora"/>
-                <w:sz w:val="18"/>
-                <w:szCs w:val="18"/>
-              </w:rPr>
-            </w:pPr>
-            <w:r>
-              <w:rPr>
-                <w:rFonts w:ascii="Lora" w:hAnsi="Lora"/>
-                <w:sz w:val="18"/>
-                <w:szCs w:val="18"/>
+              <w:spacing w:line="276" w:lineRule="auto"/>
+              <w:rPr>
+                <w:rFonts w:ascii="Lora" w:hAnsi="Lora"/>
+                <w:sz w:val="16"/>
+                <w:szCs w:val="16"/>
+              </w:rPr>
+            </w:pPr>
+            <w:r>
+              <w:rPr>
+                <w:rFonts w:ascii="Lora" w:hAnsi="Lora"/>
+                <w:sz w:val="16"/>
+                <w:szCs w:val="16"/>
               </w:rPr>
               <w:t>Grace period 31 min</w:t>
             </w:r>
@@ -817,17 +818,18 @@
           </w:tcPr>
           <w:p>
             <w:pPr>
-              <w:rPr>
-                <w:rFonts w:ascii="Lora" w:hAnsi="Lora"/>
-                <w:sz w:val="18"/>
-                <w:szCs w:val="18"/>
-              </w:rPr>
-            </w:pPr>
-            <w:r>
-              <w:rPr>
-                <w:rFonts w:ascii="Lora" w:hAnsi="Lora"/>
-                <w:sz w:val="18"/>
-                <w:szCs w:val="18"/>
+              <w:spacing w:line="276" w:lineRule="auto"/>
+              <w:rPr>
+                <w:rFonts w:ascii="Lora" w:hAnsi="Lora"/>
+                <w:sz w:val="16"/>
+                <w:szCs w:val="16"/>
+              </w:rPr>
+            </w:pPr>
+            <w:r>
+              <w:rPr>
+                <w:rFonts w:ascii="Lora" w:hAnsi="Lora"/>
+                <w:sz w:val="16"/>
+                <w:szCs w:val="16"/>
               </w:rPr>
               <w:t>Car</w:t>
             </w:r>
@@ -840,17 +842,18 @@
           </w:tcPr>
           <w:p>
             <w:pPr>
-              <w:rPr>
-                <w:rFonts w:ascii="Lora" w:hAnsi="Lora"/>
-                <w:sz w:val="18"/>
-                <w:szCs w:val="18"/>
-              </w:rPr>
-            </w:pPr>
-            <w:r>
-              <w:rPr>
-                <w:rFonts w:ascii="Lora" w:hAnsi="Lora"/>
-                <w:sz w:val="18"/>
-                <w:szCs w:val="18"/>
+              <w:spacing w:line="276" w:lineRule="auto"/>
+              <w:rPr>
+                <w:rFonts w:ascii="Lora" w:hAnsi="Lora"/>
+                <w:sz w:val="16"/>
+                <w:szCs w:val="16"/>
+              </w:rPr>
+            </w:pPr>
+            <w:r>
+              <w:rPr>
+                <w:rFonts w:ascii="Lora" w:hAnsi="Lora"/>
+                <w:sz w:val="16"/>
+                <w:szCs w:val="16"/>
               </w:rPr>
               <w:t>31min</w:t>
             </w:r>
@@ -863,17 +866,18 @@
           </w:tcPr>
           <w:p>
             <w:pPr>
-              <w:rPr>
-                <w:rFonts w:ascii="Lora" w:hAnsi="Lora"/>
-                <w:sz w:val="18"/>
-                <w:szCs w:val="18"/>
-              </w:rPr>
-            </w:pPr>
-            <w:r>
-              <w:rPr>
-                <w:rFonts w:ascii="Lora" w:hAnsi="Lora"/>
-                <w:sz w:val="18"/>
-                <w:szCs w:val="18"/>
+              <w:spacing w:line="276" w:lineRule="auto"/>
+              <w:rPr>
+                <w:rFonts w:ascii="Lora" w:hAnsi="Lora"/>
+                <w:sz w:val="16"/>
+                <w:szCs w:val="16"/>
+              </w:rPr>
+            </w:pPr>
+            <w:r>
+              <w:rPr>
+                <w:rFonts w:ascii="Lora" w:hAnsi="Lora"/>
+                <w:sz w:val="16"/>
+                <w:szCs w:val="16"/>
               </w:rPr>
               <w:t>Guest</w:t>
             </w:r>
@@ -886,17 +890,18 @@
           </w:tcPr>
           <w:p>
             <w:pPr>
-              <w:rPr>
-                <w:rFonts w:ascii="Lora" w:hAnsi="Lora"/>
-                <w:sz w:val="18"/>
-                <w:szCs w:val="18"/>
-              </w:rPr>
-            </w:pPr>
-            <w:r>
-              <w:rPr>
-                <w:rFonts w:ascii="Lora" w:hAnsi="Lora"/>
-                <w:sz w:val="18"/>
-                <w:szCs w:val="18"/>
+              <w:spacing w:line="276" w:lineRule="auto"/>
+              <w:rPr>
+                <w:rFonts w:ascii="Lora" w:hAnsi="Lora"/>
+                <w:sz w:val="16"/>
+                <w:szCs w:val="16"/>
+              </w:rPr>
+            </w:pPr>
+            <w:r>
+              <w:rPr>
+                <w:rFonts w:ascii="Lora" w:hAnsi="Lora"/>
+                <w:sz w:val="16"/>
+                <w:szCs w:val="16"/>
               </w:rPr>
               <w:t>Guest</w:t>
             </w:r>
@@ -909,17 +914,18 @@
           </w:tcPr>
           <w:p>
             <w:pPr>
-              <w:rPr>
-                <w:rFonts w:ascii="Lora" w:hAnsi="Lora"/>
-                <w:sz w:val="18"/>
-                <w:szCs w:val="18"/>
-              </w:rPr>
-            </w:pPr>
-            <w:r>
-              <w:rPr>
-                <w:rFonts w:ascii="Lora" w:hAnsi="Lora"/>
-                <w:sz w:val="18"/>
-                <w:szCs w:val="18"/>
+              <w:spacing w:line="276" w:lineRule="auto"/>
+              <w:rPr>
+                <w:rFonts w:ascii="Lora" w:hAnsi="Lora"/>
+                <w:sz w:val="16"/>
+                <w:szCs w:val="16"/>
+              </w:rPr>
+            </w:pPr>
+            <w:r>
+              <w:rPr>
+                <w:rFonts w:ascii="Lora" w:hAnsi="Lora"/>
+                <w:sz w:val="16"/>
+                <w:szCs w:val="16"/>
               </w:rPr>
               <w:t>1000</w:t>
             </w:r>
@@ -981,17 +987,18 @@
           </w:tcPr>
           <w:p>
             <w:pPr>
-              <w:rPr>
-                <w:rFonts w:ascii="Lora" w:hAnsi="Lora"/>
-                <w:sz w:val="18"/>
-                <w:szCs w:val="18"/>
-              </w:rPr>
-            </w:pPr>
-            <w:r>
-              <w:rPr>
-                <w:rFonts w:ascii="Lora" w:hAnsi="Lora"/>
-                <w:sz w:val="18"/>
-                <w:szCs w:val="18"/>
+              <w:spacing w:line="276" w:lineRule="auto"/>
+              <w:rPr>
+                <w:rFonts w:ascii="Lora" w:hAnsi="Lora"/>
+                <w:sz w:val="16"/>
+                <w:szCs w:val="16"/>
+              </w:rPr>
+            </w:pPr>
+            <w:r>
+              <w:rPr>
+                <w:rFonts w:ascii="Lora" w:hAnsi="Lora"/>
+                <w:sz w:val="16"/>
+                <w:szCs w:val="16"/>
               </w:rPr>
               <w:t>Car 3 hours</w:t>
             </w:r>
@@ -1004,17 +1011,18 @@
           </w:tcPr>
           <w:p>
             <w:pPr>
-              <w:rPr>
-                <w:rFonts w:ascii="Lora" w:hAnsi="Lora"/>
-                <w:sz w:val="18"/>
-                <w:szCs w:val="18"/>
-              </w:rPr>
-            </w:pPr>
-            <w:r>
-              <w:rPr>
-                <w:rFonts w:ascii="Lora" w:hAnsi="Lora"/>
-                <w:sz w:val="18"/>
-                <w:szCs w:val="18"/>
+              <w:spacing w:line="276" w:lineRule="auto"/>
+              <w:rPr>
+                <w:rFonts w:ascii="Lora" w:hAnsi="Lora"/>
+                <w:sz w:val="16"/>
+                <w:szCs w:val="16"/>
+              </w:rPr>
+            </w:pPr>
+            <w:r>
+              <w:rPr>
+                <w:rFonts w:ascii="Lora" w:hAnsi="Lora"/>
+                <w:sz w:val="16"/>
+                <w:szCs w:val="16"/>
               </w:rPr>
               <w:t>Car</w:t>
             </w:r>
@@ -1027,17 +1035,18 @@
           </w:tcPr>
           <w:p>
             <w:pPr>
-              <w:rPr>
-                <w:rFonts w:ascii="Lora" w:hAnsi="Lora"/>
-                <w:sz w:val="18"/>
-                <w:szCs w:val="18"/>
-              </w:rPr>
-            </w:pPr>
-            <w:r>
-              <w:rPr>
-                <w:rFonts w:ascii="Lora" w:hAnsi="Lora"/>
-                <w:sz w:val="18"/>
-                <w:szCs w:val="18"/>
+              <w:spacing w:line="276" w:lineRule="auto"/>
+              <w:rPr>
+                <w:rFonts w:ascii="Lora" w:hAnsi="Lora"/>
+                <w:sz w:val="16"/>
+                <w:szCs w:val="16"/>
+              </w:rPr>
+            </w:pPr>
+            <w:r>
+              <w:rPr>
+                <w:rFonts w:ascii="Lora" w:hAnsi="Lora"/>
+                <w:sz w:val="16"/>
+                <w:szCs w:val="16"/>
               </w:rPr>
               <w:t>3h</w:t>
             </w:r>
@@ -1050,17 +1059,18 @@
           </w:tcPr>
           <w:p>
             <w:pPr>
-              <w:rPr>
-                <w:rFonts w:ascii="Lora" w:hAnsi="Lora"/>
-                <w:sz w:val="18"/>
-                <w:szCs w:val="18"/>
-              </w:rPr>
-            </w:pPr>
-            <w:r>
-              <w:rPr>
-                <w:rFonts w:ascii="Lora" w:hAnsi="Lora"/>
-                <w:sz w:val="18"/>
-                <w:szCs w:val="18"/>
+              <w:spacing w:line="276" w:lineRule="auto"/>
+              <w:rPr>
+                <w:rFonts w:ascii="Lora" w:hAnsi="Lora"/>
+                <w:sz w:val="16"/>
+                <w:szCs w:val="16"/>
+              </w:rPr>
+            </w:pPr>
+            <w:r>
+              <w:rPr>
+                <w:rFonts w:ascii="Lora" w:hAnsi="Lora"/>
+                <w:sz w:val="16"/>
+                <w:szCs w:val="16"/>
               </w:rPr>
               <w:t>Guest</w:t>
             </w:r>
@@ -1073,17 +1083,18 @@
           </w:tcPr>
           <w:p>
             <w:pPr>
-              <w:rPr>
-                <w:rFonts w:ascii="Lora" w:hAnsi="Lora"/>
-                <w:sz w:val="18"/>
-                <w:szCs w:val="18"/>
-              </w:rPr>
-            </w:pPr>
-            <w:r>
-              <w:rPr>
-                <w:rFonts w:ascii="Lora" w:hAnsi="Lora"/>
-                <w:sz w:val="18"/>
-                <w:szCs w:val="18"/>
+              <w:spacing w:line="276" w:lineRule="auto"/>
+              <w:rPr>
+                <w:rFonts w:ascii="Lora" w:hAnsi="Lora"/>
+                <w:sz w:val="16"/>
+                <w:szCs w:val="16"/>
+              </w:rPr>
+            </w:pPr>
+            <w:r>
+              <w:rPr>
+                <w:rFonts w:ascii="Lora" w:hAnsi="Lora"/>
+                <w:sz w:val="16"/>
+                <w:szCs w:val="16"/>
               </w:rPr>
               <w:t>Guest</w:t>
             </w:r>
@@ -1096,17 +1107,18 @@
           </w:tcPr>
           <w:p>
             <w:pPr>
-              <w:rPr>
-                <w:rFonts w:ascii="Lora" w:hAnsi="Lora"/>
-                <w:sz w:val="18"/>
-                <w:szCs w:val="18"/>
-              </w:rPr>
-            </w:pPr>
-            <w:r>
-              <w:rPr>
-                <w:rFonts w:ascii="Lora" w:hAnsi="Lora"/>
-                <w:sz w:val="18"/>
-                <w:szCs w:val="18"/>
+              <w:spacing w:line="276" w:lineRule="auto"/>
+              <w:rPr>
+                <w:rFonts w:ascii="Lora" w:hAnsi="Lora"/>
+                <w:sz w:val="16"/>
+                <w:szCs w:val="16"/>
+              </w:rPr>
+            </w:pPr>
+            <w:r>
+              <w:rPr>
+                <w:rFonts w:ascii="Lora" w:hAnsi="Lora"/>
+                <w:sz w:val="16"/>
+                <w:szCs w:val="16"/>
               </w:rPr>
               <w:t>3000</w:t>
             </w:r>
@@ -1168,17 +1180,18 @@
           </w:tcPr>
           <w:p>
             <w:pPr>
-              <w:rPr>
-                <w:rFonts w:ascii="Lora" w:hAnsi="Lora"/>
-                <w:sz w:val="18"/>
-                <w:szCs w:val="18"/>
-              </w:rPr>
-            </w:pPr>
-            <w:r>
-              <w:rPr>
-                <w:rFonts w:ascii="Lora" w:hAnsi="Lora"/>
-                <w:sz w:val="18"/>
-                <w:szCs w:val="18"/>
+              <w:spacing w:line="276" w:lineRule="auto"/>
+              <w:rPr>
+                <w:rFonts w:ascii="Lora" w:hAnsi="Lora"/>
+                <w:sz w:val="16"/>
+                <w:szCs w:val="16"/>
+              </w:rPr>
+            </w:pPr>
+            <w:r>
+              <w:rPr>
+                <w:rFonts w:ascii="Lora" w:hAnsi="Lora"/>
+                <w:sz w:val="16"/>
+                <w:szCs w:val="16"/>
               </w:rPr>
               <w:t>SUV 1 hour</w:t>
             </w:r>
@@ -1191,17 +1204,18 @@
           </w:tcPr>
           <w:p>
             <w:pPr>
-              <w:rPr>
-                <w:rFonts w:ascii="Lora" w:hAnsi="Lora"/>
-                <w:sz w:val="18"/>
-                <w:szCs w:val="18"/>
-              </w:rPr>
-            </w:pPr>
-            <w:r>
-              <w:rPr>
-                <w:rFonts w:ascii="Lora" w:hAnsi="Lora"/>
-                <w:sz w:val="18"/>
-                <w:szCs w:val="18"/>
+              <w:spacing w:line="276" w:lineRule="auto"/>
+              <w:rPr>
+                <w:rFonts w:ascii="Lora" w:hAnsi="Lora"/>
+                <w:sz w:val="16"/>
+                <w:szCs w:val="16"/>
+              </w:rPr>
+            </w:pPr>
+            <w:r>
+              <w:rPr>
+                <w:rFonts w:ascii="Lora" w:hAnsi="Lora"/>
+                <w:sz w:val="16"/>
+                <w:szCs w:val="16"/>
               </w:rPr>
               <w:t>SUV</w:t>
             </w:r>
@@ -1214,17 +1228,18 @@
           </w:tcPr>
           <w:p>
             <w:pPr>
-              <w:rPr>
-                <w:rFonts w:ascii="Lora" w:hAnsi="Lora"/>
-                <w:sz w:val="18"/>
-                <w:szCs w:val="18"/>
-              </w:rPr>
-            </w:pPr>
-            <w:r>
-              <w:rPr>
-                <w:rFonts w:ascii="Lora" w:hAnsi="Lora"/>
-                <w:sz w:val="18"/>
-                <w:szCs w:val="18"/>
+              <w:spacing w:line="276" w:lineRule="auto"/>
+              <w:rPr>
+                <w:rFonts w:ascii="Lora" w:hAnsi="Lora"/>
+                <w:sz w:val="16"/>
+                <w:szCs w:val="16"/>
+              </w:rPr>
+            </w:pPr>
+            <w:r>
+              <w:rPr>
+                <w:rFonts w:ascii="Lora" w:hAnsi="Lora"/>
+                <w:sz w:val="16"/>
+                <w:szCs w:val="16"/>
               </w:rPr>
               <w:t>1h</w:t>
             </w:r>
@@ -1237,17 +1252,18 @@
           </w:tcPr>
           <w:p>
             <w:pPr>
-              <w:rPr>
-                <w:rFonts w:ascii="Lora" w:hAnsi="Lora"/>
-                <w:sz w:val="18"/>
-                <w:szCs w:val="18"/>
-              </w:rPr>
-            </w:pPr>
-            <w:r>
-              <w:rPr>
-                <w:rFonts w:ascii="Lora" w:hAnsi="Lora"/>
-                <w:sz w:val="18"/>
-                <w:szCs w:val="18"/>
+              <w:spacing w:line="276" w:lineRule="auto"/>
+              <w:rPr>
+                <w:rFonts w:ascii="Lora" w:hAnsi="Lora"/>
+                <w:sz w:val="16"/>
+                <w:szCs w:val="16"/>
+              </w:rPr>
+            </w:pPr>
+            <w:r>
+              <w:rPr>
+                <w:rFonts w:ascii="Lora" w:hAnsi="Lora"/>
+                <w:sz w:val="16"/>
+                <w:szCs w:val="16"/>
               </w:rPr>
               <w:t>Guest</w:t>
             </w:r>
@@ -1260,17 +1276,18 @@
           </w:tcPr>
           <w:p>
             <w:pPr>
-              <w:rPr>
-                <w:rFonts w:ascii="Lora" w:hAnsi="Lora"/>
-                <w:sz w:val="18"/>
-                <w:szCs w:val="18"/>
-              </w:rPr>
-            </w:pPr>
-            <w:r>
-              <w:rPr>
-                <w:rFonts w:ascii="Lora" w:hAnsi="Lora"/>
-                <w:sz w:val="18"/>
-                <w:szCs w:val="18"/>
+              <w:spacing w:line="276" w:lineRule="auto"/>
+              <w:rPr>
+                <w:rFonts w:ascii="Lora" w:hAnsi="Lora"/>
+                <w:sz w:val="16"/>
+                <w:szCs w:val="16"/>
+              </w:rPr>
+            </w:pPr>
+            <w:r>
+              <w:rPr>
+                <w:rFonts w:ascii="Lora" w:hAnsi="Lora"/>
+                <w:sz w:val="16"/>
+                <w:szCs w:val="16"/>
               </w:rPr>
               <w:t>Guest</w:t>
             </w:r>
@@ -1283,17 +1300,18 @@
           </w:tcPr>
           <w:p>
             <w:pPr>
-              <w:rPr>
-                <w:rFonts w:ascii="Lora" w:hAnsi="Lora"/>
-                <w:sz w:val="18"/>
-                <w:szCs w:val="18"/>
-              </w:rPr>
-            </w:pPr>
-            <w:r>
-              <w:rPr>
-                <w:rFonts w:ascii="Lora" w:hAnsi="Lora"/>
-                <w:sz w:val="18"/>
-                <w:szCs w:val="18"/>
+              <w:spacing w:line="276" w:lineRule="auto"/>
+              <w:rPr>
+                <w:rFonts w:ascii="Lora" w:hAnsi="Lora"/>
+                <w:sz w:val="16"/>
+                <w:szCs w:val="16"/>
+              </w:rPr>
+            </w:pPr>
+            <w:r>
+              <w:rPr>
+                <w:rFonts w:ascii="Lora" w:hAnsi="Lora"/>
+                <w:sz w:val="16"/>
+                <w:szCs w:val="16"/>
               </w:rPr>
               <w:t>1500</w:t>
             </w:r>
@@ -1355,17 +1373,18 @@
           </w:tcPr>
           <w:p>
             <w:pPr>
-              <w:rPr>
-                <w:rFonts w:ascii="Lora" w:hAnsi="Lora"/>
-                <w:sz w:val="18"/>
-                <w:szCs w:val="18"/>
-              </w:rPr>
-            </w:pPr>
-            <w:r>
-              <w:rPr>
-                <w:rFonts w:ascii="Lora" w:hAnsi="Lora"/>
-                <w:sz w:val="18"/>
-                <w:szCs w:val="18"/>
+              <w:spacing w:line="276" w:lineRule="auto"/>
+              <w:rPr>
+                <w:rFonts w:ascii="Lora" w:hAnsi="Lora"/>
+                <w:sz w:val="16"/>
+                <w:szCs w:val="16"/>
+              </w:rPr>
+            </w:pPr>
+            <w:r>
+              <w:rPr>
+                <w:rFonts w:ascii="Lora" w:hAnsi="Lora"/>
+                <w:sz w:val="16"/>
+                <w:szCs w:val="16"/>
               </w:rPr>
               <w:t>Daily cap car</w:t>
             </w:r>
@@ -1378,17 +1397,18 @@
           </w:tcPr>
           <w:p>
             <w:pPr>
-              <w:rPr>
-                <w:rFonts w:ascii="Lora" w:hAnsi="Lora"/>
-                <w:sz w:val="18"/>
-                <w:szCs w:val="18"/>
-              </w:rPr>
-            </w:pPr>
-            <w:r>
-              <w:rPr>
-                <w:rFonts w:ascii="Lora" w:hAnsi="Lora"/>
-                <w:sz w:val="18"/>
-                <w:szCs w:val="18"/>
+              <w:spacing w:line="276" w:lineRule="auto"/>
+              <w:rPr>
+                <w:rFonts w:ascii="Lora" w:hAnsi="Lora"/>
+                <w:sz w:val="16"/>
+                <w:szCs w:val="16"/>
+              </w:rPr>
+            </w:pPr>
+            <w:r>
+              <w:rPr>
+                <w:rFonts w:ascii="Lora" w:hAnsi="Lora"/>
+                <w:sz w:val="16"/>
+                <w:szCs w:val="16"/>
               </w:rPr>
               <w:t>Car</w:t>
             </w:r>
@@ -1401,17 +1421,18 @@
           </w:tcPr>
           <w:p>
             <w:pPr>
-              <w:rPr>
-                <w:rFonts w:ascii="Lora" w:hAnsi="Lora"/>
-                <w:sz w:val="18"/>
-                <w:szCs w:val="18"/>
-              </w:rPr>
-            </w:pPr>
-            <w:r>
-              <w:rPr>
-                <w:rFonts w:ascii="Lora" w:hAnsi="Lora"/>
-                <w:sz w:val="18"/>
-                <w:szCs w:val="18"/>
+              <w:spacing w:line="276" w:lineRule="auto"/>
+              <w:rPr>
+                <w:rFonts w:ascii="Lora" w:hAnsi="Lora"/>
+                <w:sz w:val="16"/>
+                <w:szCs w:val="16"/>
+              </w:rPr>
+            </w:pPr>
+            <w:r>
+              <w:rPr>
+                <w:rFonts w:ascii="Lora" w:hAnsi="Lora"/>
+                <w:sz w:val="16"/>
+                <w:szCs w:val="16"/>
               </w:rPr>
               <w:t>12h</w:t>
             </w:r>
@@ -1424,17 +1445,18 @@
           </w:tcPr>
           <w:p>
             <w:pPr>
-              <w:rPr>
-                <w:rFonts w:ascii="Lora" w:hAnsi="Lora"/>
-                <w:sz w:val="18"/>
-                <w:szCs w:val="18"/>
-              </w:rPr>
-            </w:pPr>
-            <w:r>
-              <w:rPr>
-                <w:rFonts w:ascii="Lora" w:hAnsi="Lora"/>
-                <w:sz w:val="18"/>
-                <w:szCs w:val="18"/>
+              <w:spacing w:line="276" w:lineRule="auto"/>
+              <w:rPr>
+                <w:rFonts w:ascii="Lora" w:hAnsi="Lora"/>
+                <w:sz w:val="16"/>
+                <w:szCs w:val="16"/>
+              </w:rPr>
+            </w:pPr>
+            <w:r>
+              <w:rPr>
+                <w:rFonts w:ascii="Lora" w:hAnsi="Lora"/>
+                <w:sz w:val="16"/>
+                <w:szCs w:val="16"/>
               </w:rPr>
               <w:t>Guest</w:t>
             </w:r>
@@ -1447,17 +1469,18 @@
           </w:tcPr>
           <w:p>
             <w:pPr>
-              <w:rPr>
-                <w:rFonts w:ascii="Lora" w:hAnsi="Lora"/>
-                <w:sz w:val="18"/>
-                <w:szCs w:val="18"/>
-              </w:rPr>
-            </w:pPr>
-            <w:r>
-              <w:rPr>
-                <w:rFonts w:ascii="Lora" w:hAnsi="Lora"/>
-                <w:sz w:val="18"/>
-                <w:szCs w:val="18"/>
+              <w:spacing w:line="276" w:lineRule="auto"/>
+              <w:rPr>
+                <w:rFonts w:ascii="Lora" w:hAnsi="Lora"/>
+                <w:sz w:val="16"/>
+                <w:szCs w:val="16"/>
+              </w:rPr>
+            </w:pPr>
+            <w:r>
+              <w:rPr>
+                <w:rFonts w:ascii="Lora" w:hAnsi="Lora"/>
+                <w:sz w:val="16"/>
+                <w:szCs w:val="16"/>
               </w:rPr>
               <w:t>Guest</w:t>
             </w:r>
@@ -1470,17 +1493,18 @@
           </w:tcPr>
           <w:p>
             <w:pPr>
-              <w:rPr>
-                <w:rFonts w:ascii="Lora" w:hAnsi="Lora"/>
-                <w:sz w:val="18"/>
-                <w:szCs w:val="18"/>
-              </w:rPr>
-            </w:pPr>
-            <w:r>
-              <w:rPr>
-                <w:rFonts w:ascii="Lora" w:hAnsi="Lora"/>
-                <w:sz w:val="18"/>
-                <w:szCs w:val="18"/>
+              <w:spacing w:line="276" w:lineRule="auto"/>
+              <w:rPr>
+                <w:rFonts w:ascii="Lora" w:hAnsi="Lora"/>
+                <w:sz w:val="16"/>
+                <w:szCs w:val="16"/>
+              </w:rPr>
+            </w:pPr>
+            <w:r>
+              <w:rPr>
+                <w:rFonts w:ascii="Lora" w:hAnsi="Lora"/>
+                <w:sz w:val="16"/>
+                <w:szCs w:val="16"/>
               </w:rPr>
               <w:t>8000</w:t>
             </w:r>
@@ -1542,17 +1566,18 @@
           </w:tcPr>
           <w:p>
             <w:pPr>
-              <w:rPr>
-                <w:rFonts w:ascii="Lora" w:hAnsi="Lora"/>
-                <w:sz w:val="18"/>
-                <w:szCs w:val="18"/>
-              </w:rPr>
-            </w:pPr>
-            <w:r>
-              <w:rPr>
-                <w:rFonts w:ascii="Lora" w:hAnsi="Lora"/>
-                <w:sz w:val="18"/>
-                <w:szCs w:val="18"/>
+              <w:spacing w:line="276" w:lineRule="auto"/>
+              <w:rPr>
+                <w:rFonts w:ascii="Lora" w:hAnsi="Lora"/>
+                <w:sz w:val="16"/>
+                <w:szCs w:val="16"/>
+              </w:rPr>
+            </w:pPr>
+            <w:r>
+              <w:rPr>
+                <w:rFonts w:ascii="Lora" w:hAnsi="Lora"/>
+                <w:sz w:val="16"/>
+                <w:szCs w:val="16"/>
               </w:rPr>
               <w:t>Overnight fee</w:t>
             </w:r>
@@ -1565,17 +1590,18 @@
           </w:tcPr>
           <w:p>
             <w:pPr>
-              <w:rPr>
-                <w:rFonts w:ascii="Lora" w:hAnsi="Lora"/>
-                <w:sz w:val="18"/>
-                <w:szCs w:val="18"/>
-              </w:rPr>
-            </w:pPr>
-            <w:r>
-              <w:rPr>
-                <w:rFonts w:ascii="Lora" w:hAnsi="Lora"/>
-                <w:sz w:val="18"/>
-                <w:szCs w:val="18"/>
+              <w:spacing w:line="276" w:lineRule="auto"/>
+              <w:rPr>
+                <w:rFonts w:ascii="Lora" w:hAnsi="Lora"/>
+                <w:sz w:val="16"/>
+                <w:szCs w:val="16"/>
+              </w:rPr>
+            </w:pPr>
+            <w:r>
+              <w:rPr>
+                <w:rFonts w:ascii="Lora" w:hAnsi="Lora"/>
+                <w:sz w:val="16"/>
+                <w:szCs w:val="16"/>
               </w:rPr>
               <w:t>Car</w:t>
             </w:r>
@@ -1588,17 +1614,18 @@
           </w:tcPr>
           <w:p>
             <w:pPr>
-              <w:rPr>
-                <w:rFonts w:ascii="Lora" w:hAnsi="Lora"/>
-                <w:sz w:val="18"/>
-                <w:szCs w:val="18"/>
-              </w:rPr>
-            </w:pPr>
-            <w:r>
-              <w:rPr>
-                <w:rFonts w:ascii="Lora" w:hAnsi="Lora"/>
-                <w:sz w:val="18"/>
-                <w:szCs w:val="18"/>
+              <w:spacing w:line="276" w:lineRule="auto"/>
+              <w:rPr>
+                <w:rFonts w:ascii="Lora" w:hAnsi="Lora"/>
+                <w:sz w:val="16"/>
+                <w:szCs w:val="16"/>
+              </w:rPr>
+            </w:pPr>
+            <w:r>
+              <w:rPr>
+                <w:rFonts w:ascii="Lora" w:hAnsi="Lora"/>
+                <w:sz w:val="16"/>
+                <w:szCs w:val="16"/>
               </w:rPr>
               <w:t>8PM-11PM</w:t>
             </w:r>
@@ -1611,17 +1638,18 @@
           </w:tcPr>
           <w:p>
             <w:pPr>
-              <w:rPr>
-                <w:rFonts w:ascii="Lora" w:hAnsi="Lora"/>
-                <w:sz w:val="18"/>
-                <w:szCs w:val="18"/>
-              </w:rPr>
-            </w:pPr>
-            <w:r>
-              <w:rPr>
-                <w:rFonts w:ascii="Lora" w:hAnsi="Lora"/>
-                <w:sz w:val="18"/>
-                <w:szCs w:val="18"/>
+              <w:spacing w:line="276" w:lineRule="auto"/>
+              <w:rPr>
+                <w:rFonts w:ascii="Lora" w:hAnsi="Lora"/>
+                <w:sz w:val="16"/>
+                <w:szCs w:val="16"/>
+              </w:rPr>
+            </w:pPr>
+            <w:r>
+              <w:rPr>
+                <w:rFonts w:ascii="Lora" w:hAnsi="Lora"/>
+                <w:sz w:val="16"/>
+                <w:szCs w:val="16"/>
               </w:rPr>
               <w:t>Guest</w:t>
             </w:r>
@@ -1634,17 +1662,18 @@
           </w:tcPr>
           <w:p>
             <w:pPr>
-              <w:rPr>
-                <w:rFonts w:ascii="Lora" w:hAnsi="Lora"/>
-                <w:sz w:val="18"/>
-                <w:szCs w:val="18"/>
-              </w:rPr>
-            </w:pPr>
-            <w:r>
-              <w:rPr>
-                <w:rFonts w:ascii="Lora" w:hAnsi="Lora"/>
-                <w:sz w:val="18"/>
-                <w:szCs w:val="18"/>
+              <w:spacing w:line="276" w:lineRule="auto"/>
+              <w:rPr>
+                <w:rFonts w:ascii="Lora" w:hAnsi="Lora"/>
+                <w:sz w:val="16"/>
+                <w:szCs w:val="16"/>
+              </w:rPr>
+            </w:pPr>
+            <w:r>
+              <w:rPr>
+                <w:rFonts w:ascii="Lora" w:hAnsi="Lora"/>
+                <w:sz w:val="16"/>
+                <w:szCs w:val="16"/>
               </w:rPr>
               <w:t>Overnight</w:t>
             </w:r>
@@ -1657,17 +1686,18 @@
           </w:tcPr>
           <w:p>
             <w:pPr>
-              <w:rPr>
-                <w:rFonts w:ascii="Lora" w:hAnsi="Lora"/>
-                <w:sz w:val="18"/>
-                <w:szCs w:val="18"/>
-              </w:rPr>
-            </w:pPr>
-            <w:r>
-              <w:rPr>
-                <w:rFonts w:ascii="Lora" w:hAnsi="Lora"/>
-                <w:sz w:val="18"/>
-                <w:szCs w:val="18"/>
+              <w:spacing w:line="276" w:lineRule="auto"/>
+              <w:rPr>
+                <w:rFonts w:ascii="Lora" w:hAnsi="Lora"/>
+                <w:sz w:val="16"/>
+                <w:szCs w:val="16"/>
+              </w:rPr>
+            </w:pPr>
+            <w:r>
+              <w:rPr>
+                <w:rFonts w:ascii="Lora" w:hAnsi="Lora"/>
+                <w:sz w:val="16"/>
+                <w:szCs w:val="16"/>
               </w:rPr>
               <w:t>+2000</w:t>
             </w:r>
@@ -1729,17 +1759,18 @@
           </w:tcPr>
           <w:p>
             <w:pPr>
-              <w:rPr>
-                <w:rFonts w:ascii="Lora" w:hAnsi="Lora"/>
-                <w:sz w:val="18"/>
-                <w:szCs w:val="18"/>
-              </w:rPr>
-            </w:pPr>
-            <w:r>
-              <w:rPr>
-                <w:rFonts w:ascii="Lora" w:hAnsi="Lora"/>
-                <w:sz w:val="18"/>
-                <w:szCs w:val="18"/>
+              <w:spacing w:line="276" w:lineRule="auto"/>
+              <w:rPr>
+                <w:rFonts w:ascii="Lora" w:hAnsi="Lora"/>
+                <w:sz w:val="16"/>
+                <w:szCs w:val="16"/>
+              </w:rPr>
+            </w:pPr>
+            <w:r>
+              <w:rPr>
+                <w:rFonts w:ascii="Lora" w:hAnsi="Lora"/>
+                <w:sz w:val="16"/>
+                <w:szCs w:val="16"/>
               </w:rPr>
               <w:t>Weekend surcharge</w:t>
             </w:r>
@@ -1752,17 +1783,18 @@
           </w:tcPr>
           <w:p>
             <w:pPr>
-              <w:rPr>
-                <w:rFonts w:ascii="Lora" w:hAnsi="Lora"/>
-                <w:sz w:val="18"/>
-                <w:szCs w:val="18"/>
-              </w:rPr>
-            </w:pPr>
-            <w:r>
-              <w:rPr>
-                <w:rFonts w:ascii="Lora" w:hAnsi="Lora"/>
-                <w:sz w:val="18"/>
-                <w:szCs w:val="18"/>
+              <w:spacing w:line="276" w:lineRule="auto"/>
+              <w:rPr>
+                <w:rFonts w:ascii="Lora" w:hAnsi="Lora"/>
+                <w:sz w:val="16"/>
+                <w:szCs w:val="16"/>
+              </w:rPr>
+            </w:pPr>
+            <w:r>
+              <w:rPr>
+                <w:rFonts w:ascii="Lora" w:hAnsi="Lora"/>
+                <w:sz w:val="16"/>
+                <w:szCs w:val="16"/>
               </w:rPr>
               <w:t>Car</w:t>
             </w:r>
@@ -1775,17 +1807,18 @@
           </w:tcPr>
           <w:p>
             <w:pPr>
-              <w:rPr>
-                <w:rFonts w:ascii="Lora" w:hAnsi="Lora"/>
-                <w:sz w:val="18"/>
-                <w:szCs w:val="18"/>
-              </w:rPr>
-            </w:pPr>
-            <w:r>
-              <w:rPr>
-                <w:rFonts w:ascii="Lora" w:hAnsi="Lora"/>
-                <w:sz w:val="18"/>
-                <w:szCs w:val="18"/>
+              <w:spacing w:line="276" w:lineRule="auto"/>
+              <w:rPr>
+                <w:rFonts w:ascii="Lora" w:hAnsi="Lora"/>
+                <w:sz w:val="16"/>
+                <w:szCs w:val="16"/>
+              </w:rPr>
+            </w:pPr>
+            <w:r>
+              <w:rPr>
+                <w:rFonts w:ascii="Lora" w:hAnsi="Lora"/>
+                <w:sz w:val="16"/>
+                <w:szCs w:val="16"/>
               </w:rPr>
               <w:t>2h</w:t>
             </w:r>
@@ -1798,17 +1831,18 @@
           </w:tcPr>
           <w:p>
             <w:pPr>
-              <w:rPr>
-                <w:rFonts w:ascii="Lora" w:hAnsi="Lora"/>
-                <w:sz w:val="18"/>
-                <w:szCs w:val="18"/>
-              </w:rPr>
-            </w:pPr>
-            <w:r>
-              <w:rPr>
-                <w:rFonts w:ascii="Lora" w:hAnsi="Lora"/>
-                <w:sz w:val="18"/>
-                <w:szCs w:val="18"/>
+              <w:spacing w:line="276" w:lineRule="auto"/>
+              <w:rPr>
+                <w:rFonts w:ascii="Lora" w:hAnsi="Lora"/>
+                <w:sz w:val="16"/>
+                <w:szCs w:val="16"/>
+              </w:rPr>
+            </w:pPr>
+            <w:r>
+              <w:rPr>
+                <w:rFonts w:ascii="Lora" w:hAnsi="Lora"/>
+                <w:sz w:val="16"/>
+                <w:szCs w:val="16"/>
               </w:rPr>
               <w:t>Guest</w:t>
             </w:r>
@@ -1821,17 +1855,18 @@
           </w:tcPr>
           <w:p>
             <w:pPr>
-              <w:rPr>
-                <w:rFonts w:ascii="Lora" w:hAnsi="Lora"/>
-                <w:sz w:val="18"/>
-                <w:szCs w:val="18"/>
-              </w:rPr>
-            </w:pPr>
-            <w:r>
-              <w:rPr>
-                <w:rFonts w:ascii="Lora" w:hAnsi="Lora"/>
-                <w:sz w:val="18"/>
-                <w:szCs w:val="18"/>
+              <w:spacing w:line="276" w:lineRule="auto"/>
+              <w:rPr>
+                <w:rFonts w:ascii="Lora" w:hAnsi="Lora"/>
+                <w:sz w:val="16"/>
+                <w:szCs w:val="16"/>
+              </w:rPr>
+            </w:pPr>
+            <w:r>
+              <w:rPr>
+                <w:rFonts w:ascii="Lora" w:hAnsi="Lora"/>
+                <w:sz w:val="16"/>
+                <w:szCs w:val="16"/>
               </w:rPr>
               <w:t>Saturday</w:t>
             </w:r>
@@ -1844,17 +1879,18 @@
           </w:tcPr>
           <w:p>
             <w:pPr>
-              <w:rPr>
-                <w:rFonts w:ascii="Lora" w:hAnsi="Lora"/>
-                <w:sz w:val="18"/>
-                <w:szCs w:val="18"/>
-              </w:rPr>
-            </w:pPr>
-            <w:r>
-              <w:rPr>
-                <w:rFonts w:ascii="Lora" w:hAnsi="Lora"/>
-                <w:sz w:val="18"/>
-                <w:szCs w:val="18"/>
+              <w:spacing w:line="276" w:lineRule="auto"/>
+              <w:rPr>
+                <w:rFonts w:ascii="Lora" w:hAnsi="Lora"/>
+                <w:sz w:val="16"/>
+                <w:szCs w:val="16"/>
+              </w:rPr>
+            </w:pPr>
+            <w:r>
+              <w:rPr>
+                <w:rFonts w:ascii="Lora" w:hAnsi="Lora"/>
+                <w:sz w:val="16"/>
+                <w:szCs w:val="16"/>
               </w:rPr>
               <w:t>2400</w:t>
             </w:r>
@@ -1941,11 +1977,11 @@
                 </w:tcPr>
                 <w:p>
                   <w:pPr>
-                    <w:spacing w:after="0" w:line="240" w:lineRule="auto"/>
+                    <w:spacing w:after="0" w:line="276" w:lineRule="auto"/>
                     <w:rPr>
                       <w:rFonts w:ascii="Lora" w:eastAsia="Times New Roman" w:hAnsi="Lora" w:cs="Times New Roman"/>
-                      <w:sz w:val="18"/>
-                      <w:szCs w:val="18"/>
+                      <w:sz w:val="16"/>
+                      <w:szCs w:val="16"/>
                     </w:rPr>
                   </w:pPr>
                 </w:p>
@@ -1954,11 +1990,12 @@
           </w:tbl>
           <w:p>
             <w:pPr>
+              <w:spacing w:line="276" w:lineRule="auto"/>
               <w:rPr>
                 <w:rFonts w:ascii="Lora" w:eastAsia="Times New Roman" w:hAnsi="Lora" w:cs="Times New Roman"/>
                 <w:vanish/>
-                <w:sz w:val="18"/>
-                <w:szCs w:val="18"/>
+                <w:sz w:val="16"/>
+                <w:szCs w:val="16"/>
               </w:rPr>
             </w:pPr>
           </w:p>
@@ -1975,7 +2012,7 @@
               <w:tblLook w:val="04A0" w:firstRow="1" w:lastRow="0" w:firstColumn="1" w:lastColumn="0" w:noHBand="0" w:noVBand="1"/>
             </w:tblPr>
             <w:tblGrid>
-              <w:gridCol w:w="1529"/>
+              <w:gridCol w:w="1449"/>
             </w:tblGrid>
             <w:tr>
               <w:trPr>
@@ -1989,18 +2026,18 @@
                 </w:tcPr>
                 <w:p>
                   <w:pPr>
-                    <w:spacing w:after="0" w:line="240" w:lineRule="auto"/>
+                    <w:spacing w:after="0" w:line="276" w:lineRule="auto"/>
                     <w:rPr>
                       <w:rFonts w:ascii="Lora" w:eastAsia="Times New Roman" w:hAnsi="Lora" w:cs="Times New Roman"/>
-                      <w:sz w:val="18"/>
-                      <w:szCs w:val="18"/>
+                      <w:sz w:val="16"/>
+                      <w:szCs w:val="16"/>
                     </w:rPr>
                   </w:pPr>
                   <w:r>
                     <w:rPr>
                       <w:rFonts w:ascii="Lora" w:eastAsia="Times New Roman" w:hAnsi="Lora" w:cs="Times New Roman"/>
-                      <w:sz w:val="18"/>
-                      <w:szCs w:val="18"/>
+                      <w:sz w:val="16"/>
+                      <w:szCs w:val="16"/>
                     </w:rPr>
                     <w:t>Holiday surcharge</w:t>
                   </w:r>
@@ -2010,10 +2047,11 @@
           </w:tbl>
           <w:p>
             <w:pPr>
-              <w:rPr>
-                <w:rFonts w:ascii="Lora" w:hAnsi="Lora"/>
-                <w:sz w:val="18"/>
-                <w:szCs w:val="18"/>
+              <w:spacing w:line="276" w:lineRule="auto"/>
+              <w:rPr>
+                <w:rFonts w:ascii="Lora" w:hAnsi="Lora"/>
+                <w:sz w:val="16"/>
+                <w:szCs w:val="16"/>
               </w:rPr>
             </w:pPr>
           </w:p>
@@ -2025,17 +2063,18 @@
           </w:tcPr>
           <w:p>
             <w:pPr>
-              <w:rPr>
-                <w:rFonts w:ascii="Lora" w:hAnsi="Lora"/>
-                <w:sz w:val="18"/>
-                <w:szCs w:val="18"/>
-              </w:rPr>
-            </w:pPr>
-            <w:r>
-              <w:rPr>
-                <w:rFonts w:ascii="Lora" w:hAnsi="Lora"/>
-                <w:sz w:val="18"/>
-                <w:szCs w:val="18"/>
+              <w:spacing w:line="276" w:lineRule="auto"/>
+              <w:rPr>
+                <w:rFonts w:ascii="Lora" w:hAnsi="Lora"/>
+                <w:sz w:val="16"/>
+                <w:szCs w:val="16"/>
+              </w:rPr>
+            </w:pPr>
+            <w:r>
+              <w:rPr>
+                <w:rFonts w:ascii="Lora" w:hAnsi="Lora"/>
+                <w:sz w:val="16"/>
+                <w:szCs w:val="16"/>
               </w:rPr>
               <w:t>Car</w:t>
             </w:r>
@@ -2048,17 +2087,18 @@
           </w:tcPr>
           <w:p>
             <w:pPr>
-              <w:rPr>
-                <w:rFonts w:ascii="Lora" w:hAnsi="Lora"/>
-                <w:sz w:val="18"/>
-                <w:szCs w:val="18"/>
-              </w:rPr>
-            </w:pPr>
-            <w:r>
-              <w:rPr>
-                <w:rFonts w:ascii="Lora" w:hAnsi="Lora"/>
-                <w:sz w:val="18"/>
-                <w:szCs w:val="18"/>
+              <w:spacing w:line="276" w:lineRule="auto"/>
+              <w:rPr>
+                <w:rFonts w:ascii="Lora" w:hAnsi="Lora"/>
+                <w:sz w:val="16"/>
+                <w:szCs w:val="16"/>
+              </w:rPr>
+            </w:pPr>
+            <w:r>
+              <w:rPr>
+                <w:rFonts w:ascii="Lora" w:hAnsi="Lora"/>
+                <w:sz w:val="16"/>
+                <w:szCs w:val="16"/>
               </w:rPr>
               <w:t>2h</w:t>
             </w:r>
@@ -2071,17 +2111,18 @@
           </w:tcPr>
           <w:p>
             <w:pPr>
-              <w:rPr>
-                <w:rFonts w:ascii="Lora" w:hAnsi="Lora"/>
-                <w:sz w:val="18"/>
-                <w:szCs w:val="18"/>
-              </w:rPr>
-            </w:pPr>
-            <w:r>
-              <w:rPr>
-                <w:rFonts w:ascii="Lora" w:hAnsi="Lora"/>
-                <w:sz w:val="18"/>
-                <w:szCs w:val="18"/>
+              <w:spacing w:line="276" w:lineRule="auto"/>
+              <w:rPr>
+                <w:rFonts w:ascii="Lora" w:hAnsi="Lora"/>
+                <w:sz w:val="16"/>
+                <w:szCs w:val="16"/>
+              </w:rPr>
+            </w:pPr>
+            <w:r>
+              <w:rPr>
+                <w:rFonts w:ascii="Lora" w:hAnsi="Lora"/>
+                <w:sz w:val="16"/>
+                <w:szCs w:val="16"/>
               </w:rPr>
               <w:t>Guest</w:t>
             </w:r>
@@ -2094,17 +2135,18 @@
           </w:tcPr>
           <w:p>
             <w:pPr>
-              <w:rPr>
-                <w:rFonts w:ascii="Lora" w:hAnsi="Lora"/>
-                <w:sz w:val="18"/>
-                <w:szCs w:val="18"/>
-              </w:rPr>
-            </w:pPr>
-            <w:r>
-              <w:rPr>
-                <w:rFonts w:ascii="Lora" w:hAnsi="Lora"/>
-                <w:sz w:val="18"/>
-                <w:szCs w:val="18"/>
+              <w:spacing w:line="276" w:lineRule="auto"/>
+              <w:rPr>
+                <w:rFonts w:ascii="Lora" w:hAnsi="Lora"/>
+                <w:sz w:val="16"/>
+                <w:szCs w:val="16"/>
+              </w:rPr>
+            </w:pPr>
+            <w:r>
+              <w:rPr>
+                <w:rFonts w:ascii="Lora" w:hAnsi="Lora"/>
+                <w:sz w:val="16"/>
+                <w:szCs w:val="16"/>
               </w:rPr>
               <w:t>Holiday</w:t>
             </w:r>
@@ -2117,17 +2159,18 @@
           </w:tcPr>
           <w:p>
             <w:pPr>
-              <w:rPr>
-                <w:rFonts w:ascii="Lora" w:hAnsi="Lora"/>
-                <w:sz w:val="18"/>
-                <w:szCs w:val="18"/>
-              </w:rPr>
-            </w:pPr>
-            <w:r>
-              <w:rPr>
-                <w:rFonts w:ascii="Lora" w:hAnsi="Lora"/>
-                <w:sz w:val="18"/>
-                <w:szCs w:val="18"/>
+              <w:spacing w:line="276" w:lineRule="auto"/>
+              <w:rPr>
+                <w:rFonts w:ascii="Lora" w:hAnsi="Lora"/>
+                <w:sz w:val="16"/>
+                <w:szCs w:val="16"/>
+              </w:rPr>
+            </w:pPr>
+            <w:r>
+              <w:rPr>
+                <w:rFonts w:ascii="Lora" w:hAnsi="Lora"/>
+                <w:sz w:val="16"/>
+                <w:szCs w:val="16"/>
               </w:rPr>
               <w:t>3000</w:t>
             </w:r>
@@ -2189,17 +2232,18 @@
           </w:tcPr>
           <w:p>
             <w:pPr>
-              <w:rPr>
-                <w:rFonts w:ascii="Lora" w:hAnsi="Lora"/>
-                <w:sz w:val="18"/>
-                <w:szCs w:val="18"/>
-              </w:rPr>
-            </w:pPr>
-            <w:r>
-              <w:rPr>
-                <w:rFonts w:ascii="Lora" w:hAnsi="Lora"/>
-                <w:sz w:val="18"/>
-                <w:szCs w:val="18"/>
+              <w:spacing w:line="276" w:lineRule="auto"/>
+              <w:rPr>
+                <w:rFonts w:ascii="Lora" w:hAnsi="Lora"/>
+                <w:sz w:val="16"/>
+                <w:szCs w:val="16"/>
+              </w:rPr>
+            </w:pPr>
+            <w:r>
+              <w:rPr>
+                <w:rFonts w:ascii="Lora" w:hAnsi="Lora"/>
+                <w:sz w:val="16"/>
+                <w:szCs w:val="16"/>
               </w:rPr>
               <w:t>Silver discount</w:t>
             </w:r>
@@ -2212,17 +2256,18 @@
           </w:tcPr>
           <w:p>
             <w:pPr>
-              <w:rPr>
-                <w:rFonts w:ascii="Lora" w:hAnsi="Lora"/>
-                <w:sz w:val="18"/>
-                <w:szCs w:val="18"/>
-              </w:rPr>
-            </w:pPr>
-            <w:r>
-              <w:rPr>
-                <w:rFonts w:ascii="Lora" w:hAnsi="Lora"/>
-                <w:sz w:val="18"/>
-                <w:szCs w:val="18"/>
+              <w:spacing w:line="276" w:lineRule="auto"/>
+              <w:rPr>
+                <w:rFonts w:ascii="Lora" w:hAnsi="Lora"/>
+                <w:sz w:val="16"/>
+                <w:szCs w:val="16"/>
+              </w:rPr>
+            </w:pPr>
+            <w:r>
+              <w:rPr>
+                <w:rFonts w:ascii="Lora" w:hAnsi="Lora"/>
+                <w:sz w:val="16"/>
+                <w:szCs w:val="16"/>
               </w:rPr>
               <w:t>Car</w:t>
             </w:r>
@@ -2235,17 +2280,18 @@
           </w:tcPr>
           <w:p>
             <w:pPr>
-              <w:rPr>
-                <w:rFonts w:ascii="Lora" w:hAnsi="Lora"/>
-                <w:sz w:val="18"/>
-                <w:szCs w:val="18"/>
-              </w:rPr>
-            </w:pPr>
-            <w:r>
-              <w:rPr>
-                <w:rFonts w:ascii="Lora" w:hAnsi="Lora"/>
-                <w:sz w:val="18"/>
-                <w:szCs w:val="18"/>
+              <w:spacing w:line="276" w:lineRule="auto"/>
+              <w:rPr>
+                <w:rFonts w:ascii="Lora" w:hAnsi="Lora"/>
+                <w:sz w:val="16"/>
+                <w:szCs w:val="16"/>
+              </w:rPr>
+            </w:pPr>
+            <w:r>
+              <w:rPr>
+                <w:rFonts w:ascii="Lora" w:hAnsi="Lora"/>
+                <w:sz w:val="16"/>
+                <w:szCs w:val="16"/>
               </w:rPr>
               <w:t>2h</w:t>
             </w:r>
@@ -2258,17 +2304,18 @@
           </w:tcPr>
           <w:p>
             <w:pPr>
-              <w:rPr>
-                <w:rFonts w:ascii="Lora" w:hAnsi="Lora"/>
-                <w:sz w:val="18"/>
-                <w:szCs w:val="18"/>
-              </w:rPr>
-            </w:pPr>
-            <w:r>
-              <w:rPr>
-                <w:rFonts w:ascii="Lora" w:hAnsi="Lora"/>
-                <w:sz w:val="18"/>
-                <w:szCs w:val="18"/>
+              <w:spacing w:line="276" w:lineRule="auto"/>
+              <w:rPr>
+                <w:rFonts w:ascii="Lora" w:hAnsi="Lora"/>
+                <w:sz w:val="16"/>
+                <w:szCs w:val="16"/>
+              </w:rPr>
+            </w:pPr>
+            <w:r>
+              <w:rPr>
+                <w:rFonts w:ascii="Lora" w:hAnsi="Lora"/>
+                <w:sz w:val="16"/>
+                <w:szCs w:val="16"/>
               </w:rPr>
               <w:t>Guest</w:t>
             </w:r>
@@ -2281,17 +2328,18 @@
           </w:tcPr>
           <w:p>
             <w:pPr>
-              <w:rPr>
-                <w:rFonts w:ascii="Lora" w:hAnsi="Lora"/>
-                <w:sz w:val="18"/>
-                <w:szCs w:val="18"/>
-              </w:rPr>
-            </w:pPr>
-            <w:r>
-              <w:rPr>
-                <w:rFonts w:ascii="Lora" w:hAnsi="Lora"/>
-                <w:sz w:val="18"/>
-                <w:szCs w:val="18"/>
+              <w:spacing w:line="276" w:lineRule="auto"/>
+              <w:rPr>
+                <w:rFonts w:ascii="Lora" w:hAnsi="Lora"/>
+                <w:sz w:val="16"/>
+                <w:szCs w:val="16"/>
+              </w:rPr>
+            </w:pPr>
+            <w:r>
+              <w:rPr>
+                <w:rFonts w:ascii="Lora" w:hAnsi="Lora"/>
+                <w:sz w:val="16"/>
+                <w:szCs w:val="16"/>
               </w:rPr>
               <w:t>None</w:t>
             </w:r>
@@ -2304,17 +2352,18 @@
           </w:tcPr>
           <w:p>
             <w:pPr>
-              <w:rPr>
-                <w:rFonts w:ascii="Lora" w:hAnsi="Lora"/>
-                <w:sz w:val="18"/>
-                <w:szCs w:val="18"/>
-              </w:rPr>
-            </w:pPr>
-            <w:r>
-              <w:rPr>
-                <w:rFonts w:ascii="Lora" w:hAnsi="Lora"/>
-                <w:sz w:val="18"/>
-                <w:szCs w:val="18"/>
+              <w:spacing w:line="276" w:lineRule="auto"/>
+              <w:rPr>
+                <w:rFonts w:ascii="Lora" w:hAnsi="Lora"/>
+                <w:sz w:val="16"/>
+                <w:szCs w:val="16"/>
+              </w:rPr>
+            </w:pPr>
+            <w:r>
+              <w:rPr>
+                <w:rFonts w:ascii="Lora" w:hAnsi="Lora"/>
+                <w:sz w:val="16"/>
+                <w:szCs w:val="16"/>
               </w:rPr>
               <w:t>1800</w:t>
             </w:r>
@@ -2401,11 +2450,11 @@
                 </w:tcPr>
                 <w:p>
                   <w:pPr>
-                    <w:spacing w:after="0" w:line="240" w:lineRule="auto"/>
+                    <w:spacing w:after="0" w:line="276" w:lineRule="auto"/>
                     <w:rPr>
                       <w:rFonts w:ascii="Lora" w:eastAsia="Times New Roman" w:hAnsi="Lora" w:cs="Times New Roman"/>
-                      <w:sz w:val="18"/>
-                      <w:szCs w:val="18"/>
+                      <w:sz w:val="16"/>
+                      <w:szCs w:val="16"/>
                     </w:rPr>
                   </w:pPr>
                 </w:p>
@@ -2414,11 +2463,12 @@
           </w:tbl>
           <w:p>
             <w:pPr>
+              <w:spacing w:line="276" w:lineRule="auto"/>
               <w:rPr>
                 <w:rFonts w:ascii="Lora" w:eastAsia="Times New Roman" w:hAnsi="Lora" w:cs="Times New Roman"/>
                 <w:vanish/>
-                <w:sz w:val="18"/>
-                <w:szCs w:val="18"/>
+                <w:sz w:val="16"/>
+                <w:szCs w:val="16"/>
               </w:rPr>
             </w:pPr>
           </w:p>
@@ -2435,7 +2485,7 @@
               <w:tblLook w:val="04A0" w:firstRow="1" w:lastRow="0" w:firstColumn="1" w:lastColumn="0" w:noHBand="0" w:noVBand="1"/>
             </w:tblPr>
             <w:tblGrid>
-              <w:gridCol w:w="980"/>
+              <w:gridCol w:w="881"/>
             </w:tblGrid>
             <w:tr>
               <w:trPr>
@@ -2449,18 +2499,18 @@
                 </w:tcPr>
                 <w:p>
                   <w:pPr>
-                    <w:spacing w:after="0" w:line="240" w:lineRule="auto"/>
+                    <w:spacing w:after="0" w:line="276" w:lineRule="auto"/>
                     <w:rPr>
                       <w:rFonts w:ascii="Lora" w:eastAsia="Times New Roman" w:hAnsi="Lora" w:cs="Times New Roman"/>
-                      <w:sz w:val="18"/>
-                      <w:szCs w:val="18"/>
+                      <w:sz w:val="16"/>
+                      <w:szCs w:val="16"/>
                     </w:rPr>
                   </w:pPr>
                   <w:r>
                     <w:rPr>
                       <w:rFonts w:ascii="Lora" w:eastAsia="Times New Roman" w:hAnsi="Lora" w:cs="Times New Roman"/>
-                      <w:sz w:val="18"/>
-                      <w:szCs w:val="18"/>
+                      <w:sz w:val="16"/>
+                      <w:szCs w:val="16"/>
                     </w:rPr>
                     <w:t>Lost ticket</w:t>
                   </w:r>
@@ -2470,10 +2520,11 @@
           </w:tbl>
           <w:p>
             <w:pPr>
-              <w:rPr>
-                <w:rFonts w:ascii="Lora" w:hAnsi="Lora"/>
-                <w:sz w:val="18"/>
-                <w:szCs w:val="18"/>
+              <w:spacing w:line="276" w:lineRule="auto"/>
+              <w:rPr>
+                <w:rFonts w:ascii="Lora" w:hAnsi="Lora"/>
+                <w:sz w:val="16"/>
+                <w:szCs w:val="16"/>
               </w:rPr>
             </w:pPr>
           </w:p>
@@ -2485,17 +2536,18 @@
           </w:tcPr>
           <w:p>
             <w:pPr>
-              <w:rPr>
-                <w:rFonts w:ascii="Lora" w:hAnsi="Lora"/>
-                <w:sz w:val="18"/>
-                <w:szCs w:val="18"/>
-              </w:rPr>
-            </w:pPr>
-            <w:r>
-              <w:rPr>
-                <w:rFonts w:ascii="Lora" w:hAnsi="Lora"/>
-                <w:sz w:val="18"/>
-                <w:szCs w:val="18"/>
+              <w:spacing w:line="276" w:lineRule="auto"/>
+              <w:rPr>
+                <w:rFonts w:ascii="Lora" w:hAnsi="Lora"/>
+                <w:sz w:val="16"/>
+                <w:szCs w:val="16"/>
+              </w:rPr>
+            </w:pPr>
+            <w:r>
+              <w:rPr>
+                <w:rFonts w:ascii="Lora" w:hAnsi="Lora"/>
+                <w:sz w:val="16"/>
+                <w:szCs w:val="16"/>
               </w:rPr>
               <w:t>Car</w:t>
             </w:r>
@@ -2508,17 +2560,18 @@
           </w:tcPr>
           <w:p>
             <w:pPr>
-              <w:rPr>
-                <w:rFonts w:ascii="Lora" w:hAnsi="Lora"/>
-                <w:sz w:val="18"/>
-                <w:szCs w:val="18"/>
-              </w:rPr>
-            </w:pPr>
-            <w:r>
-              <w:rPr>
-                <w:rFonts w:ascii="Lora" w:hAnsi="Lora"/>
-                <w:sz w:val="18"/>
-                <w:szCs w:val="18"/>
+              <w:spacing w:line="276" w:lineRule="auto"/>
+              <w:rPr>
+                <w:rFonts w:ascii="Lora" w:hAnsi="Lora"/>
+                <w:sz w:val="16"/>
+                <w:szCs w:val="16"/>
+              </w:rPr>
+            </w:pPr>
+            <w:r>
+              <w:rPr>
+                <w:rFonts w:ascii="Lora" w:hAnsi="Lora"/>
+                <w:sz w:val="16"/>
+                <w:szCs w:val="16"/>
               </w:rPr>
               <w:t>1h</w:t>
             </w:r>
@@ -2531,17 +2584,18 @@
           </w:tcPr>
           <w:p>
             <w:pPr>
-              <w:rPr>
-                <w:rFonts w:ascii="Lora" w:hAnsi="Lora"/>
-                <w:sz w:val="18"/>
-                <w:szCs w:val="18"/>
-              </w:rPr>
-            </w:pPr>
-            <w:r>
-              <w:rPr>
-                <w:rFonts w:ascii="Lora" w:hAnsi="Lora"/>
-                <w:sz w:val="18"/>
-                <w:szCs w:val="18"/>
+              <w:spacing w:line="276" w:lineRule="auto"/>
+              <w:rPr>
+                <w:rFonts w:ascii="Lora" w:hAnsi="Lora"/>
+                <w:sz w:val="16"/>
+                <w:szCs w:val="16"/>
+              </w:rPr>
+            </w:pPr>
+            <w:r>
+              <w:rPr>
+                <w:rFonts w:ascii="Lora" w:hAnsi="Lora"/>
+                <w:sz w:val="16"/>
+                <w:szCs w:val="16"/>
               </w:rPr>
               <w:t>Guest</w:t>
             </w:r>
@@ -2554,17 +2608,18 @@
           </w:tcPr>
           <w:p>
             <w:pPr>
-              <w:rPr>
-                <w:rFonts w:ascii="Lora" w:hAnsi="Lora"/>
-                <w:sz w:val="18"/>
-                <w:szCs w:val="18"/>
-              </w:rPr>
-            </w:pPr>
-            <w:r>
-              <w:rPr>
-                <w:rFonts w:ascii="Lora" w:hAnsi="Lora"/>
-                <w:sz w:val="18"/>
-                <w:szCs w:val="18"/>
+              <w:spacing w:line="276" w:lineRule="auto"/>
+              <w:rPr>
+                <w:rFonts w:ascii="Lora" w:hAnsi="Lora"/>
+                <w:sz w:val="16"/>
+                <w:szCs w:val="16"/>
+              </w:rPr>
+            </w:pPr>
+            <w:r>
+              <w:rPr>
+                <w:rFonts w:ascii="Lora" w:hAnsi="Lora"/>
+                <w:sz w:val="16"/>
+                <w:szCs w:val="16"/>
               </w:rPr>
               <w:t>Lost</w:t>
             </w:r>
@@ -2577,17 +2632,18 @@
           </w:tcPr>
           <w:p>
             <w:pPr>
-              <w:rPr>
-                <w:rFonts w:ascii="Lora" w:hAnsi="Lora"/>
-                <w:sz w:val="18"/>
-                <w:szCs w:val="18"/>
-              </w:rPr>
-            </w:pPr>
-            <w:r>
-              <w:rPr>
-                <w:rFonts w:ascii="Lora" w:hAnsi="Lora"/>
-                <w:sz w:val="18"/>
-                <w:szCs w:val="18"/>
+              <w:spacing w:line="276" w:lineRule="auto"/>
+              <w:rPr>
+                <w:rFonts w:ascii="Lora" w:hAnsi="Lora"/>
+                <w:sz w:val="16"/>
+                <w:szCs w:val="16"/>
+              </w:rPr>
+            </w:pPr>
+            <w:r>
+              <w:rPr>
+                <w:rFonts w:ascii="Lora" w:hAnsi="Lora"/>
+                <w:sz w:val="16"/>
+                <w:szCs w:val="16"/>
               </w:rPr>
               <w:t>21000</w:t>
             </w:r>
@@ -2649,17 +2705,18 @@
           </w:tcPr>
           <w:p>
             <w:pPr>
-              <w:rPr>
-                <w:rFonts w:ascii="Lora" w:hAnsi="Lora"/>
-                <w:sz w:val="18"/>
-                <w:szCs w:val="18"/>
-              </w:rPr>
-            </w:pPr>
-            <w:r>
-              <w:rPr>
-                <w:rFonts w:ascii="Lora" w:hAnsi="Lora"/>
-                <w:sz w:val="18"/>
-                <w:szCs w:val="18"/>
+              <w:spacing w:line="276" w:lineRule="auto"/>
+              <w:rPr>
+                <w:rFonts w:ascii="Lora" w:hAnsi="Lora"/>
+                <w:sz w:val="16"/>
+                <w:szCs w:val="16"/>
+              </w:rPr>
+            </w:pPr>
+            <w:r>
+              <w:rPr>
+                <w:rFonts w:ascii="Lora" w:hAnsi="Lora"/>
+                <w:sz w:val="16"/>
+                <w:szCs w:val="16"/>
               </w:rPr>
               <w:t>Invalid time</w:t>
             </w:r>
@@ -2672,17 +2729,18 @@
           </w:tcPr>
           <w:p>
             <w:pPr>
-              <w:rPr>
-                <w:rFonts w:ascii="Lora" w:hAnsi="Lora"/>
-                <w:sz w:val="18"/>
-                <w:szCs w:val="18"/>
-              </w:rPr>
-            </w:pPr>
-            <w:r>
-              <w:rPr>
-                <w:rFonts w:ascii="Lora" w:hAnsi="Lora"/>
-                <w:sz w:val="18"/>
-                <w:szCs w:val="18"/>
+              <w:spacing w:line="276" w:lineRule="auto"/>
+              <w:rPr>
+                <w:rFonts w:ascii="Lora" w:hAnsi="Lora"/>
+                <w:sz w:val="16"/>
+                <w:szCs w:val="16"/>
+              </w:rPr>
+            </w:pPr>
+            <w:r>
+              <w:rPr>
+                <w:rFonts w:ascii="Lora" w:hAnsi="Lora"/>
+                <w:sz w:val="16"/>
+                <w:szCs w:val="16"/>
               </w:rPr>
               <w:t>Car</w:t>
             </w:r>
@@ -2695,17 +2753,18 @@
           </w:tcPr>
           <w:p>
             <w:pPr>
-              <w:rPr>
-                <w:rFonts w:ascii="Lora" w:hAnsi="Lora"/>
-                <w:sz w:val="18"/>
-                <w:szCs w:val="18"/>
-              </w:rPr>
-            </w:pPr>
-            <w:r>
-              <w:rPr>
-                <w:rFonts w:ascii="Lora" w:hAnsi="Lora"/>
-                <w:sz w:val="18"/>
-                <w:szCs w:val="18"/>
+              <w:spacing w:line="276" w:lineRule="auto"/>
+              <w:rPr>
+                <w:rFonts w:ascii="Lora" w:hAnsi="Lora"/>
+                <w:sz w:val="16"/>
+                <w:szCs w:val="16"/>
+              </w:rPr>
+            </w:pPr>
+            <w:r>
+              <w:rPr>
+                <w:rFonts w:ascii="Lora" w:hAnsi="Lora"/>
+                <w:sz w:val="16"/>
+                <w:szCs w:val="16"/>
               </w:rPr>
               <w:t>invalid</w:t>
             </w:r>
@@ -2718,17 +2777,18 @@
           </w:tcPr>
           <w:p>
             <w:pPr>
-              <w:rPr>
-                <w:rFonts w:ascii="Lora" w:hAnsi="Lora"/>
-                <w:sz w:val="18"/>
-                <w:szCs w:val="18"/>
-              </w:rPr>
-            </w:pPr>
-            <w:r>
-              <w:rPr>
-                <w:rFonts w:ascii="Lora" w:hAnsi="Lora"/>
-                <w:sz w:val="18"/>
-                <w:szCs w:val="18"/>
+              <w:spacing w:line="276" w:lineRule="auto"/>
+              <w:rPr>
+                <w:rFonts w:ascii="Lora" w:hAnsi="Lora"/>
+                <w:sz w:val="16"/>
+                <w:szCs w:val="16"/>
+              </w:rPr>
+            </w:pPr>
+            <w:r>
+              <w:rPr>
+                <w:rFonts w:ascii="Lora" w:hAnsi="Lora"/>
+                <w:sz w:val="16"/>
+                <w:szCs w:val="16"/>
               </w:rPr>
               <w:t>Guest</w:t>
             </w:r>
@@ -2741,17 +2801,18 @@
           </w:tcPr>
           <w:p>
             <w:pPr>
-              <w:rPr>
-                <w:rFonts w:ascii="Lora" w:hAnsi="Lora"/>
-                <w:sz w:val="18"/>
-                <w:szCs w:val="18"/>
-              </w:rPr>
-            </w:pPr>
-            <w:r>
-              <w:rPr>
-                <w:rFonts w:ascii="Lora" w:hAnsi="Lora"/>
-                <w:sz w:val="18"/>
-                <w:szCs w:val="18"/>
+              <w:spacing w:line="276" w:lineRule="auto"/>
+              <w:rPr>
+                <w:rFonts w:ascii="Lora" w:hAnsi="Lora"/>
+                <w:sz w:val="16"/>
+                <w:szCs w:val="16"/>
+              </w:rPr>
+            </w:pPr>
+            <w:r>
+              <w:rPr>
+                <w:rFonts w:ascii="Lora" w:hAnsi="Lora"/>
+                <w:sz w:val="16"/>
+                <w:szCs w:val="16"/>
               </w:rPr>
               <w:t>None</w:t>
             </w:r>
@@ -2764,17 +2825,18 @@
           </w:tcPr>
           <w:p>
             <w:pPr>
-              <w:rPr>
-                <w:rFonts w:ascii="Lora" w:hAnsi="Lora"/>
-                <w:sz w:val="18"/>
-                <w:szCs w:val="18"/>
-              </w:rPr>
-            </w:pPr>
-            <w:r>
-              <w:rPr>
-                <w:rFonts w:ascii="Lora" w:hAnsi="Lora"/>
-                <w:sz w:val="18"/>
-                <w:szCs w:val="18"/>
+              <w:spacing w:line="276" w:lineRule="auto"/>
+              <w:rPr>
+                <w:rFonts w:ascii="Lora" w:hAnsi="Lora"/>
+                <w:sz w:val="16"/>
+                <w:szCs w:val="16"/>
+              </w:rPr>
+            </w:pPr>
+            <w:r>
+              <w:rPr>
+                <w:rFonts w:ascii="Lora" w:hAnsi="Lora"/>
+                <w:sz w:val="16"/>
+                <w:szCs w:val="16"/>
               </w:rPr>
               <w:t>Exception</w:t>
             </w:r>
@@ -2797,6 +2859,16 @@
         </w:tc>
       </w:tr>
     </w:tbl>
+    <w:p>
+      <w:pPr>
+        <w:rPr>
+          <w:rFonts w:ascii="Lora" w:hAnsi="Lora"/>
+          <w:b/>
+          <w:bCs/>
+          <w:szCs w:val="22"/>
+        </w:rPr>
+      </w:pPr>
+    </w:p>
     <w:p>
       <w:pPr>
         <w:rPr>
@@ -2835,11 +2907,11 @@
         <w:tblLook w:val="04A0" w:firstRow="1" w:lastRow="0" w:firstColumn="1" w:lastColumn="0" w:noHBand="0" w:noVBand="1"/>
       </w:tblPr>
       <w:tblGrid>
-        <w:gridCol w:w="400"/>
-        <w:gridCol w:w="1648"/>
-        <w:gridCol w:w="3152"/>
-        <w:gridCol w:w="2425"/>
-        <w:gridCol w:w="1725"/>
+        <w:gridCol w:w="403"/>
+        <w:gridCol w:w="1759"/>
+        <w:gridCol w:w="2826"/>
+        <w:gridCol w:w="2605"/>
+        <w:gridCol w:w="1757"/>
       </w:tblGrid>
       <w:tr>
         <w:trPr>
@@ -2848,6 +2920,7 @@
         <w:tc>
           <w:tcPr>
             <w:tcW w:w="407" w:type="dxa"/>
+            <w:shd w:val="clear" w:color="auto" w:fill="E2EFD9" w:themeFill="accent6" w:themeFillTint="33"/>
             <w:vAlign w:val="center"/>
           </w:tcPr>
           <w:p>
@@ -2876,6 +2949,7 @@
         <w:tc>
           <w:tcPr>
             <w:tcW w:w="1967" w:type="dxa"/>
+            <w:shd w:val="clear" w:color="auto" w:fill="E2EFD9" w:themeFill="accent6" w:themeFillTint="33"/>
             <w:vAlign w:val="center"/>
           </w:tcPr>
           <w:p>
@@ -2903,6 +2977,7 @@
         <w:tc>
           <w:tcPr>
             <w:tcW w:w="2157" w:type="dxa"/>
+            <w:shd w:val="clear" w:color="auto" w:fill="E2EFD9" w:themeFill="accent6" w:themeFillTint="33"/>
             <w:vAlign w:val="center"/>
           </w:tcPr>
           <w:p>
@@ -2930,6 +3005,7 @@
         <w:tc>
           <w:tcPr>
             <w:tcW w:w="3034" w:type="dxa"/>
+            <w:shd w:val="clear" w:color="auto" w:fill="E2EFD9" w:themeFill="accent6" w:themeFillTint="33"/>
             <w:vAlign w:val="center"/>
           </w:tcPr>
           <w:p>
@@ -2957,6 +3033,7 @@
         <w:tc>
           <w:tcPr>
             <w:tcW w:w="1785" w:type="dxa"/>
+            <w:shd w:val="clear" w:color="auto" w:fill="E2EFD9" w:themeFill="accent6" w:themeFillTint="33"/>
             <w:vAlign w:val="center"/>
           </w:tcPr>
           <w:p>
@@ -2989,6 +3066,7 @@
         <w:tc>
           <w:tcPr>
             <w:tcW w:w="407" w:type="dxa"/>
+            <w:shd w:val="clear" w:color="auto" w:fill="E2EFD9" w:themeFill="accent6" w:themeFillTint="33"/>
             <w:vAlign w:val="center"/>
           </w:tcPr>
           <w:p>
@@ -3021,17 +3099,18 @@
           </w:tcPr>
           <w:p>
             <w:pPr>
-              <w:rPr>
-                <w:rFonts w:ascii="Lora" w:hAnsi="Lora"/>
-                <w:sz w:val="18"/>
-                <w:szCs w:val="18"/>
-              </w:rPr>
-            </w:pPr>
-            <w:r>
-              <w:rPr>
-                <w:rFonts w:ascii="Lora" w:hAnsi="Lora"/>
-                <w:sz w:val="18"/>
-                <w:szCs w:val="18"/>
+              <w:spacing w:line="276" w:lineRule="auto"/>
+              <w:rPr>
+                <w:rFonts w:ascii="Lora" w:hAnsi="Lora"/>
+                <w:sz w:val="16"/>
+                <w:szCs w:val="16"/>
+              </w:rPr>
+            </w:pPr>
+            <w:r>
+              <w:rPr>
+                <w:rFonts w:ascii="Lora" w:hAnsi="Lora"/>
+                <w:sz w:val="16"/>
+                <w:szCs w:val="16"/>
               </w:rPr>
               <w:t>Successful check-in</w:t>
             </w:r>
@@ -3044,18 +3123,19 @@
           </w:tcPr>
           <w:p>
             <w:pPr>
-              <w:rPr>
-                <w:rFonts w:ascii="Lora" w:hAnsi="Lora"/>
-                <w:sz w:val="18"/>
-                <w:szCs w:val="18"/>
+              <w:spacing w:line="276" w:lineRule="auto"/>
+              <w:rPr>
+                <w:rFonts w:ascii="Lora" w:hAnsi="Lora"/>
+                <w:sz w:val="16"/>
+                <w:szCs w:val="16"/>
               </w:rPr>
             </w:pPr>
             <w:proofErr w:type="spellStart"/>
             <w:r>
               <w:rPr>
                 <w:rFonts w:ascii="Lora" w:hAnsi="Lora"/>
-                <w:sz w:val="18"/>
-                <w:szCs w:val="18"/>
+                <w:sz w:val="16"/>
+                <w:szCs w:val="16"/>
               </w:rPr>
               <w:t>Repo.GetActiveTicketByPlateAsync</w:t>
             </w:r>
@@ -3063,8 +3143,8 @@
             <w:r>
               <w:rPr>
                 <w:rFonts w:ascii="Lora" w:hAnsi="Lora"/>
-                <w:sz w:val="18"/>
-                <w:szCs w:val="18"/>
+                <w:sz w:val="16"/>
+                <w:szCs w:val="16"/>
               </w:rPr>
               <w:t xml:space="preserve"> returns null (no existing ticket)</w:t>
             </w:r>
@@ -3077,17 +3157,18 @@
           </w:tcPr>
           <w:p>
             <w:pPr>
-              <w:rPr>
-                <w:rFonts w:ascii="Lora" w:hAnsi="Lora"/>
-                <w:sz w:val="18"/>
-                <w:szCs w:val="18"/>
-              </w:rPr>
-            </w:pPr>
-            <w:r>
-              <w:rPr>
-                <w:rFonts w:ascii="Lora" w:hAnsi="Lora"/>
-                <w:sz w:val="18"/>
-                <w:szCs w:val="18"/>
+              <w:spacing w:line="276" w:lineRule="auto"/>
+              <w:rPr>
+                <w:rFonts w:ascii="Lora" w:hAnsi="Lora"/>
+                <w:sz w:val="16"/>
+                <w:szCs w:val="16"/>
+              </w:rPr>
+            </w:pPr>
+            <w:r>
+              <w:rPr>
+                <w:rFonts w:ascii="Lora" w:hAnsi="Lora"/>
+                <w:sz w:val="16"/>
+                <w:szCs w:val="16"/>
               </w:rPr>
               <w:t xml:space="preserve">Returns a new </w:t>
             </w:r>
@@ -3095,8 +3176,8 @@
             <w:r>
               <w:rPr>
                 <w:rFonts w:ascii="Lora" w:hAnsi="Lora"/>
-                <w:sz w:val="18"/>
-                <w:szCs w:val="18"/>
+                <w:sz w:val="16"/>
+                <w:szCs w:val="16"/>
               </w:rPr>
               <w:t>ParkingTicket</w:t>
             </w:r>
@@ -3104,8 +3185,8 @@
             <w:r>
               <w:rPr>
                 <w:rFonts w:ascii="Lora" w:hAnsi="Lora"/>
-                <w:sz w:val="18"/>
-                <w:szCs w:val="18"/>
+                <w:sz w:val="16"/>
+                <w:szCs w:val="16"/>
               </w:rPr>
               <w:t xml:space="preserve"> with correct plate and time</w:t>
             </w:r>
@@ -3118,18 +3199,19 @@
           </w:tcPr>
           <w:p>
             <w:pPr>
-              <w:rPr>
-                <w:rFonts w:ascii="Lora" w:hAnsi="Lora"/>
-                <w:sz w:val="18"/>
-                <w:szCs w:val="18"/>
+              <w:spacing w:line="276" w:lineRule="auto"/>
+              <w:rPr>
+                <w:rFonts w:ascii="Lora" w:hAnsi="Lora"/>
+                <w:sz w:val="16"/>
+                <w:szCs w:val="16"/>
               </w:rPr>
             </w:pPr>
             <w:proofErr w:type="spellStart"/>
             <w:r>
               <w:rPr>
                 <w:rFonts w:ascii="Lora" w:hAnsi="Lora"/>
-                <w:sz w:val="18"/>
-                <w:szCs w:val="18"/>
+                <w:sz w:val="16"/>
+                <w:szCs w:val="16"/>
               </w:rPr>
               <w:t>SaveTicketAsync</w:t>
             </w:r>
@@ -3137,8 +3219,8 @@
             <w:r>
               <w:rPr>
                 <w:rFonts w:ascii="Lora" w:hAnsi="Lora"/>
-                <w:sz w:val="18"/>
-                <w:szCs w:val="18"/>
+                <w:sz w:val="16"/>
+                <w:szCs w:val="16"/>
               </w:rPr>
               <w:t xml:space="preserve"> called exactly once</w:t>
             </w:r>
@@ -3152,6 +3234,7 @@
         <w:tc>
           <w:tcPr>
             <w:tcW w:w="407" w:type="dxa"/>
+            <w:shd w:val="clear" w:color="auto" w:fill="E2EFD9" w:themeFill="accent6" w:themeFillTint="33"/>
             <w:vAlign w:val="center"/>
           </w:tcPr>
           <w:p>
@@ -3184,12 +3267,21 @@
           </w:tcPr>
           <w:p>
             <w:pPr>
-              <w:rPr>
-                <w:rFonts w:ascii="Lora" w:hAnsi="Lora"/>
-                <w:sz w:val="18"/>
-                <w:szCs w:val="18"/>
-              </w:rPr>
-            </w:pPr>
+              <w:spacing w:line="276" w:lineRule="auto"/>
+              <w:rPr>
+                <w:rFonts w:ascii="Lora" w:hAnsi="Lora"/>
+                <w:sz w:val="16"/>
+                <w:szCs w:val="16"/>
+              </w:rPr>
+            </w:pPr>
+            <w:r>
+              <w:rPr>
+                <w:rFonts w:ascii="Lora" w:hAnsi="Lora"/>
+                <w:sz w:val="16"/>
+                <w:szCs w:val="16"/>
+              </w:rPr>
+              <w:t>Duplicate check-in</w:t>
+            </w:r>
           </w:p>
         </w:tc>
         <w:tc>
@@ -3199,12 +3291,21 @@
           </w:tcPr>
           <w:p>
             <w:pPr>
-              <w:rPr>
-                <w:rFonts w:ascii="Lora" w:hAnsi="Lora"/>
-                <w:sz w:val="18"/>
-                <w:szCs w:val="18"/>
-              </w:rPr>
-            </w:pPr>
+              <w:spacing w:line="276" w:lineRule="auto"/>
+              <w:rPr>
+                <w:rFonts w:ascii="Lora" w:hAnsi="Lora"/>
+                <w:sz w:val="16"/>
+                <w:szCs w:val="16"/>
+              </w:rPr>
+            </w:pPr>
+            <w:r>
+              <w:rPr>
+                <w:rFonts w:ascii="Lora" w:hAnsi="Lora"/>
+                <w:sz w:val="16"/>
+                <w:szCs w:val="16"/>
+              </w:rPr>
+              <w:t>Repo returns existing ticket</w:t>
+            </w:r>
           </w:p>
         </w:tc>
         <w:tc>
@@ -3214,12 +3315,21 @@
           </w:tcPr>
           <w:p>
             <w:pPr>
-              <w:rPr>
-                <w:rFonts w:ascii="Lora" w:hAnsi="Lora"/>
-                <w:sz w:val="18"/>
-                <w:szCs w:val="18"/>
-              </w:rPr>
-            </w:pPr>
+              <w:spacing w:line="276" w:lineRule="auto"/>
+              <w:rPr>
+                <w:rFonts w:ascii="Lora" w:hAnsi="Lora"/>
+                <w:sz w:val="16"/>
+                <w:szCs w:val="16"/>
+              </w:rPr>
+            </w:pPr>
+            <w:r>
+              <w:rPr>
+                <w:rFonts w:ascii="Lora" w:hAnsi="Lora"/>
+                <w:sz w:val="16"/>
+                <w:szCs w:val="16"/>
+              </w:rPr>
+              <w:t>Throws exception</w:t>
+            </w:r>
           </w:p>
         </w:tc>
         <w:tc>
@@ -3229,12 +3339,31 @@
           </w:tcPr>
           <w:p>
             <w:pPr>
-              <w:rPr>
-                <w:rFonts w:ascii="Lora" w:hAnsi="Lora"/>
-                <w:sz w:val="18"/>
-                <w:szCs w:val="18"/>
-              </w:rPr>
-            </w:pPr>
+              <w:spacing w:line="276" w:lineRule="auto"/>
+              <w:rPr>
+                <w:rFonts w:ascii="Lora" w:hAnsi="Lora"/>
+                <w:sz w:val="16"/>
+                <w:szCs w:val="16"/>
+              </w:rPr>
+            </w:pPr>
+            <w:proofErr w:type="spellStart"/>
+            <w:r>
+              <w:rPr>
+                <w:rFonts w:ascii="Lora" w:hAnsi="Lora"/>
+                <w:sz w:val="16"/>
+                <w:szCs w:val="16"/>
+              </w:rPr>
+              <w:t>SaveTicketAsync</w:t>
+            </w:r>
+            <w:proofErr w:type="spellEnd"/>
+            <w:r>
+              <w:rPr>
+                <w:rFonts w:ascii="Lora" w:hAnsi="Lora"/>
+                <w:sz w:val="16"/>
+                <w:szCs w:val="16"/>
+              </w:rPr>
+              <w:t xml:space="preserve"> NOT called</w:t>
+            </w:r>
           </w:p>
         </w:tc>
       </w:tr>
@@ -3245,6 +3374,7 @@
         <w:tc>
           <w:tcPr>
             <w:tcW w:w="407" w:type="dxa"/>
+            <w:shd w:val="clear" w:color="auto" w:fill="E2EFD9" w:themeFill="accent6" w:themeFillTint="33"/>
             <w:vAlign w:val="center"/>
           </w:tcPr>
           <w:p>
@@ -3277,12 +3407,21 @@
           </w:tcPr>
           <w:p>
             <w:pPr>
-              <w:rPr>
-                <w:rFonts w:ascii="Lora" w:hAnsi="Lora"/>
-                <w:sz w:val="18"/>
-                <w:szCs w:val="18"/>
-              </w:rPr>
-            </w:pPr>
+              <w:spacing w:line="276" w:lineRule="auto"/>
+              <w:rPr>
+                <w:rFonts w:ascii="Lora" w:hAnsi="Lora"/>
+                <w:sz w:val="16"/>
+                <w:szCs w:val="16"/>
+              </w:rPr>
+            </w:pPr>
+            <w:r>
+              <w:rPr>
+                <w:rFonts w:ascii="Lora" w:hAnsi="Lora"/>
+                <w:sz w:val="16"/>
+                <w:szCs w:val="16"/>
+              </w:rPr>
+              <w:t>Successful check-out</w:t>
+            </w:r>
           </w:p>
         </w:tc>
         <w:tc>
@@ -3292,12 +3431,21 @@
           </w:tcPr>
           <w:p>
             <w:pPr>
-              <w:rPr>
-                <w:rFonts w:ascii="Lora" w:hAnsi="Lora"/>
-                <w:sz w:val="18"/>
-                <w:szCs w:val="18"/>
-              </w:rPr>
-            </w:pPr>
+              <w:spacing w:line="276" w:lineRule="auto"/>
+              <w:rPr>
+                <w:rFonts w:ascii="Lora" w:hAnsi="Lora"/>
+                <w:sz w:val="16"/>
+                <w:szCs w:val="16"/>
+              </w:rPr>
+            </w:pPr>
+            <w:r>
+              <w:rPr>
+                <w:rFonts w:ascii="Lora" w:hAnsi="Lora"/>
+                <w:sz w:val="16"/>
+                <w:szCs w:val="16"/>
+              </w:rPr>
+              <w:t>Payment returns true</w:t>
+            </w:r>
           </w:p>
         </w:tc>
         <w:tc>
@@ -3307,12 +3455,39 @@
           </w:tcPr>
           <w:p>
             <w:pPr>
-              <w:rPr>
-                <w:rFonts w:ascii="Lora" w:hAnsi="Lora"/>
-                <w:sz w:val="18"/>
-                <w:szCs w:val="18"/>
-              </w:rPr>
-            </w:pPr>
+              <w:spacing w:line="276" w:lineRule="auto"/>
+              <w:rPr>
+                <w:rFonts w:ascii="Lora" w:hAnsi="Lora"/>
+                <w:sz w:val="16"/>
+                <w:szCs w:val="16"/>
+              </w:rPr>
+            </w:pPr>
+            <w:r>
+              <w:rPr>
+                <w:rFonts w:ascii="Lora" w:hAnsi="Lora"/>
+                <w:sz w:val="16"/>
+                <w:szCs w:val="16"/>
+              </w:rPr>
+              <w:t xml:space="preserve">Fee </w:t>
+            </w:r>
+            <w:proofErr w:type="gramStart"/>
+            <w:r>
+              <w:rPr>
+                <w:rFonts w:ascii="Lora" w:hAnsi="Lora"/>
+                <w:sz w:val="16"/>
+                <w:szCs w:val="16"/>
+              </w:rPr>
+              <w:t>returned,</w:t>
+            </w:r>
+            <w:proofErr w:type="gramEnd"/>
+            <w:r>
+              <w:rPr>
+                <w:rFonts w:ascii="Lora" w:hAnsi="Lora"/>
+                <w:sz w:val="16"/>
+                <w:szCs w:val="16"/>
+              </w:rPr>
+              <w:t xml:space="preserve"> ticket updated</w:t>
+            </w:r>
           </w:p>
         </w:tc>
         <w:tc>
@@ -3322,12 +3497,57 @@
           </w:tcPr>
           <w:p>
             <w:pPr>
-              <w:rPr>
-                <w:rFonts w:ascii="Lora" w:hAnsi="Lora"/>
-                <w:sz w:val="18"/>
-                <w:szCs w:val="18"/>
-              </w:rPr>
-            </w:pPr>
+              <w:spacing w:line="276" w:lineRule="auto"/>
+              <w:rPr>
+                <w:rFonts w:ascii="Lora" w:hAnsi="Lora"/>
+                <w:sz w:val="16"/>
+                <w:szCs w:val="16"/>
+              </w:rPr>
+            </w:pPr>
+            <w:proofErr w:type="spellStart"/>
+            <w:r>
+              <w:rPr>
+                <w:rFonts w:ascii="Lora" w:hAnsi="Lora"/>
+                <w:sz w:val="16"/>
+                <w:szCs w:val="16"/>
+              </w:rPr>
+              <w:t>UpdateTicketAsync</w:t>
+            </w:r>
+            <w:proofErr w:type="spellEnd"/>
+            <w:r>
+              <w:rPr>
+                <w:rFonts w:ascii="Lora" w:hAnsi="Lora"/>
+                <w:sz w:val="16"/>
+                <w:szCs w:val="16"/>
+              </w:rPr>
+              <w:t xml:space="preserve"> +</w:t>
+            </w:r>
+            <w:r>
+              <w:rPr>
+                <w:rFonts w:ascii="Lora" w:hAnsi="Lora"/>
+                <w:sz w:val="16"/>
+                <w:szCs w:val="16"/>
+              </w:rPr>
+              <w:t xml:space="preserve"> </w:t>
+            </w:r>
+            <w:proofErr w:type="spellStart"/>
+            <w:r>
+              <w:rPr>
+                <w:rFonts w:ascii="Lora" w:hAnsi="Lora"/>
+                <w:sz w:val="16"/>
+                <w:szCs w:val="16"/>
+              </w:rPr>
+              <w:t>SendReceiptAsync</w:t>
+            </w:r>
+            <w:proofErr w:type="spellEnd"/>
+            <w:r>
+              <w:rPr>
+                <w:rFonts w:ascii="Lora" w:hAnsi="Lora"/>
+                <w:sz w:val="16"/>
+                <w:szCs w:val="16"/>
+              </w:rPr>
+              <w:t xml:space="preserve"> called</w:t>
+            </w:r>
           </w:p>
         </w:tc>
       </w:tr>
@@ -3338,6 +3558,7 @@
         <w:tc>
           <w:tcPr>
             <w:tcW w:w="407" w:type="dxa"/>
+            <w:shd w:val="clear" w:color="auto" w:fill="E2EFD9" w:themeFill="accent6" w:themeFillTint="33"/>
             <w:vAlign w:val="center"/>
           </w:tcPr>
           <w:p>
@@ -3370,12 +3591,21 @@
           </w:tcPr>
           <w:p>
             <w:pPr>
-              <w:rPr>
-                <w:rFonts w:ascii="Lora" w:hAnsi="Lora"/>
-                <w:sz w:val="18"/>
-                <w:szCs w:val="18"/>
-              </w:rPr>
-            </w:pPr>
+              <w:spacing w:line="276" w:lineRule="auto"/>
+              <w:rPr>
+                <w:rFonts w:ascii="Lora" w:hAnsi="Lora"/>
+                <w:sz w:val="16"/>
+                <w:szCs w:val="16"/>
+              </w:rPr>
+            </w:pPr>
+            <w:r>
+              <w:rPr>
+                <w:rFonts w:ascii="Lora" w:hAnsi="Lora"/>
+                <w:sz w:val="16"/>
+                <w:szCs w:val="16"/>
+              </w:rPr>
+              <w:t>Payment failure</w:t>
+            </w:r>
           </w:p>
         </w:tc>
         <w:tc>
@@ -3385,12 +3615,21 @@
           </w:tcPr>
           <w:p>
             <w:pPr>
-              <w:rPr>
-                <w:rFonts w:ascii="Lora" w:hAnsi="Lora"/>
-                <w:sz w:val="18"/>
-                <w:szCs w:val="18"/>
-              </w:rPr>
-            </w:pPr>
+              <w:spacing w:line="276" w:lineRule="auto"/>
+              <w:rPr>
+                <w:rFonts w:ascii="Lora" w:hAnsi="Lora"/>
+                <w:sz w:val="16"/>
+                <w:szCs w:val="16"/>
+              </w:rPr>
+            </w:pPr>
+            <w:r>
+              <w:rPr>
+                <w:rFonts w:ascii="Lora" w:hAnsi="Lora"/>
+                <w:sz w:val="16"/>
+                <w:szCs w:val="16"/>
+              </w:rPr>
+              <w:t>Payment returns false</w:t>
+            </w:r>
           </w:p>
         </w:tc>
         <w:tc>
@@ -3400,12 +3639,21 @@
           </w:tcPr>
           <w:p>
             <w:pPr>
-              <w:rPr>
-                <w:rFonts w:ascii="Lora" w:hAnsi="Lora"/>
-                <w:sz w:val="18"/>
-                <w:szCs w:val="18"/>
-              </w:rPr>
-            </w:pPr>
+              <w:spacing w:line="276" w:lineRule="auto"/>
+              <w:rPr>
+                <w:rFonts w:ascii="Lora" w:hAnsi="Lora"/>
+                <w:sz w:val="16"/>
+                <w:szCs w:val="16"/>
+              </w:rPr>
+            </w:pPr>
+            <w:r>
+              <w:rPr>
+                <w:rFonts w:ascii="Lora" w:hAnsi="Lora"/>
+                <w:sz w:val="16"/>
+                <w:szCs w:val="16"/>
+              </w:rPr>
+              <w:t>Throws exception</w:t>
+            </w:r>
           </w:p>
         </w:tc>
         <w:tc>
@@ -3415,12 +3663,31 @@
           </w:tcPr>
           <w:p>
             <w:pPr>
-              <w:rPr>
-                <w:rFonts w:ascii="Lora" w:hAnsi="Lora"/>
-                <w:sz w:val="18"/>
-                <w:szCs w:val="18"/>
-              </w:rPr>
-            </w:pPr>
+              <w:spacing w:line="276" w:lineRule="auto"/>
+              <w:rPr>
+                <w:rFonts w:ascii="Lora" w:hAnsi="Lora"/>
+                <w:sz w:val="16"/>
+                <w:szCs w:val="16"/>
+              </w:rPr>
+            </w:pPr>
+            <w:proofErr w:type="spellStart"/>
+            <w:r>
+              <w:rPr>
+                <w:rFonts w:ascii="Lora" w:hAnsi="Lora"/>
+                <w:sz w:val="16"/>
+                <w:szCs w:val="16"/>
+              </w:rPr>
+              <w:t>UpdateTicketAsync</w:t>
+            </w:r>
+            <w:proofErr w:type="spellEnd"/>
+            <w:r>
+              <w:rPr>
+                <w:rFonts w:ascii="Lora" w:hAnsi="Lora"/>
+                <w:sz w:val="16"/>
+                <w:szCs w:val="16"/>
+              </w:rPr>
+              <w:t xml:space="preserve"> NOT called</w:t>
+            </w:r>
           </w:p>
         </w:tc>
       </w:tr>
@@ -3431,6 +3698,7 @@
         <w:tc>
           <w:tcPr>
             <w:tcW w:w="407" w:type="dxa"/>
+            <w:shd w:val="clear" w:color="auto" w:fill="E2EFD9" w:themeFill="accent6" w:themeFillTint="33"/>
             <w:vAlign w:val="center"/>
           </w:tcPr>
           <w:p>
@@ -3463,12 +3731,21 @@
           </w:tcPr>
           <w:p>
             <w:pPr>
-              <w:rPr>
-                <w:rFonts w:ascii="Lora" w:hAnsi="Lora"/>
-                <w:sz w:val="18"/>
-                <w:szCs w:val="18"/>
-              </w:rPr>
-            </w:pPr>
+              <w:spacing w:line="276" w:lineRule="auto"/>
+              <w:rPr>
+                <w:rFonts w:ascii="Lora" w:hAnsi="Lora"/>
+                <w:sz w:val="16"/>
+                <w:szCs w:val="16"/>
+              </w:rPr>
+            </w:pPr>
+            <w:r>
+              <w:rPr>
+                <w:rFonts w:ascii="Lora" w:hAnsi="Lora"/>
+                <w:sz w:val="16"/>
+                <w:szCs w:val="16"/>
+              </w:rPr>
+              <w:t>Notification failure</w:t>
+            </w:r>
           </w:p>
         </w:tc>
         <w:tc>
@@ -3478,12 +3755,31 @@
           </w:tcPr>
           <w:p>
             <w:pPr>
-              <w:rPr>
-                <w:rFonts w:ascii="Lora" w:hAnsi="Lora"/>
-                <w:sz w:val="18"/>
-                <w:szCs w:val="18"/>
-              </w:rPr>
-            </w:pPr>
+              <w:spacing w:line="276" w:lineRule="auto"/>
+              <w:rPr>
+                <w:rFonts w:ascii="Lora" w:hAnsi="Lora"/>
+                <w:sz w:val="16"/>
+                <w:szCs w:val="16"/>
+              </w:rPr>
+            </w:pPr>
+            <w:proofErr w:type="spellStart"/>
+            <w:r>
+              <w:rPr>
+                <w:rFonts w:ascii="Lora" w:hAnsi="Lora"/>
+                <w:sz w:val="16"/>
+                <w:szCs w:val="16"/>
+              </w:rPr>
+              <w:t>SendReceiptAsync</w:t>
+            </w:r>
+            <w:proofErr w:type="spellEnd"/>
+            <w:r>
+              <w:rPr>
+                <w:rFonts w:ascii="Lora" w:hAnsi="Lora"/>
+                <w:sz w:val="16"/>
+                <w:szCs w:val="16"/>
+              </w:rPr>
+              <w:t xml:space="preserve"> throws error</w:t>
+            </w:r>
           </w:p>
         </w:tc>
         <w:tc>
@@ -3493,12 +3789,21 @@
           </w:tcPr>
           <w:p>
             <w:pPr>
-              <w:rPr>
-                <w:rFonts w:ascii="Lora" w:hAnsi="Lora"/>
-                <w:sz w:val="18"/>
-                <w:szCs w:val="18"/>
-              </w:rPr>
-            </w:pPr>
+              <w:spacing w:line="276" w:lineRule="auto"/>
+              <w:rPr>
+                <w:rFonts w:ascii="Lora" w:hAnsi="Lora"/>
+                <w:sz w:val="16"/>
+                <w:szCs w:val="16"/>
+              </w:rPr>
+            </w:pPr>
+            <w:r>
+              <w:rPr>
+                <w:rFonts w:ascii="Lora" w:hAnsi="Lora"/>
+                <w:sz w:val="16"/>
+                <w:szCs w:val="16"/>
+              </w:rPr>
+              <w:t>Checkout still succeeds</w:t>
+            </w:r>
           </w:p>
         </w:tc>
         <w:tc>
@@ -3508,12 +3813,31 @@
           </w:tcPr>
           <w:p>
             <w:pPr>
-              <w:rPr>
-                <w:rFonts w:ascii="Lora" w:hAnsi="Lora"/>
-                <w:sz w:val="18"/>
-                <w:szCs w:val="18"/>
-              </w:rPr>
-            </w:pPr>
+              <w:spacing w:line="276" w:lineRule="auto"/>
+              <w:rPr>
+                <w:rFonts w:ascii="Lora" w:hAnsi="Lora"/>
+                <w:sz w:val="16"/>
+                <w:szCs w:val="16"/>
+              </w:rPr>
+            </w:pPr>
+            <w:proofErr w:type="spellStart"/>
+            <w:r>
+              <w:rPr>
+                <w:rFonts w:ascii="Lora" w:hAnsi="Lora"/>
+                <w:sz w:val="16"/>
+                <w:szCs w:val="16"/>
+              </w:rPr>
+              <w:t>UpdateTicketAsync</w:t>
+            </w:r>
+            <w:proofErr w:type="spellEnd"/>
+            <w:r>
+              <w:rPr>
+                <w:rFonts w:ascii="Lora" w:hAnsi="Lora"/>
+                <w:sz w:val="16"/>
+                <w:szCs w:val="16"/>
+              </w:rPr>
+              <w:t xml:space="preserve"> still called</w:t>
+            </w:r>
           </w:p>
         </w:tc>
       </w:tr>
@@ -3564,6 +3888,7 @@
         <w:tc>
           <w:tcPr>
             <w:tcW w:w="421" w:type="dxa"/>
+            <w:shd w:val="clear" w:color="auto" w:fill="FFF2CC" w:themeFill="accent4" w:themeFillTint="33"/>
             <w:vAlign w:val="center"/>
           </w:tcPr>
           <w:p>
@@ -3592,6 +3917,7 @@
         <w:tc>
           <w:tcPr>
             <w:tcW w:w="3260" w:type="dxa"/>
+            <w:shd w:val="clear" w:color="auto" w:fill="FFF2CC" w:themeFill="accent4" w:themeFillTint="33"/>
             <w:vAlign w:val="center"/>
           </w:tcPr>
           <w:p>
@@ -3619,6 +3945,7 @@
         <w:tc>
           <w:tcPr>
             <w:tcW w:w="3331" w:type="dxa"/>
+            <w:shd w:val="clear" w:color="auto" w:fill="FFF2CC" w:themeFill="accent4" w:themeFillTint="33"/>
             <w:vAlign w:val="center"/>
           </w:tcPr>
           <w:p>
@@ -3646,6 +3973,7 @@
         <w:tc>
           <w:tcPr>
             <w:tcW w:w="2338" w:type="dxa"/>
+            <w:shd w:val="clear" w:color="auto" w:fill="FFF2CC" w:themeFill="accent4" w:themeFillTint="33"/>
             <w:vAlign w:val="center"/>
           </w:tcPr>
           <w:p>
@@ -3678,6 +4006,7 @@
         <w:tc>
           <w:tcPr>
             <w:tcW w:w="421" w:type="dxa"/>
+            <w:shd w:val="clear" w:color="auto" w:fill="FFF2CC" w:themeFill="accent4" w:themeFillTint="33"/>
             <w:vAlign w:val="center"/>
           </w:tcPr>
           <w:p>
@@ -3710,17 +4039,18 @@
           </w:tcPr>
           <w:p>
             <w:pPr>
-              <w:rPr>
-                <w:rFonts w:ascii="Lora" w:hAnsi="Lora"/>
-                <w:sz w:val="18"/>
-                <w:szCs w:val="18"/>
-              </w:rPr>
-            </w:pPr>
-            <w:r>
-              <w:rPr>
-                <w:rFonts w:ascii="Lora" w:hAnsi="Lora"/>
-                <w:sz w:val="18"/>
-                <w:szCs w:val="18"/>
+              <w:spacing w:line="276" w:lineRule="auto"/>
+              <w:rPr>
+                <w:rFonts w:ascii="Lora" w:hAnsi="Lora"/>
+                <w:sz w:val="16"/>
+                <w:szCs w:val="16"/>
+              </w:rPr>
+            </w:pPr>
+            <w:r>
+              <w:rPr>
+                <w:rFonts w:ascii="Lora" w:hAnsi="Lora"/>
+                <w:sz w:val="16"/>
+                <w:szCs w:val="16"/>
               </w:rPr>
               <w:t>Full parking flow (car, 2 hours)</w:t>
             </w:r>
@@ -3733,18 +4063,19 @@
           </w:tcPr>
           <w:p>
             <w:pPr>
-              <w:rPr>
-                <w:rFonts w:ascii="Lora" w:hAnsi="Lora"/>
-                <w:sz w:val="18"/>
-                <w:szCs w:val="18"/>
+              <w:spacing w:line="276" w:lineRule="auto"/>
+              <w:rPr>
+                <w:rFonts w:ascii="Lora" w:hAnsi="Lora"/>
+                <w:sz w:val="16"/>
+                <w:szCs w:val="16"/>
               </w:rPr>
             </w:pPr>
             <w:proofErr w:type="spellStart"/>
             <w:r>
               <w:rPr>
                 <w:rFonts w:ascii="Lora" w:hAnsi="Lora"/>
-                <w:sz w:val="18"/>
-                <w:szCs w:val="18"/>
+                <w:sz w:val="16"/>
+                <w:szCs w:val="16"/>
               </w:rPr>
               <w:t>FeeCalculator</w:t>
             </w:r>
@@ -3752,8 +4083,8 @@
             <w:r>
               <w:rPr>
                 <w:rFonts w:ascii="Lora" w:hAnsi="Lora"/>
-                <w:sz w:val="18"/>
-                <w:szCs w:val="18"/>
+                <w:sz w:val="16"/>
+                <w:szCs w:val="16"/>
               </w:rPr>
               <w:t xml:space="preserve"> + </w:t>
             </w:r>
@@ -3761,8 +4092,8 @@
             <w:r>
               <w:rPr>
                 <w:rFonts w:ascii="Lora" w:hAnsi="Lora"/>
-                <w:sz w:val="18"/>
-                <w:szCs w:val="18"/>
+                <w:sz w:val="16"/>
+                <w:szCs w:val="16"/>
               </w:rPr>
               <w:t>InMemoryRepo</w:t>
             </w:r>
@@ -3770,8 +4101,8 @@
             <w:r>
               <w:rPr>
                 <w:rFonts w:ascii="Lora" w:hAnsi="Lora"/>
-                <w:sz w:val="18"/>
-                <w:szCs w:val="18"/>
+                <w:sz w:val="16"/>
+                <w:szCs w:val="16"/>
               </w:rPr>
               <w:t xml:space="preserve"> + </w:t>
             </w:r>
@@ -3779,8 +4110,8 @@
             <w:r>
               <w:rPr>
                 <w:rFonts w:ascii="Lora" w:hAnsi="Lora"/>
-                <w:sz w:val="18"/>
-                <w:szCs w:val="18"/>
+                <w:sz w:val="16"/>
+                <w:szCs w:val="16"/>
               </w:rPr>
               <w:t>SessionManager</w:t>
             </w:r>
@@ -3794,19 +4125,74 @@
           </w:tcPr>
           <w:p>
             <w:pPr>
-              <w:rPr>
-                <w:rFonts w:ascii="Lora" w:hAnsi="Lora"/>
-                <w:sz w:val="18"/>
-                <w:szCs w:val="18"/>
-              </w:rPr>
-            </w:pPr>
-            <w:r>
-              <w:rPr>
-                <w:rFonts w:ascii="Lora" w:hAnsi="Lora"/>
-                <w:sz w:val="18"/>
-                <w:szCs w:val="18"/>
-              </w:rPr>
-              <w:t>Fee = 2,000 KHR, ticket marked as checked out</w:t>
+              <w:spacing w:line="276" w:lineRule="auto"/>
+              <w:rPr>
+                <w:rFonts w:ascii="Lora" w:hAnsi="Lora"/>
+                <w:sz w:val="16"/>
+                <w:szCs w:val="16"/>
+              </w:rPr>
+            </w:pPr>
+            <w:r>
+              <w:rPr>
+                <w:rFonts w:ascii="Lora" w:hAnsi="Lora"/>
+                <w:sz w:val="16"/>
+                <w:szCs w:val="16"/>
+              </w:rPr>
+              <w:t xml:space="preserve">Fee = </w:t>
+            </w:r>
+            <w:r>
+              <w:rPr>
+                <w:rStyle w:val="Strong"/>
+                <w:rFonts w:ascii="Lora" w:hAnsi="Lora"/>
+                <w:b w:val="0"/>
+                <w:bCs w:val="0"/>
+                <w:sz w:val="16"/>
+                <w:szCs w:val="16"/>
+              </w:rPr>
+              <w:t>2,000 KHR</w:t>
+            </w:r>
+            <w:r>
+              <w:rPr>
+                <w:rFonts w:ascii="Lora" w:hAnsi="Lora"/>
+                <w:sz w:val="16"/>
+                <w:szCs w:val="16"/>
+              </w:rPr>
+              <w:t xml:space="preserve">, ticket marked as </w:t>
+            </w:r>
+            <w:r>
+              <w:rPr>
+                <w:rStyle w:val="Strong"/>
+                <w:rFonts w:ascii="Lora" w:hAnsi="Lora"/>
+                <w:b w:val="0"/>
+                <w:bCs w:val="0"/>
+                <w:sz w:val="16"/>
+                <w:szCs w:val="16"/>
+              </w:rPr>
+              <w:t>completed (</w:t>
+            </w:r>
+            <w:proofErr w:type="spellStart"/>
+            <w:r>
+              <w:rPr>
+                <w:rStyle w:val="Strong"/>
+                <w:rFonts w:ascii="Lora" w:hAnsi="Lora"/>
+                <w:b w:val="0"/>
+                <w:bCs w:val="0"/>
+                <w:sz w:val="16"/>
+                <w:szCs w:val="16"/>
+              </w:rPr>
+              <w:t>IsActive</w:t>
+            </w:r>
+            <w:proofErr w:type="spellEnd"/>
+            <w:r>
+              <w:rPr>
+                <w:rStyle w:val="Strong"/>
+                <w:rFonts w:ascii="Lora" w:hAnsi="Lora"/>
+                <w:b w:val="0"/>
+                <w:bCs w:val="0"/>
+                <w:sz w:val="16"/>
+                <w:szCs w:val="16"/>
+              </w:rPr>
+              <w:t xml:space="preserve"> = false)</w:t>
             </w:r>
           </w:p>
         </w:tc>
@@ -3818,6 +4204,7 @@
         <w:tc>
           <w:tcPr>
             <w:tcW w:w="421" w:type="dxa"/>
+            <w:shd w:val="clear" w:color="auto" w:fill="FFF2CC" w:themeFill="accent4" w:themeFillTint="33"/>
             <w:vAlign w:val="center"/>
           </w:tcPr>
           <w:p>
@@ -3850,12 +4237,21 @@
           </w:tcPr>
           <w:p>
             <w:pPr>
-              <w:rPr>
-                <w:rFonts w:ascii="Lora" w:hAnsi="Lora"/>
-                <w:sz w:val="20"/>
-                <w:szCs w:val="20"/>
-              </w:rPr>
-            </w:pPr>
+              <w:spacing w:line="276" w:lineRule="auto"/>
+              <w:rPr>
+                <w:rFonts w:ascii="Lora" w:hAnsi="Lora"/>
+                <w:sz w:val="16"/>
+                <w:szCs w:val="16"/>
+              </w:rPr>
+            </w:pPr>
+            <w:r>
+              <w:rPr>
+                <w:rFonts w:ascii="Lora" w:hAnsi="Lora"/>
+                <w:sz w:val="16"/>
+                <w:szCs w:val="16"/>
+              </w:rPr>
+              <w:t>Grace period flow (Car, 20 minutes)</w:t>
+            </w:r>
           </w:p>
         </w:tc>
         <w:tc>
@@ -3865,12 +4261,59 @@
           </w:tcPr>
           <w:p>
             <w:pPr>
-              <w:rPr>
-                <w:rFonts w:ascii="Lora" w:hAnsi="Lora"/>
-                <w:sz w:val="20"/>
-                <w:szCs w:val="20"/>
-              </w:rPr>
-            </w:pPr>
+              <w:spacing w:line="276" w:lineRule="auto"/>
+              <w:rPr>
+                <w:rFonts w:ascii="Lora" w:hAnsi="Lora"/>
+                <w:sz w:val="16"/>
+                <w:szCs w:val="16"/>
+              </w:rPr>
+            </w:pPr>
+            <w:proofErr w:type="spellStart"/>
+            <w:r>
+              <w:rPr>
+                <w:rFonts w:ascii="Lora" w:hAnsi="Lora"/>
+                <w:sz w:val="16"/>
+                <w:szCs w:val="16"/>
+              </w:rPr>
+              <w:t>FeeCalculator</w:t>
+            </w:r>
+            <w:proofErr w:type="spellEnd"/>
+            <w:r>
+              <w:rPr>
+                <w:rFonts w:ascii="Lora" w:hAnsi="Lora"/>
+                <w:sz w:val="16"/>
+                <w:szCs w:val="16"/>
+              </w:rPr>
+              <w:t xml:space="preserve"> + </w:t>
+            </w:r>
+            <w:proofErr w:type="spellStart"/>
+            <w:r>
+              <w:rPr>
+                <w:rFonts w:ascii="Lora" w:hAnsi="Lora"/>
+                <w:sz w:val="16"/>
+                <w:szCs w:val="16"/>
+              </w:rPr>
+              <w:t>InMemoryRepository</w:t>
+            </w:r>
+            <w:proofErr w:type="spellEnd"/>
+            <w:r>
+              <w:rPr>
+                <w:rFonts w:ascii="Lora" w:hAnsi="Lora"/>
+                <w:sz w:val="16"/>
+                <w:szCs w:val="16"/>
+              </w:rPr>
+              <w:t xml:space="preserve"> + </w:t>
+            </w:r>
+            <w:proofErr w:type="spellStart"/>
+            <w:r>
+              <w:rPr>
+                <w:rFonts w:ascii="Lora" w:hAnsi="Lora"/>
+                <w:sz w:val="16"/>
+                <w:szCs w:val="16"/>
+              </w:rPr>
+              <w:t>SessionManager</w:t>
+            </w:r>
+            <w:proofErr w:type="spellEnd"/>
           </w:p>
         </w:tc>
         <w:tc>
@@ -3880,12 +4323,40 @@
           </w:tcPr>
           <w:p>
             <w:pPr>
-              <w:rPr>
-                <w:rFonts w:ascii="Lora" w:hAnsi="Lora"/>
-                <w:sz w:val="20"/>
-                <w:szCs w:val="20"/>
-              </w:rPr>
-            </w:pPr>
+              <w:spacing w:line="276" w:lineRule="auto"/>
+              <w:rPr>
+                <w:rFonts w:ascii="Lora" w:hAnsi="Lora"/>
+                <w:sz w:val="16"/>
+                <w:szCs w:val="16"/>
+              </w:rPr>
+            </w:pPr>
+            <w:r>
+              <w:rPr>
+                <w:rFonts w:ascii="Lora" w:hAnsi="Lora"/>
+                <w:sz w:val="16"/>
+                <w:szCs w:val="16"/>
+              </w:rPr>
+              <w:t xml:space="preserve">Fee = </w:t>
+            </w:r>
+            <w:r>
+              <w:rPr>
+                <w:rStyle w:val="Strong"/>
+                <w:rFonts w:ascii="Lora" w:hAnsi="Lora"/>
+                <w:b w:val="0"/>
+                <w:bCs w:val="0"/>
+                <w:sz w:val="16"/>
+                <w:szCs w:val="16"/>
+              </w:rPr>
+              <w:t>0 KHR</w:t>
+            </w:r>
+            <w:r>
+              <w:rPr>
+                <w:rFonts w:ascii="Lora" w:hAnsi="Lora"/>
+                <w:sz w:val="16"/>
+                <w:szCs w:val="16"/>
+              </w:rPr>
+              <w:t>, no charge applied, ticket closed successfully</w:t>
+            </w:r>
           </w:p>
         </w:tc>
       </w:tr>
@@ -3896,6 +4367,7 @@
         <w:tc>
           <w:tcPr>
             <w:tcW w:w="421" w:type="dxa"/>
+            <w:shd w:val="clear" w:color="auto" w:fill="FFF2CC" w:themeFill="accent4" w:themeFillTint="33"/>
             <w:vAlign w:val="center"/>
           </w:tcPr>
           <w:p>
@@ -3928,12 +4400,21 @@
           </w:tcPr>
           <w:p>
             <w:pPr>
-              <w:rPr>
-                <w:rFonts w:ascii="Lora" w:hAnsi="Lora"/>
-                <w:sz w:val="20"/>
-                <w:szCs w:val="20"/>
-              </w:rPr>
-            </w:pPr>
+              <w:spacing w:line="276" w:lineRule="auto"/>
+              <w:rPr>
+                <w:rFonts w:ascii="Lora" w:hAnsi="Lora"/>
+                <w:sz w:val="16"/>
+                <w:szCs w:val="16"/>
+              </w:rPr>
+            </w:pPr>
+            <w:r>
+              <w:rPr>
+                <w:rFonts w:ascii="Lora" w:hAnsi="Lora"/>
+                <w:sz w:val="16"/>
+                <w:szCs w:val="16"/>
+              </w:rPr>
+              <w:t>Lost ticket scenario (Car, 1 hour)</w:t>
+            </w:r>
           </w:p>
         </w:tc>
         <w:tc>
@@ -3943,12 +4424,59 @@
           </w:tcPr>
           <w:p>
             <w:pPr>
-              <w:rPr>
-                <w:rFonts w:ascii="Lora" w:hAnsi="Lora"/>
-                <w:sz w:val="20"/>
-                <w:szCs w:val="20"/>
-              </w:rPr>
-            </w:pPr>
+              <w:spacing w:line="276" w:lineRule="auto"/>
+              <w:rPr>
+                <w:rFonts w:ascii="Lora" w:hAnsi="Lora"/>
+                <w:sz w:val="16"/>
+                <w:szCs w:val="16"/>
+              </w:rPr>
+            </w:pPr>
+            <w:proofErr w:type="spellStart"/>
+            <w:r>
+              <w:rPr>
+                <w:rFonts w:ascii="Lora" w:hAnsi="Lora"/>
+                <w:sz w:val="16"/>
+                <w:szCs w:val="16"/>
+              </w:rPr>
+              <w:t>FeeCalculator</w:t>
+            </w:r>
+            <w:proofErr w:type="spellEnd"/>
+            <w:r>
+              <w:rPr>
+                <w:rFonts w:ascii="Lora" w:hAnsi="Lora"/>
+                <w:sz w:val="16"/>
+                <w:szCs w:val="16"/>
+              </w:rPr>
+              <w:t xml:space="preserve"> + </w:t>
+            </w:r>
+            <w:proofErr w:type="spellStart"/>
+            <w:r>
+              <w:rPr>
+                <w:rFonts w:ascii="Lora" w:hAnsi="Lora"/>
+                <w:sz w:val="16"/>
+                <w:szCs w:val="16"/>
+              </w:rPr>
+              <w:t>InMemoryRepository</w:t>
+            </w:r>
+            <w:proofErr w:type="spellEnd"/>
+            <w:r>
+              <w:rPr>
+                <w:rFonts w:ascii="Lora" w:hAnsi="Lora"/>
+                <w:sz w:val="16"/>
+                <w:szCs w:val="16"/>
+              </w:rPr>
+              <w:t xml:space="preserve"> + </w:t>
+            </w:r>
+            <w:proofErr w:type="spellStart"/>
+            <w:r>
+              <w:rPr>
+                <w:rFonts w:ascii="Lora" w:hAnsi="Lora"/>
+                <w:sz w:val="16"/>
+                <w:szCs w:val="16"/>
+              </w:rPr>
+              <w:t>SessionManager</w:t>
+            </w:r>
+            <w:proofErr w:type="spellEnd"/>
           </w:p>
         </w:tc>
         <w:tc>
@@ -3958,12 +4486,50 @@
           </w:tcPr>
           <w:p>
             <w:pPr>
-              <w:rPr>
-                <w:rFonts w:ascii="Lora" w:hAnsi="Lora"/>
-                <w:sz w:val="20"/>
-                <w:szCs w:val="20"/>
-              </w:rPr>
-            </w:pPr>
+              <w:spacing w:line="276" w:lineRule="auto"/>
+              <w:rPr>
+                <w:rFonts w:ascii="Lora" w:hAnsi="Lora"/>
+                <w:sz w:val="16"/>
+                <w:szCs w:val="16"/>
+              </w:rPr>
+            </w:pPr>
+            <w:r>
+              <w:rPr>
+                <w:rFonts w:ascii="Lora" w:hAnsi="Lora"/>
+                <w:sz w:val="16"/>
+                <w:szCs w:val="16"/>
+              </w:rPr>
+              <w:t xml:space="preserve">Fee = </w:t>
+            </w:r>
+            <w:r>
+              <w:rPr>
+                <w:rStyle w:val="Strong"/>
+                <w:rFonts w:ascii="Lora" w:hAnsi="Lora"/>
+                <w:b w:val="0"/>
+                <w:bCs w:val="0"/>
+                <w:sz w:val="16"/>
+                <w:szCs w:val="16"/>
+              </w:rPr>
+              <w:t>21,000 KHR</w:t>
+            </w:r>
+            <w:r>
+              <w:rPr>
+                <w:rFonts w:ascii="Lora" w:hAnsi="Lora"/>
+                <w:b/>
+                <w:bCs/>
+                <w:sz w:val="16"/>
+                <w:szCs w:val="16"/>
+              </w:rPr>
+              <w:t xml:space="preserve"> </w:t>
+            </w:r>
+            <w:r>
+              <w:rPr>
+                <w:rFonts w:ascii="Lora" w:hAnsi="Lora"/>
+                <w:sz w:val="16"/>
+                <w:szCs w:val="16"/>
+              </w:rPr>
+              <w:t>(1,000 base + 20,000 penalty), ticket completed</w:t>
+            </w:r>
           </w:p>
         </w:tc>
       </w:tr>
@@ -3974,6 +4540,7 @@
         <w:tc>
           <w:tcPr>
             <w:tcW w:w="421" w:type="dxa"/>
+            <w:shd w:val="clear" w:color="auto" w:fill="FFF2CC" w:themeFill="accent4" w:themeFillTint="33"/>
             <w:vAlign w:val="center"/>
           </w:tcPr>
           <w:p>
@@ -4006,12 +4573,21 @@
           </w:tcPr>
           <w:p>
             <w:pPr>
-              <w:rPr>
-                <w:rFonts w:ascii="Lora" w:hAnsi="Lora"/>
-                <w:sz w:val="20"/>
-                <w:szCs w:val="20"/>
-              </w:rPr>
-            </w:pPr>
+              <w:spacing w:line="276" w:lineRule="auto"/>
+              <w:rPr>
+                <w:rFonts w:ascii="Lora" w:hAnsi="Lora"/>
+                <w:sz w:val="16"/>
+                <w:szCs w:val="16"/>
+              </w:rPr>
+            </w:pPr>
+            <w:r>
+              <w:rPr>
+                <w:rFonts w:ascii="Lora" w:hAnsi="Lora"/>
+                <w:sz w:val="16"/>
+                <w:szCs w:val="16"/>
+              </w:rPr>
+              <w:t>Weekend surcharge (Car, 2 hours on Saturday)</w:t>
+            </w:r>
           </w:p>
         </w:tc>
         <w:tc>
@@ -4021,12 +4597,59 @@
           </w:tcPr>
           <w:p>
             <w:pPr>
-              <w:rPr>
-                <w:rFonts w:ascii="Lora" w:hAnsi="Lora"/>
-                <w:sz w:val="20"/>
-                <w:szCs w:val="20"/>
-              </w:rPr>
-            </w:pPr>
+              <w:spacing w:line="276" w:lineRule="auto"/>
+              <w:rPr>
+                <w:rFonts w:ascii="Lora" w:hAnsi="Lora"/>
+                <w:sz w:val="16"/>
+                <w:szCs w:val="16"/>
+              </w:rPr>
+            </w:pPr>
+            <w:proofErr w:type="spellStart"/>
+            <w:r>
+              <w:rPr>
+                <w:rFonts w:ascii="Lora" w:hAnsi="Lora"/>
+                <w:sz w:val="16"/>
+                <w:szCs w:val="16"/>
+              </w:rPr>
+              <w:t>FeeCalculator</w:t>
+            </w:r>
+            <w:proofErr w:type="spellEnd"/>
+            <w:r>
+              <w:rPr>
+                <w:rFonts w:ascii="Lora" w:hAnsi="Lora"/>
+                <w:sz w:val="16"/>
+                <w:szCs w:val="16"/>
+              </w:rPr>
+              <w:t xml:space="preserve"> + </w:t>
+            </w:r>
+            <w:proofErr w:type="spellStart"/>
+            <w:r>
+              <w:rPr>
+                <w:rFonts w:ascii="Lora" w:hAnsi="Lora"/>
+                <w:sz w:val="16"/>
+                <w:szCs w:val="16"/>
+              </w:rPr>
+              <w:t>InMemoryRepository</w:t>
+            </w:r>
+            <w:proofErr w:type="spellEnd"/>
+            <w:r>
+              <w:rPr>
+                <w:rFonts w:ascii="Lora" w:hAnsi="Lora"/>
+                <w:sz w:val="16"/>
+                <w:szCs w:val="16"/>
+              </w:rPr>
+              <w:t xml:space="preserve"> + </w:t>
+            </w:r>
+            <w:proofErr w:type="spellStart"/>
+            <w:r>
+              <w:rPr>
+                <w:rFonts w:ascii="Lora" w:hAnsi="Lora"/>
+                <w:sz w:val="16"/>
+                <w:szCs w:val="16"/>
+              </w:rPr>
+              <w:t>SessionManager</w:t>
+            </w:r>
+            <w:proofErr w:type="spellEnd"/>
           </w:p>
         </w:tc>
         <w:tc>
@@ -4036,12 +4659,40 @@
           </w:tcPr>
           <w:p>
             <w:pPr>
-              <w:rPr>
-                <w:rFonts w:ascii="Lora" w:hAnsi="Lora"/>
-                <w:sz w:val="20"/>
-                <w:szCs w:val="20"/>
-              </w:rPr>
-            </w:pPr>
+              <w:spacing w:line="276" w:lineRule="auto"/>
+              <w:rPr>
+                <w:rFonts w:ascii="Lora" w:hAnsi="Lora"/>
+                <w:sz w:val="16"/>
+                <w:szCs w:val="16"/>
+              </w:rPr>
+            </w:pPr>
+            <w:r>
+              <w:rPr>
+                <w:rFonts w:ascii="Lora" w:hAnsi="Lora"/>
+                <w:sz w:val="16"/>
+                <w:szCs w:val="16"/>
+              </w:rPr>
+              <w:t xml:space="preserve">Fee = </w:t>
+            </w:r>
+            <w:r>
+              <w:rPr>
+                <w:rStyle w:val="Strong"/>
+                <w:rFonts w:ascii="Lora" w:hAnsi="Lora"/>
+                <w:b w:val="0"/>
+                <w:bCs w:val="0"/>
+                <w:sz w:val="16"/>
+                <w:szCs w:val="16"/>
+              </w:rPr>
+              <w:t>2,400 KHR</w:t>
+            </w:r>
+            <w:r>
+              <w:rPr>
+                <w:rFonts w:ascii="Lora" w:hAnsi="Lora"/>
+                <w:sz w:val="16"/>
+                <w:szCs w:val="16"/>
+              </w:rPr>
+              <w:t xml:space="preserve"> (2,000 + 20% surcharge), ticket completed</w:t>
+            </w:r>
           </w:p>
         </w:tc>
       </w:tr>
@@ -4052,6 +4703,7 @@
         <w:tc>
           <w:tcPr>
             <w:tcW w:w="421" w:type="dxa"/>
+            <w:shd w:val="clear" w:color="auto" w:fill="FFF2CC" w:themeFill="accent4" w:themeFillTint="33"/>
             <w:vAlign w:val="center"/>
           </w:tcPr>
           <w:p>
@@ -4084,12 +4736,21 @@
           </w:tcPr>
           <w:p>
             <w:pPr>
-              <w:rPr>
-                <w:rFonts w:ascii="Lora" w:hAnsi="Lora"/>
-                <w:sz w:val="20"/>
-                <w:szCs w:val="20"/>
-              </w:rPr>
-            </w:pPr>
+              <w:spacing w:line="276" w:lineRule="auto"/>
+              <w:rPr>
+                <w:rFonts w:ascii="Lora" w:hAnsi="Lora"/>
+                <w:sz w:val="16"/>
+                <w:szCs w:val="16"/>
+              </w:rPr>
+            </w:pPr>
+            <w:r>
+              <w:rPr>
+                <w:rFonts w:ascii="Lora" w:hAnsi="Lora"/>
+                <w:sz w:val="16"/>
+                <w:szCs w:val="16"/>
+              </w:rPr>
+              <w:t>Notification failure during checkout using</w:t>
+            </w:r>
           </w:p>
         </w:tc>
         <w:tc>
@@ -4099,12 +4760,85 @@
           </w:tcPr>
           <w:p>
             <w:pPr>
-              <w:rPr>
-                <w:rFonts w:ascii="Lora" w:hAnsi="Lora"/>
-                <w:sz w:val="20"/>
-                <w:szCs w:val="20"/>
-              </w:rPr>
-            </w:pPr>
+              <w:spacing w:line="276" w:lineRule="auto"/>
+              <w:rPr>
+                <w:rFonts w:ascii="Lora" w:hAnsi="Lora"/>
+                <w:sz w:val="16"/>
+                <w:szCs w:val="16"/>
+              </w:rPr>
+            </w:pPr>
+            <w:proofErr w:type="spellStart"/>
+            <w:r>
+              <w:rPr>
+                <w:rFonts w:ascii="Lora" w:hAnsi="Lora"/>
+                <w:sz w:val="16"/>
+                <w:szCs w:val="16"/>
+              </w:rPr>
+              <w:t>FeeCalculator</w:t>
+            </w:r>
+            <w:proofErr w:type="spellEnd"/>
+            <w:r>
+              <w:rPr>
+                <w:rFonts w:ascii="Lora" w:hAnsi="Lora"/>
+                <w:sz w:val="16"/>
+                <w:szCs w:val="16"/>
+              </w:rPr>
+              <w:t xml:space="preserve"> + </w:t>
+            </w:r>
+            <w:proofErr w:type="spellStart"/>
+            <w:r>
+              <w:rPr>
+                <w:rFonts w:ascii="Lora" w:hAnsi="Lora"/>
+                <w:sz w:val="16"/>
+                <w:szCs w:val="16"/>
+              </w:rPr>
+              <w:t>InMemoryRepository</w:t>
+            </w:r>
+            <w:proofErr w:type="spellEnd"/>
+            <w:r>
+              <w:rPr>
+                <w:rFonts w:ascii="Lora" w:hAnsi="Lora"/>
+                <w:sz w:val="16"/>
+                <w:szCs w:val="16"/>
+              </w:rPr>
+              <w:t xml:space="preserve"> + </w:t>
+            </w:r>
+            <w:proofErr w:type="spellStart"/>
+            <w:r>
+              <w:rPr>
+                <w:rFonts w:ascii="Lora" w:hAnsi="Lora"/>
+                <w:sz w:val="16"/>
+                <w:szCs w:val="16"/>
+              </w:rPr>
+              <w:t>SessionManager</w:t>
+            </w:r>
+            <w:proofErr w:type="spellEnd"/>
+            <w:r>
+              <w:rPr>
+                <w:rFonts w:ascii="Lora" w:hAnsi="Lora"/>
+                <w:sz w:val="16"/>
+                <w:szCs w:val="16"/>
+              </w:rPr>
+              <w:t xml:space="preserve"> + </w:t>
+            </w:r>
+            <w:proofErr w:type="spellStart"/>
+            <w:r>
+              <w:rPr>
+                <w:rFonts w:ascii="Lora" w:hAnsi="Lora"/>
+                <w:sz w:val="16"/>
+                <w:szCs w:val="16"/>
+              </w:rPr>
+              <w:t>NotificationService</w:t>
+            </w:r>
+            <w:proofErr w:type="spellEnd"/>
+            <w:r>
+              <w:rPr>
+                <w:rFonts w:ascii="Lora" w:hAnsi="Lora"/>
+                <w:sz w:val="16"/>
+                <w:szCs w:val="16"/>
+              </w:rPr>
+              <w:t xml:space="preserve"> mock failure</w:t>
+            </w:r>
           </w:p>
         </w:tc>
         <w:tc>
@@ -4114,12 +4848,40 @@
           </w:tcPr>
           <w:p>
             <w:pPr>
-              <w:rPr>
-                <w:rFonts w:ascii="Lora" w:hAnsi="Lora"/>
-                <w:sz w:val="20"/>
-                <w:szCs w:val="20"/>
-              </w:rPr>
-            </w:pPr>
+              <w:spacing w:line="276" w:lineRule="auto"/>
+              <w:rPr>
+                <w:rFonts w:ascii="Lora" w:hAnsi="Lora"/>
+                <w:sz w:val="16"/>
+                <w:szCs w:val="16"/>
+              </w:rPr>
+            </w:pPr>
+            <w:r>
+              <w:rPr>
+                <w:rFonts w:ascii="Lora" w:hAnsi="Lora"/>
+                <w:sz w:val="16"/>
+                <w:szCs w:val="16"/>
+              </w:rPr>
+              <w:t xml:space="preserve">Checkout still succeeds, fee = </w:t>
+            </w:r>
+            <w:r>
+              <w:rPr>
+                <w:rStyle w:val="Strong"/>
+                <w:rFonts w:ascii="Lora" w:hAnsi="Lora"/>
+                <w:b w:val="0"/>
+                <w:bCs w:val="0"/>
+                <w:sz w:val="16"/>
+                <w:szCs w:val="16"/>
+              </w:rPr>
+              <w:t>2,000 KHR</w:t>
+            </w:r>
+            <w:r>
+              <w:rPr>
+                <w:rFonts w:ascii="Lora" w:hAnsi="Lora"/>
+                <w:sz w:val="16"/>
+                <w:szCs w:val="16"/>
+              </w:rPr>
+              <w:t>, ticket still marked completed (notification failure ignored)</w:t>
+            </w:r>
           </w:p>
         </w:tc>
       </w:tr>
@@ -4200,6 +4962,7 @@
         <w:tc>
           <w:tcPr>
             <w:tcW w:w="421" w:type="dxa"/>
+            <w:shd w:val="clear" w:color="auto" w:fill="FBE4D5" w:themeFill="accent2" w:themeFillTint="33"/>
             <w:vAlign w:val="center"/>
           </w:tcPr>
           <w:p>
@@ -4228,6 +4991,7 @@
         <w:tc>
           <w:tcPr>
             <w:tcW w:w="4252" w:type="dxa"/>
+            <w:shd w:val="clear" w:color="auto" w:fill="FBE4D5" w:themeFill="accent2" w:themeFillTint="33"/>
             <w:vAlign w:val="center"/>
           </w:tcPr>
           <w:p>
@@ -4255,6 +5019,7 @@
         <w:tc>
           <w:tcPr>
             <w:tcW w:w="4677" w:type="dxa"/>
+            <w:shd w:val="clear" w:color="auto" w:fill="FBE4D5" w:themeFill="accent2" w:themeFillTint="33"/>
             <w:vAlign w:val="center"/>
           </w:tcPr>
           <w:p>
@@ -4287,6 +5052,7 @@
         <w:tc>
           <w:tcPr>
             <w:tcW w:w="421" w:type="dxa"/>
+            <w:shd w:val="clear" w:color="auto" w:fill="FBE4D5" w:themeFill="accent2" w:themeFillTint="33"/>
             <w:vAlign w:val="center"/>
           </w:tcPr>
           <w:p>
@@ -4321,15 +5087,15 @@
             <w:pPr>
               <w:rPr>
                 <w:rFonts w:ascii="Lora" w:hAnsi="Lora"/>
-                <w:sz w:val="18"/>
-                <w:szCs w:val="18"/>
-              </w:rPr>
-            </w:pPr>
-            <w:r>
-              <w:rPr>
-                <w:rFonts w:ascii="Lora" w:hAnsi="Lora"/>
-                <w:sz w:val="18"/>
-                <w:szCs w:val="18"/>
+                <w:sz w:val="16"/>
+                <w:szCs w:val="16"/>
+              </w:rPr>
+            </w:pPr>
+            <w:r>
+              <w:rPr>
+                <w:rFonts w:ascii="Lora" w:hAnsi="Lora"/>
+                <w:sz w:val="16"/>
+                <w:szCs w:val="16"/>
               </w:rPr>
               <w:t>Fee is never negative</w:t>
             </w:r>
@@ -4342,19 +5108,20 @@
           </w:tcPr>
           <w:p>
             <w:pPr>
-              <w:rPr>
-                <w:rFonts w:ascii="Lora" w:hAnsi="Lora"/>
-                <w:sz w:val="18"/>
-                <w:szCs w:val="18"/>
-              </w:rPr>
-            </w:pPr>
-            <w:r>
-              <w:rPr>
-                <w:rFonts w:ascii="Lora" w:hAnsi="Lora"/>
-                <w:sz w:val="18"/>
-                <w:szCs w:val="18"/>
-              </w:rPr>
-              <w:t>A parking fee cannot be negative because you cannot owe a customer money for parking.</w:t>
+              <w:spacing w:line="276" w:lineRule="auto"/>
+              <w:rPr>
+                <w:rFonts w:ascii="Lora" w:hAnsi="Lora"/>
+                <w:sz w:val="16"/>
+                <w:szCs w:val="16"/>
+              </w:rPr>
+            </w:pPr>
+            <w:r>
+              <w:rPr>
+                <w:rFonts w:ascii="Lora" w:hAnsi="Lora"/>
+                <w:sz w:val="16"/>
+                <w:szCs w:val="16"/>
+              </w:rPr>
+              <w:t>A parking fee can never be less than 0 because the system should not give money to users.</w:t>
             </w:r>
           </w:p>
         </w:tc>
@@ -4366,6 +5133,7 @@
         <w:tc>
           <w:tcPr>
             <w:tcW w:w="421" w:type="dxa"/>
+            <w:shd w:val="clear" w:color="auto" w:fill="FBE4D5" w:themeFill="accent2" w:themeFillTint="33"/>
             <w:vAlign w:val="center"/>
           </w:tcPr>
           <w:p>
@@ -4400,15 +5168,15 @@
             <w:pPr>
               <w:rPr>
                 <w:rFonts w:ascii="Lora" w:hAnsi="Lora"/>
-                <w:sz w:val="18"/>
-                <w:szCs w:val="18"/>
-              </w:rPr>
-            </w:pPr>
-            <w:r>
-              <w:rPr>
-                <w:rFonts w:ascii="Lora" w:hAnsi="Lora"/>
-                <w:sz w:val="18"/>
-                <w:szCs w:val="18"/>
+                <w:sz w:val="16"/>
+                <w:szCs w:val="16"/>
+              </w:rPr>
+            </w:pPr>
+            <w:r>
+              <w:rPr>
+                <w:rFonts w:ascii="Lora" w:hAnsi="Lora"/>
+                <w:sz w:val="16"/>
+                <w:szCs w:val="16"/>
               </w:rPr>
               <w:t>Grace period is always free</w:t>
             </w:r>
@@ -4421,19 +5189,20 @@
           </w:tcPr>
           <w:p>
             <w:pPr>
-              <w:rPr>
-                <w:rFonts w:ascii="Lora" w:hAnsi="Lora"/>
-                <w:sz w:val="18"/>
-                <w:szCs w:val="18"/>
-              </w:rPr>
-            </w:pPr>
-            <w:r>
-              <w:rPr>
-                <w:rFonts w:ascii="Lora" w:hAnsi="Lora"/>
-                <w:sz w:val="18"/>
-                <w:szCs w:val="18"/>
-              </w:rPr>
-              <w:t>The business rule says parking ≤30 min costs 0 KHR, regardless of vehicle type or membership.</w:t>
+              <w:spacing w:line="276" w:lineRule="auto"/>
+              <w:rPr>
+                <w:rFonts w:ascii="Lora" w:hAnsi="Lora"/>
+                <w:sz w:val="16"/>
+                <w:szCs w:val="16"/>
+              </w:rPr>
+            </w:pPr>
+            <w:r>
+              <w:rPr>
+                <w:rFonts w:ascii="Lora" w:hAnsi="Lora"/>
+                <w:sz w:val="16"/>
+                <w:szCs w:val="16"/>
+              </w:rPr>
+              <w:t>If parking time is within the free grace period (e.g., 30 minutes), the fee must always be 0 no matter the vehicle type or membership.</w:t>
             </w:r>
           </w:p>
         </w:tc>
@@ -4445,6 +5214,7 @@
         <w:tc>
           <w:tcPr>
             <w:tcW w:w="421" w:type="dxa"/>
+            <w:shd w:val="clear" w:color="auto" w:fill="FBE4D5" w:themeFill="accent2" w:themeFillTint="33"/>
             <w:vAlign w:val="center"/>
           </w:tcPr>
           <w:p>
@@ -4479,10 +5249,18 @@
             <w:pPr>
               <w:rPr>
                 <w:rFonts w:ascii="Lora" w:hAnsi="Lora"/>
-                <w:sz w:val="20"/>
-                <w:szCs w:val="20"/>
-              </w:rPr>
-            </w:pPr>
+                <w:sz w:val="16"/>
+                <w:szCs w:val="16"/>
+              </w:rPr>
+            </w:pPr>
+            <w:r>
+              <w:rPr>
+                <w:rFonts w:ascii="Lora" w:hAnsi="Lora"/>
+                <w:sz w:val="16"/>
+                <w:szCs w:val="16"/>
+              </w:rPr>
+              <w:t>Same time check-in and check-out gives 0 fee</w:t>
+            </w:r>
           </w:p>
         </w:tc>
         <w:tc>
@@ -4492,12 +5270,21 @@
           </w:tcPr>
           <w:p>
             <w:pPr>
-              <w:rPr>
-                <w:rFonts w:ascii="Lora" w:hAnsi="Lora"/>
-                <w:sz w:val="20"/>
-                <w:szCs w:val="20"/>
-              </w:rPr>
-            </w:pPr>
+              <w:spacing w:line="276" w:lineRule="auto"/>
+              <w:rPr>
+                <w:rFonts w:ascii="Lora" w:hAnsi="Lora"/>
+                <w:sz w:val="16"/>
+                <w:szCs w:val="16"/>
+              </w:rPr>
+            </w:pPr>
+            <w:r>
+              <w:rPr>
+                <w:rFonts w:ascii="Lora" w:hAnsi="Lora"/>
+                <w:sz w:val="16"/>
+                <w:szCs w:val="16"/>
+              </w:rPr>
+              <w:t>If a user checks in and out at the same time, there is no parking time, so the fee must always be 0.</w:t>
+            </w:r>
           </w:p>
         </w:tc>
       </w:tr>
@@ -4508,6 +5295,7 @@
         <w:tc>
           <w:tcPr>
             <w:tcW w:w="421" w:type="dxa"/>
+            <w:shd w:val="clear" w:color="auto" w:fill="FBE4D5" w:themeFill="accent2" w:themeFillTint="33"/>
             <w:vAlign w:val="center"/>
           </w:tcPr>
           <w:p>
@@ -4542,10 +5330,18 @@
             <w:pPr>
               <w:rPr>
                 <w:rFonts w:ascii="Lora" w:hAnsi="Lora"/>
-                <w:sz w:val="20"/>
-                <w:szCs w:val="20"/>
-              </w:rPr>
-            </w:pPr>
+                <w:sz w:val="16"/>
+                <w:szCs w:val="16"/>
+              </w:rPr>
+            </w:pPr>
+            <w:r>
+              <w:rPr>
+                <w:rFonts w:ascii="Lora" w:hAnsi="Lora"/>
+                <w:sz w:val="16"/>
+                <w:szCs w:val="16"/>
+              </w:rPr>
+              <w:t>Longer parking time never reduces fee</w:t>
+            </w:r>
           </w:p>
         </w:tc>
         <w:tc>
@@ -4555,12 +5351,21 @@
           </w:tcPr>
           <w:p>
             <w:pPr>
-              <w:rPr>
-                <w:rFonts w:ascii="Lora" w:hAnsi="Lora"/>
-                <w:sz w:val="20"/>
-                <w:szCs w:val="20"/>
-              </w:rPr>
-            </w:pPr>
+              <w:spacing w:line="276" w:lineRule="auto"/>
+              <w:rPr>
+                <w:rFonts w:ascii="Lora" w:hAnsi="Lora"/>
+                <w:sz w:val="16"/>
+                <w:szCs w:val="16"/>
+              </w:rPr>
+            </w:pPr>
+            <w:r>
+              <w:rPr>
+                <w:rFonts w:ascii="Lora" w:hAnsi="Lora"/>
+                <w:sz w:val="16"/>
+                <w:szCs w:val="16"/>
+              </w:rPr>
+              <w:t>If a user parks longer, the fee should stay the same or increase — it should never become cheaper for more time.</w:t>
+            </w:r>
           </w:p>
         </w:tc>
       </w:tr>
@@ -4571,6 +5376,7 @@
         <w:tc>
           <w:tcPr>
             <w:tcW w:w="421" w:type="dxa"/>
+            <w:shd w:val="clear" w:color="auto" w:fill="FBE4D5" w:themeFill="accent2" w:themeFillTint="33"/>
             <w:vAlign w:val="center"/>
           </w:tcPr>
           <w:p>
@@ -4592,6 +5398,7 @@
                 <w:sz w:val="20"/>
                 <w:szCs w:val="20"/>
               </w:rPr>
+              <w:lastRenderedPageBreak/>
               <w:t>5</w:t>
             </w:r>
           </w:p>
@@ -4603,12 +5410,21 @@
           </w:tcPr>
           <w:p>
             <w:pPr>
-              <w:rPr>
-                <w:rFonts w:ascii="Lora" w:hAnsi="Lora"/>
-                <w:sz w:val="20"/>
-                <w:szCs w:val="20"/>
-              </w:rPr>
-            </w:pPr>
+              <w:spacing w:line="276" w:lineRule="auto"/>
+              <w:rPr>
+                <w:rFonts w:ascii="Lora" w:hAnsi="Lora"/>
+                <w:sz w:val="16"/>
+                <w:szCs w:val="16"/>
+              </w:rPr>
+            </w:pPr>
+            <w:r>
+              <w:rPr>
+                <w:rFonts w:ascii="Lora" w:hAnsi="Lora"/>
+                <w:sz w:val="16"/>
+                <w:szCs w:val="16"/>
+              </w:rPr>
+              <w:t>Lost ticket fee is always higher or equal to normal fee</w:t>
+            </w:r>
           </w:p>
         </w:tc>
         <w:tc>
@@ -4618,12 +5434,21 @@
           </w:tcPr>
           <w:p>
             <w:pPr>
-              <w:rPr>
-                <w:rFonts w:ascii="Lora" w:hAnsi="Lora"/>
-                <w:sz w:val="20"/>
-                <w:szCs w:val="20"/>
-              </w:rPr>
-            </w:pPr>
+              <w:spacing w:line="276" w:lineRule="auto"/>
+              <w:rPr>
+                <w:rFonts w:ascii="Lora" w:hAnsi="Lora"/>
+                <w:sz w:val="16"/>
+                <w:szCs w:val="16"/>
+              </w:rPr>
+            </w:pPr>
+            <w:r>
+              <w:rPr>
+                <w:rFonts w:ascii="Lora" w:hAnsi="Lora"/>
+                <w:sz w:val="16"/>
+                <w:szCs w:val="16"/>
+              </w:rPr>
+              <w:t>If a ticket is lost, the system adds a penalty, so the final fee must always be greater than or equal to the normal calculated fee.</w:t>
+            </w:r>
           </w:p>
         </w:tc>
       </w:tr>
@@ -4693,7 +5518,6 @@
           <w:rFonts w:ascii="Lora" w:hAnsi="Lora"/>
           <w:szCs w:val="22"/>
         </w:rPr>
-        <w:lastRenderedPageBreak/>
         <w:t xml:space="preserve">List your TDD commits in order. Each row = one commit. This must match your actual git history. You need at least 8 commits showing the RED </w:t>
       </w:r>
       <w:r>
@@ -4775,6 +5599,7 @@
         <w:tc>
           <w:tcPr>
             <w:tcW w:w="421" w:type="dxa"/>
+            <w:shd w:val="clear" w:color="auto" w:fill="D0CECE" w:themeFill="background2" w:themeFillShade="E6"/>
             <w:vAlign w:val="center"/>
           </w:tcPr>
           <w:p>
@@ -4803,6 +5628,7 @@
         <w:tc>
           <w:tcPr>
             <w:tcW w:w="2551" w:type="dxa"/>
+            <w:shd w:val="clear" w:color="auto" w:fill="D0CECE" w:themeFill="background2" w:themeFillShade="E6"/>
             <w:vAlign w:val="center"/>
           </w:tcPr>
           <w:p>
@@ -4830,6 +5656,7 @@
         <w:tc>
           <w:tcPr>
             <w:tcW w:w="3402" w:type="dxa"/>
+            <w:shd w:val="clear" w:color="auto" w:fill="D0CECE" w:themeFill="background2" w:themeFillShade="E6"/>
             <w:vAlign w:val="center"/>
           </w:tcPr>
           <w:p>
@@ -4857,6 +5684,7 @@
         <w:tc>
           <w:tcPr>
             <w:tcW w:w="2976" w:type="dxa"/>
+            <w:shd w:val="clear" w:color="auto" w:fill="D0CECE" w:themeFill="background2" w:themeFillShade="E6"/>
             <w:vAlign w:val="center"/>
           </w:tcPr>
           <w:p>
@@ -4889,6 +5717,7 @@
         <w:tc>
           <w:tcPr>
             <w:tcW w:w="421" w:type="dxa"/>
+            <w:shd w:val="clear" w:color="auto" w:fill="D0CECE" w:themeFill="background2" w:themeFillShade="E6"/>
             <w:vAlign w:val="center"/>
           </w:tcPr>
           <w:p>
@@ -4991,6 +5820,7 @@
         <w:tc>
           <w:tcPr>
             <w:tcW w:w="421" w:type="dxa"/>
+            <w:shd w:val="clear" w:color="auto" w:fill="D0CECE" w:themeFill="background2" w:themeFillShade="E6"/>
             <w:vAlign w:val="center"/>
           </w:tcPr>
           <w:p>
@@ -5069,6 +5899,7 @@
         <w:tc>
           <w:tcPr>
             <w:tcW w:w="421" w:type="dxa"/>
+            <w:shd w:val="clear" w:color="auto" w:fill="D0CECE" w:themeFill="background2" w:themeFillShade="E6"/>
             <w:vAlign w:val="center"/>
           </w:tcPr>
           <w:p>
@@ -5147,6 +5978,7 @@
         <w:tc>
           <w:tcPr>
             <w:tcW w:w="421" w:type="dxa"/>
+            <w:shd w:val="clear" w:color="auto" w:fill="D0CECE" w:themeFill="background2" w:themeFillShade="E6"/>
             <w:vAlign w:val="center"/>
           </w:tcPr>
           <w:p>
@@ -5684,6 +6516,17 @@
       </w:tblBorders>
     </w:tblPr>
   </w:style>
+  <w:style w:type="character" w:styleId="Strong">
+    <w:name w:val="Strong"/>
+    <w:basedOn w:val="DefaultParagraphFont"/>
+    <w:uiPriority w:val="22"/>
+    <w:qFormat/>
+    <w:rsid w:val="005D54C6"/>
+    <w:rPr>
+      <w:b/>
+      <w:bCs/>
+    </w:rPr>
+  </w:style>
 </w:styles>
 </file>
 

--- a/report.docx
+++ b/report.docx
@@ -516,12 +516,12 @@
       </w:tblPr>
       <w:tblGrid>
         <w:gridCol w:w="425"/>
-        <w:gridCol w:w="1745"/>
-        <w:gridCol w:w="1118"/>
-        <w:gridCol w:w="1147"/>
-        <w:gridCol w:w="1427"/>
-        <w:gridCol w:w="1114"/>
-        <w:gridCol w:w="1154"/>
+        <w:gridCol w:w="1641"/>
+        <w:gridCol w:w="941"/>
+        <w:gridCol w:w="1081"/>
+        <w:gridCol w:w="1436"/>
+        <w:gridCol w:w="1134"/>
+        <w:gridCol w:w="1472"/>
         <w:gridCol w:w="1220"/>
       </w:tblGrid>
       <w:tr>
@@ -559,7 +559,7 @@
         </w:tc>
         <w:tc>
           <w:tcPr>
-            <w:tcW w:w="1745" w:type="dxa"/>
+            <w:tcW w:w="1641" w:type="dxa"/>
             <w:shd w:val="clear" w:color="auto" w:fill="DEEAF6" w:themeFill="accent5" w:themeFillTint="33"/>
             <w:vAlign w:val="center"/>
           </w:tcPr>
@@ -587,7 +587,7 @@
         </w:tc>
         <w:tc>
           <w:tcPr>
-            <w:tcW w:w="1118" w:type="dxa"/>
+            <w:tcW w:w="941" w:type="dxa"/>
             <w:shd w:val="clear" w:color="auto" w:fill="DEEAF6" w:themeFill="accent5" w:themeFillTint="33"/>
             <w:vAlign w:val="center"/>
           </w:tcPr>
@@ -615,7 +615,7 @@
         </w:tc>
         <w:tc>
           <w:tcPr>
-            <w:tcW w:w="1147" w:type="dxa"/>
+            <w:tcW w:w="1081" w:type="dxa"/>
             <w:shd w:val="clear" w:color="auto" w:fill="DEEAF6" w:themeFill="accent5" w:themeFillTint="33"/>
             <w:vAlign w:val="center"/>
           </w:tcPr>
@@ -643,7 +643,7 @@
         </w:tc>
         <w:tc>
           <w:tcPr>
-            <w:tcW w:w="1427" w:type="dxa"/>
+            <w:tcW w:w="1436" w:type="dxa"/>
             <w:shd w:val="clear" w:color="auto" w:fill="DEEAF6" w:themeFill="accent5" w:themeFillTint="33"/>
             <w:vAlign w:val="center"/>
           </w:tcPr>
@@ -671,7 +671,7 @@
         </w:tc>
         <w:tc>
           <w:tcPr>
-            <w:tcW w:w="1114" w:type="dxa"/>
+            <w:tcW w:w="1134" w:type="dxa"/>
             <w:shd w:val="clear" w:color="auto" w:fill="DEEAF6" w:themeFill="accent5" w:themeFillTint="33"/>
             <w:vAlign w:val="center"/>
           </w:tcPr>
@@ -699,7 +699,7 @@
         </w:tc>
         <w:tc>
           <w:tcPr>
-            <w:tcW w:w="1154" w:type="dxa"/>
+            <w:tcW w:w="1472" w:type="dxa"/>
             <w:shd w:val="clear" w:color="auto" w:fill="DEEAF6" w:themeFill="accent5" w:themeFillTint="33"/>
             <w:vAlign w:val="center"/>
           </w:tcPr>
@@ -789,7 +789,7 @@
         </w:tc>
         <w:tc>
           <w:tcPr>
-            <w:tcW w:w="1745" w:type="dxa"/>
+            <w:tcW w:w="1641" w:type="dxa"/>
             <w:vAlign w:val="center"/>
           </w:tcPr>
           <w:p>
@@ -813,7 +813,7 @@
         </w:tc>
         <w:tc>
           <w:tcPr>
-            <w:tcW w:w="1118" w:type="dxa"/>
+            <w:tcW w:w="941" w:type="dxa"/>
             <w:vAlign w:val="center"/>
           </w:tcPr>
           <w:p>
@@ -837,7 +837,7 @@
         </w:tc>
         <w:tc>
           <w:tcPr>
-            <w:tcW w:w="1147" w:type="dxa"/>
+            <w:tcW w:w="1081" w:type="dxa"/>
             <w:vAlign w:val="center"/>
           </w:tcPr>
           <w:p>
@@ -861,7 +861,7 @@
         </w:tc>
         <w:tc>
           <w:tcPr>
-            <w:tcW w:w="1427" w:type="dxa"/>
+            <w:tcW w:w="1436" w:type="dxa"/>
             <w:vAlign w:val="center"/>
           </w:tcPr>
           <w:p>
@@ -885,49 +885,49 @@
         </w:tc>
         <w:tc>
           <w:tcPr>
-            <w:tcW w:w="1114" w:type="dxa"/>
-            <w:vAlign w:val="center"/>
-          </w:tcPr>
-          <w:p>
-            <w:pPr>
-              <w:spacing w:line="276" w:lineRule="auto"/>
-              <w:rPr>
-                <w:rFonts w:ascii="Lora" w:hAnsi="Lora"/>
-                <w:sz w:val="16"/>
-                <w:szCs w:val="16"/>
-              </w:rPr>
-            </w:pPr>
-            <w:r>
-              <w:rPr>
-                <w:rFonts w:ascii="Lora" w:hAnsi="Lora"/>
-                <w:sz w:val="16"/>
-                <w:szCs w:val="16"/>
-              </w:rPr>
-              <w:t>Guest</w:t>
-            </w:r>
-          </w:p>
-        </w:tc>
-        <w:tc>
-          <w:tcPr>
-            <w:tcW w:w="1154" w:type="dxa"/>
-            <w:vAlign w:val="center"/>
-          </w:tcPr>
-          <w:p>
-            <w:pPr>
-              <w:spacing w:line="276" w:lineRule="auto"/>
-              <w:rPr>
-                <w:rFonts w:ascii="Lora" w:hAnsi="Lora"/>
-                <w:sz w:val="16"/>
-                <w:szCs w:val="16"/>
-              </w:rPr>
-            </w:pPr>
-            <w:r>
-              <w:rPr>
-                <w:rFonts w:ascii="Lora" w:hAnsi="Lora"/>
-                <w:sz w:val="16"/>
-                <w:szCs w:val="16"/>
-              </w:rPr>
-              <w:t>1000</w:t>
+            <w:tcW w:w="1134" w:type="dxa"/>
+            <w:vAlign w:val="center"/>
+          </w:tcPr>
+          <w:p>
+            <w:pPr>
+              <w:spacing w:line="276" w:lineRule="auto"/>
+              <w:rPr>
+                <w:rFonts w:ascii="Lora" w:hAnsi="Lora"/>
+                <w:sz w:val="16"/>
+                <w:szCs w:val="16"/>
+              </w:rPr>
+            </w:pPr>
+            <w:r>
+              <w:rPr>
+                <w:rFonts w:ascii="Lora" w:hAnsi="Lora"/>
+                <w:sz w:val="16"/>
+                <w:szCs w:val="16"/>
+              </w:rPr>
+              <w:t>None</w:t>
+            </w:r>
+          </w:p>
+        </w:tc>
+        <w:tc>
+          <w:tcPr>
+            <w:tcW w:w="1472" w:type="dxa"/>
+            <w:vAlign w:val="center"/>
+          </w:tcPr>
+          <w:p>
+            <w:pPr>
+              <w:spacing w:line="276" w:lineRule="auto"/>
+              <w:rPr>
+                <w:rFonts w:ascii="Lora" w:hAnsi="Lora"/>
+                <w:sz w:val="16"/>
+                <w:szCs w:val="16"/>
+              </w:rPr>
+            </w:pPr>
+            <w:r>
+              <w:rPr>
+                <w:rFonts w:ascii="Lora" w:hAnsi="Lora"/>
+                <w:sz w:val="16"/>
+                <w:szCs w:val="16"/>
+              </w:rPr>
+              <w:t>0 or minimal fee</w:t>
             </w:r>
           </w:p>
         </w:tc>
@@ -940,10 +940,18 @@
             <w:pPr>
               <w:rPr>
                 <w:rFonts w:ascii="Lora" w:hAnsi="Lora"/>
-                <w:sz w:val="20"/>
-                <w:szCs w:val="20"/>
-              </w:rPr>
-            </w:pPr>
+                <w:sz w:val="16"/>
+                <w:szCs w:val="16"/>
+              </w:rPr>
+            </w:pPr>
+            <w:r>
+              <w:rPr>
+                <w:rFonts w:ascii="Lora" w:hAnsi="Lora"/>
+                <w:sz w:val="16"/>
+                <w:szCs w:val="16"/>
+              </w:rPr>
+              <w:t>Boundary Test</w:t>
+            </w:r>
           </w:p>
         </w:tc>
       </w:tr>
@@ -982,31 +990,31 @@
         </w:tc>
         <w:tc>
           <w:tcPr>
-            <w:tcW w:w="1745" w:type="dxa"/>
-            <w:vAlign w:val="center"/>
-          </w:tcPr>
-          <w:p>
-            <w:pPr>
-              <w:spacing w:line="276" w:lineRule="auto"/>
-              <w:rPr>
-                <w:rFonts w:ascii="Lora" w:hAnsi="Lora"/>
-                <w:sz w:val="16"/>
-                <w:szCs w:val="16"/>
-              </w:rPr>
-            </w:pPr>
-            <w:r>
-              <w:rPr>
-                <w:rFonts w:ascii="Lora" w:hAnsi="Lora"/>
-                <w:sz w:val="16"/>
-                <w:szCs w:val="16"/>
-              </w:rPr>
-              <w:t>Car 3 hours</w:t>
-            </w:r>
-          </w:p>
-        </w:tc>
-        <w:tc>
-          <w:tcPr>
-            <w:tcW w:w="1118" w:type="dxa"/>
+            <w:tcW w:w="1641" w:type="dxa"/>
+            <w:vAlign w:val="center"/>
+          </w:tcPr>
+          <w:p>
+            <w:pPr>
+              <w:spacing w:line="276" w:lineRule="auto"/>
+              <w:rPr>
+                <w:rFonts w:ascii="Lora" w:hAnsi="Lora"/>
+                <w:sz w:val="16"/>
+                <w:szCs w:val="16"/>
+              </w:rPr>
+            </w:pPr>
+            <w:r>
+              <w:rPr>
+                <w:rFonts w:ascii="Lora" w:hAnsi="Lora"/>
+                <w:sz w:val="16"/>
+                <w:szCs w:val="16"/>
+              </w:rPr>
+              <w:t>Daily cap enforcement</w:t>
+            </w:r>
+          </w:p>
+        </w:tc>
+        <w:tc>
+          <w:tcPr>
+            <w:tcW w:w="941" w:type="dxa"/>
             <w:vAlign w:val="center"/>
           </w:tcPr>
           <w:p>
@@ -1030,31 +1038,31 @@
         </w:tc>
         <w:tc>
           <w:tcPr>
-            <w:tcW w:w="1147" w:type="dxa"/>
-            <w:vAlign w:val="center"/>
-          </w:tcPr>
-          <w:p>
-            <w:pPr>
-              <w:spacing w:line="276" w:lineRule="auto"/>
-              <w:rPr>
-                <w:rFonts w:ascii="Lora" w:hAnsi="Lora"/>
-                <w:sz w:val="16"/>
-                <w:szCs w:val="16"/>
-              </w:rPr>
-            </w:pPr>
-            <w:r>
-              <w:rPr>
-                <w:rFonts w:ascii="Lora" w:hAnsi="Lora"/>
-                <w:sz w:val="16"/>
-                <w:szCs w:val="16"/>
-              </w:rPr>
-              <w:t>3h</w:t>
-            </w:r>
-          </w:p>
-        </w:tc>
-        <w:tc>
-          <w:tcPr>
-            <w:tcW w:w="1427" w:type="dxa"/>
+            <w:tcW w:w="1081" w:type="dxa"/>
+            <w:vAlign w:val="center"/>
+          </w:tcPr>
+          <w:p>
+            <w:pPr>
+              <w:spacing w:line="276" w:lineRule="auto"/>
+              <w:rPr>
+                <w:rFonts w:ascii="Lora" w:hAnsi="Lora"/>
+                <w:sz w:val="16"/>
+                <w:szCs w:val="16"/>
+              </w:rPr>
+            </w:pPr>
+            <w:r>
+              <w:rPr>
+                <w:rFonts w:ascii="Lora" w:hAnsi="Lora"/>
+                <w:sz w:val="16"/>
+                <w:szCs w:val="16"/>
+              </w:rPr>
+              <w:t>24h</w:t>
+            </w:r>
+          </w:p>
+        </w:tc>
+        <w:tc>
+          <w:tcPr>
+            <w:tcW w:w="1436" w:type="dxa"/>
             <w:vAlign w:val="center"/>
           </w:tcPr>
           <w:p>
@@ -1078,49 +1086,49 @@
         </w:tc>
         <w:tc>
           <w:tcPr>
-            <w:tcW w:w="1114" w:type="dxa"/>
-            <w:vAlign w:val="center"/>
-          </w:tcPr>
-          <w:p>
-            <w:pPr>
-              <w:spacing w:line="276" w:lineRule="auto"/>
-              <w:rPr>
-                <w:rFonts w:ascii="Lora" w:hAnsi="Lora"/>
-                <w:sz w:val="16"/>
-                <w:szCs w:val="16"/>
-              </w:rPr>
-            </w:pPr>
-            <w:r>
-              <w:rPr>
-                <w:rFonts w:ascii="Lora" w:hAnsi="Lora"/>
-                <w:sz w:val="16"/>
-                <w:szCs w:val="16"/>
-              </w:rPr>
-              <w:t>Guest</w:t>
-            </w:r>
-          </w:p>
-        </w:tc>
-        <w:tc>
-          <w:tcPr>
-            <w:tcW w:w="1154" w:type="dxa"/>
-            <w:vAlign w:val="center"/>
-          </w:tcPr>
-          <w:p>
-            <w:pPr>
-              <w:spacing w:line="276" w:lineRule="auto"/>
-              <w:rPr>
-                <w:rFonts w:ascii="Lora" w:hAnsi="Lora"/>
-                <w:sz w:val="16"/>
-                <w:szCs w:val="16"/>
-              </w:rPr>
-            </w:pPr>
-            <w:r>
-              <w:rPr>
-                <w:rFonts w:ascii="Lora" w:hAnsi="Lora"/>
-                <w:sz w:val="16"/>
-                <w:szCs w:val="16"/>
-              </w:rPr>
-              <w:t>3000</w:t>
+            <w:tcW w:w="1134" w:type="dxa"/>
+            <w:vAlign w:val="center"/>
+          </w:tcPr>
+          <w:p>
+            <w:pPr>
+              <w:spacing w:line="276" w:lineRule="auto"/>
+              <w:rPr>
+                <w:rFonts w:ascii="Lora" w:hAnsi="Lora"/>
+                <w:sz w:val="16"/>
+                <w:szCs w:val="16"/>
+              </w:rPr>
+            </w:pPr>
+            <w:r>
+              <w:rPr>
+                <w:rFonts w:ascii="Lora" w:hAnsi="Lora"/>
+                <w:sz w:val="16"/>
+                <w:szCs w:val="16"/>
+              </w:rPr>
+              <w:t>None</w:t>
+            </w:r>
+          </w:p>
+        </w:tc>
+        <w:tc>
+          <w:tcPr>
+            <w:tcW w:w="1472" w:type="dxa"/>
+            <w:vAlign w:val="center"/>
+          </w:tcPr>
+          <w:p>
+            <w:pPr>
+              <w:spacing w:line="276" w:lineRule="auto"/>
+              <w:rPr>
+                <w:rFonts w:ascii="Lora" w:hAnsi="Lora"/>
+                <w:sz w:val="16"/>
+                <w:szCs w:val="16"/>
+              </w:rPr>
+            </w:pPr>
+            <w:r>
+              <w:rPr>
+                <w:rFonts w:ascii="Lora" w:hAnsi="Lora"/>
+                <w:sz w:val="16"/>
+                <w:szCs w:val="16"/>
+              </w:rPr>
+              <w:t>Fee ≤ 8000</w:t>
             </w:r>
           </w:p>
         </w:tc>
@@ -1133,10 +1141,18 @@
             <w:pPr>
               <w:rPr>
                 <w:rFonts w:ascii="Lora" w:hAnsi="Lora"/>
-                <w:sz w:val="20"/>
-                <w:szCs w:val="20"/>
-              </w:rPr>
-            </w:pPr>
+                <w:sz w:val="16"/>
+                <w:szCs w:val="16"/>
+              </w:rPr>
+            </w:pPr>
+            <w:r>
+              <w:rPr>
+                <w:rFonts w:ascii="Lora" w:hAnsi="Lora"/>
+                <w:sz w:val="16"/>
+                <w:szCs w:val="16"/>
+              </w:rPr>
+              <w:t>Boundary Test</w:t>
+            </w:r>
           </w:p>
         </w:tc>
       </w:tr>
@@ -1175,31 +1191,31 @@
         </w:tc>
         <w:tc>
           <w:tcPr>
-            <w:tcW w:w="1745" w:type="dxa"/>
-            <w:vAlign w:val="center"/>
-          </w:tcPr>
-          <w:p>
-            <w:pPr>
-              <w:spacing w:line="276" w:lineRule="auto"/>
-              <w:rPr>
-                <w:rFonts w:ascii="Lora" w:hAnsi="Lora"/>
-                <w:sz w:val="16"/>
-                <w:szCs w:val="16"/>
-              </w:rPr>
-            </w:pPr>
-            <w:r>
-              <w:rPr>
-                <w:rFonts w:ascii="Lora" w:hAnsi="Lora"/>
-                <w:sz w:val="16"/>
-                <w:szCs w:val="16"/>
-              </w:rPr>
-              <w:t>SUV 1 hour</w:t>
-            </w:r>
-          </w:p>
-        </w:tc>
-        <w:tc>
-          <w:tcPr>
-            <w:tcW w:w="1118" w:type="dxa"/>
+            <w:tcW w:w="1641" w:type="dxa"/>
+            <w:vAlign w:val="center"/>
+          </w:tcPr>
+          <w:p>
+            <w:pPr>
+              <w:spacing w:line="276" w:lineRule="auto"/>
+              <w:rPr>
+                <w:rFonts w:ascii="Lora" w:hAnsi="Lora"/>
+                <w:sz w:val="16"/>
+                <w:szCs w:val="16"/>
+              </w:rPr>
+            </w:pPr>
+            <w:r>
+              <w:rPr>
+                <w:rFonts w:ascii="Lora" w:hAnsi="Lora"/>
+                <w:sz w:val="16"/>
+                <w:szCs w:val="16"/>
+              </w:rPr>
+              <w:t>SUV long stay cap</w:t>
+            </w:r>
+          </w:p>
+        </w:tc>
+        <w:tc>
+          <w:tcPr>
+            <w:tcW w:w="941" w:type="dxa"/>
             <w:vAlign w:val="center"/>
           </w:tcPr>
           <w:p>
@@ -1223,31 +1239,31 @@
         </w:tc>
         <w:tc>
           <w:tcPr>
-            <w:tcW w:w="1147" w:type="dxa"/>
-            <w:vAlign w:val="center"/>
-          </w:tcPr>
-          <w:p>
-            <w:pPr>
-              <w:spacing w:line="276" w:lineRule="auto"/>
-              <w:rPr>
-                <w:rFonts w:ascii="Lora" w:hAnsi="Lora"/>
-                <w:sz w:val="16"/>
-                <w:szCs w:val="16"/>
-              </w:rPr>
-            </w:pPr>
-            <w:r>
-              <w:rPr>
-                <w:rFonts w:ascii="Lora" w:hAnsi="Lora"/>
-                <w:sz w:val="16"/>
-                <w:szCs w:val="16"/>
-              </w:rPr>
-              <w:t>1h</w:t>
-            </w:r>
-          </w:p>
-        </w:tc>
-        <w:tc>
-          <w:tcPr>
-            <w:tcW w:w="1427" w:type="dxa"/>
+            <w:tcW w:w="1081" w:type="dxa"/>
+            <w:vAlign w:val="center"/>
+          </w:tcPr>
+          <w:p>
+            <w:pPr>
+              <w:spacing w:line="276" w:lineRule="auto"/>
+              <w:rPr>
+                <w:rFonts w:ascii="Lora" w:hAnsi="Lora"/>
+                <w:sz w:val="16"/>
+                <w:szCs w:val="16"/>
+              </w:rPr>
+            </w:pPr>
+            <w:r>
+              <w:rPr>
+                <w:rFonts w:ascii="Lora" w:hAnsi="Lora"/>
+                <w:sz w:val="16"/>
+                <w:szCs w:val="16"/>
+              </w:rPr>
+              <w:t>24h</w:t>
+            </w:r>
+          </w:p>
+        </w:tc>
+        <w:tc>
+          <w:tcPr>
+            <w:tcW w:w="1436" w:type="dxa"/>
             <w:vAlign w:val="center"/>
           </w:tcPr>
           <w:p>
@@ -1271,49 +1287,67 @@
         </w:tc>
         <w:tc>
           <w:tcPr>
-            <w:tcW w:w="1114" w:type="dxa"/>
-            <w:vAlign w:val="center"/>
-          </w:tcPr>
-          <w:p>
-            <w:pPr>
-              <w:spacing w:line="276" w:lineRule="auto"/>
-              <w:rPr>
-                <w:rFonts w:ascii="Lora" w:hAnsi="Lora"/>
-                <w:sz w:val="16"/>
-                <w:szCs w:val="16"/>
-              </w:rPr>
-            </w:pPr>
-            <w:r>
-              <w:rPr>
-                <w:rFonts w:ascii="Lora" w:hAnsi="Lora"/>
-                <w:sz w:val="16"/>
-                <w:szCs w:val="16"/>
-              </w:rPr>
-              <w:t>Guest</w:t>
-            </w:r>
-          </w:p>
-        </w:tc>
-        <w:tc>
-          <w:tcPr>
-            <w:tcW w:w="1154" w:type="dxa"/>
-            <w:vAlign w:val="center"/>
-          </w:tcPr>
-          <w:p>
-            <w:pPr>
-              <w:spacing w:line="276" w:lineRule="auto"/>
-              <w:rPr>
-                <w:rFonts w:ascii="Lora" w:hAnsi="Lora"/>
-                <w:sz w:val="16"/>
-                <w:szCs w:val="16"/>
-              </w:rPr>
-            </w:pPr>
-            <w:r>
-              <w:rPr>
-                <w:rFonts w:ascii="Lora" w:hAnsi="Lora"/>
-                <w:sz w:val="16"/>
-                <w:szCs w:val="16"/>
-              </w:rPr>
-              <w:t>1500</w:t>
+            <w:tcW w:w="1134" w:type="dxa"/>
+            <w:vAlign w:val="center"/>
+          </w:tcPr>
+          <w:p>
+            <w:pPr>
+              <w:spacing w:line="276" w:lineRule="auto"/>
+              <w:rPr>
+                <w:rFonts w:ascii="Lora" w:hAnsi="Lora"/>
+                <w:sz w:val="16"/>
+                <w:szCs w:val="16"/>
+              </w:rPr>
+            </w:pPr>
+            <w:r>
+              <w:rPr>
+                <w:rFonts w:ascii="Lora" w:hAnsi="Lora"/>
+                <w:sz w:val="16"/>
+                <w:szCs w:val="16"/>
+              </w:rPr>
+              <w:t>None</w:t>
+            </w:r>
+          </w:p>
+        </w:tc>
+        <w:tc>
+          <w:tcPr>
+            <w:tcW w:w="1472" w:type="dxa"/>
+            <w:vAlign w:val="center"/>
+          </w:tcPr>
+          <w:p>
+            <w:pPr>
+              <w:spacing w:line="276" w:lineRule="auto"/>
+              <w:rPr>
+                <w:rFonts w:ascii="Lora" w:hAnsi="Lora"/>
+                <w:sz w:val="16"/>
+                <w:szCs w:val="16"/>
+              </w:rPr>
+            </w:pPr>
+            <w:r>
+              <w:rPr>
+                <w:rFonts w:ascii="Lora" w:hAnsi="Lora"/>
+                <w:sz w:val="16"/>
+                <w:szCs w:val="16"/>
+              </w:rPr>
+              <w:t>Fee ≤ SUV cap (</w:t>
+            </w:r>
+            <w:proofErr w:type="gramStart"/>
+            <w:r>
+              <w:rPr>
+                <w:rFonts w:ascii="Lora" w:hAnsi="Lora"/>
+                <w:sz w:val="16"/>
+                <w:szCs w:val="16"/>
+              </w:rPr>
+              <w:t>e.g.</w:t>
+            </w:r>
+            <w:proofErr w:type="gramEnd"/>
+            <w:r>
+              <w:rPr>
+                <w:rFonts w:ascii="Lora" w:hAnsi="Lora"/>
+                <w:sz w:val="16"/>
+                <w:szCs w:val="16"/>
+              </w:rPr>
+              <w:t xml:space="preserve"> 10000)</w:t>
             </w:r>
           </w:p>
         </w:tc>
@@ -1326,10 +1360,18 @@
             <w:pPr>
               <w:rPr>
                 <w:rFonts w:ascii="Lora" w:hAnsi="Lora"/>
-                <w:sz w:val="20"/>
-                <w:szCs w:val="20"/>
-              </w:rPr>
-            </w:pPr>
+                <w:sz w:val="16"/>
+                <w:szCs w:val="16"/>
+              </w:rPr>
+            </w:pPr>
+            <w:r>
+              <w:rPr>
+                <w:rFonts w:ascii="Lora" w:hAnsi="Lora"/>
+                <w:sz w:val="16"/>
+                <w:szCs w:val="16"/>
+              </w:rPr>
+              <w:t>Boundary Test</w:t>
+            </w:r>
           </w:p>
         </w:tc>
       </w:tr>
@@ -1368,31 +1410,31 @@
         </w:tc>
         <w:tc>
           <w:tcPr>
-            <w:tcW w:w="1745" w:type="dxa"/>
-            <w:vAlign w:val="center"/>
-          </w:tcPr>
-          <w:p>
-            <w:pPr>
-              <w:spacing w:line="276" w:lineRule="auto"/>
-              <w:rPr>
-                <w:rFonts w:ascii="Lora" w:hAnsi="Lora"/>
-                <w:sz w:val="16"/>
-                <w:szCs w:val="16"/>
-              </w:rPr>
-            </w:pPr>
-            <w:r>
-              <w:rPr>
-                <w:rFonts w:ascii="Lora" w:hAnsi="Lora"/>
-                <w:sz w:val="16"/>
-                <w:szCs w:val="16"/>
-              </w:rPr>
-              <w:t>Daily cap car</w:t>
-            </w:r>
-          </w:p>
-        </w:tc>
-        <w:tc>
-          <w:tcPr>
-            <w:tcW w:w="1118" w:type="dxa"/>
+            <w:tcW w:w="1641" w:type="dxa"/>
+            <w:vAlign w:val="center"/>
+          </w:tcPr>
+          <w:p>
+            <w:pPr>
+              <w:spacing w:line="276" w:lineRule="auto"/>
+              <w:rPr>
+                <w:rFonts w:ascii="Lora" w:hAnsi="Lora"/>
+                <w:sz w:val="16"/>
+                <w:szCs w:val="16"/>
+              </w:rPr>
+            </w:pPr>
+            <w:r>
+              <w:rPr>
+                <w:rFonts w:ascii="Lora" w:hAnsi="Lora"/>
+                <w:sz w:val="16"/>
+                <w:szCs w:val="16"/>
+              </w:rPr>
+              <w:t>Overnight parking fee</w:t>
+            </w:r>
+          </w:p>
+        </w:tc>
+        <w:tc>
+          <w:tcPr>
+            <w:tcW w:w="941" w:type="dxa"/>
             <w:vAlign w:val="center"/>
           </w:tcPr>
           <w:p>
@@ -1416,31 +1458,31 @@
         </w:tc>
         <w:tc>
           <w:tcPr>
-            <w:tcW w:w="1147" w:type="dxa"/>
-            <w:vAlign w:val="center"/>
-          </w:tcPr>
-          <w:p>
-            <w:pPr>
-              <w:spacing w:line="276" w:lineRule="auto"/>
-              <w:rPr>
-                <w:rFonts w:ascii="Lora" w:hAnsi="Lora"/>
-                <w:sz w:val="16"/>
-                <w:szCs w:val="16"/>
-              </w:rPr>
-            </w:pPr>
-            <w:r>
-              <w:rPr>
-                <w:rFonts w:ascii="Lora" w:hAnsi="Lora"/>
-                <w:sz w:val="16"/>
-                <w:szCs w:val="16"/>
-              </w:rPr>
-              <w:t>12h</w:t>
-            </w:r>
-          </w:p>
-        </w:tc>
-        <w:tc>
-          <w:tcPr>
-            <w:tcW w:w="1427" w:type="dxa"/>
+            <w:tcW w:w="1081" w:type="dxa"/>
+            <w:vAlign w:val="center"/>
+          </w:tcPr>
+          <w:p>
+            <w:pPr>
+              <w:spacing w:line="276" w:lineRule="auto"/>
+              <w:rPr>
+                <w:rFonts w:ascii="Lora" w:hAnsi="Lora"/>
+                <w:sz w:val="16"/>
+                <w:szCs w:val="16"/>
+              </w:rPr>
+            </w:pPr>
+            <w:r>
+              <w:rPr>
+                <w:rFonts w:ascii="Lora" w:hAnsi="Lora"/>
+                <w:sz w:val="16"/>
+                <w:szCs w:val="16"/>
+              </w:rPr>
+              <w:t>3h (20:00–23:00)</w:t>
+            </w:r>
+          </w:p>
+        </w:tc>
+        <w:tc>
+          <w:tcPr>
+            <w:tcW w:w="1436" w:type="dxa"/>
             <w:vAlign w:val="center"/>
           </w:tcPr>
           <w:p>
@@ -1464,49 +1506,49 @@
         </w:tc>
         <w:tc>
           <w:tcPr>
-            <w:tcW w:w="1114" w:type="dxa"/>
-            <w:vAlign w:val="center"/>
-          </w:tcPr>
-          <w:p>
-            <w:pPr>
-              <w:spacing w:line="276" w:lineRule="auto"/>
-              <w:rPr>
-                <w:rFonts w:ascii="Lora" w:hAnsi="Lora"/>
-                <w:sz w:val="16"/>
-                <w:szCs w:val="16"/>
-              </w:rPr>
-            </w:pPr>
-            <w:r>
-              <w:rPr>
-                <w:rFonts w:ascii="Lora" w:hAnsi="Lora"/>
-                <w:sz w:val="16"/>
-                <w:szCs w:val="16"/>
-              </w:rPr>
-              <w:t>Guest</w:t>
-            </w:r>
-          </w:p>
-        </w:tc>
-        <w:tc>
-          <w:tcPr>
-            <w:tcW w:w="1154" w:type="dxa"/>
-            <w:vAlign w:val="center"/>
-          </w:tcPr>
-          <w:p>
-            <w:pPr>
-              <w:spacing w:line="276" w:lineRule="auto"/>
-              <w:rPr>
-                <w:rFonts w:ascii="Lora" w:hAnsi="Lora"/>
-                <w:sz w:val="16"/>
-                <w:szCs w:val="16"/>
-              </w:rPr>
-            </w:pPr>
-            <w:r>
-              <w:rPr>
-                <w:rFonts w:ascii="Lora" w:hAnsi="Lora"/>
-                <w:sz w:val="16"/>
-                <w:szCs w:val="16"/>
-              </w:rPr>
-              <w:t>8000</w:t>
+            <w:tcW w:w="1134" w:type="dxa"/>
+            <w:vAlign w:val="center"/>
+          </w:tcPr>
+          <w:p>
+            <w:pPr>
+              <w:spacing w:line="276" w:lineRule="auto"/>
+              <w:rPr>
+                <w:rFonts w:ascii="Lora" w:hAnsi="Lora"/>
+                <w:sz w:val="16"/>
+                <w:szCs w:val="16"/>
+              </w:rPr>
+            </w:pPr>
+            <w:r>
+              <w:rPr>
+                <w:rFonts w:ascii="Lora" w:hAnsi="Lora"/>
+                <w:sz w:val="16"/>
+                <w:szCs w:val="16"/>
+              </w:rPr>
+              <w:t>Overnight</w:t>
+            </w:r>
+          </w:p>
+        </w:tc>
+        <w:tc>
+          <w:tcPr>
+            <w:tcW w:w="1472" w:type="dxa"/>
+            <w:vAlign w:val="center"/>
+          </w:tcPr>
+          <w:p>
+            <w:pPr>
+              <w:spacing w:line="276" w:lineRule="auto"/>
+              <w:rPr>
+                <w:rFonts w:ascii="Lora" w:hAnsi="Lora"/>
+                <w:sz w:val="16"/>
+                <w:szCs w:val="16"/>
+              </w:rPr>
+            </w:pPr>
+            <w:r>
+              <w:rPr>
+                <w:rFonts w:ascii="Lora" w:hAnsi="Lora"/>
+                <w:sz w:val="16"/>
+                <w:szCs w:val="16"/>
+              </w:rPr>
+              <w:t>+2000 flat fee applied</w:t>
             </w:r>
           </w:p>
         </w:tc>
@@ -1519,10 +1561,18 @@
             <w:pPr>
               <w:rPr>
                 <w:rFonts w:ascii="Lora" w:hAnsi="Lora"/>
-                <w:sz w:val="20"/>
-                <w:szCs w:val="20"/>
-              </w:rPr>
-            </w:pPr>
+                <w:sz w:val="16"/>
+                <w:szCs w:val="16"/>
+              </w:rPr>
+            </w:pPr>
+            <w:r>
+              <w:rPr>
+                <w:rFonts w:ascii="Lora" w:hAnsi="Lora"/>
+                <w:sz w:val="16"/>
+                <w:szCs w:val="16"/>
+              </w:rPr>
+              <w:t>Unit Test</w:t>
+            </w:r>
           </w:p>
         </w:tc>
       </w:tr>
@@ -1561,31 +1611,31 @@
         </w:tc>
         <w:tc>
           <w:tcPr>
-            <w:tcW w:w="1745" w:type="dxa"/>
-            <w:vAlign w:val="center"/>
-          </w:tcPr>
-          <w:p>
-            <w:pPr>
-              <w:spacing w:line="276" w:lineRule="auto"/>
-              <w:rPr>
-                <w:rFonts w:ascii="Lora" w:hAnsi="Lora"/>
-                <w:sz w:val="16"/>
-                <w:szCs w:val="16"/>
-              </w:rPr>
-            </w:pPr>
-            <w:r>
-              <w:rPr>
-                <w:rFonts w:ascii="Lora" w:hAnsi="Lora"/>
-                <w:sz w:val="16"/>
-                <w:szCs w:val="16"/>
-              </w:rPr>
-              <w:t>Overnight fee</w:t>
-            </w:r>
-          </w:p>
-        </w:tc>
-        <w:tc>
-          <w:tcPr>
-            <w:tcW w:w="1118" w:type="dxa"/>
+            <w:tcW w:w="1641" w:type="dxa"/>
+            <w:vAlign w:val="center"/>
+          </w:tcPr>
+          <w:p>
+            <w:pPr>
+              <w:spacing w:line="276" w:lineRule="auto"/>
+              <w:rPr>
+                <w:rFonts w:ascii="Lora" w:hAnsi="Lora"/>
+                <w:sz w:val="16"/>
+                <w:szCs w:val="16"/>
+              </w:rPr>
+            </w:pPr>
+            <w:r>
+              <w:rPr>
+                <w:rFonts w:ascii="Lora" w:hAnsi="Lora"/>
+                <w:sz w:val="16"/>
+                <w:szCs w:val="16"/>
+              </w:rPr>
+              <w:t>Weekend surcharge applied</w:t>
+            </w:r>
+          </w:p>
+        </w:tc>
+        <w:tc>
+          <w:tcPr>
+            <w:tcW w:w="941" w:type="dxa"/>
             <w:vAlign w:val="center"/>
           </w:tcPr>
           <w:p>
@@ -1609,31 +1659,31 @@
         </w:tc>
         <w:tc>
           <w:tcPr>
-            <w:tcW w:w="1147" w:type="dxa"/>
-            <w:vAlign w:val="center"/>
-          </w:tcPr>
-          <w:p>
-            <w:pPr>
-              <w:spacing w:line="276" w:lineRule="auto"/>
-              <w:rPr>
-                <w:rFonts w:ascii="Lora" w:hAnsi="Lora"/>
-                <w:sz w:val="16"/>
-                <w:szCs w:val="16"/>
-              </w:rPr>
-            </w:pPr>
-            <w:r>
-              <w:rPr>
-                <w:rFonts w:ascii="Lora" w:hAnsi="Lora"/>
-                <w:sz w:val="16"/>
-                <w:szCs w:val="16"/>
-              </w:rPr>
-              <w:t>8PM-11PM</w:t>
-            </w:r>
-          </w:p>
-        </w:tc>
-        <w:tc>
-          <w:tcPr>
-            <w:tcW w:w="1427" w:type="dxa"/>
+            <w:tcW w:w="1081" w:type="dxa"/>
+            <w:vAlign w:val="center"/>
+          </w:tcPr>
+          <w:p>
+            <w:pPr>
+              <w:spacing w:line="276" w:lineRule="auto"/>
+              <w:rPr>
+                <w:rFonts w:ascii="Lora" w:hAnsi="Lora"/>
+                <w:sz w:val="16"/>
+                <w:szCs w:val="16"/>
+              </w:rPr>
+            </w:pPr>
+            <w:r>
+              <w:rPr>
+                <w:rFonts w:ascii="Lora" w:hAnsi="Lora"/>
+                <w:sz w:val="16"/>
+                <w:szCs w:val="16"/>
+              </w:rPr>
+              <w:t>2h</w:t>
+            </w:r>
+          </w:p>
+        </w:tc>
+        <w:tc>
+          <w:tcPr>
+            <w:tcW w:w="1436" w:type="dxa"/>
             <w:vAlign w:val="center"/>
           </w:tcPr>
           <w:p>
@@ -1657,49 +1707,67 @@
         </w:tc>
         <w:tc>
           <w:tcPr>
-            <w:tcW w:w="1114" w:type="dxa"/>
-            <w:vAlign w:val="center"/>
-          </w:tcPr>
-          <w:p>
-            <w:pPr>
-              <w:spacing w:line="276" w:lineRule="auto"/>
-              <w:rPr>
-                <w:rFonts w:ascii="Lora" w:hAnsi="Lora"/>
-                <w:sz w:val="16"/>
-                <w:szCs w:val="16"/>
-              </w:rPr>
-            </w:pPr>
-            <w:r>
-              <w:rPr>
-                <w:rFonts w:ascii="Lora" w:hAnsi="Lora"/>
-                <w:sz w:val="16"/>
-                <w:szCs w:val="16"/>
-              </w:rPr>
-              <w:t>Overnight</w:t>
-            </w:r>
-          </w:p>
-        </w:tc>
-        <w:tc>
-          <w:tcPr>
-            <w:tcW w:w="1154" w:type="dxa"/>
-            <w:vAlign w:val="center"/>
-          </w:tcPr>
-          <w:p>
-            <w:pPr>
-              <w:spacing w:line="276" w:lineRule="auto"/>
-              <w:rPr>
-                <w:rFonts w:ascii="Lora" w:hAnsi="Lora"/>
-                <w:sz w:val="16"/>
-                <w:szCs w:val="16"/>
-              </w:rPr>
-            </w:pPr>
-            <w:r>
-              <w:rPr>
-                <w:rFonts w:ascii="Lora" w:hAnsi="Lora"/>
-                <w:sz w:val="16"/>
-                <w:szCs w:val="16"/>
-              </w:rPr>
-              <w:t>+2000</w:t>
+            <w:tcW w:w="1134" w:type="dxa"/>
+            <w:vAlign w:val="center"/>
+          </w:tcPr>
+          <w:p>
+            <w:pPr>
+              <w:spacing w:line="276" w:lineRule="auto"/>
+              <w:rPr>
+                <w:rFonts w:ascii="Lora" w:hAnsi="Lora"/>
+                <w:sz w:val="16"/>
+                <w:szCs w:val="16"/>
+              </w:rPr>
+            </w:pPr>
+            <w:r>
+              <w:rPr>
+                <w:rFonts w:ascii="Lora" w:hAnsi="Lora"/>
+                <w:sz w:val="16"/>
+                <w:szCs w:val="16"/>
+              </w:rPr>
+              <w:t>Saturday</w:t>
+            </w:r>
+          </w:p>
+        </w:tc>
+        <w:tc>
+          <w:tcPr>
+            <w:tcW w:w="1472" w:type="dxa"/>
+            <w:vAlign w:val="center"/>
+          </w:tcPr>
+          <w:p>
+            <w:pPr>
+              <w:spacing w:line="276" w:lineRule="auto"/>
+              <w:rPr>
+                <w:rFonts w:ascii="Lora" w:hAnsi="Lora"/>
+                <w:sz w:val="16"/>
+                <w:szCs w:val="16"/>
+              </w:rPr>
+            </w:pPr>
+            <w:r>
+              <w:rPr>
+                <w:rFonts w:ascii="Lora" w:hAnsi="Lora"/>
+                <w:sz w:val="16"/>
+                <w:szCs w:val="16"/>
+              </w:rPr>
+              <w:t>Increased fee (</w:t>
+            </w:r>
+            <w:proofErr w:type="gramStart"/>
+            <w:r>
+              <w:rPr>
+                <w:rFonts w:ascii="Lora" w:hAnsi="Lora"/>
+                <w:sz w:val="16"/>
+                <w:szCs w:val="16"/>
+              </w:rPr>
+              <w:t>e.g.</w:t>
+            </w:r>
+            <w:proofErr w:type="gramEnd"/>
+            <w:r>
+              <w:rPr>
+                <w:rFonts w:ascii="Lora" w:hAnsi="Lora"/>
+                <w:sz w:val="16"/>
+                <w:szCs w:val="16"/>
+              </w:rPr>
+              <w:t xml:space="preserve"> +10–20%)</w:t>
             </w:r>
           </w:p>
         </w:tc>
@@ -1712,10 +1780,26 @@
             <w:pPr>
               <w:rPr>
                 <w:rFonts w:ascii="Lora" w:hAnsi="Lora"/>
-                <w:sz w:val="20"/>
-                <w:szCs w:val="20"/>
-              </w:rPr>
-            </w:pPr>
+                <w:sz w:val="16"/>
+                <w:szCs w:val="16"/>
+              </w:rPr>
+            </w:pPr>
+            <w:r>
+              <w:rPr>
+                <w:rFonts w:ascii="Lora" w:hAnsi="Lora"/>
+                <w:sz w:val="16"/>
+                <w:szCs w:val="16"/>
+              </w:rPr>
+              <w:t>Integration Tes</w:t>
+            </w:r>
+            <w:r>
+              <w:rPr>
+                <w:rFonts w:ascii="Lora" w:hAnsi="Lora"/>
+                <w:sz w:val="16"/>
+                <w:szCs w:val="16"/>
+              </w:rPr>
+              <w:t>t</w:t>
+            </w:r>
           </w:p>
         </w:tc>
       </w:tr>
@@ -1754,31 +1838,31 @@
         </w:tc>
         <w:tc>
           <w:tcPr>
-            <w:tcW w:w="1745" w:type="dxa"/>
-            <w:vAlign w:val="center"/>
-          </w:tcPr>
-          <w:p>
-            <w:pPr>
-              <w:spacing w:line="276" w:lineRule="auto"/>
-              <w:rPr>
-                <w:rFonts w:ascii="Lora" w:hAnsi="Lora"/>
-                <w:sz w:val="16"/>
-                <w:szCs w:val="16"/>
-              </w:rPr>
-            </w:pPr>
-            <w:r>
-              <w:rPr>
-                <w:rFonts w:ascii="Lora" w:hAnsi="Lora"/>
-                <w:sz w:val="16"/>
-                <w:szCs w:val="16"/>
-              </w:rPr>
-              <w:t>Weekend surcharge</w:t>
-            </w:r>
-          </w:p>
-        </w:tc>
-        <w:tc>
-          <w:tcPr>
-            <w:tcW w:w="1118" w:type="dxa"/>
+            <w:tcW w:w="1641" w:type="dxa"/>
+            <w:vAlign w:val="center"/>
+          </w:tcPr>
+          <w:p>
+            <w:pPr>
+              <w:spacing w:line="276" w:lineRule="auto"/>
+              <w:rPr>
+                <w:rFonts w:ascii="Lora" w:hAnsi="Lora"/>
+                <w:sz w:val="16"/>
+                <w:szCs w:val="16"/>
+              </w:rPr>
+            </w:pPr>
+            <w:r>
+              <w:rPr>
+                <w:rFonts w:ascii="Lora" w:hAnsi="Lora"/>
+                <w:sz w:val="16"/>
+                <w:szCs w:val="16"/>
+              </w:rPr>
+              <w:t>Holiday + weekend overlap</w:t>
+            </w:r>
+          </w:p>
+        </w:tc>
+        <w:tc>
+          <w:tcPr>
+            <w:tcW w:w="941" w:type="dxa"/>
             <w:vAlign w:val="center"/>
           </w:tcPr>
           <w:p>
@@ -1802,7 +1886,7 @@
         </w:tc>
         <w:tc>
           <w:tcPr>
-            <w:tcW w:w="1147" w:type="dxa"/>
+            <w:tcW w:w="1081" w:type="dxa"/>
             <w:vAlign w:val="center"/>
           </w:tcPr>
           <w:p>
@@ -1826,7 +1910,7 @@
         </w:tc>
         <w:tc>
           <w:tcPr>
-            <w:tcW w:w="1427" w:type="dxa"/>
+            <w:tcW w:w="1436" w:type="dxa"/>
             <w:vAlign w:val="center"/>
           </w:tcPr>
           <w:p>
@@ -1850,49 +1934,49 @@
         </w:tc>
         <w:tc>
           <w:tcPr>
-            <w:tcW w:w="1114" w:type="dxa"/>
-            <w:vAlign w:val="center"/>
-          </w:tcPr>
-          <w:p>
-            <w:pPr>
-              <w:spacing w:line="276" w:lineRule="auto"/>
-              <w:rPr>
-                <w:rFonts w:ascii="Lora" w:hAnsi="Lora"/>
-                <w:sz w:val="16"/>
-                <w:szCs w:val="16"/>
-              </w:rPr>
-            </w:pPr>
-            <w:r>
-              <w:rPr>
-                <w:rFonts w:ascii="Lora" w:hAnsi="Lora"/>
-                <w:sz w:val="16"/>
-                <w:szCs w:val="16"/>
-              </w:rPr>
-              <w:t>Saturday</w:t>
-            </w:r>
-          </w:p>
-        </w:tc>
-        <w:tc>
-          <w:tcPr>
-            <w:tcW w:w="1154" w:type="dxa"/>
-            <w:vAlign w:val="center"/>
-          </w:tcPr>
-          <w:p>
-            <w:pPr>
-              <w:spacing w:line="276" w:lineRule="auto"/>
-              <w:rPr>
-                <w:rFonts w:ascii="Lora" w:hAnsi="Lora"/>
-                <w:sz w:val="16"/>
-                <w:szCs w:val="16"/>
-              </w:rPr>
-            </w:pPr>
-            <w:r>
-              <w:rPr>
-                <w:rFonts w:ascii="Lora" w:hAnsi="Lora"/>
-                <w:sz w:val="16"/>
-                <w:szCs w:val="16"/>
-              </w:rPr>
-              <w:t>2400</w:t>
+            <w:tcW w:w="1134" w:type="dxa"/>
+            <w:vAlign w:val="center"/>
+          </w:tcPr>
+          <w:p>
+            <w:pPr>
+              <w:spacing w:line="276" w:lineRule="auto"/>
+              <w:rPr>
+                <w:rFonts w:ascii="Lora" w:hAnsi="Lora"/>
+                <w:sz w:val="16"/>
+                <w:szCs w:val="16"/>
+              </w:rPr>
+            </w:pPr>
+            <w:r>
+              <w:rPr>
+                <w:rFonts w:ascii="Lora" w:hAnsi="Lora"/>
+                <w:sz w:val="16"/>
+                <w:szCs w:val="16"/>
+              </w:rPr>
+              <w:t>Holiday</w:t>
+            </w:r>
+          </w:p>
+        </w:tc>
+        <w:tc>
+          <w:tcPr>
+            <w:tcW w:w="1472" w:type="dxa"/>
+            <w:vAlign w:val="center"/>
+          </w:tcPr>
+          <w:p>
+            <w:pPr>
+              <w:spacing w:line="276" w:lineRule="auto"/>
+              <w:rPr>
+                <w:rFonts w:ascii="Lora" w:hAnsi="Lora"/>
+                <w:sz w:val="16"/>
+                <w:szCs w:val="16"/>
+              </w:rPr>
+            </w:pPr>
+            <w:r>
+              <w:rPr>
+                <w:rFonts w:ascii="Lora" w:hAnsi="Lora"/>
+                <w:sz w:val="16"/>
+                <w:szCs w:val="16"/>
+              </w:rPr>
+              <w:t>Holiday rule takes priority or stacks correctly</w:t>
             </w:r>
           </w:p>
         </w:tc>
@@ -1905,10 +1989,18 @@
             <w:pPr>
               <w:rPr>
                 <w:rFonts w:ascii="Lora" w:hAnsi="Lora"/>
-                <w:sz w:val="20"/>
-                <w:szCs w:val="20"/>
-              </w:rPr>
-            </w:pPr>
+                <w:sz w:val="16"/>
+                <w:szCs w:val="16"/>
+              </w:rPr>
+            </w:pPr>
+            <w:r>
+              <w:rPr>
+                <w:rFonts w:ascii="Lora" w:hAnsi="Lora"/>
+                <w:sz w:val="16"/>
+                <w:szCs w:val="16"/>
+              </w:rPr>
+              <w:t>Rule Interaction Test</w:t>
+            </w:r>
           </w:p>
         </w:tc>
       </w:tr>
@@ -1947,7 +2039,7 @@
         </w:tc>
         <w:tc>
           <w:tcPr>
-            <w:tcW w:w="1745" w:type="dxa"/>
+            <w:tcW w:w="1641" w:type="dxa"/>
             <w:vAlign w:val="center"/>
           </w:tcPr>
           <w:tbl>
@@ -2012,7 +2104,7 @@
               <w:tblLook w:val="04A0" w:firstRow="1" w:lastRow="0" w:firstColumn="1" w:lastColumn="0" w:noHBand="0" w:noVBand="1"/>
             </w:tblPr>
             <w:tblGrid>
-              <w:gridCol w:w="1449"/>
+              <w:gridCol w:w="1425"/>
             </w:tblGrid>
             <w:tr>
               <w:trPr>
@@ -2035,11 +2127,11 @@
                   </w:pPr>
                   <w:r>
                     <w:rPr>
-                      <w:rFonts w:ascii="Lora" w:eastAsia="Times New Roman" w:hAnsi="Lora" w:cs="Times New Roman"/>
+                      <w:rFonts w:ascii="Lora" w:hAnsi="Lora"/>
                       <w:sz w:val="16"/>
                       <w:szCs w:val="16"/>
                     </w:rPr>
-                    <w:t>Holiday surcharge</w:t>
+                    <w:t>Gold member discount</w:t>
                   </w:r>
                 </w:p>
               </w:tc>
@@ -2058,7 +2150,7 @@
         </w:tc>
         <w:tc>
           <w:tcPr>
-            <w:tcW w:w="1118" w:type="dxa"/>
+            <w:tcW w:w="941" w:type="dxa"/>
             <w:vAlign w:val="center"/>
           </w:tcPr>
           <w:p>
@@ -2082,7 +2174,7 @@
         </w:tc>
         <w:tc>
           <w:tcPr>
-            <w:tcW w:w="1147" w:type="dxa"/>
+            <w:tcW w:w="1081" w:type="dxa"/>
             <w:vAlign w:val="center"/>
           </w:tcPr>
           <w:p>
@@ -2106,73 +2198,99 @@
         </w:tc>
         <w:tc>
           <w:tcPr>
-            <w:tcW w:w="1427" w:type="dxa"/>
-            <w:vAlign w:val="center"/>
-          </w:tcPr>
-          <w:p>
-            <w:pPr>
-              <w:spacing w:line="276" w:lineRule="auto"/>
-              <w:rPr>
-                <w:rFonts w:ascii="Lora" w:hAnsi="Lora"/>
-                <w:sz w:val="16"/>
-                <w:szCs w:val="16"/>
-              </w:rPr>
-            </w:pPr>
-            <w:r>
-              <w:rPr>
-                <w:rFonts w:ascii="Lora" w:hAnsi="Lora"/>
-                <w:sz w:val="16"/>
-                <w:szCs w:val="16"/>
-              </w:rPr>
-              <w:t>Guest</w:t>
-            </w:r>
-          </w:p>
-        </w:tc>
-        <w:tc>
-          <w:tcPr>
-            <w:tcW w:w="1114" w:type="dxa"/>
-            <w:vAlign w:val="center"/>
-          </w:tcPr>
-          <w:p>
-            <w:pPr>
-              <w:spacing w:line="276" w:lineRule="auto"/>
-              <w:rPr>
-                <w:rFonts w:ascii="Lora" w:hAnsi="Lora"/>
-                <w:sz w:val="16"/>
-                <w:szCs w:val="16"/>
-              </w:rPr>
-            </w:pPr>
-            <w:r>
-              <w:rPr>
-                <w:rFonts w:ascii="Lora" w:hAnsi="Lora"/>
-                <w:sz w:val="16"/>
-                <w:szCs w:val="16"/>
-              </w:rPr>
-              <w:t>Holiday</w:t>
-            </w:r>
-          </w:p>
-        </w:tc>
-        <w:tc>
-          <w:tcPr>
-            <w:tcW w:w="1154" w:type="dxa"/>
-            <w:vAlign w:val="center"/>
-          </w:tcPr>
-          <w:p>
-            <w:pPr>
-              <w:spacing w:line="276" w:lineRule="auto"/>
-              <w:rPr>
-                <w:rFonts w:ascii="Lora" w:hAnsi="Lora"/>
-                <w:sz w:val="16"/>
-                <w:szCs w:val="16"/>
-              </w:rPr>
-            </w:pPr>
-            <w:r>
-              <w:rPr>
-                <w:rFonts w:ascii="Lora" w:hAnsi="Lora"/>
-                <w:sz w:val="16"/>
-                <w:szCs w:val="16"/>
-              </w:rPr>
-              <w:t>3000</w:t>
+            <w:tcW w:w="1436" w:type="dxa"/>
+            <w:vAlign w:val="center"/>
+          </w:tcPr>
+          <w:p>
+            <w:pPr>
+              <w:spacing w:line="276" w:lineRule="auto"/>
+              <w:rPr>
+                <w:rFonts w:ascii="Lora" w:hAnsi="Lora"/>
+                <w:sz w:val="16"/>
+                <w:szCs w:val="16"/>
+              </w:rPr>
+            </w:pPr>
+            <w:r>
+              <w:rPr>
+                <w:rFonts w:ascii="Lora" w:hAnsi="Lora"/>
+                <w:sz w:val="16"/>
+                <w:szCs w:val="16"/>
+              </w:rPr>
+              <w:t>G</w:t>
+            </w:r>
+            <w:r>
+              <w:rPr>
+                <w:rFonts w:ascii="Lora" w:hAnsi="Lora"/>
+                <w:sz w:val="16"/>
+                <w:szCs w:val="16"/>
+              </w:rPr>
+              <w:t>old member</w:t>
+            </w:r>
+          </w:p>
+        </w:tc>
+        <w:tc>
+          <w:tcPr>
+            <w:tcW w:w="1134" w:type="dxa"/>
+            <w:vAlign w:val="center"/>
+          </w:tcPr>
+          <w:p>
+            <w:pPr>
+              <w:spacing w:line="276" w:lineRule="auto"/>
+              <w:rPr>
+                <w:rFonts w:ascii="Lora" w:hAnsi="Lora"/>
+                <w:sz w:val="16"/>
+                <w:szCs w:val="16"/>
+              </w:rPr>
+            </w:pPr>
+            <w:r>
+              <w:rPr>
+                <w:rFonts w:ascii="Lora" w:hAnsi="Lora"/>
+                <w:sz w:val="16"/>
+                <w:szCs w:val="16"/>
+              </w:rPr>
+              <w:t>None</w:t>
+            </w:r>
+          </w:p>
+        </w:tc>
+        <w:tc>
+          <w:tcPr>
+            <w:tcW w:w="1472" w:type="dxa"/>
+            <w:vAlign w:val="center"/>
+          </w:tcPr>
+          <w:p>
+            <w:pPr>
+              <w:spacing w:line="276" w:lineRule="auto"/>
+              <w:rPr>
+                <w:rFonts w:ascii="Lora" w:hAnsi="Lora"/>
+                <w:sz w:val="16"/>
+                <w:szCs w:val="16"/>
+              </w:rPr>
+            </w:pPr>
+            <w:r>
+              <w:rPr>
+                <w:rFonts w:ascii="Lora" w:hAnsi="Lora"/>
+                <w:sz w:val="16"/>
+                <w:szCs w:val="16"/>
+              </w:rPr>
+              <w:t>Discount applied (</w:t>
+            </w:r>
+            <w:proofErr w:type="gramStart"/>
+            <w:r>
+              <w:rPr>
+                <w:rFonts w:ascii="Lora" w:hAnsi="Lora"/>
+                <w:sz w:val="16"/>
+                <w:szCs w:val="16"/>
+              </w:rPr>
+              <w:t>e.g.</w:t>
+            </w:r>
+            <w:proofErr w:type="gramEnd"/>
+            <w:r>
+              <w:rPr>
+                <w:rFonts w:ascii="Lora" w:hAnsi="Lora"/>
+                <w:sz w:val="16"/>
+                <w:szCs w:val="16"/>
+              </w:rPr>
+              <w:t xml:space="preserve"> -20%)</w:t>
             </w:r>
           </w:p>
         </w:tc>
@@ -2185,10 +2303,18 @@
             <w:pPr>
               <w:rPr>
                 <w:rFonts w:ascii="Lora" w:hAnsi="Lora"/>
-                <w:sz w:val="20"/>
-                <w:szCs w:val="20"/>
-              </w:rPr>
-            </w:pPr>
+                <w:sz w:val="16"/>
+                <w:szCs w:val="16"/>
+              </w:rPr>
+            </w:pPr>
+            <w:r>
+              <w:rPr>
+                <w:rFonts w:ascii="Lora" w:hAnsi="Lora"/>
+                <w:sz w:val="16"/>
+                <w:szCs w:val="16"/>
+              </w:rPr>
+              <w:t>Unit Test</w:t>
+            </w:r>
           </w:p>
         </w:tc>
       </w:tr>
@@ -2227,79 +2353,79 @@
         </w:tc>
         <w:tc>
           <w:tcPr>
-            <w:tcW w:w="1745" w:type="dxa"/>
-            <w:vAlign w:val="center"/>
-          </w:tcPr>
-          <w:p>
-            <w:pPr>
-              <w:spacing w:line="276" w:lineRule="auto"/>
-              <w:rPr>
-                <w:rFonts w:ascii="Lora" w:hAnsi="Lora"/>
-                <w:sz w:val="16"/>
-                <w:szCs w:val="16"/>
-              </w:rPr>
-            </w:pPr>
-            <w:r>
-              <w:rPr>
-                <w:rFonts w:ascii="Lora" w:hAnsi="Lora"/>
-                <w:sz w:val="16"/>
-                <w:szCs w:val="16"/>
-              </w:rPr>
-              <w:t>Silver discount</w:t>
-            </w:r>
-          </w:p>
-        </w:tc>
-        <w:tc>
-          <w:tcPr>
-            <w:tcW w:w="1118" w:type="dxa"/>
-            <w:vAlign w:val="center"/>
-          </w:tcPr>
-          <w:p>
-            <w:pPr>
-              <w:spacing w:line="276" w:lineRule="auto"/>
-              <w:rPr>
-                <w:rFonts w:ascii="Lora" w:hAnsi="Lora"/>
-                <w:sz w:val="16"/>
-                <w:szCs w:val="16"/>
-              </w:rPr>
-            </w:pPr>
-            <w:r>
-              <w:rPr>
-                <w:rFonts w:ascii="Lora" w:hAnsi="Lora"/>
-                <w:sz w:val="16"/>
-                <w:szCs w:val="16"/>
-              </w:rPr>
-              <w:t>Car</w:t>
-            </w:r>
-          </w:p>
-        </w:tc>
-        <w:tc>
-          <w:tcPr>
-            <w:tcW w:w="1147" w:type="dxa"/>
-            <w:vAlign w:val="center"/>
-          </w:tcPr>
-          <w:p>
-            <w:pPr>
-              <w:spacing w:line="276" w:lineRule="auto"/>
-              <w:rPr>
-                <w:rFonts w:ascii="Lora" w:hAnsi="Lora"/>
-                <w:sz w:val="16"/>
-                <w:szCs w:val="16"/>
-              </w:rPr>
-            </w:pPr>
-            <w:r>
-              <w:rPr>
-                <w:rFonts w:ascii="Lora" w:hAnsi="Lora"/>
-                <w:sz w:val="16"/>
-                <w:szCs w:val="16"/>
-              </w:rPr>
-              <w:t>2h</w:t>
-            </w:r>
-          </w:p>
-        </w:tc>
-        <w:tc>
-          <w:tcPr>
-            <w:tcW w:w="1427" w:type="dxa"/>
+            <w:tcW w:w="1641" w:type="dxa"/>
+            <w:vAlign w:val="center"/>
+          </w:tcPr>
+          <w:p>
+            <w:pPr>
+              <w:spacing w:line="276" w:lineRule="auto"/>
+              <w:rPr>
+                <w:rFonts w:ascii="Lora" w:hAnsi="Lora"/>
+                <w:sz w:val="16"/>
+                <w:szCs w:val="16"/>
+              </w:rPr>
+            </w:pPr>
+            <w:r>
+              <w:rPr>
+                <w:rFonts w:ascii="Lora" w:hAnsi="Lora"/>
+                <w:sz w:val="16"/>
+                <w:szCs w:val="16"/>
+              </w:rPr>
+              <w:t>Lost ticket penalty</w:t>
+            </w:r>
+          </w:p>
+        </w:tc>
+        <w:tc>
+          <w:tcPr>
+            <w:tcW w:w="941" w:type="dxa"/>
+            <w:vAlign w:val="center"/>
+          </w:tcPr>
+          <w:p>
+            <w:pPr>
+              <w:spacing w:line="276" w:lineRule="auto"/>
+              <w:rPr>
+                <w:rFonts w:ascii="Lora" w:hAnsi="Lora"/>
+                <w:sz w:val="16"/>
+                <w:szCs w:val="16"/>
+              </w:rPr>
+            </w:pPr>
+            <w:r>
+              <w:rPr>
+                <w:rFonts w:ascii="Lora" w:hAnsi="Lora"/>
+                <w:sz w:val="16"/>
+                <w:szCs w:val="16"/>
+              </w:rPr>
+              <w:t>SUV</w:t>
+            </w:r>
+          </w:p>
+        </w:tc>
+        <w:tc>
+          <w:tcPr>
+            <w:tcW w:w="1081" w:type="dxa"/>
+            <w:vAlign w:val="center"/>
+          </w:tcPr>
+          <w:p>
+            <w:pPr>
+              <w:spacing w:line="276" w:lineRule="auto"/>
+              <w:rPr>
+                <w:rFonts w:ascii="Lora" w:hAnsi="Lora"/>
+                <w:sz w:val="16"/>
+                <w:szCs w:val="16"/>
+              </w:rPr>
+            </w:pPr>
+            <w:r>
+              <w:rPr>
+                <w:rFonts w:ascii="Lora" w:hAnsi="Lora"/>
+                <w:sz w:val="16"/>
+                <w:szCs w:val="16"/>
+              </w:rPr>
+              <w:t>Any</w:t>
+            </w:r>
+          </w:p>
+        </w:tc>
+        <w:tc>
+          <w:tcPr>
+            <w:tcW w:w="1436" w:type="dxa"/>
             <w:vAlign w:val="center"/>
           </w:tcPr>
           <w:p>
@@ -2323,49 +2449,67 @@
         </w:tc>
         <w:tc>
           <w:tcPr>
-            <w:tcW w:w="1114" w:type="dxa"/>
-            <w:vAlign w:val="center"/>
-          </w:tcPr>
-          <w:p>
-            <w:pPr>
-              <w:spacing w:line="276" w:lineRule="auto"/>
-              <w:rPr>
-                <w:rFonts w:ascii="Lora" w:hAnsi="Lora"/>
-                <w:sz w:val="16"/>
-                <w:szCs w:val="16"/>
-              </w:rPr>
-            </w:pPr>
-            <w:r>
-              <w:rPr>
-                <w:rFonts w:ascii="Lora" w:hAnsi="Lora"/>
-                <w:sz w:val="16"/>
-                <w:szCs w:val="16"/>
-              </w:rPr>
-              <w:t>None</w:t>
-            </w:r>
-          </w:p>
-        </w:tc>
-        <w:tc>
-          <w:tcPr>
-            <w:tcW w:w="1154" w:type="dxa"/>
-            <w:vAlign w:val="center"/>
-          </w:tcPr>
-          <w:p>
-            <w:pPr>
-              <w:spacing w:line="276" w:lineRule="auto"/>
-              <w:rPr>
-                <w:rFonts w:ascii="Lora" w:hAnsi="Lora"/>
-                <w:sz w:val="16"/>
-                <w:szCs w:val="16"/>
-              </w:rPr>
-            </w:pPr>
-            <w:r>
-              <w:rPr>
-                <w:rFonts w:ascii="Lora" w:hAnsi="Lora"/>
-                <w:sz w:val="16"/>
-                <w:szCs w:val="16"/>
-              </w:rPr>
-              <w:t>1800</w:t>
+            <w:tcW w:w="1134" w:type="dxa"/>
+            <w:vAlign w:val="center"/>
+          </w:tcPr>
+          <w:p>
+            <w:pPr>
+              <w:spacing w:line="276" w:lineRule="auto"/>
+              <w:rPr>
+                <w:rFonts w:ascii="Lora" w:hAnsi="Lora"/>
+                <w:sz w:val="16"/>
+                <w:szCs w:val="16"/>
+              </w:rPr>
+            </w:pPr>
+            <w:r>
+              <w:rPr>
+                <w:rFonts w:ascii="Lora" w:hAnsi="Lora"/>
+                <w:sz w:val="16"/>
+                <w:szCs w:val="16"/>
+              </w:rPr>
+              <w:t>Lost ticket</w:t>
+            </w:r>
+          </w:p>
+        </w:tc>
+        <w:tc>
+          <w:tcPr>
+            <w:tcW w:w="1472" w:type="dxa"/>
+            <w:vAlign w:val="center"/>
+          </w:tcPr>
+          <w:p>
+            <w:pPr>
+              <w:spacing w:line="276" w:lineRule="auto"/>
+              <w:rPr>
+                <w:rFonts w:ascii="Lora" w:hAnsi="Lora"/>
+                <w:sz w:val="16"/>
+                <w:szCs w:val="16"/>
+              </w:rPr>
+            </w:pPr>
+            <w:r>
+              <w:rPr>
+                <w:rFonts w:ascii="Lora" w:hAnsi="Lora"/>
+                <w:sz w:val="16"/>
+                <w:szCs w:val="16"/>
+              </w:rPr>
+              <w:t>Fixed penalty added (</w:t>
+            </w:r>
+            <w:proofErr w:type="gramStart"/>
+            <w:r>
+              <w:rPr>
+                <w:rFonts w:ascii="Lora" w:hAnsi="Lora"/>
+                <w:sz w:val="16"/>
+                <w:szCs w:val="16"/>
+              </w:rPr>
+              <w:t>e.g.</w:t>
+            </w:r>
+            <w:proofErr w:type="gramEnd"/>
+            <w:r>
+              <w:rPr>
+                <w:rFonts w:ascii="Lora" w:hAnsi="Lora"/>
+                <w:sz w:val="16"/>
+                <w:szCs w:val="16"/>
+              </w:rPr>
+              <w:t xml:space="preserve"> 5000)</w:t>
             </w:r>
           </w:p>
         </w:tc>
@@ -2378,10 +2522,18 @@
             <w:pPr>
               <w:rPr>
                 <w:rFonts w:ascii="Lora" w:hAnsi="Lora"/>
-                <w:sz w:val="20"/>
-                <w:szCs w:val="20"/>
-              </w:rPr>
-            </w:pPr>
+                <w:sz w:val="16"/>
+                <w:szCs w:val="16"/>
+              </w:rPr>
+            </w:pPr>
+            <w:r>
+              <w:rPr>
+                <w:rFonts w:ascii="Lora" w:hAnsi="Lora"/>
+                <w:sz w:val="16"/>
+                <w:szCs w:val="16"/>
+              </w:rPr>
+              <w:t>Edge Case Test</w:t>
+            </w:r>
           </w:p>
         </w:tc>
       </w:tr>
@@ -2414,13 +2566,14 @@
                 <w:sz w:val="20"/>
                 <w:szCs w:val="20"/>
               </w:rPr>
+              <w:lastRenderedPageBreak/>
               <w:t>9</w:t>
             </w:r>
           </w:p>
         </w:tc>
         <w:tc>
           <w:tcPr>
-            <w:tcW w:w="1745" w:type="dxa"/>
+            <w:tcW w:w="1641" w:type="dxa"/>
             <w:vAlign w:val="center"/>
           </w:tcPr>
           <w:tbl>
@@ -2485,7 +2638,7 @@
               <w:tblLook w:val="04A0" w:firstRow="1" w:lastRow="0" w:firstColumn="1" w:lastColumn="0" w:noHBand="0" w:noVBand="1"/>
             </w:tblPr>
             <w:tblGrid>
-              <w:gridCol w:w="881"/>
+              <w:gridCol w:w="1425"/>
             </w:tblGrid>
             <w:tr>
               <w:trPr>
@@ -2508,11 +2661,11 @@
                   </w:pPr>
                   <w:r>
                     <w:rPr>
-                      <w:rFonts w:ascii="Lora" w:eastAsia="Times New Roman" w:hAnsi="Lora" w:cs="Times New Roman"/>
+                      <w:rFonts w:ascii="Lora" w:hAnsi="Lora"/>
                       <w:sz w:val="16"/>
                       <w:szCs w:val="16"/>
                     </w:rPr>
-                    <w:t>Lost ticket</w:t>
+                    <w:t>Negative duration input</w:t>
                   </w:r>
                 </w:p>
               </w:tc>
@@ -2531,7 +2684,7 @@
         </w:tc>
         <w:tc>
           <w:tcPr>
-            <w:tcW w:w="1118" w:type="dxa"/>
+            <w:tcW w:w="941" w:type="dxa"/>
             <w:vAlign w:val="center"/>
           </w:tcPr>
           <w:p>
@@ -2555,31 +2708,31 @@
         </w:tc>
         <w:tc>
           <w:tcPr>
-            <w:tcW w:w="1147" w:type="dxa"/>
-            <w:vAlign w:val="center"/>
-          </w:tcPr>
-          <w:p>
-            <w:pPr>
-              <w:spacing w:line="276" w:lineRule="auto"/>
-              <w:rPr>
-                <w:rFonts w:ascii="Lora" w:hAnsi="Lora"/>
-                <w:sz w:val="16"/>
-                <w:szCs w:val="16"/>
-              </w:rPr>
-            </w:pPr>
-            <w:r>
-              <w:rPr>
-                <w:rFonts w:ascii="Lora" w:hAnsi="Lora"/>
-                <w:sz w:val="16"/>
-                <w:szCs w:val="16"/>
-              </w:rPr>
-              <w:t>1h</w:t>
-            </w:r>
-          </w:p>
-        </w:tc>
-        <w:tc>
-          <w:tcPr>
-            <w:tcW w:w="1427" w:type="dxa"/>
+            <w:tcW w:w="1081" w:type="dxa"/>
+            <w:vAlign w:val="center"/>
+          </w:tcPr>
+          <w:p>
+            <w:pPr>
+              <w:spacing w:line="276" w:lineRule="auto"/>
+              <w:rPr>
+                <w:rFonts w:ascii="Lora" w:hAnsi="Lora"/>
+                <w:sz w:val="16"/>
+                <w:szCs w:val="16"/>
+              </w:rPr>
+            </w:pPr>
+            <w:r>
+              <w:rPr>
+                <w:rFonts w:ascii="Lora" w:hAnsi="Lora"/>
+                <w:sz w:val="16"/>
+                <w:szCs w:val="16"/>
+              </w:rPr>
+              <w:t>-30min</w:t>
+            </w:r>
+          </w:p>
+        </w:tc>
+        <w:tc>
+          <w:tcPr>
+            <w:tcW w:w="1436" w:type="dxa"/>
             <w:vAlign w:val="center"/>
           </w:tcPr>
           <w:p>
@@ -2603,49 +2756,49 @@
         </w:tc>
         <w:tc>
           <w:tcPr>
-            <w:tcW w:w="1114" w:type="dxa"/>
-            <w:vAlign w:val="center"/>
-          </w:tcPr>
-          <w:p>
-            <w:pPr>
-              <w:spacing w:line="276" w:lineRule="auto"/>
-              <w:rPr>
-                <w:rFonts w:ascii="Lora" w:hAnsi="Lora"/>
-                <w:sz w:val="16"/>
-                <w:szCs w:val="16"/>
-              </w:rPr>
-            </w:pPr>
-            <w:r>
-              <w:rPr>
-                <w:rFonts w:ascii="Lora" w:hAnsi="Lora"/>
-                <w:sz w:val="16"/>
-                <w:szCs w:val="16"/>
-              </w:rPr>
-              <w:t>Lost</w:t>
-            </w:r>
-          </w:p>
-        </w:tc>
-        <w:tc>
-          <w:tcPr>
-            <w:tcW w:w="1154" w:type="dxa"/>
-            <w:vAlign w:val="center"/>
-          </w:tcPr>
-          <w:p>
-            <w:pPr>
-              <w:spacing w:line="276" w:lineRule="auto"/>
-              <w:rPr>
-                <w:rFonts w:ascii="Lora" w:hAnsi="Lora"/>
-                <w:sz w:val="16"/>
-                <w:szCs w:val="16"/>
-              </w:rPr>
-            </w:pPr>
-            <w:r>
-              <w:rPr>
-                <w:rFonts w:ascii="Lora" w:hAnsi="Lora"/>
-                <w:sz w:val="16"/>
-                <w:szCs w:val="16"/>
-              </w:rPr>
-              <w:t>21000</w:t>
+            <w:tcW w:w="1134" w:type="dxa"/>
+            <w:vAlign w:val="center"/>
+          </w:tcPr>
+          <w:p>
+            <w:pPr>
+              <w:spacing w:line="276" w:lineRule="auto"/>
+              <w:rPr>
+                <w:rFonts w:ascii="Lora" w:hAnsi="Lora"/>
+                <w:sz w:val="16"/>
+                <w:szCs w:val="16"/>
+              </w:rPr>
+            </w:pPr>
+            <w:r>
+              <w:rPr>
+                <w:rFonts w:ascii="Lora" w:hAnsi="Lora"/>
+                <w:sz w:val="16"/>
+                <w:szCs w:val="16"/>
+              </w:rPr>
+              <w:t>None</w:t>
+            </w:r>
+          </w:p>
+        </w:tc>
+        <w:tc>
+          <w:tcPr>
+            <w:tcW w:w="1472" w:type="dxa"/>
+            <w:vAlign w:val="center"/>
+          </w:tcPr>
+          <w:p>
+            <w:pPr>
+              <w:spacing w:line="276" w:lineRule="auto"/>
+              <w:rPr>
+                <w:rFonts w:ascii="Lora" w:hAnsi="Lora"/>
+                <w:sz w:val="16"/>
+                <w:szCs w:val="16"/>
+              </w:rPr>
+            </w:pPr>
+            <w:r>
+              <w:rPr>
+                <w:rFonts w:ascii="Lora" w:hAnsi="Lora"/>
+                <w:sz w:val="16"/>
+                <w:szCs w:val="16"/>
+              </w:rPr>
+              <w:t>Exception thrown</w:t>
             </w:r>
           </w:p>
         </w:tc>
@@ -2658,10 +2811,18 @@
             <w:pPr>
               <w:rPr>
                 <w:rFonts w:ascii="Lora" w:hAnsi="Lora"/>
-                <w:sz w:val="20"/>
-                <w:szCs w:val="20"/>
-              </w:rPr>
-            </w:pPr>
+                <w:sz w:val="16"/>
+                <w:szCs w:val="16"/>
+              </w:rPr>
+            </w:pPr>
+            <w:r>
+              <w:rPr>
+                <w:rFonts w:ascii="Lora" w:hAnsi="Lora"/>
+                <w:sz w:val="16"/>
+                <w:szCs w:val="16"/>
+              </w:rPr>
+              <w:t>Validation Test</w:t>
+            </w:r>
           </w:p>
         </w:tc>
       </w:tr>
@@ -2700,103 +2861,103 @@
         </w:tc>
         <w:tc>
           <w:tcPr>
-            <w:tcW w:w="1745" w:type="dxa"/>
-            <w:vAlign w:val="center"/>
-          </w:tcPr>
-          <w:p>
-            <w:pPr>
-              <w:spacing w:line="276" w:lineRule="auto"/>
-              <w:rPr>
-                <w:rFonts w:ascii="Lora" w:hAnsi="Lora"/>
-                <w:sz w:val="16"/>
-                <w:szCs w:val="16"/>
-              </w:rPr>
-            </w:pPr>
-            <w:r>
-              <w:rPr>
-                <w:rFonts w:ascii="Lora" w:hAnsi="Lora"/>
-                <w:sz w:val="16"/>
-                <w:szCs w:val="16"/>
-              </w:rPr>
-              <w:t>Invalid time</w:t>
-            </w:r>
-          </w:p>
-        </w:tc>
-        <w:tc>
-          <w:tcPr>
-            <w:tcW w:w="1118" w:type="dxa"/>
-            <w:vAlign w:val="center"/>
-          </w:tcPr>
-          <w:p>
-            <w:pPr>
-              <w:spacing w:line="276" w:lineRule="auto"/>
-              <w:rPr>
-                <w:rFonts w:ascii="Lora" w:hAnsi="Lora"/>
-                <w:sz w:val="16"/>
-                <w:szCs w:val="16"/>
-              </w:rPr>
-            </w:pPr>
-            <w:r>
-              <w:rPr>
-                <w:rFonts w:ascii="Lora" w:hAnsi="Lora"/>
-                <w:sz w:val="16"/>
-                <w:szCs w:val="16"/>
-              </w:rPr>
-              <w:t>Car</w:t>
-            </w:r>
-          </w:p>
-        </w:tc>
-        <w:tc>
-          <w:tcPr>
-            <w:tcW w:w="1147" w:type="dxa"/>
-            <w:vAlign w:val="center"/>
-          </w:tcPr>
-          <w:p>
-            <w:pPr>
-              <w:spacing w:line="276" w:lineRule="auto"/>
-              <w:rPr>
-                <w:rFonts w:ascii="Lora" w:hAnsi="Lora"/>
-                <w:sz w:val="16"/>
-                <w:szCs w:val="16"/>
-              </w:rPr>
-            </w:pPr>
-            <w:r>
-              <w:rPr>
-                <w:rFonts w:ascii="Lora" w:hAnsi="Lora"/>
-                <w:sz w:val="16"/>
-                <w:szCs w:val="16"/>
-              </w:rPr>
-              <w:t>invalid</w:t>
-            </w:r>
-          </w:p>
-        </w:tc>
-        <w:tc>
-          <w:tcPr>
-            <w:tcW w:w="1427" w:type="dxa"/>
-            <w:vAlign w:val="center"/>
-          </w:tcPr>
-          <w:p>
-            <w:pPr>
-              <w:spacing w:line="276" w:lineRule="auto"/>
-              <w:rPr>
-                <w:rFonts w:ascii="Lora" w:hAnsi="Lora"/>
-                <w:sz w:val="16"/>
-                <w:szCs w:val="16"/>
-              </w:rPr>
-            </w:pPr>
-            <w:r>
-              <w:rPr>
-                <w:rFonts w:ascii="Lora" w:hAnsi="Lora"/>
-                <w:sz w:val="16"/>
-                <w:szCs w:val="16"/>
-              </w:rPr>
-              <w:t>Guest</w:t>
-            </w:r>
-          </w:p>
-        </w:tc>
-        <w:tc>
-          <w:tcPr>
-            <w:tcW w:w="1114" w:type="dxa"/>
+            <w:tcW w:w="1641" w:type="dxa"/>
+            <w:vAlign w:val="center"/>
+          </w:tcPr>
+          <w:p>
+            <w:pPr>
+              <w:spacing w:line="276" w:lineRule="auto"/>
+              <w:rPr>
+                <w:rFonts w:ascii="Lora" w:hAnsi="Lora"/>
+                <w:sz w:val="16"/>
+                <w:szCs w:val="16"/>
+              </w:rPr>
+            </w:pPr>
+            <w:r>
+              <w:rPr>
+                <w:rFonts w:ascii="Lora" w:hAnsi="Lora"/>
+                <w:sz w:val="16"/>
+                <w:szCs w:val="16"/>
+              </w:rPr>
+              <w:t>Property: fee never negative</w:t>
+            </w:r>
+          </w:p>
+        </w:tc>
+        <w:tc>
+          <w:tcPr>
+            <w:tcW w:w="941" w:type="dxa"/>
+            <w:vAlign w:val="center"/>
+          </w:tcPr>
+          <w:p>
+            <w:pPr>
+              <w:spacing w:line="276" w:lineRule="auto"/>
+              <w:rPr>
+                <w:rFonts w:ascii="Lora" w:hAnsi="Lora"/>
+                <w:sz w:val="16"/>
+                <w:szCs w:val="16"/>
+              </w:rPr>
+            </w:pPr>
+            <w:r>
+              <w:rPr>
+                <w:rFonts w:ascii="Lora" w:hAnsi="Lora"/>
+                <w:sz w:val="16"/>
+                <w:szCs w:val="16"/>
+              </w:rPr>
+              <w:t>Any</w:t>
+            </w:r>
+          </w:p>
+        </w:tc>
+        <w:tc>
+          <w:tcPr>
+            <w:tcW w:w="1081" w:type="dxa"/>
+            <w:vAlign w:val="center"/>
+          </w:tcPr>
+          <w:p>
+            <w:pPr>
+              <w:spacing w:line="276" w:lineRule="auto"/>
+              <w:rPr>
+                <w:rFonts w:ascii="Lora" w:hAnsi="Lora"/>
+                <w:sz w:val="16"/>
+                <w:szCs w:val="16"/>
+              </w:rPr>
+            </w:pPr>
+            <w:r>
+              <w:rPr>
+                <w:rFonts w:ascii="Lora" w:hAnsi="Lora"/>
+                <w:sz w:val="16"/>
+                <w:szCs w:val="16"/>
+              </w:rPr>
+              <w:t>Random</w:t>
+            </w:r>
+          </w:p>
+        </w:tc>
+        <w:tc>
+          <w:tcPr>
+            <w:tcW w:w="1436" w:type="dxa"/>
+            <w:vAlign w:val="center"/>
+          </w:tcPr>
+          <w:p>
+            <w:pPr>
+              <w:spacing w:line="276" w:lineRule="auto"/>
+              <w:rPr>
+                <w:rFonts w:ascii="Lora" w:hAnsi="Lora"/>
+                <w:sz w:val="16"/>
+                <w:szCs w:val="16"/>
+              </w:rPr>
+            </w:pPr>
+            <w:r>
+              <w:rPr>
+                <w:rFonts w:ascii="Lora" w:hAnsi="Lora"/>
+                <w:sz w:val="16"/>
+                <w:szCs w:val="16"/>
+              </w:rPr>
+              <w:t>Any</w:t>
+            </w:r>
+          </w:p>
+        </w:tc>
+        <w:tc>
+          <w:tcPr>
+            <w:tcW w:w="1134" w:type="dxa"/>
             <w:vAlign w:val="center"/>
           </w:tcPr>
           <w:p>
@@ -2820,25 +2981,25 @@
         </w:tc>
         <w:tc>
           <w:tcPr>
-            <w:tcW w:w="1154" w:type="dxa"/>
-            <w:vAlign w:val="center"/>
-          </w:tcPr>
-          <w:p>
-            <w:pPr>
-              <w:spacing w:line="276" w:lineRule="auto"/>
-              <w:rPr>
-                <w:rFonts w:ascii="Lora" w:hAnsi="Lora"/>
-                <w:sz w:val="16"/>
-                <w:szCs w:val="16"/>
-              </w:rPr>
-            </w:pPr>
-            <w:r>
-              <w:rPr>
-                <w:rFonts w:ascii="Lora" w:hAnsi="Lora"/>
-                <w:sz w:val="16"/>
-                <w:szCs w:val="16"/>
-              </w:rPr>
-              <w:t>Exception</w:t>
+            <w:tcW w:w="1472" w:type="dxa"/>
+            <w:vAlign w:val="center"/>
+          </w:tcPr>
+          <w:p>
+            <w:pPr>
+              <w:spacing w:line="276" w:lineRule="auto"/>
+              <w:rPr>
+                <w:rFonts w:ascii="Lora" w:hAnsi="Lora"/>
+                <w:sz w:val="16"/>
+                <w:szCs w:val="16"/>
+              </w:rPr>
+            </w:pPr>
+            <w:r>
+              <w:rPr>
+                <w:rFonts w:ascii="Lora" w:hAnsi="Lora"/>
+                <w:sz w:val="16"/>
+                <w:szCs w:val="16"/>
+              </w:rPr>
+              <w:t>Fee ≥ 0 always</w:t>
             </w:r>
           </w:p>
         </w:tc>
@@ -2851,10 +3012,28 @@
             <w:pPr>
               <w:rPr>
                 <w:rFonts w:ascii="Lora" w:hAnsi="Lora"/>
-                <w:sz w:val="20"/>
-                <w:szCs w:val="20"/>
-              </w:rPr>
-            </w:pPr>
+                <w:sz w:val="16"/>
+                <w:szCs w:val="16"/>
+              </w:rPr>
+            </w:pPr>
+            <w:proofErr w:type="spellStart"/>
+            <w:r>
+              <w:rPr>
+                <w:rFonts w:ascii="Lora" w:hAnsi="Lora"/>
+                <w:sz w:val="16"/>
+                <w:szCs w:val="16"/>
+              </w:rPr>
+              <w:t>FsCheck</w:t>
+            </w:r>
+            <w:proofErr w:type="spellEnd"/>
+            <w:r>
+              <w:rPr>
+                <w:rFonts w:ascii="Lora" w:hAnsi="Lora"/>
+                <w:sz w:val="16"/>
+                <w:szCs w:val="16"/>
+              </w:rPr>
+              <w:t xml:space="preserve"> Property Test</w:t>
+            </w:r>
           </w:p>
         </w:tc>
       </w:tr>
@@ -2886,7 +3065,6 @@
           <w:bCs/>
           <w:szCs w:val="22"/>
         </w:rPr>
-        <w:lastRenderedPageBreak/>
         <w:t>ParkingSessionManager</w:t>
       </w:r>
       <w:proofErr w:type="spellEnd"/>
@@ -3520,15 +3698,7 @@
                 <w:sz w:val="16"/>
                 <w:szCs w:val="16"/>
               </w:rPr>
-              <w:t xml:space="preserve"> +</w:t>
-            </w:r>
-            <w:r>
-              <w:rPr>
-                <w:rFonts w:ascii="Lora" w:hAnsi="Lora"/>
-                <w:sz w:val="16"/>
-                <w:szCs w:val="16"/>
-              </w:rPr>
-              <w:t xml:space="preserve"> </w:t>
+              <w:t xml:space="preserve"> + </w:t>
             </w:r>
             <w:proofErr w:type="spellStart"/>
             <w:r>
@@ -5074,6 +5244,7 @@
                 <w:sz w:val="20"/>
                 <w:szCs w:val="20"/>
               </w:rPr>
+              <w:lastRenderedPageBreak/>
               <w:t>1</w:t>
             </w:r>
           </w:p>
@@ -5398,7 +5569,6 @@
                 <w:sz w:val="20"/>
                 <w:szCs w:val="20"/>
               </w:rPr>
-              <w:lastRenderedPageBreak/>
               <w:t>5</w:t>
             </w:r>
           </w:p>

--- a/report.docx
+++ b/report.docx
@@ -1790,15 +1790,7 @@
                 <w:sz w:val="16"/>
                 <w:szCs w:val="16"/>
               </w:rPr>
-              <w:t>Integration Tes</w:t>
-            </w:r>
-            <w:r>
-              <w:rPr>
-                <w:rFonts w:ascii="Lora" w:hAnsi="Lora"/>
-                <w:sz w:val="16"/>
-                <w:szCs w:val="16"/>
-              </w:rPr>
-              <w:t>t</w:t>
+              <w:t>Integration Test</w:t>
             </w:r>
           </w:p>
         </w:tc>
@@ -5349,7 +5341,7 @@
                 <w:sz w:val="16"/>
                 <w:szCs w:val="16"/>
               </w:rPr>
-              <w:t>Grace period is always free</w:t>
+              <w:t>Longer Duration Costs More</w:t>
             </w:r>
           </w:p>
         </w:tc>
@@ -5373,7 +5365,7 @@
                 <w:sz w:val="16"/>
                 <w:szCs w:val="16"/>
               </w:rPr>
-              <w:t>If parking time is within the free grace period (e.g., 30 minutes), the fee must always be 0 no matter the vehicle type or membership.</w:t>
+              <w:t>A vehicle parked for a longer time should never cost less than a shorter parking session under the same conditions.</w:t>
             </w:r>
           </w:p>
         </w:tc>
@@ -5430,7 +5422,7 @@
                 <w:sz w:val="16"/>
                 <w:szCs w:val="16"/>
               </w:rPr>
-              <w:t>Same time check-in and check-out gives 0 fee</w:t>
+              <w:t>Lost Ticket Always More Expensive</w:t>
             </w:r>
           </w:p>
         </w:tc>
@@ -5454,7 +5446,7 @@
                 <w:sz w:val="16"/>
                 <w:szCs w:val="16"/>
               </w:rPr>
-              <w:t>If a user checks in and out at the same time, there is no parking time, so the fee must always be 0.</w:t>
+              <w:t>Losing a parking ticket adds a penalty fee, so the total fee should always be higher than a normal parking session.</w:t>
             </w:r>
           </w:p>
         </w:tc>
@@ -5511,7 +5503,7 @@
                 <w:sz w:val="16"/>
                 <w:szCs w:val="16"/>
               </w:rPr>
-              <w:t>Longer parking time never reduces fee</w:t>
+              <w:t>SUV More Expensive Than Motorcycle</w:t>
             </w:r>
           </w:p>
         </w:tc>
@@ -5535,7 +5527,7 @@
                 <w:sz w:val="16"/>
                 <w:szCs w:val="16"/>
               </w:rPr>
-              <w:t>If a user parks longer, the fee should stay the same or increase — it should never become cheaper for more time.</w:t>
+              <w:t>SUVs have a higher hourly parking rate than motorcycles, so their total parking fee should never be lower for the same duration.</w:t>
             </w:r>
           </w:p>
         </w:tc>
@@ -5593,7 +5585,7 @@
                 <w:sz w:val="16"/>
                 <w:szCs w:val="16"/>
               </w:rPr>
-              <w:t>Lost ticket fee is always higher or equal to normal fee</w:t>
+              <w:t>Platinum Members Pay Less</w:t>
             </w:r>
           </w:p>
         </w:tc>
@@ -5617,7 +5609,7 @@
                 <w:sz w:val="16"/>
                 <w:szCs w:val="16"/>
               </w:rPr>
-              <w:t>If a ticket is lost, the system adds a penalty, so the final fee must always be greater than or equal to the normal calculated fee.</w:t>
+              <w:t>Platinum members receive the highest membership discount, so they should always pay less than regular guest users for the same parking session.</w:t>
             </w:r>
           </w:p>
         </w:tc>

--- a/report.docx
+++ b/report.docx
@@ -531,7 +531,7 @@
         <w:tc>
           <w:tcPr>
             <w:tcW w:w="425" w:type="dxa"/>
-            <w:shd w:val="clear" w:color="auto" w:fill="DEEAF6" w:themeFill="accent5" w:themeFillTint="33"/>
+            <w:shd w:val="clear" w:color="auto" w:fill="E7E6E6" w:themeFill="background2"/>
             <w:vAlign w:val="center"/>
           </w:tcPr>
           <w:p>
@@ -560,7 +560,7 @@
         <w:tc>
           <w:tcPr>
             <w:tcW w:w="1641" w:type="dxa"/>
-            <w:shd w:val="clear" w:color="auto" w:fill="DEEAF6" w:themeFill="accent5" w:themeFillTint="33"/>
+            <w:shd w:val="clear" w:color="auto" w:fill="E7E6E6" w:themeFill="background2"/>
             <w:vAlign w:val="center"/>
           </w:tcPr>
           <w:p>
@@ -588,7 +588,7 @@
         <w:tc>
           <w:tcPr>
             <w:tcW w:w="941" w:type="dxa"/>
-            <w:shd w:val="clear" w:color="auto" w:fill="DEEAF6" w:themeFill="accent5" w:themeFillTint="33"/>
+            <w:shd w:val="clear" w:color="auto" w:fill="E7E6E6" w:themeFill="background2"/>
             <w:vAlign w:val="center"/>
           </w:tcPr>
           <w:p>
@@ -616,7 +616,7 @@
         <w:tc>
           <w:tcPr>
             <w:tcW w:w="1081" w:type="dxa"/>
-            <w:shd w:val="clear" w:color="auto" w:fill="DEEAF6" w:themeFill="accent5" w:themeFillTint="33"/>
+            <w:shd w:val="clear" w:color="auto" w:fill="E7E6E6" w:themeFill="background2"/>
             <w:vAlign w:val="center"/>
           </w:tcPr>
           <w:p>
@@ -644,7 +644,7 @@
         <w:tc>
           <w:tcPr>
             <w:tcW w:w="1436" w:type="dxa"/>
-            <w:shd w:val="clear" w:color="auto" w:fill="DEEAF6" w:themeFill="accent5" w:themeFillTint="33"/>
+            <w:shd w:val="clear" w:color="auto" w:fill="E7E6E6" w:themeFill="background2"/>
             <w:vAlign w:val="center"/>
           </w:tcPr>
           <w:p>
@@ -672,7 +672,7 @@
         <w:tc>
           <w:tcPr>
             <w:tcW w:w="1134" w:type="dxa"/>
-            <w:shd w:val="clear" w:color="auto" w:fill="DEEAF6" w:themeFill="accent5" w:themeFillTint="33"/>
+            <w:shd w:val="clear" w:color="auto" w:fill="E7E6E6" w:themeFill="background2"/>
             <w:vAlign w:val="center"/>
           </w:tcPr>
           <w:p>
@@ -700,7 +700,7 @@
         <w:tc>
           <w:tcPr>
             <w:tcW w:w="1472" w:type="dxa"/>
-            <w:shd w:val="clear" w:color="auto" w:fill="DEEAF6" w:themeFill="accent5" w:themeFillTint="33"/>
+            <w:shd w:val="clear" w:color="auto" w:fill="E7E6E6" w:themeFill="background2"/>
             <w:vAlign w:val="center"/>
           </w:tcPr>
           <w:p>
@@ -728,7 +728,7 @@
         <w:tc>
           <w:tcPr>
             <w:tcW w:w="1220" w:type="dxa"/>
-            <w:shd w:val="clear" w:color="auto" w:fill="DEEAF6" w:themeFill="accent5" w:themeFillTint="33"/>
+            <w:shd w:val="clear" w:color="auto" w:fill="E7E6E6" w:themeFill="background2"/>
             <w:vAlign w:val="center"/>
           </w:tcPr>
           <w:p>
@@ -761,7 +761,7 @@
         <w:tc>
           <w:tcPr>
             <w:tcW w:w="425" w:type="dxa"/>
-            <w:shd w:val="clear" w:color="auto" w:fill="DEEAF6" w:themeFill="accent5" w:themeFillTint="33"/>
+            <w:shd w:val="clear" w:color="auto" w:fill="E7E6E6" w:themeFill="background2"/>
             <w:vAlign w:val="center"/>
           </w:tcPr>
           <w:p>
@@ -962,7 +962,7 @@
         <w:tc>
           <w:tcPr>
             <w:tcW w:w="425" w:type="dxa"/>
-            <w:shd w:val="clear" w:color="auto" w:fill="DEEAF6" w:themeFill="accent5" w:themeFillTint="33"/>
+            <w:shd w:val="clear" w:color="auto" w:fill="E7E6E6" w:themeFill="background2"/>
             <w:vAlign w:val="center"/>
           </w:tcPr>
           <w:p>
@@ -1163,7 +1163,7 @@
         <w:tc>
           <w:tcPr>
             <w:tcW w:w="425" w:type="dxa"/>
-            <w:shd w:val="clear" w:color="auto" w:fill="DEEAF6" w:themeFill="accent5" w:themeFillTint="33"/>
+            <w:shd w:val="clear" w:color="auto" w:fill="E7E6E6" w:themeFill="background2"/>
             <w:vAlign w:val="center"/>
           </w:tcPr>
           <w:p>
@@ -1382,7 +1382,7 @@
         <w:tc>
           <w:tcPr>
             <w:tcW w:w="425" w:type="dxa"/>
-            <w:shd w:val="clear" w:color="auto" w:fill="DEEAF6" w:themeFill="accent5" w:themeFillTint="33"/>
+            <w:shd w:val="clear" w:color="auto" w:fill="E7E6E6" w:themeFill="background2"/>
             <w:vAlign w:val="center"/>
           </w:tcPr>
           <w:p>
@@ -1583,7 +1583,7 @@
         <w:tc>
           <w:tcPr>
             <w:tcW w:w="425" w:type="dxa"/>
-            <w:shd w:val="clear" w:color="auto" w:fill="DEEAF6" w:themeFill="accent5" w:themeFillTint="33"/>
+            <w:shd w:val="clear" w:color="auto" w:fill="E7E6E6" w:themeFill="background2"/>
             <w:vAlign w:val="center"/>
           </w:tcPr>
           <w:p>
@@ -1802,7 +1802,7 @@
         <w:tc>
           <w:tcPr>
             <w:tcW w:w="425" w:type="dxa"/>
-            <w:shd w:val="clear" w:color="auto" w:fill="DEEAF6" w:themeFill="accent5" w:themeFillTint="33"/>
+            <w:shd w:val="clear" w:color="auto" w:fill="E7E6E6" w:themeFill="background2"/>
             <w:vAlign w:val="center"/>
           </w:tcPr>
           <w:p>
@@ -2003,7 +2003,7 @@
         <w:tc>
           <w:tcPr>
             <w:tcW w:w="425" w:type="dxa"/>
-            <w:shd w:val="clear" w:color="auto" w:fill="DEEAF6" w:themeFill="accent5" w:themeFillTint="33"/>
+            <w:shd w:val="clear" w:color="auto" w:fill="E7E6E6" w:themeFill="background2"/>
             <w:vAlign w:val="center"/>
           </w:tcPr>
           <w:p>
@@ -2317,7 +2317,7 @@
         <w:tc>
           <w:tcPr>
             <w:tcW w:w="425" w:type="dxa"/>
-            <w:shd w:val="clear" w:color="auto" w:fill="DEEAF6" w:themeFill="accent5" w:themeFillTint="33"/>
+            <w:shd w:val="clear" w:color="auto" w:fill="E7E6E6" w:themeFill="background2"/>
             <w:vAlign w:val="center"/>
           </w:tcPr>
           <w:p>
@@ -3090,7 +3090,7 @@
         <w:tc>
           <w:tcPr>
             <w:tcW w:w="407" w:type="dxa"/>
-            <w:shd w:val="clear" w:color="auto" w:fill="E2EFD9" w:themeFill="accent6" w:themeFillTint="33"/>
+            <w:shd w:val="clear" w:color="auto" w:fill="E7E6E6" w:themeFill="background2"/>
             <w:vAlign w:val="center"/>
           </w:tcPr>
           <w:p>
@@ -3119,7 +3119,7 @@
         <w:tc>
           <w:tcPr>
             <w:tcW w:w="1967" w:type="dxa"/>
-            <w:shd w:val="clear" w:color="auto" w:fill="E2EFD9" w:themeFill="accent6" w:themeFillTint="33"/>
+            <w:shd w:val="clear" w:color="auto" w:fill="E7E6E6" w:themeFill="background2"/>
             <w:vAlign w:val="center"/>
           </w:tcPr>
           <w:p>
@@ -3147,7 +3147,7 @@
         <w:tc>
           <w:tcPr>
             <w:tcW w:w="2157" w:type="dxa"/>
-            <w:shd w:val="clear" w:color="auto" w:fill="E2EFD9" w:themeFill="accent6" w:themeFillTint="33"/>
+            <w:shd w:val="clear" w:color="auto" w:fill="E7E6E6" w:themeFill="background2"/>
             <w:vAlign w:val="center"/>
           </w:tcPr>
           <w:p>
@@ -3175,7 +3175,7 @@
         <w:tc>
           <w:tcPr>
             <w:tcW w:w="3034" w:type="dxa"/>
-            <w:shd w:val="clear" w:color="auto" w:fill="E2EFD9" w:themeFill="accent6" w:themeFillTint="33"/>
+            <w:shd w:val="clear" w:color="auto" w:fill="E7E6E6" w:themeFill="background2"/>
             <w:vAlign w:val="center"/>
           </w:tcPr>
           <w:p>
@@ -3203,7 +3203,7 @@
         <w:tc>
           <w:tcPr>
             <w:tcW w:w="1785" w:type="dxa"/>
-            <w:shd w:val="clear" w:color="auto" w:fill="E2EFD9" w:themeFill="accent6" w:themeFillTint="33"/>
+            <w:shd w:val="clear" w:color="auto" w:fill="E7E6E6" w:themeFill="background2"/>
             <w:vAlign w:val="center"/>
           </w:tcPr>
           <w:p>
@@ -3236,7 +3236,7 @@
         <w:tc>
           <w:tcPr>
             <w:tcW w:w="407" w:type="dxa"/>
-            <w:shd w:val="clear" w:color="auto" w:fill="E2EFD9" w:themeFill="accent6" w:themeFillTint="33"/>
+            <w:shd w:val="clear" w:color="auto" w:fill="E7E6E6" w:themeFill="background2"/>
             <w:vAlign w:val="center"/>
           </w:tcPr>
           <w:p>
@@ -3404,7 +3404,7 @@
         <w:tc>
           <w:tcPr>
             <w:tcW w:w="407" w:type="dxa"/>
-            <w:shd w:val="clear" w:color="auto" w:fill="E2EFD9" w:themeFill="accent6" w:themeFillTint="33"/>
+            <w:shd w:val="clear" w:color="auto" w:fill="E7E6E6" w:themeFill="background2"/>
             <w:vAlign w:val="center"/>
           </w:tcPr>
           <w:p>
@@ -3544,7 +3544,7 @@
         <w:tc>
           <w:tcPr>
             <w:tcW w:w="407" w:type="dxa"/>
-            <w:shd w:val="clear" w:color="auto" w:fill="E2EFD9" w:themeFill="accent6" w:themeFillTint="33"/>
+            <w:shd w:val="clear" w:color="auto" w:fill="E7E6E6" w:themeFill="background2"/>
             <w:vAlign w:val="center"/>
           </w:tcPr>
           <w:p>
@@ -3720,7 +3720,7 @@
         <w:tc>
           <w:tcPr>
             <w:tcW w:w="407" w:type="dxa"/>
-            <w:shd w:val="clear" w:color="auto" w:fill="E2EFD9" w:themeFill="accent6" w:themeFillTint="33"/>
+            <w:shd w:val="clear" w:color="auto" w:fill="E7E6E6" w:themeFill="background2"/>
             <w:vAlign w:val="center"/>
           </w:tcPr>
           <w:p>
@@ -3860,7 +3860,7 @@
         <w:tc>
           <w:tcPr>
             <w:tcW w:w="407" w:type="dxa"/>
-            <w:shd w:val="clear" w:color="auto" w:fill="E2EFD9" w:themeFill="accent6" w:themeFillTint="33"/>
+            <w:shd w:val="clear" w:color="auto" w:fill="E7E6E6" w:themeFill="background2"/>
             <w:vAlign w:val="center"/>
           </w:tcPr>
           <w:p>
@@ -4050,7 +4050,7 @@
         <w:tc>
           <w:tcPr>
             <w:tcW w:w="421" w:type="dxa"/>
-            <w:shd w:val="clear" w:color="auto" w:fill="FFF2CC" w:themeFill="accent4" w:themeFillTint="33"/>
+            <w:shd w:val="clear" w:color="auto" w:fill="E7E6E6" w:themeFill="background2"/>
             <w:vAlign w:val="center"/>
           </w:tcPr>
           <w:p>
@@ -4079,7 +4079,7 @@
         <w:tc>
           <w:tcPr>
             <w:tcW w:w="3260" w:type="dxa"/>
-            <w:shd w:val="clear" w:color="auto" w:fill="FFF2CC" w:themeFill="accent4" w:themeFillTint="33"/>
+            <w:shd w:val="clear" w:color="auto" w:fill="E7E6E6" w:themeFill="background2"/>
             <w:vAlign w:val="center"/>
           </w:tcPr>
           <w:p>
@@ -4107,7 +4107,7 @@
         <w:tc>
           <w:tcPr>
             <w:tcW w:w="3331" w:type="dxa"/>
-            <w:shd w:val="clear" w:color="auto" w:fill="FFF2CC" w:themeFill="accent4" w:themeFillTint="33"/>
+            <w:shd w:val="clear" w:color="auto" w:fill="E7E6E6" w:themeFill="background2"/>
             <w:vAlign w:val="center"/>
           </w:tcPr>
           <w:p>
@@ -4135,7 +4135,7 @@
         <w:tc>
           <w:tcPr>
             <w:tcW w:w="2338" w:type="dxa"/>
-            <w:shd w:val="clear" w:color="auto" w:fill="FFF2CC" w:themeFill="accent4" w:themeFillTint="33"/>
+            <w:shd w:val="clear" w:color="auto" w:fill="E7E6E6" w:themeFill="background2"/>
             <w:vAlign w:val="center"/>
           </w:tcPr>
           <w:p>
@@ -4168,7 +4168,7 @@
         <w:tc>
           <w:tcPr>
             <w:tcW w:w="421" w:type="dxa"/>
-            <w:shd w:val="clear" w:color="auto" w:fill="FFF2CC" w:themeFill="accent4" w:themeFillTint="33"/>
+            <w:shd w:val="clear" w:color="auto" w:fill="E7E6E6" w:themeFill="background2"/>
             <w:vAlign w:val="center"/>
           </w:tcPr>
           <w:p>
@@ -4366,7 +4366,7 @@
         <w:tc>
           <w:tcPr>
             <w:tcW w:w="421" w:type="dxa"/>
-            <w:shd w:val="clear" w:color="auto" w:fill="FFF2CC" w:themeFill="accent4" w:themeFillTint="33"/>
+            <w:shd w:val="clear" w:color="auto" w:fill="E7E6E6" w:themeFill="background2"/>
             <w:vAlign w:val="center"/>
           </w:tcPr>
           <w:p>
@@ -4529,7 +4529,7 @@
         <w:tc>
           <w:tcPr>
             <w:tcW w:w="421" w:type="dxa"/>
-            <w:shd w:val="clear" w:color="auto" w:fill="FFF2CC" w:themeFill="accent4" w:themeFillTint="33"/>
+            <w:shd w:val="clear" w:color="auto" w:fill="E7E6E6" w:themeFill="background2"/>
             <w:vAlign w:val="center"/>
           </w:tcPr>
           <w:p>
@@ -4702,7 +4702,7 @@
         <w:tc>
           <w:tcPr>
             <w:tcW w:w="421" w:type="dxa"/>
-            <w:shd w:val="clear" w:color="auto" w:fill="FFF2CC" w:themeFill="accent4" w:themeFillTint="33"/>
+            <w:shd w:val="clear" w:color="auto" w:fill="E7E6E6" w:themeFill="background2"/>
             <w:vAlign w:val="center"/>
           </w:tcPr>
           <w:p>
@@ -4865,7 +4865,7 @@
         <w:tc>
           <w:tcPr>
             <w:tcW w:w="421" w:type="dxa"/>
-            <w:shd w:val="clear" w:color="auto" w:fill="FFF2CC" w:themeFill="accent4" w:themeFillTint="33"/>
+            <w:shd w:val="clear" w:color="auto" w:fill="E7E6E6" w:themeFill="background2"/>
             <w:vAlign w:val="center"/>
           </w:tcPr>
           <w:p>
@@ -5124,7 +5124,7 @@
         <w:tc>
           <w:tcPr>
             <w:tcW w:w="421" w:type="dxa"/>
-            <w:shd w:val="clear" w:color="auto" w:fill="FBE4D5" w:themeFill="accent2" w:themeFillTint="33"/>
+            <w:shd w:val="clear" w:color="auto" w:fill="E7E6E6" w:themeFill="background2"/>
             <w:vAlign w:val="center"/>
           </w:tcPr>
           <w:p>
@@ -5153,7 +5153,7 @@
         <w:tc>
           <w:tcPr>
             <w:tcW w:w="4252" w:type="dxa"/>
-            <w:shd w:val="clear" w:color="auto" w:fill="FBE4D5" w:themeFill="accent2" w:themeFillTint="33"/>
+            <w:shd w:val="clear" w:color="auto" w:fill="E7E6E6" w:themeFill="background2"/>
             <w:vAlign w:val="center"/>
           </w:tcPr>
           <w:p>
@@ -5181,7 +5181,7 @@
         <w:tc>
           <w:tcPr>
             <w:tcW w:w="4677" w:type="dxa"/>
-            <w:shd w:val="clear" w:color="auto" w:fill="FBE4D5" w:themeFill="accent2" w:themeFillTint="33"/>
+            <w:shd w:val="clear" w:color="auto" w:fill="E7E6E6" w:themeFill="background2"/>
             <w:vAlign w:val="center"/>
           </w:tcPr>
           <w:p>
@@ -5214,7 +5214,7 @@
         <w:tc>
           <w:tcPr>
             <w:tcW w:w="421" w:type="dxa"/>
-            <w:shd w:val="clear" w:color="auto" w:fill="FBE4D5" w:themeFill="accent2" w:themeFillTint="33"/>
+            <w:shd w:val="clear" w:color="auto" w:fill="E7E6E6" w:themeFill="background2"/>
             <w:vAlign w:val="center"/>
           </w:tcPr>
           <w:p>
@@ -5296,7 +5296,7 @@
         <w:tc>
           <w:tcPr>
             <w:tcW w:w="421" w:type="dxa"/>
-            <w:shd w:val="clear" w:color="auto" w:fill="FBE4D5" w:themeFill="accent2" w:themeFillTint="33"/>
+            <w:shd w:val="clear" w:color="auto" w:fill="E7E6E6" w:themeFill="background2"/>
             <w:vAlign w:val="center"/>
           </w:tcPr>
           <w:p>
@@ -5377,7 +5377,7 @@
         <w:tc>
           <w:tcPr>
             <w:tcW w:w="421" w:type="dxa"/>
-            <w:shd w:val="clear" w:color="auto" w:fill="FBE4D5" w:themeFill="accent2" w:themeFillTint="33"/>
+            <w:shd w:val="clear" w:color="auto" w:fill="E7E6E6" w:themeFill="background2"/>
             <w:vAlign w:val="center"/>
           </w:tcPr>
           <w:p>
@@ -5458,7 +5458,7 @@
         <w:tc>
           <w:tcPr>
             <w:tcW w:w="421" w:type="dxa"/>
-            <w:shd w:val="clear" w:color="auto" w:fill="FBE4D5" w:themeFill="accent2" w:themeFillTint="33"/>
+            <w:shd w:val="clear" w:color="auto" w:fill="E7E6E6" w:themeFill="background2"/>
             <w:vAlign w:val="center"/>
           </w:tcPr>
           <w:p>
@@ -5539,7 +5539,7 @@
         <w:tc>
           <w:tcPr>
             <w:tcW w:w="421" w:type="dxa"/>
-            <w:shd w:val="clear" w:color="auto" w:fill="FBE4D5" w:themeFill="accent2" w:themeFillTint="33"/>
+            <w:shd w:val="clear" w:color="auto" w:fill="E7E6E6" w:themeFill="background2"/>
             <w:vAlign w:val="center"/>
           </w:tcPr>
           <w:p>
@@ -5723,12 +5723,21 @@
           <w:rFonts w:ascii="Lora" w:hAnsi="Lora"/>
           <w:szCs w:val="22"/>
         </w:rPr>
-        <w:t>To get your commit hashes, run: git log --</w:t>
+        <w:t xml:space="preserve">To get your commit hashes, run: </w:t>
+      </w:r>
+      <w:r>
+        <w:rPr>
+          <w:rFonts w:ascii="Cascadia Code SemiBold" w:hAnsi="Cascadia Code SemiBold"/>
+          <w:color w:val="70AD47" w:themeColor="accent6"/>
+          <w:szCs w:val="22"/>
+        </w:rPr>
+        <w:t>git log --</w:t>
       </w:r>
       <w:proofErr w:type="spellStart"/>
       <w:r>
         <w:rPr>
-          <w:rFonts w:ascii="Lora" w:hAnsi="Lora"/>
+          <w:rFonts w:ascii="Cascadia Code SemiBold" w:hAnsi="Cascadia Code SemiBold"/>
+          <w:color w:val="70AD47" w:themeColor="accent6"/>
           <w:szCs w:val="22"/>
         </w:rPr>
         <w:t>oneline</w:t>
@@ -5737,6 +5746,7 @@
       <w:r>
         <w:rPr>
           <w:rFonts w:ascii="Lora" w:hAnsi="Lora"/>
+          <w:color w:val="70AD47" w:themeColor="accent6"/>
           <w:szCs w:val="22"/>
         </w:rPr>
         <w:t xml:space="preserve"> </w:t>
@@ -5924,14 +5934,13 @@
                 <w:sz w:val="18"/>
                 <w:szCs w:val="18"/>
               </w:rPr>
-              <w:t>a1b2c3d</w:t>
+              <w:t>4ac4032</w:t>
             </w:r>
           </w:p>
         </w:tc>
         <w:tc>
           <w:tcPr>
             <w:tcW w:w="3402" w:type="dxa"/>
-            <w:vAlign w:val="center"/>
           </w:tcPr>
           <w:p>
             <w:pPr>
@@ -5947,7 +5956,7 @@
                 <w:sz w:val="18"/>
                 <w:szCs w:val="18"/>
               </w:rPr>
-              <w:t>RED</w:t>
+              <w:t>GREEN</w:t>
             </w:r>
           </w:p>
         </w:tc>
@@ -5970,7 +5979,7 @@
                 <w:sz w:val="18"/>
                 <w:szCs w:val="18"/>
               </w:rPr>
-              <w:t>Add failing test for basic motorcycle fee</w:t>
+              <w:t>Ensure platinum members receive discounted fees</w:t>
             </w:r>
           </w:p>
         </w:tc>
@@ -6021,27 +6030,19 @@
                 <w:szCs w:val="18"/>
               </w:rPr>
             </w:pPr>
-          </w:p>
-        </w:tc>
-        <w:tc>
-          <w:tcPr>
-            <w:tcW w:w="3402" w:type="dxa"/>
-            <w:vAlign w:val="center"/>
-          </w:tcPr>
-          <w:p>
-            <w:pPr>
+            <w:r>
               <w:rPr>
                 <w:rFonts w:ascii="Lora" w:hAnsi="Lora"/>
                 <w:sz w:val="18"/>
                 <w:szCs w:val="18"/>
               </w:rPr>
-            </w:pPr>
-          </w:p>
-        </w:tc>
-        <w:tc>
-          <w:tcPr>
-            <w:tcW w:w="2976" w:type="dxa"/>
-            <w:vAlign w:val="center"/>
+              <w:t>73c5224</w:t>
+            </w:r>
+          </w:p>
+        </w:tc>
+        <w:tc>
+          <w:tcPr>
+            <w:tcW w:w="3402" w:type="dxa"/>
           </w:tcPr>
           <w:p>
             <w:pPr>
@@ -6051,6 +6052,37 @@
                 <w:szCs w:val="18"/>
               </w:rPr>
             </w:pPr>
+            <w:r>
+              <w:rPr>
+                <w:rFonts w:ascii="Lora" w:hAnsi="Lora"/>
+                <w:sz w:val="18"/>
+                <w:szCs w:val="18"/>
+              </w:rPr>
+              <w:t>GREEN</w:t>
+            </w:r>
+          </w:p>
+        </w:tc>
+        <w:tc>
+          <w:tcPr>
+            <w:tcW w:w="2976" w:type="dxa"/>
+            <w:vAlign w:val="center"/>
+          </w:tcPr>
+          <w:p>
+            <w:pPr>
+              <w:rPr>
+                <w:rFonts w:ascii="Lora" w:hAnsi="Lora"/>
+                <w:sz w:val="18"/>
+                <w:szCs w:val="18"/>
+              </w:rPr>
+            </w:pPr>
+            <w:r>
+              <w:rPr>
+                <w:rFonts w:ascii="Lora" w:hAnsi="Lora"/>
+                <w:sz w:val="18"/>
+                <w:szCs w:val="18"/>
+              </w:rPr>
+              <w:t>Ensure SUV parking is not cheaper than motorcycle</w:t>
+            </w:r>
           </w:p>
         </w:tc>
       </w:tr>
@@ -6100,27 +6132,19 @@
                 <w:szCs w:val="18"/>
               </w:rPr>
             </w:pPr>
-          </w:p>
-        </w:tc>
-        <w:tc>
-          <w:tcPr>
-            <w:tcW w:w="3402" w:type="dxa"/>
-            <w:vAlign w:val="center"/>
-          </w:tcPr>
-          <w:p>
-            <w:pPr>
+            <w:r>
               <w:rPr>
                 <w:rFonts w:ascii="Lora" w:hAnsi="Lora"/>
                 <w:sz w:val="18"/>
                 <w:szCs w:val="18"/>
               </w:rPr>
-            </w:pPr>
-          </w:p>
-        </w:tc>
-        <w:tc>
-          <w:tcPr>
-            <w:tcW w:w="2976" w:type="dxa"/>
-            <w:vAlign w:val="center"/>
+              <w:t>b4374d1</w:t>
+            </w:r>
+          </w:p>
+        </w:tc>
+        <w:tc>
+          <w:tcPr>
+            <w:tcW w:w="3402" w:type="dxa"/>
           </w:tcPr>
           <w:p>
             <w:pPr>
@@ -6130,6 +6154,37 @@
                 <w:szCs w:val="18"/>
               </w:rPr>
             </w:pPr>
+            <w:r>
+              <w:rPr>
+                <w:rFonts w:ascii="Lora" w:hAnsi="Lora"/>
+                <w:sz w:val="18"/>
+                <w:szCs w:val="18"/>
+              </w:rPr>
+              <w:t>GREEN</w:t>
+            </w:r>
+          </w:p>
+        </w:tc>
+        <w:tc>
+          <w:tcPr>
+            <w:tcW w:w="2976" w:type="dxa"/>
+            <w:vAlign w:val="center"/>
+          </w:tcPr>
+          <w:p>
+            <w:pPr>
+              <w:rPr>
+                <w:rFonts w:ascii="Lora" w:hAnsi="Lora"/>
+                <w:sz w:val="18"/>
+                <w:szCs w:val="18"/>
+              </w:rPr>
+            </w:pPr>
+            <w:r>
+              <w:rPr>
+                <w:rFonts w:ascii="Lora" w:hAnsi="Lora"/>
+                <w:sz w:val="18"/>
+                <w:szCs w:val="18"/>
+              </w:rPr>
+              <w:t>Ensure lost ticket always increases total fee</w:t>
+            </w:r>
           </w:p>
         </w:tc>
       </w:tr>
@@ -6179,27 +6234,19 @@
                 <w:szCs w:val="18"/>
               </w:rPr>
             </w:pPr>
-          </w:p>
-        </w:tc>
-        <w:tc>
-          <w:tcPr>
-            <w:tcW w:w="3402" w:type="dxa"/>
-            <w:vAlign w:val="center"/>
-          </w:tcPr>
-          <w:p>
-            <w:pPr>
+            <w:r>
               <w:rPr>
                 <w:rFonts w:ascii="Lora" w:hAnsi="Lora"/>
                 <w:sz w:val="18"/>
                 <w:szCs w:val="18"/>
               </w:rPr>
-            </w:pPr>
-          </w:p>
-        </w:tc>
-        <w:tc>
-          <w:tcPr>
-            <w:tcW w:w="2976" w:type="dxa"/>
-            <w:vAlign w:val="center"/>
+              <w:t>93a85d1</w:t>
+            </w:r>
+          </w:p>
+        </w:tc>
+        <w:tc>
+          <w:tcPr>
+            <w:tcW w:w="3402" w:type="dxa"/>
           </w:tcPr>
           <w:p>
             <w:pPr>
@@ -6209,6 +6256,1058 @@
                 <w:szCs w:val="18"/>
               </w:rPr>
             </w:pPr>
+            <w:r>
+              <w:rPr>
+                <w:rFonts w:ascii="Lora" w:hAnsi="Lora"/>
+                <w:sz w:val="18"/>
+                <w:szCs w:val="18"/>
+              </w:rPr>
+              <w:t>GREEN</w:t>
+            </w:r>
+          </w:p>
+        </w:tc>
+        <w:tc>
+          <w:tcPr>
+            <w:tcW w:w="2976" w:type="dxa"/>
+            <w:vAlign w:val="center"/>
+          </w:tcPr>
+          <w:p>
+            <w:pPr>
+              <w:rPr>
+                <w:rFonts w:ascii="Lora" w:hAnsi="Lora"/>
+                <w:sz w:val="18"/>
+                <w:szCs w:val="18"/>
+              </w:rPr>
+            </w:pPr>
+            <w:r>
+              <w:rPr>
+                <w:rFonts w:ascii="Lora" w:hAnsi="Lora"/>
+                <w:sz w:val="18"/>
+                <w:szCs w:val="18"/>
+              </w:rPr>
+              <w:t>Ensure longer parking duration does not cost less</w:t>
+            </w:r>
+          </w:p>
+        </w:tc>
+      </w:tr>
+      <w:tr>
+        <w:trPr>
+          <w:trHeight w:val="397"/>
+        </w:trPr>
+        <w:tc>
+          <w:tcPr>
+            <w:tcW w:w="421" w:type="dxa"/>
+            <w:shd w:val="clear" w:color="auto" w:fill="D0CECE" w:themeFill="background2" w:themeFillShade="E6"/>
+            <w:vAlign w:val="center"/>
+          </w:tcPr>
+          <w:p>
+            <w:pPr>
+              <w:jc w:val="center"/>
+              <w:rPr>
+                <w:rFonts w:ascii="Lora" w:hAnsi="Lora"/>
+                <w:b/>
+                <w:bCs/>
+                <w:sz w:val="20"/>
+                <w:szCs w:val="20"/>
+              </w:rPr>
+            </w:pPr>
+          </w:p>
+        </w:tc>
+        <w:tc>
+          <w:tcPr>
+            <w:tcW w:w="2551" w:type="dxa"/>
+            <w:vAlign w:val="center"/>
+          </w:tcPr>
+          <w:p>
+            <w:pPr>
+              <w:rPr>
+                <w:rFonts w:ascii="Lora" w:hAnsi="Lora"/>
+                <w:sz w:val="18"/>
+                <w:szCs w:val="18"/>
+              </w:rPr>
+            </w:pPr>
+            <w:r>
+              <w:rPr>
+                <w:rFonts w:ascii="Lora" w:hAnsi="Lora"/>
+                <w:sz w:val="18"/>
+                <w:szCs w:val="18"/>
+              </w:rPr>
+              <w:t>f27ad81</w:t>
+            </w:r>
+          </w:p>
+        </w:tc>
+        <w:tc>
+          <w:tcPr>
+            <w:tcW w:w="3402" w:type="dxa"/>
+          </w:tcPr>
+          <w:p>
+            <w:pPr>
+              <w:rPr>
+                <w:rFonts w:ascii="Lora" w:hAnsi="Lora"/>
+                <w:sz w:val="18"/>
+                <w:szCs w:val="18"/>
+              </w:rPr>
+            </w:pPr>
+            <w:r>
+              <w:rPr>
+                <w:rFonts w:ascii="Lora" w:hAnsi="Lora"/>
+                <w:sz w:val="18"/>
+                <w:szCs w:val="18"/>
+              </w:rPr>
+              <w:t>GREEN</w:t>
+            </w:r>
+          </w:p>
+        </w:tc>
+        <w:tc>
+          <w:tcPr>
+            <w:tcW w:w="2976" w:type="dxa"/>
+            <w:vAlign w:val="center"/>
+          </w:tcPr>
+          <w:p>
+            <w:pPr>
+              <w:rPr>
+                <w:rFonts w:ascii="Lora" w:hAnsi="Lora"/>
+                <w:sz w:val="18"/>
+                <w:szCs w:val="18"/>
+              </w:rPr>
+            </w:pPr>
+            <w:r>
+              <w:rPr>
+                <w:rFonts w:ascii="Lora" w:hAnsi="Lora"/>
+                <w:sz w:val="18"/>
+                <w:szCs w:val="18"/>
+              </w:rPr>
+              <w:t>Verify hourly fee calculation for all vehicle types</w:t>
+            </w:r>
+          </w:p>
+        </w:tc>
+      </w:tr>
+      <w:tr>
+        <w:trPr>
+          <w:trHeight w:val="397"/>
+        </w:trPr>
+        <w:tc>
+          <w:tcPr>
+            <w:tcW w:w="421" w:type="dxa"/>
+            <w:shd w:val="clear" w:color="auto" w:fill="D0CECE" w:themeFill="background2" w:themeFillShade="E6"/>
+            <w:vAlign w:val="center"/>
+          </w:tcPr>
+          <w:p>
+            <w:pPr>
+              <w:jc w:val="center"/>
+              <w:rPr>
+                <w:rFonts w:ascii="Lora" w:hAnsi="Lora"/>
+                <w:b/>
+                <w:bCs/>
+                <w:sz w:val="20"/>
+                <w:szCs w:val="20"/>
+              </w:rPr>
+            </w:pPr>
+          </w:p>
+        </w:tc>
+        <w:tc>
+          <w:tcPr>
+            <w:tcW w:w="2551" w:type="dxa"/>
+            <w:vAlign w:val="center"/>
+          </w:tcPr>
+          <w:p>
+            <w:pPr>
+              <w:rPr>
+                <w:rFonts w:ascii="Lora" w:hAnsi="Lora"/>
+                <w:sz w:val="18"/>
+                <w:szCs w:val="18"/>
+              </w:rPr>
+            </w:pPr>
+            <w:r>
+              <w:rPr>
+                <w:rFonts w:ascii="Lora" w:hAnsi="Lora"/>
+                <w:sz w:val="18"/>
+                <w:szCs w:val="18"/>
+              </w:rPr>
+              <w:t>cf84024</w:t>
+            </w:r>
+          </w:p>
+        </w:tc>
+        <w:tc>
+          <w:tcPr>
+            <w:tcW w:w="3402" w:type="dxa"/>
+          </w:tcPr>
+          <w:p>
+            <w:pPr>
+              <w:rPr>
+                <w:rFonts w:ascii="Lora" w:hAnsi="Lora"/>
+                <w:sz w:val="18"/>
+                <w:szCs w:val="18"/>
+              </w:rPr>
+            </w:pPr>
+            <w:r>
+              <w:rPr>
+                <w:rFonts w:ascii="Lora" w:hAnsi="Lora"/>
+                <w:sz w:val="18"/>
+                <w:szCs w:val="18"/>
+              </w:rPr>
+              <w:t>GREEN</w:t>
+            </w:r>
+          </w:p>
+        </w:tc>
+        <w:tc>
+          <w:tcPr>
+            <w:tcW w:w="2976" w:type="dxa"/>
+            <w:vAlign w:val="center"/>
+          </w:tcPr>
+          <w:p>
+            <w:pPr>
+              <w:rPr>
+                <w:rFonts w:ascii="Lora" w:hAnsi="Lora"/>
+                <w:sz w:val="18"/>
+                <w:szCs w:val="18"/>
+              </w:rPr>
+            </w:pPr>
+            <w:r>
+              <w:rPr>
+                <w:rFonts w:ascii="Lora" w:hAnsi="Lora"/>
+                <w:sz w:val="18"/>
+                <w:szCs w:val="18"/>
+              </w:rPr>
+              <w:t>Ensure parking fees are never negative</w:t>
+            </w:r>
+          </w:p>
+        </w:tc>
+      </w:tr>
+      <w:tr>
+        <w:trPr>
+          <w:trHeight w:val="397"/>
+        </w:trPr>
+        <w:tc>
+          <w:tcPr>
+            <w:tcW w:w="421" w:type="dxa"/>
+            <w:shd w:val="clear" w:color="auto" w:fill="D0CECE" w:themeFill="background2" w:themeFillShade="E6"/>
+            <w:vAlign w:val="center"/>
+          </w:tcPr>
+          <w:p>
+            <w:pPr>
+              <w:jc w:val="center"/>
+              <w:rPr>
+                <w:rFonts w:ascii="Lora" w:hAnsi="Lora"/>
+                <w:b/>
+                <w:bCs/>
+                <w:sz w:val="20"/>
+                <w:szCs w:val="20"/>
+              </w:rPr>
+            </w:pPr>
+          </w:p>
+        </w:tc>
+        <w:tc>
+          <w:tcPr>
+            <w:tcW w:w="2551" w:type="dxa"/>
+            <w:vAlign w:val="center"/>
+          </w:tcPr>
+          <w:p>
+            <w:pPr>
+              <w:rPr>
+                <w:rFonts w:ascii="Lora" w:hAnsi="Lora"/>
+                <w:sz w:val="18"/>
+                <w:szCs w:val="18"/>
+              </w:rPr>
+            </w:pPr>
+            <w:r>
+              <w:rPr>
+                <w:rFonts w:ascii="Lora" w:hAnsi="Lora"/>
+                <w:sz w:val="18"/>
+                <w:szCs w:val="18"/>
+              </w:rPr>
+              <w:t>48adf2a</w:t>
+            </w:r>
+          </w:p>
+        </w:tc>
+        <w:tc>
+          <w:tcPr>
+            <w:tcW w:w="3402" w:type="dxa"/>
+            <w:vAlign w:val="center"/>
+          </w:tcPr>
+          <w:p>
+            <w:pPr>
+              <w:rPr>
+                <w:rFonts w:ascii="Lora" w:hAnsi="Lora"/>
+                <w:sz w:val="18"/>
+                <w:szCs w:val="18"/>
+              </w:rPr>
+            </w:pPr>
+            <w:r>
+              <w:rPr>
+                <w:rFonts w:ascii="Lora" w:hAnsi="Lora"/>
+                <w:sz w:val="18"/>
+                <w:szCs w:val="18"/>
+              </w:rPr>
+              <w:t>RED</w:t>
+            </w:r>
+          </w:p>
+        </w:tc>
+        <w:tc>
+          <w:tcPr>
+            <w:tcW w:w="2976" w:type="dxa"/>
+            <w:vAlign w:val="center"/>
+          </w:tcPr>
+          <w:p>
+            <w:pPr>
+              <w:rPr>
+                <w:rFonts w:ascii="Lora" w:hAnsi="Lora"/>
+                <w:sz w:val="18"/>
+                <w:szCs w:val="18"/>
+              </w:rPr>
+            </w:pPr>
+            <w:r>
+              <w:rPr>
+                <w:rFonts w:ascii="Lora" w:hAnsi="Lora"/>
+                <w:sz w:val="18"/>
+                <w:szCs w:val="18"/>
+              </w:rPr>
+              <w:t>Add property test for non-negative parking fees</w:t>
+            </w:r>
+          </w:p>
+        </w:tc>
+      </w:tr>
+      <w:tr>
+        <w:trPr>
+          <w:trHeight w:val="397"/>
+        </w:trPr>
+        <w:tc>
+          <w:tcPr>
+            <w:tcW w:w="421" w:type="dxa"/>
+            <w:shd w:val="clear" w:color="auto" w:fill="D0CECE" w:themeFill="background2" w:themeFillShade="E6"/>
+            <w:vAlign w:val="center"/>
+          </w:tcPr>
+          <w:p>
+            <w:pPr>
+              <w:jc w:val="center"/>
+              <w:rPr>
+                <w:rFonts w:ascii="Lora" w:hAnsi="Lora"/>
+                <w:b/>
+                <w:bCs/>
+                <w:sz w:val="20"/>
+                <w:szCs w:val="20"/>
+              </w:rPr>
+            </w:pPr>
+          </w:p>
+        </w:tc>
+        <w:tc>
+          <w:tcPr>
+            <w:tcW w:w="2551" w:type="dxa"/>
+            <w:vAlign w:val="center"/>
+          </w:tcPr>
+          <w:p>
+            <w:pPr>
+              <w:rPr>
+                <w:rFonts w:ascii="Lora" w:hAnsi="Lora"/>
+                <w:sz w:val="18"/>
+                <w:szCs w:val="18"/>
+              </w:rPr>
+            </w:pPr>
+            <w:r>
+              <w:rPr>
+                <w:rFonts w:ascii="Lora" w:hAnsi="Lora"/>
+                <w:sz w:val="18"/>
+                <w:szCs w:val="18"/>
+              </w:rPr>
+              <w:t>56030b7</w:t>
+            </w:r>
+          </w:p>
+        </w:tc>
+        <w:tc>
+          <w:tcPr>
+            <w:tcW w:w="3402" w:type="dxa"/>
+            <w:vAlign w:val="center"/>
+          </w:tcPr>
+          <w:p>
+            <w:pPr>
+              <w:rPr>
+                <w:rFonts w:ascii="Lora" w:hAnsi="Lora"/>
+                <w:sz w:val="18"/>
+                <w:szCs w:val="18"/>
+              </w:rPr>
+            </w:pPr>
+            <w:r>
+              <w:rPr>
+                <w:rFonts w:ascii="Lora" w:hAnsi="Lora"/>
+                <w:sz w:val="18"/>
+                <w:szCs w:val="18"/>
+              </w:rPr>
+              <w:t>GREEN</w:t>
+            </w:r>
+          </w:p>
+        </w:tc>
+        <w:tc>
+          <w:tcPr>
+            <w:tcW w:w="2976" w:type="dxa"/>
+            <w:vAlign w:val="center"/>
+          </w:tcPr>
+          <w:p>
+            <w:pPr>
+              <w:rPr>
+                <w:rFonts w:ascii="Lora" w:hAnsi="Lora"/>
+                <w:sz w:val="18"/>
+                <w:szCs w:val="18"/>
+              </w:rPr>
+            </w:pPr>
+            <w:r>
+              <w:rPr>
+                <w:rFonts w:ascii="Lora" w:hAnsi="Lora"/>
+                <w:sz w:val="18"/>
+                <w:szCs w:val="18"/>
+              </w:rPr>
+              <w:t>Correct negative duration exception expectation</w:t>
+            </w:r>
+          </w:p>
+        </w:tc>
+      </w:tr>
+      <w:tr>
+        <w:trPr>
+          <w:trHeight w:val="397"/>
+        </w:trPr>
+        <w:tc>
+          <w:tcPr>
+            <w:tcW w:w="421" w:type="dxa"/>
+            <w:shd w:val="clear" w:color="auto" w:fill="D0CECE" w:themeFill="background2" w:themeFillShade="E6"/>
+            <w:vAlign w:val="center"/>
+          </w:tcPr>
+          <w:p>
+            <w:pPr>
+              <w:jc w:val="center"/>
+              <w:rPr>
+                <w:rFonts w:ascii="Lora" w:hAnsi="Lora"/>
+                <w:b/>
+                <w:bCs/>
+                <w:sz w:val="20"/>
+                <w:szCs w:val="20"/>
+              </w:rPr>
+            </w:pPr>
+          </w:p>
+        </w:tc>
+        <w:tc>
+          <w:tcPr>
+            <w:tcW w:w="2551" w:type="dxa"/>
+            <w:vAlign w:val="center"/>
+          </w:tcPr>
+          <w:p>
+            <w:pPr>
+              <w:rPr>
+                <w:rFonts w:ascii="Lora" w:hAnsi="Lora"/>
+                <w:sz w:val="18"/>
+                <w:szCs w:val="18"/>
+              </w:rPr>
+            </w:pPr>
+            <w:r>
+              <w:rPr>
+                <w:rFonts w:ascii="Lora" w:hAnsi="Lora"/>
+                <w:sz w:val="18"/>
+                <w:szCs w:val="18"/>
+              </w:rPr>
+              <w:t>e781aa3</w:t>
+            </w:r>
+          </w:p>
+        </w:tc>
+        <w:tc>
+          <w:tcPr>
+            <w:tcW w:w="3402" w:type="dxa"/>
+            <w:vAlign w:val="center"/>
+          </w:tcPr>
+          <w:p>
+            <w:pPr>
+              <w:rPr>
+                <w:rFonts w:ascii="Lora" w:hAnsi="Lora"/>
+                <w:sz w:val="18"/>
+                <w:szCs w:val="18"/>
+              </w:rPr>
+            </w:pPr>
+            <w:r>
+              <w:rPr>
+                <w:rFonts w:ascii="Lora" w:hAnsi="Lora"/>
+                <w:sz w:val="18"/>
+                <w:szCs w:val="18"/>
+              </w:rPr>
+              <w:t>RED</w:t>
+            </w:r>
+          </w:p>
+        </w:tc>
+        <w:tc>
+          <w:tcPr>
+            <w:tcW w:w="2976" w:type="dxa"/>
+            <w:vAlign w:val="center"/>
+          </w:tcPr>
+          <w:p>
+            <w:pPr>
+              <w:rPr>
+                <w:rFonts w:ascii="Lora" w:hAnsi="Lora"/>
+                <w:sz w:val="18"/>
+                <w:szCs w:val="18"/>
+              </w:rPr>
+            </w:pPr>
+            <w:r>
+              <w:rPr>
+                <w:rFonts w:ascii="Lora" w:hAnsi="Lora"/>
+                <w:sz w:val="18"/>
+                <w:szCs w:val="18"/>
+              </w:rPr>
+              <w:t>Add negative duration validation test</w:t>
+            </w:r>
+          </w:p>
+        </w:tc>
+      </w:tr>
+      <w:tr>
+        <w:trPr>
+          <w:trHeight w:val="397"/>
+        </w:trPr>
+        <w:tc>
+          <w:tcPr>
+            <w:tcW w:w="421" w:type="dxa"/>
+            <w:shd w:val="clear" w:color="auto" w:fill="D0CECE" w:themeFill="background2" w:themeFillShade="E6"/>
+            <w:vAlign w:val="center"/>
+          </w:tcPr>
+          <w:p>
+            <w:pPr>
+              <w:jc w:val="center"/>
+              <w:rPr>
+                <w:rFonts w:ascii="Lora" w:hAnsi="Lora"/>
+                <w:b/>
+                <w:bCs/>
+                <w:sz w:val="20"/>
+                <w:szCs w:val="20"/>
+              </w:rPr>
+            </w:pPr>
+          </w:p>
+        </w:tc>
+        <w:tc>
+          <w:tcPr>
+            <w:tcW w:w="2551" w:type="dxa"/>
+            <w:vAlign w:val="center"/>
+          </w:tcPr>
+          <w:p>
+            <w:pPr>
+              <w:rPr>
+                <w:rFonts w:ascii="Lora" w:hAnsi="Lora"/>
+                <w:sz w:val="18"/>
+                <w:szCs w:val="18"/>
+              </w:rPr>
+            </w:pPr>
+            <w:r>
+              <w:rPr>
+                <w:rFonts w:ascii="Lora" w:hAnsi="Lora"/>
+                <w:sz w:val="18"/>
+                <w:szCs w:val="18"/>
+              </w:rPr>
+              <w:t>b0561a7</w:t>
+            </w:r>
+          </w:p>
+        </w:tc>
+        <w:tc>
+          <w:tcPr>
+            <w:tcW w:w="3402" w:type="dxa"/>
+            <w:vAlign w:val="center"/>
+          </w:tcPr>
+          <w:p>
+            <w:pPr>
+              <w:rPr>
+                <w:rFonts w:ascii="Lora" w:hAnsi="Lora"/>
+                <w:sz w:val="18"/>
+                <w:szCs w:val="18"/>
+              </w:rPr>
+            </w:pPr>
+            <w:r>
+              <w:rPr>
+                <w:rFonts w:ascii="Lora" w:hAnsi="Lora"/>
+                <w:sz w:val="18"/>
+                <w:szCs w:val="18"/>
+              </w:rPr>
+              <w:t>GREEN</w:t>
+            </w:r>
+          </w:p>
+        </w:tc>
+        <w:tc>
+          <w:tcPr>
+            <w:tcW w:w="2976" w:type="dxa"/>
+            <w:vAlign w:val="center"/>
+          </w:tcPr>
+          <w:p>
+            <w:pPr>
+              <w:rPr>
+                <w:rFonts w:ascii="Lora" w:hAnsi="Lora"/>
+                <w:sz w:val="18"/>
+                <w:szCs w:val="18"/>
+              </w:rPr>
+            </w:pPr>
+            <w:r>
+              <w:rPr>
+                <w:rFonts w:ascii="Lora" w:hAnsi="Lora"/>
+                <w:sz w:val="18"/>
+                <w:szCs w:val="18"/>
+              </w:rPr>
+              <w:t>Correct lost ticket penalty calculation</w:t>
+            </w:r>
+          </w:p>
+        </w:tc>
+      </w:tr>
+      <w:tr>
+        <w:trPr>
+          <w:trHeight w:val="397"/>
+        </w:trPr>
+        <w:tc>
+          <w:tcPr>
+            <w:tcW w:w="421" w:type="dxa"/>
+            <w:shd w:val="clear" w:color="auto" w:fill="D0CECE" w:themeFill="background2" w:themeFillShade="E6"/>
+            <w:vAlign w:val="center"/>
+          </w:tcPr>
+          <w:p>
+            <w:pPr>
+              <w:jc w:val="center"/>
+              <w:rPr>
+                <w:rFonts w:ascii="Lora" w:hAnsi="Lora"/>
+                <w:b/>
+                <w:bCs/>
+                <w:sz w:val="20"/>
+                <w:szCs w:val="20"/>
+              </w:rPr>
+            </w:pPr>
+          </w:p>
+        </w:tc>
+        <w:tc>
+          <w:tcPr>
+            <w:tcW w:w="2551" w:type="dxa"/>
+            <w:vAlign w:val="center"/>
+          </w:tcPr>
+          <w:p>
+            <w:pPr>
+              <w:rPr>
+                <w:rFonts w:ascii="Lora" w:hAnsi="Lora"/>
+                <w:sz w:val="18"/>
+                <w:szCs w:val="18"/>
+              </w:rPr>
+            </w:pPr>
+            <w:r>
+              <w:rPr>
+                <w:rFonts w:ascii="Lora" w:hAnsi="Lora"/>
+                <w:sz w:val="18"/>
+                <w:szCs w:val="18"/>
+              </w:rPr>
+              <w:t>348c6ec</w:t>
+            </w:r>
+          </w:p>
+        </w:tc>
+        <w:tc>
+          <w:tcPr>
+            <w:tcW w:w="3402" w:type="dxa"/>
+            <w:vAlign w:val="center"/>
+          </w:tcPr>
+          <w:p>
+            <w:pPr>
+              <w:rPr>
+                <w:rFonts w:ascii="Lora" w:hAnsi="Lora"/>
+                <w:sz w:val="18"/>
+                <w:szCs w:val="18"/>
+              </w:rPr>
+            </w:pPr>
+            <w:r>
+              <w:rPr>
+                <w:rFonts w:ascii="Lora" w:hAnsi="Lora"/>
+                <w:sz w:val="18"/>
+                <w:szCs w:val="18"/>
+              </w:rPr>
+              <w:t>RED</w:t>
+            </w:r>
+          </w:p>
+        </w:tc>
+        <w:tc>
+          <w:tcPr>
+            <w:tcW w:w="2976" w:type="dxa"/>
+            <w:vAlign w:val="center"/>
+          </w:tcPr>
+          <w:p>
+            <w:pPr>
+              <w:rPr>
+                <w:rFonts w:ascii="Lora" w:hAnsi="Lora"/>
+                <w:sz w:val="18"/>
+                <w:szCs w:val="18"/>
+              </w:rPr>
+            </w:pPr>
+            <w:r>
+              <w:rPr>
+                <w:rFonts w:ascii="Lora" w:hAnsi="Lora"/>
+                <w:sz w:val="18"/>
+                <w:szCs w:val="18"/>
+              </w:rPr>
+              <w:t>Add lost ticket penalty test</w:t>
+            </w:r>
+          </w:p>
+        </w:tc>
+      </w:tr>
+      <w:tr>
+        <w:trPr>
+          <w:trHeight w:val="397"/>
+        </w:trPr>
+        <w:tc>
+          <w:tcPr>
+            <w:tcW w:w="421" w:type="dxa"/>
+            <w:shd w:val="clear" w:color="auto" w:fill="D0CECE" w:themeFill="background2" w:themeFillShade="E6"/>
+            <w:vAlign w:val="center"/>
+          </w:tcPr>
+          <w:p>
+            <w:pPr>
+              <w:jc w:val="center"/>
+              <w:rPr>
+                <w:rFonts w:ascii="Lora" w:hAnsi="Lora"/>
+                <w:b/>
+                <w:bCs/>
+                <w:sz w:val="20"/>
+                <w:szCs w:val="20"/>
+              </w:rPr>
+            </w:pPr>
+          </w:p>
+        </w:tc>
+        <w:tc>
+          <w:tcPr>
+            <w:tcW w:w="2551" w:type="dxa"/>
+            <w:vAlign w:val="center"/>
+          </w:tcPr>
+          <w:p>
+            <w:pPr>
+              <w:rPr>
+                <w:rFonts w:ascii="Lora" w:hAnsi="Lora"/>
+                <w:sz w:val="18"/>
+                <w:szCs w:val="18"/>
+              </w:rPr>
+            </w:pPr>
+            <w:r>
+              <w:rPr>
+                <w:rFonts w:ascii="Lora" w:hAnsi="Lora"/>
+                <w:sz w:val="18"/>
+                <w:szCs w:val="18"/>
+              </w:rPr>
+              <w:t>03c4eec</w:t>
+            </w:r>
+          </w:p>
+        </w:tc>
+        <w:tc>
+          <w:tcPr>
+            <w:tcW w:w="3402" w:type="dxa"/>
+            <w:vAlign w:val="center"/>
+          </w:tcPr>
+          <w:p>
+            <w:pPr>
+              <w:rPr>
+                <w:rFonts w:ascii="Lora" w:hAnsi="Lora"/>
+                <w:sz w:val="18"/>
+                <w:szCs w:val="18"/>
+              </w:rPr>
+            </w:pPr>
+            <w:r>
+              <w:rPr>
+                <w:rFonts w:ascii="Lora" w:hAnsi="Lora"/>
+                <w:sz w:val="18"/>
+                <w:szCs w:val="18"/>
+              </w:rPr>
+              <w:t>GREEN</w:t>
+            </w:r>
+          </w:p>
+        </w:tc>
+        <w:tc>
+          <w:tcPr>
+            <w:tcW w:w="2976" w:type="dxa"/>
+            <w:vAlign w:val="center"/>
+          </w:tcPr>
+          <w:p>
+            <w:pPr>
+              <w:rPr>
+                <w:rFonts w:ascii="Lora" w:hAnsi="Lora"/>
+                <w:sz w:val="18"/>
+                <w:szCs w:val="18"/>
+              </w:rPr>
+            </w:pPr>
+            <w:r>
+              <w:rPr>
+                <w:rFonts w:ascii="Lora" w:hAnsi="Lora"/>
+                <w:sz w:val="18"/>
+                <w:szCs w:val="18"/>
+              </w:rPr>
+              <w:t>Correct platinum membership discounted fee</w:t>
+            </w:r>
+          </w:p>
+        </w:tc>
+      </w:tr>
+      <w:tr>
+        <w:trPr>
+          <w:trHeight w:val="397"/>
+        </w:trPr>
+        <w:tc>
+          <w:tcPr>
+            <w:tcW w:w="421" w:type="dxa"/>
+            <w:shd w:val="clear" w:color="auto" w:fill="D0CECE" w:themeFill="background2" w:themeFillShade="E6"/>
+            <w:vAlign w:val="center"/>
+          </w:tcPr>
+          <w:p>
+            <w:pPr>
+              <w:jc w:val="center"/>
+              <w:rPr>
+                <w:rFonts w:ascii="Lora" w:hAnsi="Lora"/>
+                <w:b/>
+                <w:bCs/>
+                <w:sz w:val="20"/>
+                <w:szCs w:val="20"/>
+              </w:rPr>
+            </w:pPr>
+          </w:p>
+        </w:tc>
+        <w:tc>
+          <w:tcPr>
+            <w:tcW w:w="2551" w:type="dxa"/>
+            <w:vAlign w:val="center"/>
+          </w:tcPr>
+          <w:p>
+            <w:pPr>
+              <w:rPr>
+                <w:rFonts w:ascii="Lora" w:hAnsi="Lora"/>
+                <w:sz w:val="18"/>
+                <w:szCs w:val="18"/>
+              </w:rPr>
+            </w:pPr>
+            <w:r>
+              <w:rPr>
+                <w:rFonts w:ascii="Lora" w:hAnsi="Lora"/>
+                <w:sz w:val="18"/>
+                <w:szCs w:val="18"/>
+              </w:rPr>
+              <w:t>69ebe32</w:t>
+            </w:r>
+          </w:p>
+        </w:tc>
+        <w:tc>
+          <w:tcPr>
+            <w:tcW w:w="3402" w:type="dxa"/>
+            <w:vAlign w:val="center"/>
+          </w:tcPr>
+          <w:p>
+            <w:pPr>
+              <w:rPr>
+                <w:rFonts w:ascii="Lora" w:hAnsi="Lora"/>
+                <w:sz w:val="18"/>
+                <w:szCs w:val="18"/>
+              </w:rPr>
+            </w:pPr>
+            <w:r>
+              <w:rPr>
+                <w:rFonts w:ascii="Lora" w:hAnsi="Lora"/>
+                <w:sz w:val="18"/>
+                <w:szCs w:val="18"/>
+              </w:rPr>
+              <w:t>RED</w:t>
+            </w:r>
+          </w:p>
+        </w:tc>
+        <w:tc>
+          <w:tcPr>
+            <w:tcW w:w="2976" w:type="dxa"/>
+            <w:vAlign w:val="center"/>
+          </w:tcPr>
+          <w:p>
+            <w:pPr>
+              <w:rPr>
+                <w:rFonts w:ascii="Lora" w:hAnsi="Lora"/>
+                <w:sz w:val="18"/>
+                <w:szCs w:val="18"/>
+              </w:rPr>
+            </w:pPr>
+            <w:r>
+              <w:rPr>
+                <w:rFonts w:ascii="Lora" w:hAnsi="Lora"/>
+                <w:sz w:val="18"/>
+                <w:szCs w:val="18"/>
+              </w:rPr>
+              <w:t>Add platinum membership discount test</w:t>
+            </w:r>
+          </w:p>
+        </w:tc>
+      </w:tr>
+      <w:tr>
+        <w:trPr>
+          <w:trHeight w:val="397"/>
+        </w:trPr>
+        <w:tc>
+          <w:tcPr>
+            <w:tcW w:w="421" w:type="dxa"/>
+            <w:shd w:val="clear" w:color="auto" w:fill="D0CECE" w:themeFill="background2" w:themeFillShade="E6"/>
+            <w:vAlign w:val="center"/>
+          </w:tcPr>
+          <w:p>
+            <w:pPr>
+              <w:jc w:val="center"/>
+              <w:rPr>
+                <w:rFonts w:ascii="Lora" w:hAnsi="Lora"/>
+                <w:b/>
+                <w:bCs/>
+                <w:sz w:val="20"/>
+                <w:szCs w:val="20"/>
+              </w:rPr>
+            </w:pPr>
+          </w:p>
+        </w:tc>
+        <w:tc>
+          <w:tcPr>
+            <w:tcW w:w="2551" w:type="dxa"/>
+            <w:vAlign w:val="center"/>
+          </w:tcPr>
+          <w:p>
+            <w:pPr>
+              <w:rPr>
+                <w:rFonts w:ascii="Lora" w:hAnsi="Lora"/>
+                <w:sz w:val="18"/>
+                <w:szCs w:val="18"/>
+              </w:rPr>
+            </w:pPr>
+            <w:r>
+              <w:rPr>
+                <w:rFonts w:ascii="Lora" w:hAnsi="Lora"/>
+                <w:sz w:val="18"/>
+                <w:szCs w:val="18"/>
+              </w:rPr>
+              <w:t>a81b47d</w:t>
+            </w:r>
+          </w:p>
+        </w:tc>
+        <w:tc>
+          <w:tcPr>
+            <w:tcW w:w="3402" w:type="dxa"/>
+            <w:vAlign w:val="center"/>
+          </w:tcPr>
+          <w:p>
+            <w:pPr>
+              <w:rPr>
+                <w:rFonts w:ascii="Lora" w:hAnsi="Lora"/>
+                <w:sz w:val="18"/>
+                <w:szCs w:val="18"/>
+              </w:rPr>
+            </w:pPr>
+            <w:r>
+              <w:rPr>
+                <w:rFonts w:ascii="Lora" w:hAnsi="Lora"/>
+                <w:sz w:val="18"/>
+                <w:szCs w:val="18"/>
+              </w:rPr>
+              <w:t>REFACTOR</w:t>
+            </w:r>
+          </w:p>
+        </w:tc>
+        <w:tc>
+          <w:tcPr>
+            <w:tcW w:w="2976" w:type="dxa"/>
+            <w:vAlign w:val="center"/>
+          </w:tcPr>
+          <w:p>
+            <w:pPr>
+              <w:rPr>
+                <w:rFonts w:ascii="Lora" w:hAnsi="Lora"/>
+                <w:sz w:val="18"/>
+                <w:szCs w:val="18"/>
+              </w:rPr>
+            </w:pPr>
+            <w:r>
+              <w:rPr>
+                <w:rFonts w:ascii="Lora" w:hAnsi="Lora"/>
+                <w:sz w:val="18"/>
+                <w:szCs w:val="18"/>
+              </w:rPr>
+              <w:t>Use switch expression for vehicle rates and caps</w:t>
+            </w:r>
+          </w:p>
+        </w:tc>
+      </w:tr>
+      <w:tr>
+        <w:trPr>
+          <w:trHeight w:val="397"/>
+        </w:trPr>
+        <w:tc>
+          <w:tcPr>
+            <w:tcW w:w="421" w:type="dxa"/>
+            <w:shd w:val="clear" w:color="auto" w:fill="D0CECE" w:themeFill="background2" w:themeFillShade="E6"/>
+            <w:vAlign w:val="center"/>
+          </w:tcPr>
+          <w:p>
+            <w:pPr>
+              <w:jc w:val="center"/>
+              <w:rPr>
+                <w:rFonts w:ascii="Lora" w:hAnsi="Lora"/>
+                <w:b/>
+                <w:bCs/>
+                <w:sz w:val="20"/>
+                <w:szCs w:val="20"/>
+              </w:rPr>
+            </w:pPr>
+          </w:p>
+        </w:tc>
+        <w:tc>
+          <w:tcPr>
+            <w:tcW w:w="2551" w:type="dxa"/>
+            <w:vAlign w:val="center"/>
+          </w:tcPr>
+          <w:p>
+            <w:pPr>
+              <w:rPr>
+                <w:rFonts w:ascii="Lora" w:hAnsi="Lora"/>
+                <w:sz w:val="18"/>
+                <w:szCs w:val="18"/>
+              </w:rPr>
+            </w:pPr>
+            <w:r>
+              <w:rPr>
+                <w:rFonts w:ascii="Lora" w:hAnsi="Lora"/>
+                <w:sz w:val="18"/>
+                <w:szCs w:val="18"/>
+              </w:rPr>
+              <w:t>38aa5de</w:t>
+            </w:r>
+          </w:p>
+        </w:tc>
+        <w:tc>
+          <w:tcPr>
+            <w:tcW w:w="3402" w:type="dxa"/>
+            <w:vAlign w:val="center"/>
+          </w:tcPr>
+          <w:p>
+            <w:pPr>
+              <w:rPr>
+                <w:rFonts w:ascii="Lora" w:hAnsi="Lora"/>
+                <w:sz w:val="18"/>
+                <w:szCs w:val="18"/>
+              </w:rPr>
+            </w:pPr>
+            <w:r>
+              <w:rPr>
+                <w:rFonts w:ascii="Lora" w:hAnsi="Lora"/>
+                <w:sz w:val="18"/>
+                <w:szCs w:val="18"/>
+              </w:rPr>
+              <w:t>RED</w:t>
+            </w:r>
+          </w:p>
+        </w:tc>
+        <w:tc>
+          <w:tcPr>
+            <w:tcW w:w="2976" w:type="dxa"/>
+            <w:vAlign w:val="center"/>
+          </w:tcPr>
+          <w:p>
+            <w:pPr>
+              <w:rPr>
+                <w:rFonts w:ascii="Lora" w:hAnsi="Lora"/>
+                <w:sz w:val="18"/>
+                <w:szCs w:val="18"/>
+              </w:rPr>
+            </w:pPr>
+            <w:r>
+              <w:rPr>
+                <w:rFonts w:ascii="Lora" w:hAnsi="Lora"/>
+                <w:sz w:val="18"/>
+                <w:szCs w:val="18"/>
+              </w:rPr>
+              <w:t>Add test for motorcycle 2 hours</w:t>
+            </w:r>
           </w:p>
         </w:tc>
       </w:tr>
@@ -6221,6 +7320,1408 @@
         </w:rPr>
       </w:pPr>
     </w:p>
+    <w:p>
+      <w:pPr>
+        <w:rPr>
+          <w:rFonts w:ascii="Lora" w:hAnsi="Lora"/>
+          <w:b/>
+          <w:bCs/>
+          <w:sz w:val="28"/>
+          <w:szCs w:val="28"/>
+        </w:rPr>
+      </w:pPr>
+      <w:r>
+        <w:rPr>
+          <w:rFonts w:ascii="Lora" w:hAnsi="Lora"/>
+          <w:b/>
+          <w:bCs/>
+          <w:sz w:val="28"/>
+          <w:szCs w:val="28"/>
+        </w:rPr>
+        <w:t xml:space="preserve">Part 3: Test Results </w:t>
+      </w:r>
+    </w:p>
+    <w:p>
+      <w:pPr>
+        <w:rPr>
+          <w:rFonts w:ascii="Lora" w:hAnsi="Lora"/>
+          <w:szCs w:val="22"/>
+        </w:rPr>
+      </w:pPr>
+      <w:r>
+        <w:rPr>
+          <w:rFonts w:ascii="Lora" w:hAnsi="Lora"/>
+          <w:szCs w:val="22"/>
+        </w:rPr>
+        <w:t xml:space="preserve">This part is where you show your test outputs. For each section, run the command shown, then copy the entire output and paste it into the gray box. </w:t>
+      </w:r>
+    </w:p>
+    <w:p>
+      <w:pPr>
+        <w:rPr>
+          <w:rFonts w:ascii="Lora" w:hAnsi="Lora"/>
+          <w:b/>
+          <w:bCs/>
+          <w:sz w:val="24"/>
+          <w:szCs w:val="24"/>
+        </w:rPr>
+      </w:pPr>
+      <w:r>
+        <w:rPr>
+          <w:rFonts w:ascii="Lora" w:hAnsi="Lora"/>
+          <w:b/>
+          <w:bCs/>
+          <w:sz w:val="24"/>
+          <w:szCs w:val="24"/>
+        </w:rPr>
+        <w:t xml:space="preserve">3.1 Unit Test Results </w:t>
+      </w:r>
+    </w:p>
+    <w:p>
+      <w:pPr>
+        <w:rPr>
+          <w:rFonts w:ascii="Lora" w:hAnsi="Lora"/>
+          <w:szCs w:val="22"/>
+        </w:rPr>
+      </w:pPr>
+      <w:r>
+        <w:rPr>
+          <w:rFonts w:ascii="Lora" w:hAnsi="Lora"/>
+          <w:szCs w:val="22"/>
+        </w:rPr>
+        <w:t xml:space="preserve">Run this command in your terminal: </w:t>
+      </w:r>
+    </w:p>
+    <w:p>
+      <w:pPr>
+        <w:rPr>
+          <w:rFonts w:ascii="Cascadia Code SemiBold" w:hAnsi="Cascadia Code SemiBold"/>
+          <w:color w:val="70AD47" w:themeColor="accent6"/>
+          <w:szCs w:val="22"/>
+        </w:rPr>
+      </w:pPr>
+      <w:r>
+        <w:rPr>
+          <w:rFonts w:ascii="Cascadia Code SemiBold" w:hAnsi="Cascadia Code SemiBold"/>
+          <w:color w:val="70AD47" w:themeColor="accent6"/>
+          <w:szCs w:val="22"/>
+        </w:rPr>
+        <w:t>dotnet test --filter "</w:t>
+      </w:r>
+      <w:proofErr w:type="spellStart"/>
+      <w:r>
+        <w:rPr>
+          <w:rFonts w:ascii="Cascadia Code SemiBold" w:hAnsi="Cascadia Code SemiBold"/>
+          <w:color w:val="70AD47" w:themeColor="accent6"/>
+          <w:szCs w:val="22"/>
+        </w:rPr>
+        <w:t>ParkingFeeCalculatorTests</w:t>
+      </w:r>
+      <w:proofErr w:type="spellEnd"/>
+      <w:r>
+        <w:rPr>
+          <w:rFonts w:ascii="Cascadia Code SemiBold" w:hAnsi="Cascadia Code SemiBold"/>
+          <w:color w:val="70AD47" w:themeColor="accent6"/>
+          <w:szCs w:val="22"/>
+        </w:rPr>
+        <w:t>"</w:t>
+      </w:r>
+    </w:p>
+    <w:tbl>
+      <w:tblPr>
+        <w:tblStyle w:val="TableGrid"/>
+        <w:tblW w:w="0" w:type="auto"/>
+        <w:tblLook w:val="04A0" w:firstRow="1" w:lastRow="0" w:firstColumn="1" w:lastColumn="0" w:noHBand="0" w:noVBand="1"/>
+      </w:tblPr>
+      <w:tblGrid>
+        <w:gridCol w:w="9350"/>
+      </w:tblGrid>
+      <w:tr>
+        <w:tc>
+          <w:tcPr>
+            <w:tcW w:w="9350" w:type="dxa"/>
+          </w:tcPr>
+          <w:p>
+            <w:pPr>
+              <w:rPr>
+                <w:rFonts w:ascii="Lora" w:hAnsi="Lora"/>
+                <w:szCs w:val="22"/>
+              </w:rPr>
+            </w:pPr>
+          </w:p>
+        </w:tc>
+      </w:tr>
+    </w:tbl>
+    <w:p>
+      <w:pPr>
+        <w:rPr>
+          <w:rFonts w:ascii="Lora" w:hAnsi="Lora"/>
+          <w:szCs w:val="22"/>
+        </w:rPr>
+      </w:pPr>
+    </w:p>
+    <w:p>
+      <w:pPr>
+        <w:rPr>
+          <w:rFonts w:ascii="Lora" w:hAnsi="Lora"/>
+          <w:b/>
+          <w:bCs/>
+          <w:sz w:val="24"/>
+          <w:szCs w:val="24"/>
+        </w:rPr>
+      </w:pPr>
+      <w:r>
+        <w:rPr>
+          <w:rFonts w:ascii="Lora" w:hAnsi="Lora"/>
+          <w:b/>
+          <w:bCs/>
+          <w:sz w:val="24"/>
+          <w:szCs w:val="24"/>
+        </w:rPr>
+        <w:t xml:space="preserve">3.2 Test Doubles Results </w:t>
+      </w:r>
+    </w:p>
+    <w:p>
+      <w:pPr>
+        <w:rPr>
+          <w:rFonts w:ascii="Lora" w:hAnsi="Lora"/>
+          <w:szCs w:val="22"/>
+        </w:rPr>
+      </w:pPr>
+      <w:r>
+        <w:rPr>
+          <w:rFonts w:ascii="Lora" w:hAnsi="Lora"/>
+          <w:szCs w:val="22"/>
+        </w:rPr>
+        <w:t xml:space="preserve">Run: </w:t>
+      </w:r>
+      <w:r>
+        <w:rPr>
+          <w:rFonts w:ascii="Cascadia Code SemiBold" w:hAnsi="Cascadia Code SemiBold"/>
+          <w:color w:val="70AD47" w:themeColor="accent6"/>
+          <w:szCs w:val="22"/>
+        </w:rPr>
+        <w:t>dotnet test --filter "</w:t>
+      </w:r>
+      <w:proofErr w:type="spellStart"/>
+      <w:r>
+        <w:rPr>
+          <w:rFonts w:ascii="Cascadia Code SemiBold" w:hAnsi="Cascadia Code SemiBold"/>
+          <w:color w:val="70AD47" w:themeColor="accent6"/>
+          <w:szCs w:val="22"/>
+        </w:rPr>
+        <w:t>ParkingSessionManagerTests</w:t>
+      </w:r>
+      <w:proofErr w:type="spellEnd"/>
+      <w:r>
+        <w:rPr>
+          <w:rFonts w:ascii="Cascadia Code SemiBold" w:hAnsi="Cascadia Code SemiBold"/>
+          <w:color w:val="70AD47" w:themeColor="accent6"/>
+          <w:szCs w:val="22"/>
+        </w:rPr>
+        <w:t>"</w:t>
+      </w:r>
+    </w:p>
+    <w:tbl>
+      <w:tblPr>
+        <w:tblStyle w:val="TableGrid"/>
+        <w:tblW w:w="0" w:type="auto"/>
+        <w:tblLook w:val="04A0" w:firstRow="1" w:lastRow="0" w:firstColumn="1" w:lastColumn="0" w:noHBand="0" w:noVBand="1"/>
+      </w:tblPr>
+      <w:tblGrid>
+        <w:gridCol w:w="9350"/>
+      </w:tblGrid>
+      <w:tr>
+        <w:tc>
+          <w:tcPr>
+            <w:tcW w:w="9350" w:type="dxa"/>
+          </w:tcPr>
+          <w:p>
+            <w:pPr>
+              <w:rPr>
+                <w:rFonts w:ascii="Lora" w:hAnsi="Lora"/>
+                <w:szCs w:val="22"/>
+              </w:rPr>
+            </w:pPr>
+          </w:p>
+        </w:tc>
+      </w:tr>
+    </w:tbl>
+    <w:p>
+      <w:pPr>
+        <w:rPr>
+          <w:rFonts w:ascii="Lora" w:hAnsi="Lora"/>
+          <w:b/>
+          <w:bCs/>
+          <w:sz w:val="24"/>
+          <w:szCs w:val="24"/>
+        </w:rPr>
+      </w:pPr>
+      <w:r>
+        <w:rPr>
+          <w:rFonts w:ascii="Lora" w:hAnsi="Lora"/>
+          <w:b/>
+          <w:bCs/>
+          <w:sz w:val="24"/>
+          <w:szCs w:val="24"/>
+        </w:rPr>
+        <w:t xml:space="preserve">3.3 Property-Based Test Results </w:t>
+      </w:r>
+    </w:p>
+    <w:p>
+      <w:pPr>
+        <w:rPr>
+          <w:rFonts w:ascii="Lora" w:hAnsi="Lora"/>
+          <w:szCs w:val="22"/>
+        </w:rPr>
+      </w:pPr>
+      <w:r>
+        <w:rPr>
+          <w:rFonts w:ascii="Lora" w:hAnsi="Lora"/>
+          <w:szCs w:val="22"/>
+        </w:rPr>
+        <w:t xml:space="preserve">Run your </w:t>
+      </w:r>
+      <w:proofErr w:type="spellStart"/>
+      <w:r>
+        <w:rPr>
+          <w:rFonts w:ascii="Lora" w:hAnsi="Lora"/>
+          <w:szCs w:val="22"/>
+        </w:rPr>
+        <w:t>FsCheck</w:t>
+      </w:r>
+      <w:proofErr w:type="spellEnd"/>
+      <w:r>
+        <w:rPr>
+          <w:rFonts w:ascii="Lora" w:hAnsi="Lora"/>
+          <w:szCs w:val="22"/>
+        </w:rPr>
+        <w:t xml:space="preserve"> tests. The output should show how many random inputs were tested.</w:t>
+      </w:r>
+    </w:p>
+    <w:tbl>
+      <w:tblPr>
+        <w:tblStyle w:val="TableGrid"/>
+        <w:tblW w:w="0" w:type="auto"/>
+        <w:tblLook w:val="04A0" w:firstRow="1" w:lastRow="0" w:firstColumn="1" w:lastColumn="0" w:noHBand="0" w:noVBand="1"/>
+      </w:tblPr>
+      <w:tblGrid>
+        <w:gridCol w:w="9350"/>
+      </w:tblGrid>
+      <w:tr>
+        <w:tc>
+          <w:tcPr>
+            <w:tcW w:w="9350" w:type="dxa"/>
+          </w:tcPr>
+          <w:p>
+            <w:pPr>
+              <w:rPr>
+                <w:rFonts w:ascii="Lora" w:hAnsi="Lora"/>
+                <w:szCs w:val="22"/>
+              </w:rPr>
+            </w:pPr>
+          </w:p>
+        </w:tc>
+      </w:tr>
+    </w:tbl>
+    <w:p>
+      <w:pPr>
+        <w:rPr>
+          <w:rFonts w:ascii="Lora" w:hAnsi="Lora"/>
+          <w:szCs w:val="22"/>
+        </w:rPr>
+      </w:pPr>
+    </w:p>
+    <w:p>
+      <w:pPr>
+        <w:rPr>
+          <w:rFonts w:ascii="Lora" w:hAnsi="Lora"/>
+          <w:b/>
+          <w:bCs/>
+          <w:sz w:val="24"/>
+          <w:szCs w:val="24"/>
+        </w:rPr>
+      </w:pPr>
+      <w:r>
+        <w:rPr>
+          <w:rFonts w:ascii="Lora" w:hAnsi="Lora"/>
+          <w:b/>
+          <w:bCs/>
+          <w:sz w:val="24"/>
+          <w:szCs w:val="24"/>
+        </w:rPr>
+        <w:t xml:space="preserve">3.4 Integration Test Results </w:t>
+      </w:r>
+    </w:p>
+    <w:p>
+      <w:pPr>
+        <w:rPr>
+          <w:rFonts w:ascii="Cascadia Code SemiBold" w:hAnsi="Cascadia Code SemiBold"/>
+          <w:color w:val="70AD47" w:themeColor="accent6"/>
+          <w:szCs w:val="22"/>
+        </w:rPr>
+      </w:pPr>
+      <w:r>
+        <w:rPr>
+          <w:rFonts w:ascii="Lora" w:hAnsi="Lora"/>
+          <w:szCs w:val="22"/>
+        </w:rPr>
+        <w:t xml:space="preserve">Run: </w:t>
+      </w:r>
+      <w:r>
+        <w:rPr>
+          <w:rFonts w:ascii="Cascadia Code SemiBold" w:hAnsi="Cascadia Code SemiBold"/>
+          <w:color w:val="70AD47" w:themeColor="accent6"/>
+          <w:szCs w:val="22"/>
+        </w:rPr>
+        <w:t>dotnet test --filter "</w:t>
+      </w:r>
+      <w:proofErr w:type="spellStart"/>
+      <w:r>
+        <w:rPr>
+          <w:rFonts w:ascii="Cascadia Code SemiBold" w:hAnsi="Cascadia Code SemiBold"/>
+          <w:color w:val="70AD47" w:themeColor="accent6"/>
+          <w:szCs w:val="22"/>
+        </w:rPr>
+        <w:t>IntegrationTests</w:t>
+      </w:r>
+      <w:proofErr w:type="spellEnd"/>
+      <w:r>
+        <w:rPr>
+          <w:rFonts w:ascii="Cascadia Code SemiBold" w:hAnsi="Cascadia Code SemiBold"/>
+          <w:color w:val="70AD47" w:themeColor="accent6"/>
+          <w:szCs w:val="22"/>
+        </w:rPr>
+        <w:t>"</w:t>
+      </w:r>
+    </w:p>
+    <w:tbl>
+      <w:tblPr>
+        <w:tblStyle w:val="TableGrid"/>
+        <w:tblW w:w="0" w:type="auto"/>
+        <w:tblLook w:val="04A0" w:firstRow="1" w:lastRow="0" w:firstColumn="1" w:lastColumn="0" w:noHBand="0" w:noVBand="1"/>
+      </w:tblPr>
+      <w:tblGrid>
+        <w:gridCol w:w="9350"/>
+      </w:tblGrid>
+      <w:tr>
+        <w:tc>
+          <w:tcPr>
+            <w:tcW w:w="9350" w:type="dxa"/>
+          </w:tcPr>
+          <w:p>
+            <w:pPr>
+              <w:rPr>
+                <w:rFonts w:ascii="Lora" w:hAnsi="Lora"/>
+                <w:szCs w:val="22"/>
+              </w:rPr>
+            </w:pPr>
+          </w:p>
+        </w:tc>
+      </w:tr>
+    </w:tbl>
+    <w:p>
+      <w:pPr>
+        <w:rPr>
+          <w:rFonts w:ascii="Lora" w:hAnsi="Lora"/>
+          <w:szCs w:val="22"/>
+        </w:rPr>
+      </w:pPr>
+    </w:p>
+    <w:p>
+      <w:pPr>
+        <w:rPr>
+          <w:rFonts w:ascii="Lora" w:hAnsi="Lora"/>
+          <w:b/>
+          <w:bCs/>
+          <w:sz w:val="24"/>
+          <w:szCs w:val="24"/>
+        </w:rPr>
+      </w:pPr>
+      <w:r>
+        <w:rPr>
+          <w:rFonts w:ascii="Lora" w:hAnsi="Lora"/>
+          <w:b/>
+          <w:bCs/>
+          <w:sz w:val="24"/>
+          <w:szCs w:val="24"/>
+        </w:rPr>
+        <w:t xml:space="preserve">3.5 Code Coverage Report </w:t>
+      </w:r>
+    </w:p>
+    <w:p>
+      <w:pPr>
+        <w:rPr>
+          <w:rFonts w:ascii="Lora" w:hAnsi="Lora"/>
+          <w:szCs w:val="22"/>
+        </w:rPr>
+      </w:pPr>
+      <w:r>
+        <w:rPr>
+          <w:rFonts w:ascii="Lora" w:hAnsi="Lora"/>
+          <w:szCs w:val="22"/>
+        </w:rPr>
+        <w:t xml:space="preserve">What is code coverage? It measures what percentage of your application code is actually executed when your tests run. For example, if your tests never trigger the "lost ticket" path, that code has 0% coverage. Higher coverage means your tests are more thorough. </w:t>
+      </w:r>
+    </w:p>
+    <w:p>
+      <w:pPr>
+        <w:rPr>
+          <w:rFonts w:ascii="Lora" w:hAnsi="Lora"/>
+          <w:szCs w:val="22"/>
+        </w:rPr>
+      </w:pPr>
+      <w:r>
+        <w:rPr>
+          <w:rFonts w:ascii="Lora" w:hAnsi="Lora"/>
+          <w:szCs w:val="22"/>
+        </w:rPr>
+        <w:t xml:space="preserve">Run this command to generate coverage: </w:t>
+      </w:r>
+    </w:p>
+    <w:p>
+      <w:pPr>
+        <w:rPr>
+          <w:rFonts w:ascii="Cascadia Code SemiBold" w:hAnsi="Cascadia Code SemiBold"/>
+          <w:color w:val="70AD47" w:themeColor="accent6"/>
+          <w:szCs w:val="22"/>
+        </w:rPr>
+      </w:pPr>
+      <w:r>
+        <w:rPr>
+          <w:rFonts w:ascii="Cascadia Code SemiBold" w:hAnsi="Cascadia Code SemiBold"/>
+          <w:color w:val="70AD47" w:themeColor="accent6"/>
+          <w:szCs w:val="22"/>
+        </w:rPr>
+        <w:t>dotnet test --collect:"</w:t>
+      </w:r>
+      <w:proofErr w:type="spellStart"/>
+      <w:r>
+        <w:rPr>
+          <w:rFonts w:ascii="Cascadia Code SemiBold" w:hAnsi="Cascadia Code SemiBold"/>
+          <w:color w:val="70AD47" w:themeColor="accent6"/>
+          <w:szCs w:val="22"/>
+        </w:rPr>
+        <w:t>XPlat</w:t>
+      </w:r>
+      <w:proofErr w:type="spellEnd"/>
+      <w:r>
+        <w:rPr>
+          <w:rFonts w:ascii="Cascadia Code SemiBold" w:hAnsi="Cascadia Code SemiBold"/>
+          <w:color w:val="70AD47" w:themeColor="accent6"/>
+          <w:szCs w:val="22"/>
+        </w:rPr>
+        <w:t xml:space="preserve"> Code Coverage" </w:t>
+      </w:r>
+    </w:p>
+    <w:p>
+      <w:pPr>
+        <w:rPr>
+          <w:rFonts w:ascii="Lora" w:hAnsi="Lora"/>
+          <w:szCs w:val="22"/>
+        </w:rPr>
+      </w:pPr>
+      <w:r>
+        <w:rPr>
+          <w:rFonts w:ascii="Lora" w:hAnsi="Lora"/>
+          <w:szCs w:val="22"/>
+        </w:rPr>
+        <w:t>The output will show a coverage report file path. Open it and fill in the numbers below.</w:t>
+      </w:r>
+    </w:p>
+    <w:tbl>
+      <w:tblPr>
+        <w:tblStyle w:val="TableGrid"/>
+        <w:tblW w:w="9351" w:type="dxa"/>
+        <w:tblLook w:val="04A0" w:firstRow="1" w:lastRow="0" w:firstColumn="1" w:lastColumn="0" w:noHBand="0" w:noVBand="1"/>
+      </w:tblPr>
+      <w:tblGrid>
+        <w:gridCol w:w="2830"/>
+        <w:gridCol w:w="2977"/>
+        <w:gridCol w:w="3544"/>
+      </w:tblGrid>
+      <w:tr>
+        <w:trPr>
+          <w:trHeight w:val="397"/>
+        </w:trPr>
+        <w:tc>
+          <w:tcPr>
+            <w:tcW w:w="2830" w:type="dxa"/>
+            <w:shd w:val="clear" w:color="auto" w:fill="E7E6E6" w:themeFill="background2"/>
+            <w:vAlign w:val="center"/>
+          </w:tcPr>
+          <w:p>
+            <w:pPr>
+              <w:rPr>
+                <w:rFonts w:ascii="Lora" w:hAnsi="Lora"/>
+                <w:b/>
+                <w:bCs/>
+                <w:sz w:val="20"/>
+                <w:szCs w:val="20"/>
+              </w:rPr>
+            </w:pPr>
+            <w:r>
+              <w:rPr>
+                <w:rFonts w:ascii="Lora" w:hAnsi="Lora"/>
+                <w:b/>
+                <w:bCs/>
+                <w:sz w:val="20"/>
+                <w:szCs w:val="20"/>
+              </w:rPr>
+              <w:t>Class</w:t>
+            </w:r>
+          </w:p>
+        </w:tc>
+        <w:tc>
+          <w:tcPr>
+            <w:tcW w:w="2977" w:type="dxa"/>
+            <w:shd w:val="clear" w:color="auto" w:fill="E7E6E6" w:themeFill="background2"/>
+            <w:vAlign w:val="center"/>
+          </w:tcPr>
+          <w:p>
+            <w:pPr>
+              <w:rPr>
+                <w:rFonts w:ascii="Lora" w:hAnsi="Lora"/>
+                <w:b/>
+                <w:bCs/>
+                <w:sz w:val="20"/>
+                <w:szCs w:val="20"/>
+              </w:rPr>
+            </w:pPr>
+            <w:r>
+              <w:rPr>
+                <w:rFonts w:ascii="Lora" w:hAnsi="Lora"/>
+                <w:b/>
+                <w:bCs/>
+                <w:sz w:val="20"/>
+                <w:szCs w:val="20"/>
+              </w:rPr>
+              <w:t>Line Coverage</w:t>
+            </w:r>
+          </w:p>
+        </w:tc>
+        <w:tc>
+          <w:tcPr>
+            <w:tcW w:w="3544" w:type="dxa"/>
+            <w:shd w:val="clear" w:color="auto" w:fill="E7E6E6" w:themeFill="background2"/>
+            <w:vAlign w:val="center"/>
+          </w:tcPr>
+          <w:p>
+            <w:pPr>
+              <w:rPr>
+                <w:rFonts w:ascii="Lora" w:hAnsi="Lora"/>
+                <w:b/>
+                <w:bCs/>
+                <w:sz w:val="20"/>
+                <w:szCs w:val="20"/>
+              </w:rPr>
+            </w:pPr>
+            <w:r>
+              <w:rPr>
+                <w:rFonts w:ascii="Lora" w:hAnsi="Lora"/>
+                <w:b/>
+                <w:bCs/>
+                <w:sz w:val="20"/>
+                <w:szCs w:val="20"/>
+              </w:rPr>
+              <w:t>Branch Coverage</w:t>
+            </w:r>
+          </w:p>
+        </w:tc>
+      </w:tr>
+      <w:tr>
+        <w:trPr>
+          <w:trHeight w:val="397"/>
+        </w:trPr>
+        <w:tc>
+          <w:tcPr>
+            <w:tcW w:w="2830" w:type="dxa"/>
+            <w:shd w:val="clear" w:color="auto" w:fill="E7E6E6" w:themeFill="background2"/>
+            <w:vAlign w:val="center"/>
+          </w:tcPr>
+          <w:p>
+            <w:pPr>
+              <w:rPr>
+                <w:rFonts w:ascii="Lora" w:hAnsi="Lora"/>
+                <w:b/>
+                <w:bCs/>
+                <w:sz w:val="20"/>
+                <w:szCs w:val="20"/>
+              </w:rPr>
+            </w:pPr>
+            <w:proofErr w:type="spellStart"/>
+            <w:r>
+              <w:rPr>
+                <w:rFonts w:ascii="Lora" w:hAnsi="Lora"/>
+                <w:b/>
+                <w:bCs/>
+                <w:sz w:val="20"/>
+                <w:szCs w:val="20"/>
+              </w:rPr>
+              <w:t>ParkingFeeCalculator</w:t>
+            </w:r>
+            <w:proofErr w:type="spellEnd"/>
+          </w:p>
+        </w:tc>
+        <w:tc>
+          <w:tcPr>
+            <w:tcW w:w="2977" w:type="dxa"/>
+            <w:vAlign w:val="center"/>
+          </w:tcPr>
+          <w:p>
+            <w:pPr>
+              <w:rPr>
+                <w:rFonts w:ascii="Lora" w:hAnsi="Lora"/>
+                <w:szCs w:val="22"/>
+              </w:rPr>
+            </w:pPr>
+          </w:p>
+        </w:tc>
+        <w:tc>
+          <w:tcPr>
+            <w:tcW w:w="3544" w:type="dxa"/>
+            <w:vAlign w:val="center"/>
+          </w:tcPr>
+          <w:p>
+            <w:pPr>
+              <w:rPr>
+                <w:rFonts w:ascii="Lora" w:hAnsi="Lora"/>
+                <w:szCs w:val="22"/>
+              </w:rPr>
+            </w:pPr>
+          </w:p>
+        </w:tc>
+      </w:tr>
+      <w:tr>
+        <w:trPr>
+          <w:trHeight w:val="397"/>
+        </w:trPr>
+        <w:tc>
+          <w:tcPr>
+            <w:tcW w:w="2830" w:type="dxa"/>
+            <w:shd w:val="clear" w:color="auto" w:fill="E7E6E6" w:themeFill="background2"/>
+            <w:vAlign w:val="center"/>
+          </w:tcPr>
+          <w:p>
+            <w:pPr>
+              <w:rPr>
+                <w:rFonts w:ascii="Lora" w:hAnsi="Lora"/>
+                <w:b/>
+                <w:bCs/>
+                <w:sz w:val="20"/>
+                <w:szCs w:val="20"/>
+              </w:rPr>
+            </w:pPr>
+            <w:proofErr w:type="spellStart"/>
+            <w:r>
+              <w:rPr>
+                <w:rFonts w:ascii="Lora" w:hAnsi="Lora"/>
+                <w:b/>
+                <w:bCs/>
+                <w:sz w:val="20"/>
+                <w:szCs w:val="20"/>
+              </w:rPr>
+              <w:lastRenderedPageBreak/>
+              <w:t>ParkingSessionManager</w:t>
+            </w:r>
+            <w:proofErr w:type="spellEnd"/>
+          </w:p>
+        </w:tc>
+        <w:tc>
+          <w:tcPr>
+            <w:tcW w:w="2977" w:type="dxa"/>
+            <w:vAlign w:val="center"/>
+          </w:tcPr>
+          <w:p>
+            <w:pPr>
+              <w:rPr>
+                <w:rFonts w:ascii="Lora" w:hAnsi="Lora"/>
+                <w:szCs w:val="22"/>
+              </w:rPr>
+            </w:pPr>
+          </w:p>
+        </w:tc>
+        <w:tc>
+          <w:tcPr>
+            <w:tcW w:w="3544" w:type="dxa"/>
+            <w:vAlign w:val="center"/>
+          </w:tcPr>
+          <w:p>
+            <w:pPr>
+              <w:rPr>
+                <w:rFonts w:ascii="Lora" w:hAnsi="Lora"/>
+                <w:szCs w:val="22"/>
+              </w:rPr>
+            </w:pPr>
+          </w:p>
+        </w:tc>
+      </w:tr>
+      <w:tr>
+        <w:trPr>
+          <w:trHeight w:val="397"/>
+        </w:trPr>
+        <w:tc>
+          <w:tcPr>
+            <w:tcW w:w="2830" w:type="dxa"/>
+            <w:shd w:val="clear" w:color="auto" w:fill="E7E6E6" w:themeFill="background2"/>
+            <w:vAlign w:val="center"/>
+          </w:tcPr>
+          <w:p>
+            <w:pPr>
+              <w:rPr>
+                <w:rFonts w:ascii="Lora" w:hAnsi="Lora"/>
+                <w:b/>
+                <w:bCs/>
+                <w:sz w:val="20"/>
+                <w:szCs w:val="20"/>
+              </w:rPr>
+            </w:pPr>
+            <w:r>
+              <w:rPr>
+                <w:rFonts w:ascii="Lora" w:hAnsi="Lora"/>
+                <w:b/>
+                <w:bCs/>
+                <w:sz w:val="20"/>
+                <w:szCs w:val="20"/>
+              </w:rPr>
+              <w:t>Overall</w:t>
+            </w:r>
+          </w:p>
+        </w:tc>
+        <w:tc>
+          <w:tcPr>
+            <w:tcW w:w="2977" w:type="dxa"/>
+            <w:vAlign w:val="center"/>
+          </w:tcPr>
+          <w:p>
+            <w:pPr>
+              <w:rPr>
+                <w:rFonts w:ascii="Lora" w:hAnsi="Lora"/>
+                <w:szCs w:val="22"/>
+              </w:rPr>
+            </w:pPr>
+          </w:p>
+        </w:tc>
+        <w:tc>
+          <w:tcPr>
+            <w:tcW w:w="3544" w:type="dxa"/>
+            <w:vAlign w:val="center"/>
+          </w:tcPr>
+          <w:p>
+            <w:pPr>
+              <w:rPr>
+                <w:rFonts w:ascii="Lora" w:hAnsi="Lora"/>
+                <w:szCs w:val="22"/>
+              </w:rPr>
+            </w:pPr>
+          </w:p>
+        </w:tc>
+      </w:tr>
+    </w:tbl>
+    <w:p>
+      <w:pPr>
+        <w:rPr>
+          <w:rFonts w:ascii="Lora" w:hAnsi="Lora"/>
+          <w:szCs w:val="22"/>
+        </w:rPr>
+      </w:pPr>
+    </w:p>
+    <w:p>
+      <w:pPr>
+        <w:rPr>
+          <w:rFonts w:ascii="Lora" w:hAnsi="Lora"/>
+          <w:b/>
+          <w:bCs/>
+          <w:sz w:val="24"/>
+          <w:szCs w:val="24"/>
+        </w:rPr>
+      </w:pPr>
+      <w:r>
+        <w:rPr>
+          <w:rFonts w:ascii="Lora" w:hAnsi="Lora"/>
+          <w:b/>
+          <w:bCs/>
+          <w:sz w:val="24"/>
+          <w:szCs w:val="24"/>
+        </w:rPr>
+        <w:t xml:space="preserve">3.6 Full Test Summary </w:t>
+      </w:r>
+    </w:p>
+    <w:p>
+      <w:pPr>
+        <w:rPr>
+          <w:rFonts w:ascii="Cascadia Code SemiBold" w:hAnsi="Cascadia Code SemiBold"/>
+          <w:color w:val="70AD47" w:themeColor="accent6"/>
+          <w:sz w:val="20"/>
+          <w:szCs w:val="20"/>
+        </w:rPr>
+      </w:pPr>
+      <w:r>
+        <w:rPr>
+          <w:rFonts w:ascii="Lora" w:hAnsi="Lora"/>
+          <w:szCs w:val="22"/>
+        </w:rPr>
+        <w:t xml:space="preserve">Finally, run ALL tests at once and paste the full output: </w:t>
+      </w:r>
+      <w:r>
+        <w:rPr>
+          <w:rFonts w:ascii="Cascadia Code SemiBold" w:hAnsi="Cascadia Code SemiBold"/>
+          <w:color w:val="70AD47" w:themeColor="accent6"/>
+          <w:szCs w:val="22"/>
+        </w:rPr>
+        <w:t>dotnet test</w:t>
+      </w:r>
+    </w:p>
+    <w:tbl>
+      <w:tblPr>
+        <w:tblStyle w:val="TableGrid"/>
+        <w:tblW w:w="0" w:type="auto"/>
+        <w:tblLook w:val="04A0" w:firstRow="1" w:lastRow="0" w:firstColumn="1" w:lastColumn="0" w:noHBand="0" w:noVBand="1"/>
+      </w:tblPr>
+      <w:tblGrid>
+        <w:gridCol w:w="9350"/>
+      </w:tblGrid>
+      <w:tr>
+        <w:tc>
+          <w:tcPr>
+            <w:tcW w:w="9350" w:type="dxa"/>
+          </w:tcPr>
+          <w:p>
+            <w:pPr>
+              <w:rPr>
+                <w:rFonts w:ascii="Lora" w:hAnsi="Lora"/>
+                <w:szCs w:val="22"/>
+              </w:rPr>
+            </w:pPr>
+          </w:p>
+        </w:tc>
+      </w:tr>
+    </w:tbl>
+    <w:p>
+      <w:pPr>
+        <w:rPr>
+          <w:rFonts w:ascii="Lora" w:hAnsi="Lora"/>
+          <w:szCs w:val="22"/>
+        </w:rPr>
+      </w:pPr>
+    </w:p>
+    <w:p>
+      <w:pPr>
+        <w:rPr>
+          <w:rFonts w:ascii="Lora" w:hAnsi="Lora"/>
+          <w:szCs w:val="22"/>
+        </w:rPr>
+      </w:pPr>
+      <w:r>
+        <w:rPr>
+          <w:rFonts w:ascii="Lora" w:hAnsi="Lora"/>
+          <w:szCs w:val="22"/>
+        </w:rPr>
+        <w:t>Fill in the counts:</w:t>
+      </w:r>
+    </w:p>
+    <w:tbl>
+      <w:tblPr>
+        <w:tblStyle w:val="TableGrid"/>
+        <w:tblW w:w="0" w:type="auto"/>
+        <w:tblLook w:val="04A0" w:firstRow="1" w:lastRow="0" w:firstColumn="1" w:lastColumn="0" w:noHBand="0" w:noVBand="1"/>
+      </w:tblPr>
+      <w:tblGrid>
+        <w:gridCol w:w="2337"/>
+        <w:gridCol w:w="2337"/>
+        <w:gridCol w:w="2338"/>
+        <w:gridCol w:w="2338"/>
+      </w:tblGrid>
+      <w:tr>
+        <w:trPr>
+          <w:trHeight w:val="397"/>
+        </w:trPr>
+        <w:tc>
+          <w:tcPr>
+            <w:tcW w:w="2337" w:type="dxa"/>
+            <w:shd w:val="clear" w:color="auto" w:fill="E7E6E6" w:themeFill="background2"/>
+            <w:vAlign w:val="center"/>
+          </w:tcPr>
+          <w:p>
+            <w:pPr>
+              <w:rPr>
+                <w:rFonts w:ascii="Lora" w:hAnsi="Lora"/>
+                <w:b/>
+                <w:bCs/>
+                <w:sz w:val="20"/>
+                <w:szCs w:val="20"/>
+              </w:rPr>
+            </w:pPr>
+            <w:r>
+              <w:rPr>
+                <w:rFonts w:ascii="Lora" w:hAnsi="Lora"/>
+                <w:b/>
+                <w:bCs/>
+                <w:sz w:val="20"/>
+                <w:szCs w:val="20"/>
+              </w:rPr>
+              <w:t>Total Tests</w:t>
+            </w:r>
+          </w:p>
+        </w:tc>
+        <w:tc>
+          <w:tcPr>
+            <w:tcW w:w="2337" w:type="dxa"/>
+            <w:shd w:val="clear" w:color="auto" w:fill="E7E6E6" w:themeFill="background2"/>
+            <w:vAlign w:val="center"/>
+          </w:tcPr>
+          <w:p>
+            <w:pPr>
+              <w:rPr>
+                <w:rFonts w:ascii="Lora" w:hAnsi="Lora"/>
+                <w:b/>
+                <w:bCs/>
+                <w:sz w:val="20"/>
+                <w:szCs w:val="20"/>
+              </w:rPr>
+            </w:pPr>
+            <w:r>
+              <w:rPr>
+                <w:rFonts w:ascii="Lora" w:hAnsi="Lora"/>
+                <w:b/>
+                <w:bCs/>
+                <w:sz w:val="20"/>
+                <w:szCs w:val="20"/>
+              </w:rPr>
+              <w:t>Passed</w:t>
+            </w:r>
+          </w:p>
+        </w:tc>
+        <w:tc>
+          <w:tcPr>
+            <w:tcW w:w="2338" w:type="dxa"/>
+            <w:shd w:val="clear" w:color="auto" w:fill="E7E6E6" w:themeFill="background2"/>
+            <w:vAlign w:val="center"/>
+          </w:tcPr>
+          <w:p>
+            <w:pPr>
+              <w:rPr>
+                <w:rFonts w:ascii="Lora" w:hAnsi="Lora"/>
+                <w:b/>
+                <w:bCs/>
+                <w:sz w:val="20"/>
+                <w:szCs w:val="20"/>
+              </w:rPr>
+            </w:pPr>
+            <w:r>
+              <w:rPr>
+                <w:rFonts w:ascii="Lora" w:hAnsi="Lora"/>
+                <w:b/>
+                <w:bCs/>
+                <w:sz w:val="20"/>
+                <w:szCs w:val="20"/>
+              </w:rPr>
+              <w:t>Failed</w:t>
+            </w:r>
+          </w:p>
+        </w:tc>
+        <w:tc>
+          <w:tcPr>
+            <w:tcW w:w="2338" w:type="dxa"/>
+            <w:shd w:val="clear" w:color="auto" w:fill="E7E6E6" w:themeFill="background2"/>
+            <w:vAlign w:val="center"/>
+          </w:tcPr>
+          <w:p>
+            <w:pPr>
+              <w:rPr>
+                <w:rFonts w:ascii="Lora" w:hAnsi="Lora"/>
+                <w:b/>
+                <w:bCs/>
+                <w:sz w:val="20"/>
+                <w:szCs w:val="20"/>
+              </w:rPr>
+            </w:pPr>
+            <w:r>
+              <w:rPr>
+                <w:rFonts w:ascii="Lora" w:hAnsi="Lora"/>
+                <w:b/>
+                <w:bCs/>
+                <w:sz w:val="20"/>
+                <w:szCs w:val="20"/>
+              </w:rPr>
+              <w:t>Skipped</w:t>
+            </w:r>
+          </w:p>
+        </w:tc>
+      </w:tr>
+      <w:tr>
+        <w:trPr>
+          <w:trHeight w:val="397"/>
+        </w:trPr>
+        <w:tc>
+          <w:tcPr>
+            <w:tcW w:w="2337" w:type="dxa"/>
+            <w:vAlign w:val="center"/>
+          </w:tcPr>
+          <w:p>
+            <w:pPr>
+              <w:rPr>
+                <w:rFonts w:ascii="Lora" w:hAnsi="Lora"/>
+                <w:szCs w:val="22"/>
+              </w:rPr>
+            </w:pPr>
+          </w:p>
+        </w:tc>
+        <w:tc>
+          <w:tcPr>
+            <w:tcW w:w="2337" w:type="dxa"/>
+            <w:vAlign w:val="center"/>
+          </w:tcPr>
+          <w:p>
+            <w:pPr>
+              <w:rPr>
+                <w:rFonts w:ascii="Lora" w:hAnsi="Lora"/>
+                <w:szCs w:val="22"/>
+              </w:rPr>
+            </w:pPr>
+          </w:p>
+        </w:tc>
+        <w:tc>
+          <w:tcPr>
+            <w:tcW w:w="2338" w:type="dxa"/>
+            <w:vAlign w:val="center"/>
+          </w:tcPr>
+          <w:p>
+            <w:pPr>
+              <w:rPr>
+                <w:rFonts w:ascii="Lora" w:hAnsi="Lora"/>
+                <w:szCs w:val="22"/>
+              </w:rPr>
+            </w:pPr>
+          </w:p>
+        </w:tc>
+        <w:tc>
+          <w:tcPr>
+            <w:tcW w:w="2338" w:type="dxa"/>
+            <w:vAlign w:val="center"/>
+          </w:tcPr>
+          <w:p>
+            <w:pPr>
+              <w:rPr>
+                <w:rFonts w:ascii="Lora" w:hAnsi="Lora"/>
+                <w:szCs w:val="22"/>
+              </w:rPr>
+            </w:pPr>
+          </w:p>
+        </w:tc>
+      </w:tr>
+    </w:tbl>
+    <w:p>
+      <w:pPr>
+        <w:rPr>
+          <w:rFonts w:ascii="Lora" w:hAnsi="Lora"/>
+          <w:szCs w:val="22"/>
+        </w:rPr>
+      </w:pPr>
+    </w:p>
+    <w:p>
+      <w:pPr>
+        <w:rPr>
+          <w:rFonts w:ascii="Lora" w:hAnsi="Lora"/>
+          <w:b/>
+          <w:bCs/>
+          <w:sz w:val="28"/>
+          <w:szCs w:val="28"/>
+        </w:rPr>
+      </w:pPr>
+      <w:r>
+        <w:rPr>
+          <w:rFonts w:ascii="Lora" w:hAnsi="Lora"/>
+          <w:b/>
+          <w:bCs/>
+          <w:sz w:val="28"/>
+          <w:szCs w:val="28"/>
+        </w:rPr>
+        <w:t xml:space="preserve">Part 4: Traceability Matrix </w:t>
+      </w:r>
+    </w:p>
+    <w:p>
+      <w:pPr>
+        <w:rPr>
+          <w:rFonts w:ascii="Lora" w:hAnsi="Lora"/>
+          <w:szCs w:val="22"/>
+        </w:rPr>
+      </w:pPr>
+      <w:r>
+        <w:rPr>
+          <w:rFonts w:ascii="Lora" w:hAnsi="Lora"/>
+          <w:szCs w:val="22"/>
+        </w:rPr>
+        <w:t xml:space="preserve">What is this? A traceability matrix connects each business rule to the test(s) that prove it works. This shows the lecturer that every rule has been tested — nothing is missed. </w:t>
+      </w:r>
+    </w:p>
+    <w:p>
+      <w:pPr>
+        <w:rPr>
+          <w:rFonts w:ascii="Lora" w:hAnsi="Lora"/>
+          <w:szCs w:val="22"/>
+        </w:rPr>
+      </w:pPr>
+      <w:r>
+        <w:rPr>
+          <w:rFonts w:ascii="Lora" w:hAnsi="Lora"/>
+          <w:szCs w:val="22"/>
+        </w:rPr>
+        <w:t>For each business rule in the spec, write which test method(s) verify it. Every rule must have at least one test.</w:t>
+      </w:r>
+    </w:p>
+    <w:tbl>
+      <w:tblPr>
+        <w:tblStyle w:val="TableGrid"/>
+        <w:tblW w:w="0" w:type="auto"/>
+        <w:tblLook w:val="04A0" w:firstRow="1" w:lastRow="0" w:firstColumn="1" w:lastColumn="0" w:noHBand="0" w:noVBand="1"/>
+      </w:tblPr>
+      <w:tblGrid>
+        <w:gridCol w:w="2337"/>
+        <w:gridCol w:w="2337"/>
+        <w:gridCol w:w="2338"/>
+        <w:gridCol w:w="2338"/>
+      </w:tblGrid>
+      <w:tr>
+        <w:trPr>
+          <w:trHeight w:val="397"/>
+        </w:trPr>
+        <w:tc>
+          <w:tcPr>
+            <w:tcW w:w="2337" w:type="dxa"/>
+            <w:shd w:val="clear" w:color="auto" w:fill="E7E6E6" w:themeFill="background2"/>
+            <w:vAlign w:val="center"/>
+          </w:tcPr>
+          <w:p>
+            <w:pPr>
+              <w:rPr>
+                <w:rFonts w:ascii="Lora" w:hAnsi="Lora"/>
+                <w:b/>
+                <w:bCs/>
+                <w:sz w:val="20"/>
+                <w:szCs w:val="20"/>
+              </w:rPr>
+            </w:pPr>
+            <w:r>
+              <w:rPr>
+                <w:rFonts w:ascii="Lora" w:hAnsi="Lora"/>
+                <w:b/>
+                <w:bCs/>
+                <w:sz w:val="20"/>
+                <w:szCs w:val="20"/>
+              </w:rPr>
+              <w:t>Business Rule</w:t>
+            </w:r>
+          </w:p>
+        </w:tc>
+        <w:tc>
+          <w:tcPr>
+            <w:tcW w:w="2337" w:type="dxa"/>
+            <w:shd w:val="clear" w:color="auto" w:fill="E7E6E6" w:themeFill="background2"/>
+            <w:vAlign w:val="center"/>
+          </w:tcPr>
+          <w:p>
+            <w:pPr>
+              <w:rPr>
+                <w:rFonts w:ascii="Lora" w:hAnsi="Lora"/>
+                <w:b/>
+                <w:bCs/>
+                <w:sz w:val="20"/>
+                <w:szCs w:val="20"/>
+              </w:rPr>
+            </w:pPr>
+            <w:r>
+              <w:rPr>
+                <w:rFonts w:ascii="Lora" w:hAnsi="Lora"/>
+                <w:b/>
+                <w:bCs/>
+                <w:sz w:val="20"/>
+                <w:szCs w:val="20"/>
+              </w:rPr>
+              <w:t>Test Method Name(s)</w:t>
+            </w:r>
+          </w:p>
+        </w:tc>
+        <w:tc>
+          <w:tcPr>
+            <w:tcW w:w="2338" w:type="dxa"/>
+            <w:shd w:val="clear" w:color="auto" w:fill="E7E6E6" w:themeFill="background2"/>
+            <w:vAlign w:val="center"/>
+          </w:tcPr>
+          <w:p>
+            <w:pPr>
+              <w:rPr>
+                <w:rFonts w:ascii="Lora" w:hAnsi="Lora"/>
+                <w:b/>
+                <w:bCs/>
+                <w:sz w:val="20"/>
+                <w:szCs w:val="20"/>
+              </w:rPr>
+            </w:pPr>
+            <w:r>
+              <w:rPr>
+                <w:rFonts w:ascii="Lora" w:hAnsi="Lora"/>
+                <w:b/>
+                <w:bCs/>
+                <w:sz w:val="20"/>
+                <w:szCs w:val="20"/>
+              </w:rPr>
+              <w:t>Test File</w:t>
+            </w:r>
+          </w:p>
+        </w:tc>
+        <w:tc>
+          <w:tcPr>
+            <w:tcW w:w="2338" w:type="dxa"/>
+            <w:shd w:val="clear" w:color="auto" w:fill="E7E6E6" w:themeFill="background2"/>
+            <w:vAlign w:val="center"/>
+          </w:tcPr>
+          <w:p>
+            <w:pPr>
+              <w:rPr>
+                <w:rFonts w:ascii="Lora" w:hAnsi="Lora"/>
+                <w:b/>
+                <w:bCs/>
+                <w:sz w:val="20"/>
+                <w:szCs w:val="20"/>
+              </w:rPr>
+            </w:pPr>
+            <w:r>
+              <w:rPr>
+                <w:rFonts w:ascii="Lora" w:hAnsi="Lora"/>
+                <w:b/>
+                <w:bCs/>
+                <w:sz w:val="20"/>
+                <w:szCs w:val="20"/>
+              </w:rPr>
+              <w:t>Pass/Fall</w:t>
+            </w:r>
+          </w:p>
+        </w:tc>
+      </w:tr>
+      <w:tr>
+        <w:trPr>
+          <w:trHeight w:val="397"/>
+        </w:trPr>
+        <w:tc>
+          <w:tcPr>
+            <w:tcW w:w="2337" w:type="dxa"/>
+            <w:vAlign w:val="center"/>
+          </w:tcPr>
+          <w:p>
+            <w:pPr>
+              <w:rPr>
+                <w:rFonts w:ascii="Lora" w:hAnsi="Lora"/>
+                <w:szCs w:val="22"/>
+              </w:rPr>
+            </w:pPr>
+          </w:p>
+        </w:tc>
+        <w:tc>
+          <w:tcPr>
+            <w:tcW w:w="2337" w:type="dxa"/>
+            <w:vAlign w:val="center"/>
+          </w:tcPr>
+          <w:p>
+            <w:pPr>
+              <w:rPr>
+                <w:rFonts w:ascii="Lora" w:hAnsi="Lora"/>
+                <w:szCs w:val="22"/>
+              </w:rPr>
+            </w:pPr>
+          </w:p>
+        </w:tc>
+        <w:tc>
+          <w:tcPr>
+            <w:tcW w:w="2338" w:type="dxa"/>
+            <w:vAlign w:val="center"/>
+          </w:tcPr>
+          <w:p>
+            <w:pPr>
+              <w:rPr>
+                <w:rFonts w:ascii="Lora" w:hAnsi="Lora"/>
+                <w:szCs w:val="22"/>
+              </w:rPr>
+            </w:pPr>
+          </w:p>
+        </w:tc>
+        <w:tc>
+          <w:tcPr>
+            <w:tcW w:w="2338" w:type="dxa"/>
+            <w:vAlign w:val="center"/>
+          </w:tcPr>
+          <w:p>
+            <w:pPr>
+              <w:rPr>
+                <w:rFonts w:ascii="Lora" w:hAnsi="Lora"/>
+                <w:szCs w:val="22"/>
+              </w:rPr>
+            </w:pPr>
+          </w:p>
+        </w:tc>
+      </w:tr>
+      <w:tr>
+        <w:trPr>
+          <w:trHeight w:val="397"/>
+        </w:trPr>
+        <w:tc>
+          <w:tcPr>
+            <w:tcW w:w="2337" w:type="dxa"/>
+            <w:vAlign w:val="center"/>
+          </w:tcPr>
+          <w:p>
+            <w:pPr>
+              <w:rPr>
+                <w:rFonts w:ascii="Lora" w:hAnsi="Lora"/>
+                <w:szCs w:val="22"/>
+              </w:rPr>
+            </w:pPr>
+          </w:p>
+        </w:tc>
+        <w:tc>
+          <w:tcPr>
+            <w:tcW w:w="2337" w:type="dxa"/>
+            <w:vAlign w:val="center"/>
+          </w:tcPr>
+          <w:p>
+            <w:pPr>
+              <w:rPr>
+                <w:rFonts w:ascii="Lora" w:hAnsi="Lora"/>
+                <w:szCs w:val="22"/>
+              </w:rPr>
+            </w:pPr>
+          </w:p>
+        </w:tc>
+        <w:tc>
+          <w:tcPr>
+            <w:tcW w:w="2338" w:type="dxa"/>
+            <w:vAlign w:val="center"/>
+          </w:tcPr>
+          <w:p>
+            <w:pPr>
+              <w:rPr>
+                <w:rFonts w:ascii="Lora" w:hAnsi="Lora"/>
+                <w:szCs w:val="22"/>
+              </w:rPr>
+            </w:pPr>
+          </w:p>
+        </w:tc>
+        <w:tc>
+          <w:tcPr>
+            <w:tcW w:w="2338" w:type="dxa"/>
+            <w:vAlign w:val="center"/>
+          </w:tcPr>
+          <w:p>
+            <w:pPr>
+              <w:rPr>
+                <w:rFonts w:ascii="Lora" w:hAnsi="Lora"/>
+                <w:szCs w:val="22"/>
+              </w:rPr>
+            </w:pPr>
+          </w:p>
+        </w:tc>
+      </w:tr>
+    </w:tbl>
     <w:p/>
     <w:sectPr>
       <w:pgSz w:w="12240" w:h="15840"/>
@@ -6985,4 +9486,16 @@
     </a:ext>
   </a:extLst>
 </a:theme>
+</file>
+
+<file path=customXml/item1.xml><?xml version="1.0" encoding="utf-8"?>
+<b:Sources xmlns:b="http://schemas.openxmlformats.org/officeDocument/2006/bibliography" xmlns="http://schemas.openxmlformats.org/officeDocument/2006/bibliography" SelectedStyle="\APASixthEditionOfficeOnline.xsl" StyleName="APA" Version="6"/>
+</file>
+
+<file path=customXml/itemProps1.xml><?xml version="1.0" encoding="utf-8"?>
+<ds:datastoreItem xmlns:ds="http://schemas.openxmlformats.org/officeDocument/2006/customXml" ds:itemID="{61734E65-6266-425E-BCA4-7AFD2986F3CD}">
+  <ds:schemaRefs>
+    <ds:schemaRef ds:uri="http://schemas.openxmlformats.org/officeDocument/2006/bibliography"/>
+  </ds:schemaRefs>
+</ds:datastoreItem>
 </file>
--- a/report.docx
+++ b/report.docx
@@ -53,165 +53,9 @@
           <w:sz w:val="24"/>
           <w:szCs w:val="24"/>
         </w:rPr>
-        <w:t>Software Testing — Weeks 5–8 Assignment</w:t>
+        <w:t xml:space="preserve">Software Testing </w:t>
       </w:r>
     </w:p>
-    <w:p>
-      <w:pPr>
-        <w:jc w:val="center"/>
-        <w:rPr>
-          <w:rFonts w:ascii="Lora" w:hAnsi="Lora"/>
-          <w:sz w:val="24"/>
-          <w:szCs w:val="24"/>
-        </w:rPr>
-      </w:pPr>
-    </w:p>
-    <w:p>
-      <w:pPr>
-        <w:rPr>
-          <w:rFonts w:ascii="Lora" w:hAnsi="Lora"/>
-          <w:szCs w:val="22"/>
-        </w:rPr>
-      </w:pPr>
-      <w:r>
-        <w:rPr>
-          <w:rFonts w:ascii="Lora" w:hAnsi="Lora"/>
-          <w:szCs w:val="22"/>
-        </w:rPr>
-        <w:t xml:space="preserve">How to Read This Template </w:t>
-      </w:r>
-    </w:p>
-    <w:tbl>
-      <w:tblPr>
-        <w:tblStyle w:val="TableGrid"/>
-        <w:tblW w:w="9356" w:type="dxa"/>
-        <w:tblLook w:val="04A0" w:firstRow="1" w:lastRow="0" w:firstColumn="1" w:lastColumn="0" w:noHBand="0" w:noVBand="1"/>
-      </w:tblPr>
-      <w:tblGrid>
-        <w:gridCol w:w="563"/>
-        <w:gridCol w:w="8793"/>
-      </w:tblGrid>
-      <w:tr>
-        <w:trPr>
-          <w:trHeight w:val="397"/>
-        </w:trPr>
-        <w:tc>
-          <w:tcPr>
-            <w:tcW w:w="566" w:type="dxa"/>
-            <w:shd w:val="clear" w:color="auto" w:fill="FFE599" w:themeFill="accent4" w:themeFillTint="66"/>
-            <w:vAlign w:val="center"/>
-          </w:tcPr>
-          <w:p>
-            <w:pPr>
-              <w:rPr>
-                <w:rFonts w:ascii="Lora" w:hAnsi="Lora"/>
-                <w:sz w:val="20"/>
-                <w:szCs w:val="20"/>
-              </w:rPr>
-            </w:pPr>
-          </w:p>
-        </w:tc>
-        <w:tc>
-          <w:tcPr>
-            <w:tcW w:w="8858" w:type="dxa"/>
-            <w:vAlign w:val="center"/>
-          </w:tcPr>
-          <w:p>
-            <w:pPr>
-              <w:rPr>
-                <w:rFonts w:ascii="Lora" w:hAnsi="Lora"/>
-                <w:sz w:val="20"/>
-                <w:szCs w:val="20"/>
-              </w:rPr>
-            </w:pPr>
-            <w:r>
-              <w:rPr>
-                <w:rFonts w:ascii="Lora" w:hAnsi="Lora"/>
-                <w:b/>
-                <w:bCs/>
-                <w:color w:val="BF8F00" w:themeColor="accent4" w:themeShade="BF"/>
-                <w:sz w:val="20"/>
-                <w:szCs w:val="20"/>
-              </w:rPr>
-              <w:t>Yellow cells</w:t>
-            </w:r>
-            <w:r>
-              <w:rPr>
-                <w:rFonts w:ascii="Lora" w:hAnsi="Lora"/>
-                <w:color w:val="BF8F00" w:themeColor="accent4" w:themeShade="BF"/>
-                <w:sz w:val="20"/>
-                <w:szCs w:val="20"/>
-              </w:rPr>
-              <w:t xml:space="preserve"> </w:t>
-            </w:r>
-            <w:r>
-              <w:rPr>
-                <w:rFonts w:ascii="Lora" w:hAnsi="Lora"/>
-                <w:sz w:val="20"/>
-                <w:szCs w:val="20"/>
-              </w:rPr>
-              <w:t xml:space="preserve">= your work goes here. Fill these in. </w:t>
-            </w:r>
-          </w:p>
-        </w:tc>
-      </w:tr>
-      <w:tr>
-        <w:trPr>
-          <w:trHeight w:val="397"/>
-        </w:trPr>
-        <w:tc>
-          <w:tcPr>
-            <w:tcW w:w="566" w:type="dxa"/>
-            <w:shd w:val="clear" w:color="auto" w:fill="C5E0B3" w:themeFill="accent6" w:themeFillTint="66"/>
-            <w:vAlign w:val="center"/>
-          </w:tcPr>
-          <w:p>
-            <w:pPr>
-              <w:rPr>
-                <w:rFonts w:ascii="Lora" w:hAnsi="Lora"/>
-                <w:sz w:val="20"/>
-                <w:szCs w:val="20"/>
-              </w:rPr>
-            </w:pPr>
-          </w:p>
-        </w:tc>
-        <w:tc>
-          <w:tcPr>
-            <w:tcW w:w="8858" w:type="dxa"/>
-            <w:vAlign w:val="center"/>
-          </w:tcPr>
-          <w:p>
-            <w:pPr>
-              <w:rPr>
-                <w:rFonts w:ascii="Lora" w:hAnsi="Lora"/>
-                <w:sz w:val="20"/>
-                <w:szCs w:val="20"/>
-              </w:rPr>
-            </w:pPr>
-            <w:r>
-              <w:rPr>
-                <w:rFonts w:ascii="Lora" w:hAnsi="Lora"/>
-                <w:b/>
-                <w:bCs/>
-                <w:color w:val="538135" w:themeColor="accent6" w:themeShade="BF"/>
-                <w:sz w:val="20"/>
-                <w:szCs w:val="20"/>
-                <w:shd w:val="clear" w:color="auto" w:fill="FFFFFF" w:themeFill="background1"/>
-              </w:rPr>
-              <w:t>Green cells</w:t>
-            </w:r>
-            <w:r>
-              <w:rPr>
-                <w:rFonts w:ascii="Lora" w:hAnsi="Lora"/>
-                <w:sz w:val="20"/>
-                <w:szCs w:val="20"/>
-              </w:rPr>
-              <w:t xml:space="preserve"> = sample data (provided for you as an example). Replace or continue below.</w:t>
-            </w:r>
-          </w:p>
-        </w:tc>
-      </w:tr>
-    </w:tbl>
     <w:p>
       <w:pPr>
         <w:rPr>
@@ -242,8 +86,8 @@
         <w:tblLook w:val="04A0" w:firstRow="1" w:lastRow="0" w:firstColumn="1" w:lastColumn="0" w:noHBand="0" w:noVBand="1"/>
       </w:tblPr>
       <w:tblGrid>
-        <w:gridCol w:w="2696"/>
-        <w:gridCol w:w="6660"/>
+        <w:gridCol w:w="2683"/>
+        <w:gridCol w:w="6673"/>
       </w:tblGrid>
       <w:tr>
         <w:trPr>
@@ -403,10 +247,22 @@
             <w:pPr>
               <w:rPr>
                 <w:rFonts w:ascii="Lora" w:hAnsi="Lora"/>
-                <w:sz w:val="20"/>
-                <w:szCs w:val="20"/>
-              </w:rPr>
-            </w:pPr>
+                <w:color w:val="0070C0"/>
+                <w:sz w:val="20"/>
+                <w:szCs w:val="20"/>
+                <w:u w:val="single"/>
+              </w:rPr>
+            </w:pPr>
+            <w:r>
+              <w:rPr>
+                <w:rFonts w:ascii="Lora" w:hAnsi="Lora"/>
+                <w:color w:val="0070C0"/>
+                <w:sz w:val="20"/>
+                <w:szCs w:val="20"/>
+                <w:u w:val="single"/>
+              </w:rPr>
+              <w:t>https://github.com/Nimpengly7364/automate-test-E6-NimPengly</w:t>
+            </w:r>
           </w:p>
         </w:tc>
       </w:tr>
@@ -516,12 +372,12 @@
       </w:tblPr>
       <w:tblGrid>
         <w:gridCol w:w="425"/>
-        <w:gridCol w:w="1641"/>
-        <w:gridCol w:w="941"/>
+        <w:gridCol w:w="1304"/>
+        <w:gridCol w:w="929"/>
         <w:gridCol w:w="1081"/>
-        <w:gridCol w:w="1436"/>
-        <w:gridCol w:w="1134"/>
-        <w:gridCol w:w="1472"/>
+        <w:gridCol w:w="1427"/>
+        <w:gridCol w:w="1063"/>
+        <w:gridCol w:w="1901"/>
         <w:gridCol w:w="1220"/>
       </w:tblGrid>
       <w:tr>
@@ -530,7 +386,7 @@
         </w:trPr>
         <w:tc>
           <w:tcPr>
-            <w:tcW w:w="425" w:type="dxa"/>
+            <w:tcW w:w="420" w:type="dxa"/>
             <w:shd w:val="clear" w:color="auto" w:fill="E7E6E6" w:themeFill="background2"/>
             <w:vAlign w:val="center"/>
           </w:tcPr>
@@ -559,7 +415,7 @@
         </w:tc>
         <w:tc>
           <w:tcPr>
-            <w:tcW w:w="1641" w:type="dxa"/>
+            <w:tcW w:w="1560" w:type="dxa"/>
             <w:shd w:val="clear" w:color="auto" w:fill="E7E6E6" w:themeFill="background2"/>
             <w:vAlign w:val="center"/>
           </w:tcPr>
@@ -587,7 +443,7 @@
         </w:tc>
         <w:tc>
           <w:tcPr>
-            <w:tcW w:w="941" w:type="dxa"/>
+            <w:tcW w:w="519" w:type="dxa"/>
             <w:shd w:val="clear" w:color="auto" w:fill="E7E6E6" w:themeFill="background2"/>
             <w:vAlign w:val="center"/>
           </w:tcPr>
@@ -615,7 +471,7 @@
         </w:tc>
         <w:tc>
           <w:tcPr>
-            <w:tcW w:w="1081" w:type="dxa"/>
+            <w:tcW w:w="1066" w:type="dxa"/>
             <w:shd w:val="clear" w:color="auto" w:fill="E7E6E6" w:themeFill="background2"/>
             <w:vAlign w:val="center"/>
           </w:tcPr>
@@ -643,7 +499,7 @@
         </w:tc>
         <w:tc>
           <w:tcPr>
-            <w:tcW w:w="1436" w:type="dxa"/>
+            <w:tcW w:w="1406" w:type="dxa"/>
             <w:shd w:val="clear" w:color="auto" w:fill="E7E6E6" w:themeFill="background2"/>
             <w:vAlign w:val="center"/>
           </w:tcPr>
@@ -671,7 +527,7 @@
         </w:tc>
         <w:tc>
           <w:tcPr>
-            <w:tcW w:w="1134" w:type="dxa"/>
+            <w:tcW w:w="956" w:type="dxa"/>
             <w:shd w:val="clear" w:color="auto" w:fill="E7E6E6" w:themeFill="background2"/>
             <w:vAlign w:val="center"/>
           </w:tcPr>
@@ -699,7 +555,7 @@
         </w:tc>
         <w:tc>
           <w:tcPr>
-            <w:tcW w:w="1472" w:type="dxa"/>
+            <w:tcW w:w="2221" w:type="dxa"/>
             <w:shd w:val="clear" w:color="auto" w:fill="E7E6E6" w:themeFill="background2"/>
             <w:vAlign w:val="center"/>
           </w:tcPr>
@@ -727,7 +583,7 @@
         </w:tc>
         <w:tc>
           <w:tcPr>
-            <w:tcW w:w="1220" w:type="dxa"/>
+            <w:tcW w:w="1202" w:type="dxa"/>
             <w:shd w:val="clear" w:color="auto" w:fill="E7E6E6" w:themeFill="background2"/>
             <w:vAlign w:val="center"/>
           </w:tcPr>
@@ -760,7 +616,7 @@
         </w:trPr>
         <w:tc>
           <w:tcPr>
-            <w:tcW w:w="425" w:type="dxa"/>
+            <w:tcW w:w="420" w:type="dxa"/>
             <w:shd w:val="clear" w:color="auto" w:fill="E7E6E6" w:themeFill="background2"/>
             <w:vAlign w:val="center"/>
           </w:tcPr>
@@ -789,7 +645,7 @@
         </w:tc>
         <w:tc>
           <w:tcPr>
-            <w:tcW w:w="1641" w:type="dxa"/>
+            <w:tcW w:w="1560" w:type="dxa"/>
             <w:vAlign w:val="center"/>
           </w:tcPr>
           <w:p>
@@ -797,23 +653,23 @@
               <w:spacing w:line="276" w:lineRule="auto"/>
               <w:rPr>
                 <w:rFonts w:ascii="Lora" w:hAnsi="Lora"/>
-                <w:sz w:val="16"/>
-                <w:szCs w:val="16"/>
-              </w:rPr>
-            </w:pPr>
-            <w:r>
-              <w:rPr>
-                <w:rFonts w:ascii="Lora" w:hAnsi="Lora"/>
-                <w:sz w:val="16"/>
-                <w:szCs w:val="16"/>
-              </w:rPr>
-              <w:t>Grace period 31 min</w:t>
-            </w:r>
-          </w:p>
-        </w:tc>
-        <w:tc>
-          <w:tcPr>
-            <w:tcW w:w="941" w:type="dxa"/>
+                <w:sz w:val="18"/>
+                <w:szCs w:val="18"/>
+              </w:rPr>
+            </w:pPr>
+            <w:r>
+              <w:rPr>
+                <w:rFonts w:ascii="Lora" w:hAnsi="Lora"/>
+                <w:sz w:val="18"/>
+                <w:szCs w:val="18"/>
+              </w:rPr>
+              <w:t>Grace period exceeded by 1 minute</w:t>
+            </w:r>
+          </w:p>
+        </w:tc>
+        <w:tc>
+          <w:tcPr>
+            <w:tcW w:w="519" w:type="dxa"/>
             <w:vAlign w:val="center"/>
           </w:tcPr>
           <w:p>
@@ -821,15 +677,15 @@
               <w:spacing w:line="276" w:lineRule="auto"/>
               <w:rPr>
                 <w:rFonts w:ascii="Lora" w:hAnsi="Lora"/>
-                <w:sz w:val="16"/>
-                <w:szCs w:val="16"/>
-              </w:rPr>
-            </w:pPr>
-            <w:r>
-              <w:rPr>
-                <w:rFonts w:ascii="Lora" w:hAnsi="Lora"/>
-                <w:sz w:val="16"/>
-                <w:szCs w:val="16"/>
+                <w:sz w:val="18"/>
+                <w:szCs w:val="18"/>
+              </w:rPr>
+            </w:pPr>
+            <w:r>
+              <w:rPr>
+                <w:rFonts w:ascii="Lora" w:hAnsi="Lora"/>
+                <w:sz w:val="18"/>
+                <w:szCs w:val="18"/>
               </w:rPr>
               <w:t>Car</w:t>
             </w:r>
@@ -837,7 +693,7 @@
         </w:tc>
         <w:tc>
           <w:tcPr>
-            <w:tcW w:w="1081" w:type="dxa"/>
+            <w:tcW w:w="1066" w:type="dxa"/>
             <w:vAlign w:val="center"/>
           </w:tcPr>
           <w:p>
@@ -845,15 +701,15 @@
               <w:spacing w:line="276" w:lineRule="auto"/>
               <w:rPr>
                 <w:rFonts w:ascii="Lora" w:hAnsi="Lora"/>
-                <w:sz w:val="16"/>
-                <w:szCs w:val="16"/>
-              </w:rPr>
-            </w:pPr>
-            <w:r>
-              <w:rPr>
-                <w:rFonts w:ascii="Lora" w:hAnsi="Lora"/>
-                <w:sz w:val="16"/>
-                <w:szCs w:val="16"/>
+                <w:sz w:val="18"/>
+                <w:szCs w:val="18"/>
+              </w:rPr>
+            </w:pPr>
+            <w:r>
+              <w:rPr>
+                <w:rFonts w:ascii="Lora" w:hAnsi="Lora"/>
+                <w:sz w:val="18"/>
+                <w:szCs w:val="18"/>
               </w:rPr>
               <w:t>31min</w:t>
             </w:r>
@@ -861,7 +717,7 @@
         </w:tc>
         <w:tc>
           <w:tcPr>
-            <w:tcW w:w="1436" w:type="dxa"/>
+            <w:tcW w:w="1406" w:type="dxa"/>
             <w:vAlign w:val="center"/>
           </w:tcPr>
           <w:p>
@@ -869,15 +725,15 @@
               <w:spacing w:line="276" w:lineRule="auto"/>
               <w:rPr>
                 <w:rFonts w:ascii="Lora" w:hAnsi="Lora"/>
-                <w:sz w:val="16"/>
-                <w:szCs w:val="16"/>
-              </w:rPr>
-            </w:pPr>
-            <w:r>
-              <w:rPr>
-                <w:rFonts w:ascii="Lora" w:hAnsi="Lora"/>
-                <w:sz w:val="16"/>
-                <w:szCs w:val="16"/>
+                <w:sz w:val="18"/>
+                <w:szCs w:val="18"/>
+              </w:rPr>
+            </w:pPr>
+            <w:r>
+              <w:rPr>
+                <w:rFonts w:ascii="Lora" w:hAnsi="Lora"/>
+                <w:sz w:val="18"/>
+                <w:szCs w:val="18"/>
               </w:rPr>
               <w:t>Guest</w:t>
             </w:r>
@@ -885,7 +741,7 @@
         </w:tc>
         <w:tc>
           <w:tcPr>
-            <w:tcW w:w="1134" w:type="dxa"/>
+            <w:tcW w:w="956" w:type="dxa"/>
             <w:vAlign w:val="center"/>
           </w:tcPr>
           <w:p>
@@ -893,15 +749,15 @@
               <w:spacing w:line="276" w:lineRule="auto"/>
               <w:rPr>
                 <w:rFonts w:ascii="Lora" w:hAnsi="Lora"/>
-                <w:sz w:val="16"/>
-                <w:szCs w:val="16"/>
-              </w:rPr>
-            </w:pPr>
-            <w:r>
-              <w:rPr>
-                <w:rFonts w:ascii="Lora" w:hAnsi="Lora"/>
-                <w:sz w:val="16"/>
-                <w:szCs w:val="16"/>
+                <w:sz w:val="18"/>
+                <w:szCs w:val="18"/>
+              </w:rPr>
+            </w:pPr>
+            <w:r>
+              <w:rPr>
+                <w:rFonts w:ascii="Lora" w:hAnsi="Lora"/>
+                <w:sz w:val="18"/>
+                <w:szCs w:val="18"/>
               </w:rPr>
               <w:t>None</w:t>
             </w:r>
@@ -909,7 +765,7 @@
         </w:tc>
         <w:tc>
           <w:tcPr>
-            <w:tcW w:w="1472" w:type="dxa"/>
+            <w:tcW w:w="2221" w:type="dxa"/>
             <w:vAlign w:val="center"/>
           </w:tcPr>
           <w:p>
@@ -917,38 +773,38 @@
               <w:spacing w:line="276" w:lineRule="auto"/>
               <w:rPr>
                 <w:rFonts w:ascii="Lora" w:hAnsi="Lora"/>
-                <w:sz w:val="16"/>
-                <w:szCs w:val="16"/>
-              </w:rPr>
-            </w:pPr>
-            <w:r>
-              <w:rPr>
-                <w:rFonts w:ascii="Lora" w:hAnsi="Lora"/>
-                <w:sz w:val="16"/>
-                <w:szCs w:val="16"/>
-              </w:rPr>
-              <w:t>0 or minimal fee</w:t>
-            </w:r>
-          </w:p>
-        </w:tc>
-        <w:tc>
-          <w:tcPr>
-            <w:tcW w:w="1220" w:type="dxa"/>
-            <w:vAlign w:val="center"/>
-          </w:tcPr>
-          <w:p>
-            <w:pPr>
-              <w:rPr>
-                <w:rFonts w:ascii="Lora" w:hAnsi="Lora"/>
-                <w:sz w:val="16"/>
-                <w:szCs w:val="16"/>
-              </w:rPr>
-            </w:pPr>
-            <w:r>
-              <w:rPr>
-                <w:rFonts w:ascii="Lora" w:hAnsi="Lora"/>
-                <w:sz w:val="16"/>
-                <w:szCs w:val="16"/>
+                <w:sz w:val="18"/>
+                <w:szCs w:val="18"/>
+              </w:rPr>
+            </w:pPr>
+            <w:r>
+              <w:rPr>
+                <w:rFonts w:ascii="Lora" w:hAnsi="Lora"/>
+                <w:sz w:val="18"/>
+                <w:szCs w:val="18"/>
+              </w:rPr>
+              <w:t>1000 KHR charged</w:t>
+            </w:r>
+          </w:p>
+        </w:tc>
+        <w:tc>
+          <w:tcPr>
+            <w:tcW w:w="1202" w:type="dxa"/>
+            <w:vAlign w:val="center"/>
+          </w:tcPr>
+          <w:p>
+            <w:pPr>
+              <w:rPr>
+                <w:rFonts w:ascii="Lora" w:hAnsi="Lora"/>
+                <w:sz w:val="18"/>
+                <w:szCs w:val="18"/>
+              </w:rPr>
+            </w:pPr>
+            <w:r>
+              <w:rPr>
+                <w:rFonts w:ascii="Lora" w:hAnsi="Lora"/>
+                <w:sz w:val="18"/>
+                <w:szCs w:val="18"/>
               </w:rPr>
               <w:t>Boundary Test</w:t>
             </w:r>
@@ -961,7 +817,7 @@
         </w:trPr>
         <w:tc>
           <w:tcPr>
-            <w:tcW w:w="425" w:type="dxa"/>
+            <w:tcW w:w="420" w:type="dxa"/>
             <w:shd w:val="clear" w:color="auto" w:fill="E7E6E6" w:themeFill="background2"/>
             <w:vAlign w:val="center"/>
           </w:tcPr>
@@ -990,7 +846,7 @@
         </w:tc>
         <w:tc>
           <w:tcPr>
-            <w:tcW w:w="1641" w:type="dxa"/>
+            <w:tcW w:w="1560" w:type="dxa"/>
             <w:vAlign w:val="center"/>
           </w:tcPr>
           <w:p>
@@ -998,15 +854,15 @@
               <w:spacing w:line="276" w:lineRule="auto"/>
               <w:rPr>
                 <w:rFonts w:ascii="Lora" w:hAnsi="Lora"/>
-                <w:sz w:val="16"/>
-                <w:szCs w:val="16"/>
-              </w:rPr>
-            </w:pPr>
-            <w:r>
-              <w:rPr>
-                <w:rFonts w:ascii="Lora" w:hAnsi="Lora"/>
-                <w:sz w:val="16"/>
-                <w:szCs w:val="16"/>
+                <w:sz w:val="18"/>
+                <w:szCs w:val="18"/>
+              </w:rPr>
+            </w:pPr>
+            <w:r>
+              <w:rPr>
+                <w:rFonts w:ascii="Lora" w:hAnsi="Lora"/>
+                <w:sz w:val="18"/>
+                <w:szCs w:val="18"/>
               </w:rPr>
               <w:t>Daily cap enforcement</w:t>
             </w:r>
@@ -1014,7 +870,7 @@
         </w:tc>
         <w:tc>
           <w:tcPr>
-            <w:tcW w:w="941" w:type="dxa"/>
+            <w:tcW w:w="519" w:type="dxa"/>
             <w:vAlign w:val="center"/>
           </w:tcPr>
           <w:p>
@@ -1022,15 +878,15 @@
               <w:spacing w:line="276" w:lineRule="auto"/>
               <w:rPr>
                 <w:rFonts w:ascii="Lora" w:hAnsi="Lora"/>
-                <w:sz w:val="16"/>
-                <w:szCs w:val="16"/>
-              </w:rPr>
-            </w:pPr>
-            <w:r>
-              <w:rPr>
-                <w:rFonts w:ascii="Lora" w:hAnsi="Lora"/>
-                <w:sz w:val="16"/>
-                <w:szCs w:val="16"/>
+                <w:sz w:val="18"/>
+                <w:szCs w:val="18"/>
+              </w:rPr>
+            </w:pPr>
+            <w:r>
+              <w:rPr>
+                <w:rFonts w:ascii="Lora" w:hAnsi="Lora"/>
+                <w:sz w:val="18"/>
+                <w:szCs w:val="18"/>
               </w:rPr>
               <w:t>Car</w:t>
             </w:r>
@@ -1038,7 +894,7 @@
         </w:tc>
         <w:tc>
           <w:tcPr>
-            <w:tcW w:w="1081" w:type="dxa"/>
+            <w:tcW w:w="1066" w:type="dxa"/>
             <w:vAlign w:val="center"/>
           </w:tcPr>
           <w:p>
@@ -1046,15 +902,15 @@
               <w:spacing w:line="276" w:lineRule="auto"/>
               <w:rPr>
                 <w:rFonts w:ascii="Lora" w:hAnsi="Lora"/>
-                <w:sz w:val="16"/>
-                <w:szCs w:val="16"/>
-              </w:rPr>
-            </w:pPr>
-            <w:r>
-              <w:rPr>
-                <w:rFonts w:ascii="Lora" w:hAnsi="Lora"/>
-                <w:sz w:val="16"/>
-                <w:szCs w:val="16"/>
+                <w:sz w:val="18"/>
+                <w:szCs w:val="18"/>
+              </w:rPr>
+            </w:pPr>
+            <w:r>
+              <w:rPr>
+                <w:rFonts w:ascii="Lora" w:hAnsi="Lora"/>
+                <w:sz w:val="18"/>
+                <w:szCs w:val="18"/>
               </w:rPr>
               <w:t>24h</w:t>
             </w:r>
@@ -1062,7 +918,7 @@
         </w:tc>
         <w:tc>
           <w:tcPr>
-            <w:tcW w:w="1436" w:type="dxa"/>
+            <w:tcW w:w="1406" w:type="dxa"/>
             <w:vAlign w:val="center"/>
           </w:tcPr>
           <w:p>
@@ -1070,15 +926,15 @@
               <w:spacing w:line="276" w:lineRule="auto"/>
               <w:rPr>
                 <w:rFonts w:ascii="Lora" w:hAnsi="Lora"/>
-                <w:sz w:val="16"/>
-                <w:szCs w:val="16"/>
-              </w:rPr>
-            </w:pPr>
-            <w:r>
-              <w:rPr>
-                <w:rFonts w:ascii="Lora" w:hAnsi="Lora"/>
-                <w:sz w:val="16"/>
-                <w:szCs w:val="16"/>
+                <w:sz w:val="18"/>
+                <w:szCs w:val="18"/>
+              </w:rPr>
+            </w:pPr>
+            <w:r>
+              <w:rPr>
+                <w:rFonts w:ascii="Lora" w:hAnsi="Lora"/>
+                <w:sz w:val="18"/>
+                <w:szCs w:val="18"/>
               </w:rPr>
               <w:t>Guest</w:t>
             </w:r>
@@ -1086,7 +942,7 @@
         </w:tc>
         <w:tc>
           <w:tcPr>
-            <w:tcW w:w="1134" w:type="dxa"/>
+            <w:tcW w:w="956" w:type="dxa"/>
             <w:vAlign w:val="center"/>
           </w:tcPr>
           <w:p>
@@ -1094,15 +950,15 @@
               <w:spacing w:line="276" w:lineRule="auto"/>
               <w:rPr>
                 <w:rFonts w:ascii="Lora" w:hAnsi="Lora"/>
-                <w:sz w:val="16"/>
-                <w:szCs w:val="16"/>
-              </w:rPr>
-            </w:pPr>
-            <w:r>
-              <w:rPr>
-                <w:rFonts w:ascii="Lora" w:hAnsi="Lora"/>
-                <w:sz w:val="16"/>
-                <w:szCs w:val="16"/>
+                <w:sz w:val="18"/>
+                <w:szCs w:val="18"/>
+              </w:rPr>
+            </w:pPr>
+            <w:r>
+              <w:rPr>
+                <w:rFonts w:ascii="Lora" w:hAnsi="Lora"/>
+                <w:sz w:val="18"/>
+                <w:szCs w:val="18"/>
               </w:rPr>
               <w:t>None</w:t>
             </w:r>
@@ -1110,7 +966,7 @@
         </w:tc>
         <w:tc>
           <w:tcPr>
-            <w:tcW w:w="1472" w:type="dxa"/>
+            <w:tcW w:w="2221" w:type="dxa"/>
             <w:vAlign w:val="center"/>
           </w:tcPr>
           <w:p>
@@ -1118,38 +974,38 @@
               <w:spacing w:line="276" w:lineRule="auto"/>
               <w:rPr>
                 <w:rFonts w:ascii="Lora" w:hAnsi="Lora"/>
-                <w:sz w:val="16"/>
-                <w:szCs w:val="16"/>
-              </w:rPr>
-            </w:pPr>
-            <w:r>
-              <w:rPr>
-                <w:rFonts w:ascii="Lora" w:hAnsi="Lora"/>
-                <w:sz w:val="16"/>
-                <w:szCs w:val="16"/>
-              </w:rPr>
-              <w:t>Fee ≤ 8000</w:t>
-            </w:r>
-          </w:p>
-        </w:tc>
-        <w:tc>
-          <w:tcPr>
-            <w:tcW w:w="1220" w:type="dxa"/>
-            <w:vAlign w:val="center"/>
-          </w:tcPr>
-          <w:p>
-            <w:pPr>
-              <w:rPr>
-                <w:rFonts w:ascii="Lora" w:hAnsi="Lora"/>
-                <w:sz w:val="16"/>
-                <w:szCs w:val="16"/>
-              </w:rPr>
-            </w:pPr>
-            <w:r>
-              <w:rPr>
-                <w:rFonts w:ascii="Lora" w:hAnsi="Lora"/>
-                <w:sz w:val="16"/>
-                <w:szCs w:val="16"/>
+                <w:sz w:val="18"/>
+                <w:szCs w:val="18"/>
+              </w:rPr>
+            </w:pPr>
+            <w:r>
+              <w:rPr>
+                <w:rFonts w:ascii="Lora" w:hAnsi="Lora"/>
+                <w:sz w:val="18"/>
+                <w:szCs w:val="18"/>
+              </w:rPr>
+              <w:t>Fee capped at 8000 KHR</w:t>
+            </w:r>
+          </w:p>
+        </w:tc>
+        <w:tc>
+          <w:tcPr>
+            <w:tcW w:w="1202" w:type="dxa"/>
+            <w:vAlign w:val="center"/>
+          </w:tcPr>
+          <w:p>
+            <w:pPr>
+              <w:rPr>
+                <w:rFonts w:ascii="Lora" w:hAnsi="Lora"/>
+                <w:sz w:val="18"/>
+                <w:szCs w:val="18"/>
+              </w:rPr>
+            </w:pPr>
+            <w:r>
+              <w:rPr>
+                <w:rFonts w:ascii="Lora" w:hAnsi="Lora"/>
+                <w:sz w:val="18"/>
+                <w:szCs w:val="18"/>
               </w:rPr>
               <w:t>Boundary Test</w:t>
             </w:r>
@@ -1162,7 +1018,7 @@
         </w:trPr>
         <w:tc>
           <w:tcPr>
-            <w:tcW w:w="425" w:type="dxa"/>
+            <w:tcW w:w="420" w:type="dxa"/>
             <w:shd w:val="clear" w:color="auto" w:fill="E7E6E6" w:themeFill="background2"/>
             <w:vAlign w:val="center"/>
           </w:tcPr>
@@ -1191,7 +1047,7 @@
         </w:tc>
         <w:tc>
           <w:tcPr>
-            <w:tcW w:w="1641" w:type="dxa"/>
+            <w:tcW w:w="1560" w:type="dxa"/>
             <w:vAlign w:val="center"/>
           </w:tcPr>
           <w:p>
@@ -1199,15 +1055,15 @@
               <w:spacing w:line="276" w:lineRule="auto"/>
               <w:rPr>
                 <w:rFonts w:ascii="Lora" w:hAnsi="Lora"/>
-                <w:sz w:val="16"/>
-                <w:szCs w:val="16"/>
-              </w:rPr>
-            </w:pPr>
-            <w:r>
-              <w:rPr>
-                <w:rFonts w:ascii="Lora" w:hAnsi="Lora"/>
-                <w:sz w:val="16"/>
-                <w:szCs w:val="16"/>
+                <w:sz w:val="18"/>
+                <w:szCs w:val="18"/>
+              </w:rPr>
+            </w:pPr>
+            <w:r>
+              <w:rPr>
+                <w:rFonts w:ascii="Lora" w:hAnsi="Lora"/>
+                <w:sz w:val="18"/>
+                <w:szCs w:val="18"/>
               </w:rPr>
               <w:t>SUV long stay cap</w:t>
             </w:r>
@@ -1215,7 +1071,7 @@
         </w:tc>
         <w:tc>
           <w:tcPr>
-            <w:tcW w:w="941" w:type="dxa"/>
+            <w:tcW w:w="519" w:type="dxa"/>
             <w:vAlign w:val="center"/>
           </w:tcPr>
           <w:p>
@@ -1223,15 +1079,15 @@
               <w:spacing w:line="276" w:lineRule="auto"/>
               <w:rPr>
                 <w:rFonts w:ascii="Lora" w:hAnsi="Lora"/>
-                <w:sz w:val="16"/>
-                <w:szCs w:val="16"/>
-              </w:rPr>
-            </w:pPr>
-            <w:r>
-              <w:rPr>
-                <w:rFonts w:ascii="Lora" w:hAnsi="Lora"/>
-                <w:sz w:val="16"/>
-                <w:szCs w:val="16"/>
+                <w:sz w:val="18"/>
+                <w:szCs w:val="18"/>
+              </w:rPr>
+            </w:pPr>
+            <w:r>
+              <w:rPr>
+                <w:rFonts w:ascii="Lora" w:hAnsi="Lora"/>
+                <w:sz w:val="18"/>
+                <w:szCs w:val="18"/>
               </w:rPr>
               <w:t>SUV</w:t>
             </w:r>
@@ -1239,7 +1095,7 @@
         </w:tc>
         <w:tc>
           <w:tcPr>
-            <w:tcW w:w="1081" w:type="dxa"/>
+            <w:tcW w:w="1066" w:type="dxa"/>
             <w:vAlign w:val="center"/>
           </w:tcPr>
           <w:p>
@@ -1247,15 +1103,15 @@
               <w:spacing w:line="276" w:lineRule="auto"/>
               <w:rPr>
                 <w:rFonts w:ascii="Lora" w:hAnsi="Lora"/>
-                <w:sz w:val="16"/>
-                <w:szCs w:val="16"/>
-              </w:rPr>
-            </w:pPr>
-            <w:r>
-              <w:rPr>
-                <w:rFonts w:ascii="Lora" w:hAnsi="Lora"/>
-                <w:sz w:val="16"/>
-                <w:szCs w:val="16"/>
+                <w:sz w:val="18"/>
+                <w:szCs w:val="18"/>
+              </w:rPr>
+            </w:pPr>
+            <w:r>
+              <w:rPr>
+                <w:rFonts w:ascii="Lora" w:hAnsi="Lora"/>
+                <w:sz w:val="18"/>
+                <w:szCs w:val="18"/>
               </w:rPr>
               <w:t>24h</w:t>
             </w:r>
@@ -1263,7 +1119,7 @@
         </w:tc>
         <w:tc>
           <w:tcPr>
-            <w:tcW w:w="1436" w:type="dxa"/>
+            <w:tcW w:w="1406" w:type="dxa"/>
             <w:vAlign w:val="center"/>
           </w:tcPr>
           <w:p>
@@ -1271,15 +1127,15 @@
               <w:spacing w:line="276" w:lineRule="auto"/>
               <w:rPr>
                 <w:rFonts w:ascii="Lora" w:hAnsi="Lora"/>
-                <w:sz w:val="16"/>
-                <w:szCs w:val="16"/>
-              </w:rPr>
-            </w:pPr>
-            <w:r>
-              <w:rPr>
-                <w:rFonts w:ascii="Lora" w:hAnsi="Lora"/>
-                <w:sz w:val="16"/>
-                <w:szCs w:val="16"/>
+                <w:sz w:val="18"/>
+                <w:szCs w:val="18"/>
+              </w:rPr>
+            </w:pPr>
+            <w:r>
+              <w:rPr>
+                <w:rFonts w:ascii="Lora" w:hAnsi="Lora"/>
+                <w:sz w:val="18"/>
+                <w:szCs w:val="18"/>
               </w:rPr>
               <w:t>Guest</w:t>
             </w:r>
@@ -1287,7 +1143,7 @@
         </w:tc>
         <w:tc>
           <w:tcPr>
-            <w:tcW w:w="1134" w:type="dxa"/>
+            <w:tcW w:w="956" w:type="dxa"/>
             <w:vAlign w:val="center"/>
           </w:tcPr>
           <w:p>
@@ -1295,15 +1151,15 @@
               <w:spacing w:line="276" w:lineRule="auto"/>
               <w:rPr>
                 <w:rFonts w:ascii="Lora" w:hAnsi="Lora"/>
-                <w:sz w:val="16"/>
-                <w:szCs w:val="16"/>
-              </w:rPr>
-            </w:pPr>
-            <w:r>
-              <w:rPr>
-                <w:rFonts w:ascii="Lora" w:hAnsi="Lora"/>
-                <w:sz w:val="16"/>
-                <w:szCs w:val="16"/>
+                <w:sz w:val="18"/>
+                <w:szCs w:val="18"/>
+              </w:rPr>
+            </w:pPr>
+            <w:r>
+              <w:rPr>
+                <w:rFonts w:ascii="Lora" w:hAnsi="Lora"/>
+                <w:sz w:val="18"/>
+                <w:szCs w:val="18"/>
               </w:rPr>
               <w:t>None</w:t>
             </w:r>
@@ -1311,7 +1167,7 @@
         </w:tc>
         <w:tc>
           <w:tcPr>
-            <w:tcW w:w="1472" w:type="dxa"/>
+            <w:tcW w:w="2221" w:type="dxa"/>
             <w:vAlign w:val="center"/>
           </w:tcPr>
           <w:p>
@@ -1319,56 +1175,38 @@
               <w:spacing w:line="276" w:lineRule="auto"/>
               <w:rPr>
                 <w:rFonts w:ascii="Lora" w:hAnsi="Lora"/>
-                <w:sz w:val="16"/>
-                <w:szCs w:val="16"/>
-              </w:rPr>
-            </w:pPr>
-            <w:r>
-              <w:rPr>
-                <w:rFonts w:ascii="Lora" w:hAnsi="Lora"/>
-                <w:sz w:val="16"/>
-                <w:szCs w:val="16"/>
-              </w:rPr>
-              <w:t>Fee ≤ SUV cap (</w:t>
-            </w:r>
-            <w:proofErr w:type="gramStart"/>
-            <w:r>
-              <w:rPr>
-                <w:rFonts w:ascii="Lora" w:hAnsi="Lora"/>
-                <w:sz w:val="16"/>
-                <w:szCs w:val="16"/>
-              </w:rPr>
-              <w:t>e.g.</w:t>
-            </w:r>
-            <w:proofErr w:type="gramEnd"/>
-            <w:r>
-              <w:rPr>
-                <w:rFonts w:ascii="Lora" w:hAnsi="Lora"/>
-                <w:sz w:val="16"/>
-                <w:szCs w:val="16"/>
-              </w:rPr>
-              <w:t xml:space="preserve"> 10000)</w:t>
-            </w:r>
-          </w:p>
-        </w:tc>
-        <w:tc>
-          <w:tcPr>
-            <w:tcW w:w="1220" w:type="dxa"/>
-            <w:vAlign w:val="center"/>
-          </w:tcPr>
-          <w:p>
-            <w:pPr>
-              <w:rPr>
-                <w:rFonts w:ascii="Lora" w:hAnsi="Lora"/>
-                <w:sz w:val="16"/>
-                <w:szCs w:val="16"/>
-              </w:rPr>
-            </w:pPr>
-            <w:r>
-              <w:rPr>
-                <w:rFonts w:ascii="Lora" w:hAnsi="Lora"/>
-                <w:sz w:val="16"/>
-                <w:szCs w:val="16"/>
+                <w:sz w:val="18"/>
+                <w:szCs w:val="18"/>
+              </w:rPr>
+            </w:pPr>
+            <w:r>
+              <w:rPr>
+                <w:rFonts w:ascii="Lora" w:hAnsi="Lora"/>
+                <w:sz w:val="18"/>
+                <w:szCs w:val="18"/>
+              </w:rPr>
+              <w:t>Fee capped at 12000 KHR</w:t>
+            </w:r>
+          </w:p>
+        </w:tc>
+        <w:tc>
+          <w:tcPr>
+            <w:tcW w:w="1202" w:type="dxa"/>
+            <w:vAlign w:val="center"/>
+          </w:tcPr>
+          <w:p>
+            <w:pPr>
+              <w:rPr>
+                <w:rFonts w:ascii="Lora" w:hAnsi="Lora"/>
+                <w:sz w:val="18"/>
+                <w:szCs w:val="18"/>
+              </w:rPr>
+            </w:pPr>
+            <w:r>
+              <w:rPr>
+                <w:rFonts w:ascii="Lora" w:hAnsi="Lora"/>
+                <w:sz w:val="18"/>
+                <w:szCs w:val="18"/>
               </w:rPr>
               <w:t>Boundary Test</w:t>
             </w:r>
@@ -1381,7 +1219,7 @@
         </w:trPr>
         <w:tc>
           <w:tcPr>
-            <w:tcW w:w="425" w:type="dxa"/>
+            <w:tcW w:w="420" w:type="dxa"/>
             <w:shd w:val="clear" w:color="auto" w:fill="E7E6E6" w:themeFill="background2"/>
             <w:vAlign w:val="center"/>
           </w:tcPr>
@@ -1410,7 +1248,7 @@
         </w:tc>
         <w:tc>
           <w:tcPr>
-            <w:tcW w:w="1641" w:type="dxa"/>
+            <w:tcW w:w="1560" w:type="dxa"/>
             <w:vAlign w:val="center"/>
           </w:tcPr>
           <w:p>
@@ -1418,15 +1256,15 @@
               <w:spacing w:line="276" w:lineRule="auto"/>
               <w:rPr>
                 <w:rFonts w:ascii="Lora" w:hAnsi="Lora"/>
-                <w:sz w:val="16"/>
-                <w:szCs w:val="16"/>
-              </w:rPr>
-            </w:pPr>
-            <w:r>
-              <w:rPr>
-                <w:rFonts w:ascii="Lora" w:hAnsi="Lora"/>
-                <w:sz w:val="16"/>
-                <w:szCs w:val="16"/>
+                <w:sz w:val="18"/>
+                <w:szCs w:val="18"/>
+              </w:rPr>
+            </w:pPr>
+            <w:r>
+              <w:rPr>
+                <w:rFonts w:ascii="Lora" w:hAnsi="Lora"/>
+                <w:sz w:val="18"/>
+                <w:szCs w:val="18"/>
               </w:rPr>
               <w:t>Overnight parking fee</w:t>
             </w:r>
@@ -1434,7 +1272,7 @@
         </w:tc>
         <w:tc>
           <w:tcPr>
-            <w:tcW w:w="941" w:type="dxa"/>
+            <w:tcW w:w="519" w:type="dxa"/>
             <w:vAlign w:val="center"/>
           </w:tcPr>
           <w:p>
@@ -1442,15 +1280,15 @@
               <w:spacing w:line="276" w:lineRule="auto"/>
               <w:rPr>
                 <w:rFonts w:ascii="Lora" w:hAnsi="Lora"/>
-                <w:sz w:val="16"/>
-                <w:szCs w:val="16"/>
-              </w:rPr>
-            </w:pPr>
-            <w:r>
-              <w:rPr>
-                <w:rFonts w:ascii="Lora" w:hAnsi="Lora"/>
-                <w:sz w:val="16"/>
-                <w:szCs w:val="16"/>
+                <w:sz w:val="18"/>
+                <w:szCs w:val="18"/>
+              </w:rPr>
+            </w:pPr>
+            <w:r>
+              <w:rPr>
+                <w:rFonts w:ascii="Lora" w:hAnsi="Lora"/>
+                <w:sz w:val="18"/>
+                <w:szCs w:val="18"/>
               </w:rPr>
               <w:t>Car</w:t>
             </w:r>
@@ -1458,7 +1296,7 @@
         </w:tc>
         <w:tc>
           <w:tcPr>
-            <w:tcW w:w="1081" w:type="dxa"/>
+            <w:tcW w:w="1066" w:type="dxa"/>
             <w:vAlign w:val="center"/>
           </w:tcPr>
           <w:p>
@@ -1466,15 +1304,15 @@
               <w:spacing w:line="276" w:lineRule="auto"/>
               <w:rPr>
                 <w:rFonts w:ascii="Lora" w:hAnsi="Lora"/>
-                <w:sz w:val="16"/>
-                <w:szCs w:val="16"/>
-              </w:rPr>
-            </w:pPr>
-            <w:r>
-              <w:rPr>
-                <w:rFonts w:ascii="Lora" w:hAnsi="Lora"/>
-                <w:sz w:val="16"/>
-                <w:szCs w:val="16"/>
+                <w:sz w:val="18"/>
+                <w:szCs w:val="18"/>
+              </w:rPr>
+            </w:pPr>
+            <w:r>
+              <w:rPr>
+                <w:rFonts w:ascii="Lora" w:hAnsi="Lora"/>
+                <w:sz w:val="18"/>
+                <w:szCs w:val="18"/>
               </w:rPr>
               <w:t>3h (20:00–23:00)</w:t>
             </w:r>
@@ -1482,7 +1320,7 @@
         </w:tc>
         <w:tc>
           <w:tcPr>
-            <w:tcW w:w="1436" w:type="dxa"/>
+            <w:tcW w:w="1406" w:type="dxa"/>
             <w:vAlign w:val="center"/>
           </w:tcPr>
           <w:p>
@@ -1490,15 +1328,15 @@
               <w:spacing w:line="276" w:lineRule="auto"/>
               <w:rPr>
                 <w:rFonts w:ascii="Lora" w:hAnsi="Lora"/>
-                <w:sz w:val="16"/>
-                <w:szCs w:val="16"/>
-              </w:rPr>
-            </w:pPr>
-            <w:r>
-              <w:rPr>
-                <w:rFonts w:ascii="Lora" w:hAnsi="Lora"/>
-                <w:sz w:val="16"/>
-                <w:szCs w:val="16"/>
+                <w:sz w:val="18"/>
+                <w:szCs w:val="18"/>
+              </w:rPr>
+            </w:pPr>
+            <w:r>
+              <w:rPr>
+                <w:rFonts w:ascii="Lora" w:hAnsi="Lora"/>
+                <w:sz w:val="18"/>
+                <w:szCs w:val="18"/>
               </w:rPr>
               <w:t>Guest</w:t>
             </w:r>
@@ -1506,7 +1344,7 @@
         </w:tc>
         <w:tc>
           <w:tcPr>
-            <w:tcW w:w="1134" w:type="dxa"/>
+            <w:tcW w:w="956" w:type="dxa"/>
             <w:vAlign w:val="center"/>
           </w:tcPr>
           <w:p>
@@ -1514,15 +1352,15 @@
               <w:spacing w:line="276" w:lineRule="auto"/>
               <w:rPr>
                 <w:rFonts w:ascii="Lora" w:hAnsi="Lora"/>
-                <w:sz w:val="16"/>
-                <w:szCs w:val="16"/>
-              </w:rPr>
-            </w:pPr>
-            <w:r>
-              <w:rPr>
-                <w:rFonts w:ascii="Lora" w:hAnsi="Lora"/>
-                <w:sz w:val="16"/>
-                <w:szCs w:val="16"/>
+                <w:sz w:val="18"/>
+                <w:szCs w:val="18"/>
+              </w:rPr>
+            </w:pPr>
+            <w:r>
+              <w:rPr>
+                <w:rFonts w:ascii="Lora" w:hAnsi="Lora"/>
+                <w:sz w:val="18"/>
+                <w:szCs w:val="18"/>
               </w:rPr>
               <w:t>Overnight</w:t>
             </w:r>
@@ -1530,7 +1368,7 @@
         </w:tc>
         <w:tc>
           <w:tcPr>
-            <w:tcW w:w="1472" w:type="dxa"/>
+            <w:tcW w:w="2221" w:type="dxa"/>
             <w:vAlign w:val="center"/>
           </w:tcPr>
           <w:p>
@@ -1538,38 +1376,38 @@
               <w:spacing w:line="276" w:lineRule="auto"/>
               <w:rPr>
                 <w:rFonts w:ascii="Lora" w:hAnsi="Lora"/>
-                <w:sz w:val="16"/>
-                <w:szCs w:val="16"/>
-              </w:rPr>
-            </w:pPr>
-            <w:r>
-              <w:rPr>
-                <w:rFonts w:ascii="Lora" w:hAnsi="Lora"/>
-                <w:sz w:val="16"/>
-                <w:szCs w:val="16"/>
-              </w:rPr>
-              <w:t>+2000 flat fee applied</w:t>
-            </w:r>
-          </w:p>
-        </w:tc>
-        <w:tc>
-          <w:tcPr>
-            <w:tcW w:w="1220" w:type="dxa"/>
-            <w:vAlign w:val="center"/>
-          </w:tcPr>
-          <w:p>
-            <w:pPr>
-              <w:rPr>
-                <w:rFonts w:ascii="Lora" w:hAnsi="Lora"/>
-                <w:sz w:val="16"/>
-                <w:szCs w:val="16"/>
-              </w:rPr>
-            </w:pPr>
-            <w:r>
-              <w:rPr>
-                <w:rFonts w:ascii="Lora" w:hAnsi="Lora"/>
-                <w:sz w:val="16"/>
-                <w:szCs w:val="16"/>
+                <w:sz w:val="18"/>
+                <w:szCs w:val="18"/>
+              </w:rPr>
+            </w:pPr>
+            <w:r>
+              <w:rPr>
+                <w:rFonts w:ascii="Lora" w:hAnsi="Lora"/>
+                <w:sz w:val="18"/>
+                <w:szCs w:val="18"/>
+              </w:rPr>
+              <w:t>2000 KHR overnight surcharge applied</w:t>
+            </w:r>
+          </w:p>
+        </w:tc>
+        <w:tc>
+          <w:tcPr>
+            <w:tcW w:w="1202" w:type="dxa"/>
+            <w:vAlign w:val="center"/>
+          </w:tcPr>
+          <w:p>
+            <w:pPr>
+              <w:rPr>
+                <w:rFonts w:ascii="Lora" w:hAnsi="Lora"/>
+                <w:sz w:val="18"/>
+                <w:szCs w:val="18"/>
+              </w:rPr>
+            </w:pPr>
+            <w:r>
+              <w:rPr>
+                <w:rFonts w:ascii="Lora" w:hAnsi="Lora"/>
+                <w:sz w:val="18"/>
+                <w:szCs w:val="18"/>
               </w:rPr>
               <w:t>Unit Test</w:t>
             </w:r>
@@ -1582,7 +1420,7 @@
         </w:trPr>
         <w:tc>
           <w:tcPr>
-            <w:tcW w:w="425" w:type="dxa"/>
+            <w:tcW w:w="420" w:type="dxa"/>
             <w:shd w:val="clear" w:color="auto" w:fill="E7E6E6" w:themeFill="background2"/>
             <w:vAlign w:val="center"/>
           </w:tcPr>
@@ -1611,7 +1449,7 @@
         </w:tc>
         <w:tc>
           <w:tcPr>
-            <w:tcW w:w="1641" w:type="dxa"/>
+            <w:tcW w:w="1560" w:type="dxa"/>
             <w:vAlign w:val="center"/>
           </w:tcPr>
           <w:p>
@@ -1619,15 +1457,15 @@
               <w:spacing w:line="276" w:lineRule="auto"/>
               <w:rPr>
                 <w:rFonts w:ascii="Lora" w:hAnsi="Lora"/>
-                <w:sz w:val="16"/>
-                <w:szCs w:val="16"/>
-              </w:rPr>
-            </w:pPr>
-            <w:r>
-              <w:rPr>
-                <w:rFonts w:ascii="Lora" w:hAnsi="Lora"/>
-                <w:sz w:val="16"/>
-                <w:szCs w:val="16"/>
+                <w:sz w:val="18"/>
+                <w:szCs w:val="18"/>
+              </w:rPr>
+            </w:pPr>
+            <w:r>
+              <w:rPr>
+                <w:rFonts w:ascii="Lora" w:hAnsi="Lora"/>
+                <w:sz w:val="18"/>
+                <w:szCs w:val="18"/>
               </w:rPr>
               <w:t>Weekend surcharge applied</w:t>
             </w:r>
@@ -1635,7 +1473,7 @@
         </w:tc>
         <w:tc>
           <w:tcPr>
-            <w:tcW w:w="941" w:type="dxa"/>
+            <w:tcW w:w="519" w:type="dxa"/>
             <w:vAlign w:val="center"/>
           </w:tcPr>
           <w:p>
@@ -1643,15 +1481,15 @@
               <w:spacing w:line="276" w:lineRule="auto"/>
               <w:rPr>
                 <w:rFonts w:ascii="Lora" w:hAnsi="Lora"/>
-                <w:sz w:val="16"/>
-                <w:szCs w:val="16"/>
-              </w:rPr>
-            </w:pPr>
-            <w:r>
-              <w:rPr>
-                <w:rFonts w:ascii="Lora" w:hAnsi="Lora"/>
-                <w:sz w:val="16"/>
-                <w:szCs w:val="16"/>
+                <w:sz w:val="18"/>
+                <w:szCs w:val="18"/>
+              </w:rPr>
+            </w:pPr>
+            <w:r>
+              <w:rPr>
+                <w:rFonts w:ascii="Lora" w:hAnsi="Lora"/>
+                <w:sz w:val="18"/>
+                <w:szCs w:val="18"/>
               </w:rPr>
               <w:t>Car</w:t>
             </w:r>
@@ -1659,7 +1497,7 @@
         </w:tc>
         <w:tc>
           <w:tcPr>
-            <w:tcW w:w="1081" w:type="dxa"/>
+            <w:tcW w:w="1066" w:type="dxa"/>
             <w:vAlign w:val="center"/>
           </w:tcPr>
           <w:p>
@@ -1667,15 +1505,15 @@
               <w:spacing w:line="276" w:lineRule="auto"/>
               <w:rPr>
                 <w:rFonts w:ascii="Lora" w:hAnsi="Lora"/>
-                <w:sz w:val="16"/>
-                <w:szCs w:val="16"/>
-              </w:rPr>
-            </w:pPr>
-            <w:r>
-              <w:rPr>
-                <w:rFonts w:ascii="Lora" w:hAnsi="Lora"/>
-                <w:sz w:val="16"/>
-                <w:szCs w:val="16"/>
+                <w:sz w:val="18"/>
+                <w:szCs w:val="18"/>
+              </w:rPr>
+            </w:pPr>
+            <w:r>
+              <w:rPr>
+                <w:rFonts w:ascii="Lora" w:hAnsi="Lora"/>
+                <w:sz w:val="18"/>
+                <w:szCs w:val="18"/>
               </w:rPr>
               <w:t>2h</w:t>
             </w:r>
@@ -1683,7 +1521,7 @@
         </w:tc>
         <w:tc>
           <w:tcPr>
-            <w:tcW w:w="1436" w:type="dxa"/>
+            <w:tcW w:w="1406" w:type="dxa"/>
             <w:vAlign w:val="center"/>
           </w:tcPr>
           <w:p>
@@ -1691,15 +1529,15 @@
               <w:spacing w:line="276" w:lineRule="auto"/>
               <w:rPr>
                 <w:rFonts w:ascii="Lora" w:hAnsi="Lora"/>
-                <w:sz w:val="16"/>
-                <w:szCs w:val="16"/>
-              </w:rPr>
-            </w:pPr>
-            <w:r>
-              <w:rPr>
-                <w:rFonts w:ascii="Lora" w:hAnsi="Lora"/>
-                <w:sz w:val="16"/>
-                <w:szCs w:val="16"/>
+                <w:sz w:val="18"/>
+                <w:szCs w:val="18"/>
+              </w:rPr>
+            </w:pPr>
+            <w:r>
+              <w:rPr>
+                <w:rFonts w:ascii="Lora" w:hAnsi="Lora"/>
+                <w:sz w:val="18"/>
+                <w:szCs w:val="18"/>
               </w:rPr>
               <w:t>Guest</w:t>
             </w:r>
@@ -1707,7 +1545,7 @@
         </w:tc>
         <w:tc>
           <w:tcPr>
-            <w:tcW w:w="1134" w:type="dxa"/>
+            <w:tcW w:w="956" w:type="dxa"/>
             <w:vAlign w:val="center"/>
           </w:tcPr>
           <w:p>
@@ -1715,15 +1553,15 @@
               <w:spacing w:line="276" w:lineRule="auto"/>
               <w:rPr>
                 <w:rFonts w:ascii="Lora" w:hAnsi="Lora"/>
-                <w:sz w:val="16"/>
-                <w:szCs w:val="16"/>
-              </w:rPr>
-            </w:pPr>
-            <w:r>
-              <w:rPr>
-                <w:rFonts w:ascii="Lora" w:hAnsi="Lora"/>
-                <w:sz w:val="16"/>
-                <w:szCs w:val="16"/>
+                <w:sz w:val="18"/>
+                <w:szCs w:val="18"/>
+              </w:rPr>
+            </w:pPr>
+            <w:r>
+              <w:rPr>
+                <w:rFonts w:ascii="Lora" w:hAnsi="Lora"/>
+                <w:sz w:val="18"/>
+                <w:szCs w:val="18"/>
               </w:rPr>
               <w:t>Saturday</w:t>
             </w:r>
@@ -1731,7 +1569,7 @@
         </w:tc>
         <w:tc>
           <w:tcPr>
-            <w:tcW w:w="1472" w:type="dxa"/>
+            <w:tcW w:w="2221" w:type="dxa"/>
             <w:vAlign w:val="center"/>
           </w:tcPr>
           <w:p>
@@ -1739,56 +1577,38 @@
               <w:spacing w:line="276" w:lineRule="auto"/>
               <w:rPr>
                 <w:rFonts w:ascii="Lora" w:hAnsi="Lora"/>
-                <w:sz w:val="16"/>
-                <w:szCs w:val="16"/>
-              </w:rPr>
-            </w:pPr>
-            <w:r>
-              <w:rPr>
-                <w:rFonts w:ascii="Lora" w:hAnsi="Lora"/>
-                <w:sz w:val="16"/>
-                <w:szCs w:val="16"/>
-              </w:rPr>
-              <w:t>Increased fee (</w:t>
-            </w:r>
-            <w:proofErr w:type="gramStart"/>
-            <w:r>
-              <w:rPr>
-                <w:rFonts w:ascii="Lora" w:hAnsi="Lora"/>
-                <w:sz w:val="16"/>
-                <w:szCs w:val="16"/>
-              </w:rPr>
-              <w:t>e.g.</w:t>
-            </w:r>
-            <w:proofErr w:type="gramEnd"/>
-            <w:r>
-              <w:rPr>
-                <w:rFonts w:ascii="Lora" w:hAnsi="Lora"/>
-                <w:sz w:val="16"/>
-                <w:szCs w:val="16"/>
-              </w:rPr>
-              <w:t xml:space="preserve"> +10–20%)</w:t>
-            </w:r>
-          </w:p>
-        </w:tc>
-        <w:tc>
-          <w:tcPr>
-            <w:tcW w:w="1220" w:type="dxa"/>
-            <w:vAlign w:val="center"/>
-          </w:tcPr>
-          <w:p>
-            <w:pPr>
-              <w:rPr>
-                <w:rFonts w:ascii="Lora" w:hAnsi="Lora"/>
-                <w:sz w:val="16"/>
-                <w:szCs w:val="16"/>
-              </w:rPr>
-            </w:pPr>
-            <w:r>
-              <w:rPr>
-                <w:rFonts w:ascii="Lora" w:hAnsi="Lora"/>
-                <w:sz w:val="16"/>
-                <w:szCs w:val="16"/>
+                <w:sz w:val="18"/>
+                <w:szCs w:val="18"/>
+              </w:rPr>
+            </w:pPr>
+            <w:r>
+              <w:rPr>
+                <w:rFonts w:ascii="Lora" w:hAnsi="Lora"/>
+                <w:sz w:val="18"/>
+                <w:szCs w:val="18"/>
+              </w:rPr>
+              <w:t>20% surcharge applied (2400 KHR total)</w:t>
+            </w:r>
+          </w:p>
+        </w:tc>
+        <w:tc>
+          <w:tcPr>
+            <w:tcW w:w="1202" w:type="dxa"/>
+            <w:vAlign w:val="center"/>
+          </w:tcPr>
+          <w:p>
+            <w:pPr>
+              <w:rPr>
+                <w:rFonts w:ascii="Lora" w:hAnsi="Lora"/>
+                <w:sz w:val="18"/>
+                <w:szCs w:val="18"/>
+              </w:rPr>
+            </w:pPr>
+            <w:r>
+              <w:rPr>
+                <w:rFonts w:ascii="Lora" w:hAnsi="Lora"/>
+                <w:sz w:val="18"/>
+                <w:szCs w:val="18"/>
               </w:rPr>
               <w:t>Integration Test</w:t>
             </w:r>
@@ -1801,7 +1621,7 @@
         </w:trPr>
         <w:tc>
           <w:tcPr>
-            <w:tcW w:w="425" w:type="dxa"/>
+            <w:tcW w:w="420" w:type="dxa"/>
             <w:shd w:val="clear" w:color="auto" w:fill="E7E6E6" w:themeFill="background2"/>
             <w:vAlign w:val="center"/>
           </w:tcPr>
@@ -1830,7 +1650,7 @@
         </w:tc>
         <w:tc>
           <w:tcPr>
-            <w:tcW w:w="1641" w:type="dxa"/>
+            <w:tcW w:w="1560" w:type="dxa"/>
             <w:vAlign w:val="center"/>
           </w:tcPr>
           <w:p>
@@ -1838,15 +1658,15 @@
               <w:spacing w:line="276" w:lineRule="auto"/>
               <w:rPr>
                 <w:rFonts w:ascii="Lora" w:hAnsi="Lora"/>
-                <w:sz w:val="16"/>
-                <w:szCs w:val="16"/>
-              </w:rPr>
-            </w:pPr>
-            <w:r>
-              <w:rPr>
-                <w:rFonts w:ascii="Lora" w:hAnsi="Lora"/>
-                <w:sz w:val="16"/>
-                <w:szCs w:val="16"/>
+                <w:sz w:val="18"/>
+                <w:szCs w:val="18"/>
+              </w:rPr>
+            </w:pPr>
+            <w:r>
+              <w:rPr>
+                <w:rFonts w:ascii="Lora" w:hAnsi="Lora"/>
+                <w:sz w:val="18"/>
+                <w:szCs w:val="18"/>
               </w:rPr>
               <w:t>Holiday + weekend overlap</w:t>
             </w:r>
@@ -1854,7 +1674,7 @@
         </w:tc>
         <w:tc>
           <w:tcPr>
-            <w:tcW w:w="941" w:type="dxa"/>
+            <w:tcW w:w="519" w:type="dxa"/>
             <w:vAlign w:val="center"/>
           </w:tcPr>
           <w:p>
@@ -1862,15 +1682,15 @@
               <w:spacing w:line="276" w:lineRule="auto"/>
               <w:rPr>
                 <w:rFonts w:ascii="Lora" w:hAnsi="Lora"/>
-                <w:sz w:val="16"/>
-                <w:szCs w:val="16"/>
-              </w:rPr>
-            </w:pPr>
-            <w:r>
-              <w:rPr>
-                <w:rFonts w:ascii="Lora" w:hAnsi="Lora"/>
-                <w:sz w:val="16"/>
-                <w:szCs w:val="16"/>
+                <w:sz w:val="18"/>
+                <w:szCs w:val="18"/>
+              </w:rPr>
+            </w:pPr>
+            <w:r>
+              <w:rPr>
+                <w:rFonts w:ascii="Lora" w:hAnsi="Lora"/>
+                <w:sz w:val="18"/>
+                <w:szCs w:val="18"/>
               </w:rPr>
               <w:t>Car</w:t>
             </w:r>
@@ -1878,7 +1698,7 @@
         </w:tc>
         <w:tc>
           <w:tcPr>
-            <w:tcW w:w="1081" w:type="dxa"/>
+            <w:tcW w:w="1066" w:type="dxa"/>
             <w:vAlign w:val="center"/>
           </w:tcPr>
           <w:p>
@@ -1886,15 +1706,15 @@
               <w:spacing w:line="276" w:lineRule="auto"/>
               <w:rPr>
                 <w:rFonts w:ascii="Lora" w:hAnsi="Lora"/>
-                <w:sz w:val="16"/>
-                <w:szCs w:val="16"/>
-              </w:rPr>
-            </w:pPr>
-            <w:r>
-              <w:rPr>
-                <w:rFonts w:ascii="Lora" w:hAnsi="Lora"/>
-                <w:sz w:val="16"/>
-                <w:szCs w:val="16"/>
+                <w:sz w:val="18"/>
+                <w:szCs w:val="18"/>
+              </w:rPr>
+            </w:pPr>
+            <w:r>
+              <w:rPr>
+                <w:rFonts w:ascii="Lora" w:hAnsi="Lora"/>
+                <w:sz w:val="18"/>
+                <w:szCs w:val="18"/>
               </w:rPr>
               <w:t>2h</w:t>
             </w:r>
@@ -1902,7 +1722,7 @@
         </w:tc>
         <w:tc>
           <w:tcPr>
-            <w:tcW w:w="1436" w:type="dxa"/>
+            <w:tcW w:w="1406" w:type="dxa"/>
             <w:vAlign w:val="center"/>
           </w:tcPr>
           <w:p>
@@ -1910,15 +1730,15 @@
               <w:spacing w:line="276" w:lineRule="auto"/>
               <w:rPr>
                 <w:rFonts w:ascii="Lora" w:hAnsi="Lora"/>
-                <w:sz w:val="16"/>
-                <w:szCs w:val="16"/>
-              </w:rPr>
-            </w:pPr>
-            <w:r>
-              <w:rPr>
-                <w:rFonts w:ascii="Lora" w:hAnsi="Lora"/>
-                <w:sz w:val="16"/>
-                <w:szCs w:val="16"/>
+                <w:sz w:val="18"/>
+                <w:szCs w:val="18"/>
+              </w:rPr>
+            </w:pPr>
+            <w:r>
+              <w:rPr>
+                <w:rFonts w:ascii="Lora" w:hAnsi="Lora"/>
+                <w:sz w:val="18"/>
+                <w:szCs w:val="18"/>
               </w:rPr>
               <w:t>Guest</w:t>
             </w:r>
@@ -1926,7 +1746,7 @@
         </w:tc>
         <w:tc>
           <w:tcPr>
-            <w:tcW w:w="1134" w:type="dxa"/>
+            <w:tcW w:w="956" w:type="dxa"/>
             <w:vAlign w:val="center"/>
           </w:tcPr>
           <w:p>
@@ -1934,23 +1754,31 @@
               <w:spacing w:line="276" w:lineRule="auto"/>
               <w:rPr>
                 <w:rFonts w:ascii="Lora" w:hAnsi="Lora"/>
-                <w:sz w:val="16"/>
-                <w:szCs w:val="16"/>
-              </w:rPr>
-            </w:pPr>
-            <w:r>
-              <w:rPr>
-                <w:rFonts w:ascii="Lora" w:hAnsi="Lora"/>
-                <w:sz w:val="16"/>
-                <w:szCs w:val="16"/>
+                <w:sz w:val="18"/>
+                <w:szCs w:val="18"/>
+              </w:rPr>
+            </w:pPr>
+            <w:r>
+              <w:rPr>
+                <w:rFonts w:ascii="Lora" w:hAnsi="Lora"/>
+                <w:sz w:val="18"/>
+                <w:szCs w:val="18"/>
               </w:rPr>
               <w:t>Holiday</w:t>
             </w:r>
-          </w:p>
-        </w:tc>
-        <w:tc>
-          <w:tcPr>
-            <w:tcW w:w="1472" w:type="dxa"/>
+            <w:r>
+              <w:rPr>
+                <w:rFonts w:ascii="Lora" w:hAnsi="Lora"/>
+                <w:sz w:val="18"/>
+                <w:szCs w:val="18"/>
+              </w:rPr>
+              <w:t xml:space="preserve"> + Saturday</w:t>
+            </w:r>
+          </w:p>
+        </w:tc>
+        <w:tc>
+          <w:tcPr>
+            <w:tcW w:w="2221" w:type="dxa"/>
             <w:vAlign w:val="center"/>
           </w:tcPr>
           <w:p>
@@ -1958,38 +1786,38 @@
               <w:spacing w:line="276" w:lineRule="auto"/>
               <w:rPr>
                 <w:rFonts w:ascii="Lora" w:hAnsi="Lora"/>
-                <w:sz w:val="16"/>
-                <w:szCs w:val="16"/>
-              </w:rPr>
-            </w:pPr>
-            <w:r>
-              <w:rPr>
-                <w:rFonts w:ascii="Lora" w:hAnsi="Lora"/>
-                <w:sz w:val="16"/>
-                <w:szCs w:val="16"/>
-              </w:rPr>
-              <w:t>Holiday rule takes priority or stacks correctly</w:t>
-            </w:r>
-          </w:p>
-        </w:tc>
-        <w:tc>
-          <w:tcPr>
-            <w:tcW w:w="1220" w:type="dxa"/>
-            <w:vAlign w:val="center"/>
-          </w:tcPr>
-          <w:p>
-            <w:pPr>
-              <w:rPr>
-                <w:rFonts w:ascii="Lora" w:hAnsi="Lora"/>
-                <w:sz w:val="16"/>
-                <w:szCs w:val="16"/>
-              </w:rPr>
-            </w:pPr>
-            <w:r>
-              <w:rPr>
-                <w:rFonts w:ascii="Lora" w:hAnsi="Lora"/>
-                <w:sz w:val="16"/>
-                <w:szCs w:val="16"/>
+                <w:sz w:val="18"/>
+                <w:szCs w:val="18"/>
+              </w:rPr>
+            </w:pPr>
+            <w:r>
+              <w:rPr>
+                <w:rFonts w:ascii="Lora" w:hAnsi="Lora"/>
+                <w:sz w:val="18"/>
+                <w:szCs w:val="18"/>
+              </w:rPr>
+              <w:t>Holiday surcharge applied with holiday rate priority (3000 KHR total)</w:t>
+            </w:r>
+          </w:p>
+        </w:tc>
+        <w:tc>
+          <w:tcPr>
+            <w:tcW w:w="1202" w:type="dxa"/>
+            <w:vAlign w:val="center"/>
+          </w:tcPr>
+          <w:p>
+            <w:pPr>
+              <w:rPr>
+                <w:rFonts w:ascii="Lora" w:hAnsi="Lora"/>
+                <w:sz w:val="18"/>
+                <w:szCs w:val="18"/>
+              </w:rPr>
+            </w:pPr>
+            <w:r>
+              <w:rPr>
+                <w:rFonts w:ascii="Lora" w:hAnsi="Lora"/>
+                <w:sz w:val="18"/>
+                <w:szCs w:val="18"/>
               </w:rPr>
               <w:t>Rule Interaction Test</w:t>
             </w:r>
@@ -2002,7 +1830,7 @@
         </w:trPr>
         <w:tc>
           <w:tcPr>
-            <w:tcW w:w="425" w:type="dxa"/>
+            <w:tcW w:w="420" w:type="dxa"/>
             <w:shd w:val="clear" w:color="auto" w:fill="E7E6E6" w:themeFill="background2"/>
             <w:vAlign w:val="center"/>
           </w:tcPr>
@@ -2031,7 +1859,7 @@
         </w:tc>
         <w:tc>
           <w:tcPr>
-            <w:tcW w:w="1641" w:type="dxa"/>
+            <w:tcW w:w="1560" w:type="dxa"/>
             <w:vAlign w:val="center"/>
           </w:tcPr>
           <w:tbl>
@@ -2064,8 +1892,8 @@
                     <w:spacing w:after="0" w:line="276" w:lineRule="auto"/>
                     <w:rPr>
                       <w:rFonts w:ascii="Lora" w:eastAsia="Times New Roman" w:hAnsi="Lora" w:cs="Times New Roman"/>
-                      <w:sz w:val="16"/>
-                      <w:szCs w:val="16"/>
+                      <w:sz w:val="18"/>
+                      <w:szCs w:val="18"/>
                     </w:rPr>
                   </w:pPr>
                 </w:p>
@@ -2078,8 +1906,8 @@
               <w:rPr>
                 <w:rFonts w:ascii="Lora" w:eastAsia="Times New Roman" w:hAnsi="Lora" w:cs="Times New Roman"/>
                 <w:vanish/>
-                <w:sz w:val="16"/>
-                <w:szCs w:val="16"/>
+                <w:sz w:val="18"/>
+                <w:szCs w:val="18"/>
               </w:rPr>
             </w:pPr>
           </w:p>
@@ -2096,7 +1924,7 @@
               <w:tblLook w:val="04A0" w:firstRow="1" w:lastRow="0" w:firstColumn="1" w:lastColumn="0" w:noHBand="0" w:noVBand="1"/>
             </w:tblPr>
             <w:tblGrid>
-              <w:gridCol w:w="1425"/>
+              <w:gridCol w:w="1088"/>
             </w:tblGrid>
             <w:tr>
               <w:trPr>
@@ -2113,15 +1941,15 @@
                     <w:spacing w:after="0" w:line="276" w:lineRule="auto"/>
                     <w:rPr>
                       <w:rFonts w:ascii="Lora" w:eastAsia="Times New Roman" w:hAnsi="Lora" w:cs="Times New Roman"/>
-                      <w:sz w:val="16"/>
-                      <w:szCs w:val="16"/>
+                      <w:sz w:val="18"/>
+                      <w:szCs w:val="18"/>
                     </w:rPr>
                   </w:pPr>
                   <w:r>
                     <w:rPr>
                       <w:rFonts w:ascii="Lora" w:hAnsi="Lora"/>
-                      <w:sz w:val="16"/>
-                      <w:szCs w:val="16"/>
+                      <w:sz w:val="18"/>
+                      <w:szCs w:val="18"/>
                     </w:rPr>
                     <w:t>Gold member discount</w:t>
                   </w:r>
@@ -2134,15 +1962,15 @@
               <w:spacing w:line="276" w:lineRule="auto"/>
               <w:rPr>
                 <w:rFonts w:ascii="Lora" w:hAnsi="Lora"/>
-                <w:sz w:val="16"/>
-                <w:szCs w:val="16"/>
-              </w:rPr>
-            </w:pPr>
-          </w:p>
-        </w:tc>
-        <w:tc>
-          <w:tcPr>
-            <w:tcW w:w="941" w:type="dxa"/>
+                <w:sz w:val="18"/>
+                <w:szCs w:val="18"/>
+              </w:rPr>
+            </w:pPr>
+          </w:p>
+        </w:tc>
+        <w:tc>
+          <w:tcPr>
+            <w:tcW w:w="519" w:type="dxa"/>
             <w:vAlign w:val="center"/>
           </w:tcPr>
           <w:p>
@@ -2150,15 +1978,15 @@
               <w:spacing w:line="276" w:lineRule="auto"/>
               <w:rPr>
                 <w:rFonts w:ascii="Lora" w:hAnsi="Lora"/>
-                <w:sz w:val="16"/>
-                <w:szCs w:val="16"/>
-              </w:rPr>
-            </w:pPr>
-            <w:r>
-              <w:rPr>
-                <w:rFonts w:ascii="Lora" w:hAnsi="Lora"/>
-                <w:sz w:val="16"/>
-                <w:szCs w:val="16"/>
+                <w:sz w:val="18"/>
+                <w:szCs w:val="18"/>
+              </w:rPr>
+            </w:pPr>
+            <w:r>
+              <w:rPr>
+                <w:rFonts w:ascii="Lora" w:hAnsi="Lora"/>
+                <w:sz w:val="18"/>
+                <w:szCs w:val="18"/>
               </w:rPr>
               <w:t>Car</w:t>
             </w:r>
@@ -2166,7 +1994,7 @@
         </w:tc>
         <w:tc>
           <w:tcPr>
-            <w:tcW w:w="1081" w:type="dxa"/>
+            <w:tcW w:w="1066" w:type="dxa"/>
             <w:vAlign w:val="center"/>
           </w:tcPr>
           <w:p>
@@ -2174,15 +2002,15 @@
               <w:spacing w:line="276" w:lineRule="auto"/>
               <w:rPr>
                 <w:rFonts w:ascii="Lora" w:hAnsi="Lora"/>
-                <w:sz w:val="16"/>
-                <w:szCs w:val="16"/>
-              </w:rPr>
-            </w:pPr>
-            <w:r>
-              <w:rPr>
-                <w:rFonts w:ascii="Lora" w:hAnsi="Lora"/>
-                <w:sz w:val="16"/>
-                <w:szCs w:val="16"/>
+                <w:sz w:val="18"/>
+                <w:szCs w:val="18"/>
+              </w:rPr>
+            </w:pPr>
+            <w:r>
+              <w:rPr>
+                <w:rFonts w:ascii="Lora" w:hAnsi="Lora"/>
+                <w:sz w:val="18"/>
+                <w:szCs w:val="18"/>
               </w:rPr>
               <w:t>2h</w:t>
             </w:r>
@@ -2190,7 +2018,7 @@
         </w:tc>
         <w:tc>
           <w:tcPr>
-            <w:tcW w:w="1436" w:type="dxa"/>
+            <w:tcW w:w="1406" w:type="dxa"/>
             <w:vAlign w:val="center"/>
           </w:tcPr>
           <w:p>
@@ -2198,23 +2026,23 @@
               <w:spacing w:line="276" w:lineRule="auto"/>
               <w:rPr>
                 <w:rFonts w:ascii="Lora" w:hAnsi="Lora"/>
-                <w:sz w:val="16"/>
-                <w:szCs w:val="16"/>
-              </w:rPr>
-            </w:pPr>
-            <w:r>
-              <w:rPr>
-                <w:rFonts w:ascii="Lora" w:hAnsi="Lora"/>
-                <w:sz w:val="16"/>
-                <w:szCs w:val="16"/>
+                <w:sz w:val="18"/>
+                <w:szCs w:val="18"/>
+              </w:rPr>
+            </w:pPr>
+            <w:r>
+              <w:rPr>
+                <w:rFonts w:ascii="Lora" w:hAnsi="Lora"/>
+                <w:sz w:val="18"/>
+                <w:szCs w:val="18"/>
               </w:rPr>
               <w:t>G</w:t>
             </w:r>
             <w:r>
               <w:rPr>
                 <w:rFonts w:ascii="Lora" w:hAnsi="Lora"/>
-                <w:sz w:val="16"/>
-                <w:szCs w:val="16"/>
+                <w:sz w:val="18"/>
+                <w:szCs w:val="18"/>
               </w:rPr>
               <w:t>old member</w:t>
             </w:r>
@@ -2222,7 +2050,7 @@
         </w:tc>
         <w:tc>
           <w:tcPr>
-            <w:tcW w:w="1134" w:type="dxa"/>
+            <w:tcW w:w="956" w:type="dxa"/>
             <w:vAlign w:val="center"/>
           </w:tcPr>
           <w:p>
@@ -2230,15 +2058,15 @@
               <w:spacing w:line="276" w:lineRule="auto"/>
               <w:rPr>
                 <w:rFonts w:ascii="Lora" w:hAnsi="Lora"/>
-                <w:sz w:val="16"/>
-                <w:szCs w:val="16"/>
-              </w:rPr>
-            </w:pPr>
-            <w:r>
-              <w:rPr>
-                <w:rFonts w:ascii="Lora" w:hAnsi="Lora"/>
-                <w:sz w:val="16"/>
-                <w:szCs w:val="16"/>
+                <w:sz w:val="18"/>
+                <w:szCs w:val="18"/>
+              </w:rPr>
+            </w:pPr>
+            <w:r>
+              <w:rPr>
+                <w:rFonts w:ascii="Lora" w:hAnsi="Lora"/>
+                <w:sz w:val="18"/>
+                <w:szCs w:val="18"/>
               </w:rPr>
               <w:t>None</w:t>
             </w:r>
@@ -2246,7 +2074,7 @@
         </w:tc>
         <w:tc>
           <w:tcPr>
-            <w:tcW w:w="1472" w:type="dxa"/>
+            <w:tcW w:w="2221" w:type="dxa"/>
             <w:vAlign w:val="center"/>
           </w:tcPr>
           <w:p>
@@ -2254,56 +2082,38 @@
               <w:spacing w:line="276" w:lineRule="auto"/>
               <w:rPr>
                 <w:rFonts w:ascii="Lora" w:hAnsi="Lora"/>
-                <w:sz w:val="16"/>
-                <w:szCs w:val="16"/>
-              </w:rPr>
-            </w:pPr>
-            <w:r>
-              <w:rPr>
-                <w:rFonts w:ascii="Lora" w:hAnsi="Lora"/>
-                <w:sz w:val="16"/>
-                <w:szCs w:val="16"/>
-              </w:rPr>
-              <w:t>Discount applied (</w:t>
-            </w:r>
-            <w:proofErr w:type="gramStart"/>
-            <w:r>
-              <w:rPr>
-                <w:rFonts w:ascii="Lora" w:hAnsi="Lora"/>
-                <w:sz w:val="16"/>
-                <w:szCs w:val="16"/>
-              </w:rPr>
-              <w:t>e.g.</w:t>
-            </w:r>
-            <w:proofErr w:type="gramEnd"/>
-            <w:r>
-              <w:rPr>
-                <w:rFonts w:ascii="Lora" w:hAnsi="Lora"/>
-                <w:sz w:val="16"/>
-                <w:szCs w:val="16"/>
-              </w:rPr>
-              <w:t xml:space="preserve"> -20%)</w:t>
-            </w:r>
-          </w:p>
-        </w:tc>
-        <w:tc>
-          <w:tcPr>
-            <w:tcW w:w="1220" w:type="dxa"/>
-            <w:vAlign w:val="center"/>
-          </w:tcPr>
-          <w:p>
-            <w:pPr>
-              <w:rPr>
-                <w:rFonts w:ascii="Lora" w:hAnsi="Lora"/>
-                <w:sz w:val="16"/>
-                <w:szCs w:val="16"/>
-              </w:rPr>
-            </w:pPr>
-            <w:r>
-              <w:rPr>
-                <w:rFonts w:ascii="Lora" w:hAnsi="Lora"/>
-                <w:sz w:val="16"/>
-                <w:szCs w:val="16"/>
+                <w:sz w:val="18"/>
+                <w:szCs w:val="18"/>
+              </w:rPr>
+            </w:pPr>
+            <w:r>
+              <w:rPr>
+                <w:rFonts w:ascii="Lora" w:hAnsi="Lora"/>
+                <w:sz w:val="18"/>
+                <w:szCs w:val="18"/>
+              </w:rPr>
+              <w:t>Discount applied (1600 KHR total)</w:t>
+            </w:r>
+          </w:p>
+        </w:tc>
+        <w:tc>
+          <w:tcPr>
+            <w:tcW w:w="1202" w:type="dxa"/>
+            <w:vAlign w:val="center"/>
+          </w:tcPr>
+          <w:p>
+            <w:pPr>
+              <w:rPr>
+                <w:rFonts w:ascii="Lora" w:hAnsi="Lora"/>
+                <w:sz w:val="18"/>
+                <w:szCs w:val="18"/>
+              </w:rPr>
+            </w:pPr>
+            <w:r>
+              <w:rPr>
+                <w:rFonts w:ascii="Lora" w:hAnsi="Lora"/>
+                <w:sz w:val="18"/>
+                <w:szCs w:val="18"/>
               </w:rPr>
               <w:t>Unit Test</w:t>
             </w:r>
@@ -2316,7 +2126,7 @@
         </w:trPr>
         <w:tc>
           <w:tcPr>
-            <w:tcW w:w="425" w:type="dxa"/>
+            <w:tcW w:w="420" w:type="dxa"/>
             <w:shd w:val="clear" w:color="auto" w:fill="E7E6E6" w:themeFill="background2"/>
             <w:vAlign w:val="center"/>
           </w:tcPr>
@@ -2339,13 +2149,14 @@
                 <w:sz w:val="20"/>
                 <w:szCs w:val="20"/>
               </w:rPr>
+              <w:lastRenderedPageBreak/>
               <w:t>8</w:t>
             </w:r>
           </w:p>
         </w:tc>
         <w:tc>
           <w:tcPr>
-            <w:tcW w:w="1641" w:type="dxa"/>
+            <w:tcW w:w="1560" w:type="dxa"/>
             <w:vAlign w:val="center"/>
           </w:tcPr>
           <w:p>
@@ -2353,15 +2164,15 @@
               <w:spacing w:line="276" w:lineRule="auto"/>
               <w:rPr>
                 <w:rFonts w:ascii="Lora" w:hAnsi="Lora"/>
-                <w:sz w:val="16"/>
-                <w:szCs w:val="16"/>
-              </w:rPr>
-            </w:pPr>
-            <w:r>
-              <w:rPr>
-                <w:rFonts w:ascii="Lora" w:hAnsi="Lora"/>
-                <w:sz w:val="16"/>
-                <w:szCs w:val="16"/>
+                <w:sz w:val="18"/>
+                <w:szCs w:val="18"/>
+              </w:rPr>
+            </w:pPr>
+            <w:r>
+              <w:rPr>
+                <w:rFonts w:ascii="Lora" w:hAnsi="Lora"/>
+                <w:sz w:val="18"/>
+                <w:szCs w:val="18"/>
               </w:rPr>
               <w:t>Lost ticket penalty</w:t>
             </w:r>
@@ -2369,7 +2180,7 @@
         </w:tc>
         <w:tc>
           <w:tcPr>
-            <w:tcW w:w="941" w:type="dxa"/>
+            <w:tcW w:w="519" w:type="dxa"/>
             <w:vAlign w:val="center"/>
           </w:tcPr>
           <w:p>
@@ -2377,15 +2188,15 @@
               <w:spacing w:line="276" w:lineRule="auto"/>
               <w:rPr>
                 <w:rFonts w:ascii="Lora" w:hAnsi="Lora"/>
-                <w:sz w:val="16"/>
-                <w:szCs w:val="16"/>
-              </w:rPr>
-            </w:pPr>
-            <w:r>
-              <w:rPr>
-                <w:rFonts w:ascii="Lora" w:hAnsi="Lora"/>
-                <w:sz w:val="16"/>
-                <w:szCs w:val="16"/>
+                <w:sz w:val="18"/>
+                <w:szCs w:val="18"/>
+              </w:rPr>
+            </w:pPr>
+            <w:r>
+              <w:rPr>
+                <w:rFonts w:ascii="Lora" w:hAnsi="Lora"/>
+                <w:sz w:val="18"/>
+                <w:szCs w:val="18"/>
               </w:rPr>
               <w:t>SUV</w:t>
             </w:r>
@@ -2393,7 +2204,7 @@
         </w:tc>
         <w:tc>
           <w:tcPr>
-            <w:tcW w:w="1081" w:type="dxa"/>
+            <w:tcW w:w="1066" w:type="dxa"/>
             <w:vAlign w:val="center"/>
           </w:tcPr>
           <w:p>
@@ -2401,15 +2212,15 @@
               <w:spacing w:line="276" w:lineRule="auto"/>
               <w:rPr>
                 <w:rFonts w:ascii="Lora" w:hAnsi="Lora"/>
-                <w:sz w:val="16"/>
-                <w:szCs w:val="16"/>
-              </w:rPr>
-            </w:pPr>
-            <w:r>
-              <w:rPr>
-                <w:rFonts w:ascii="Lora" w:hAnsi="Lora"/>
-                <w:sz w:val="16"/>
-                <w:szCs w:val="16"/>
+                <w:sz w:val="18"/>
+                <w:szCs w:val="18"/>
+              </w:rPr>
+            </w:pPr>
+            <w:r>
+              <w:rPr>
+                <w:rFonts w:ascii="Lora" w:hAnsi="Lora"/>
+                <w:sz w:val="18"/>
+                <w:szCs w:val="18"/>
               </w:rPr>
               <w:t>Any</w:t>
             </w:r>
@@ -2417,7 +2228,7 @@
         </w:tc>
         <w:tc>
           <w:tcPr>
-            <w:tcW w:w="1436" w:type="dxa"/>
+            <w:tcW w:w="1406" w:type="dxa"/>
             <w:vAlign w:val="center"/>
           </w:tcPr>
           <w:p>
@@ -2425,15 +2236,15 @@
               <w:spacing w:line="276" w:lineRule="auto"/>
               <w:rPr>
                 <w:rFonts w:ascii="Lora" w:hAnsi="Lora"/>
-                <w:sz w:val="16"/>
-                <w:szCs w:val="16"/>
-              </w:rPr>
-            </w:pPr>
-            <w:r>
-              <w:rPr>
-                <w:rFonts w:ascii="Lora" w:hAnsi="Lora"/>
-                <w:sz w:val="16"/>
-                <w:szCs w:val="16"/>
+                <w:sz w:val="18"/>
+                <w:szCs w:val="18"/>
+              </w:rPr>
+            </w:pPr>
+            <w:r>
+              <w:rPr>
+                <w:rFonts w:ascii="Lora" w:hAnsi="Lora"/>
+                <w:sz w:val="18"/>
+                <w:szCs w:val="18"/>
               </w:rPr>
               <w:t>Guest</w:t>
             </w:r>
@@ -2441,7 +2252,7 @@
         </w:tc>
         <w:tc>
           <w:tcPr>
-            <w:tcW w:w="1134" w:type="dxa"/>
+            <w:tcW w:w="956" w:type="dxa"/>
             <w:vAlign w:val="center"/>
           </w:tcPr>
           <w:p>
@@ -2449,15 +2260,15 @@
               <w:spacing w:line="276" w:lineRule="auto"/>
               <w:rPr>
                 <w:rFonts w:ascii="Lora" w:hAnsi="Lora"/>
-                <w:sz w:val="16"/>
-                <w:szCs w:val="16"/>
-              </w:rPr>
-            </w:pPr>
-            <w:r>
-              <w:rPr>
-                <w:rFonts w:ascii="Lora" w:hAnsi="Lora"/>
-                <w:sz w:val="16"/>
-                <w:szCs w:val="16"/>
+                <w:sz w:val="18"/>
+                <w:szCs w:val="18"/>
+              </w:rPr>
+            </w:pPr>
+            <w:r>
+              <w:rPr>
+                <w:rFonts w:ascii="Lora" w:hAnsi="Lora"/>
+                <w:sz w:val="18"/>
+                <w:szCs w:val="18"/>
               </w:rPr>
               <w:t>Lost ticket</w:t>
             </w:r>
@@ -2465,7 +2276,7 @@
         </w:tc>
         <w:tc>
           <w:tcPr>
-            <w:tcW w:w="1472" w:type="dxa"/>
+            <w:tcW w:w="2221" w:type="dxa"/>
             <w:vAlign w:val="center"/>
           </w:tcPr>
           <w:p>
@@ -2473,56 +2284,38 @@
               <w:spacing w:line="276" w:lineRule="auto"/>
               <w:rPr>
                 <w:rFonts w:ascii="Lora" w:hAnsi="Lora"/>
-                <w:sz w:val="16"/>
-                <w:szCs w:val="16"/>
-              </w:rPr>
-            </w:pPr>
-            <w:r>
-              <w:rPr>
-                <w:rFonts w:ascii="Lora" w:hAnsi="Lora"/>
-                <w:sz w:val="16"/>
-                <w:szCs w:val="16"/>
-              </w:rPr>
-              <w:t>Fixed penalty added (</w:t>
-            </w:r>
-            <w:proofErr w:type="gramStart"/>
-            <w:r>
-              <w:rPr>
-                <w:rFonts w:ascii="Lora" w:hAnsi="Lora"/>
-                <w:sz w:val="16"/>
-                <w:szCs w:val="16"/>
-              </w:rPr>
-              <w:t>e.g.</w:t>
-            </w:r>
-            <w:proofErr w:type="gramEnd"/>
-            <w:r>
-              <w:rPr>
-                <w:rFonts w:ascii="Lora" w:hAnsi="Lora"/>
-                <w:sz w:val="16"/>
-                <w:szCs w:val="16"/>
-              </w:rPr>
-              <w:t xml:space="preserve"> 5000)</w:t>
-            </w:r>
-          </w:p>
-        </w:tc>
-        <w:tc>
-          <w:tcPr>
-            <w:tcW w:w="1220" w:type="dxa"/>
-            <w:vAlign w:val="center"/>
-          </w:tcPr>
-          <w:p>
-            <w:pPr>
-              <w:rPr>
-                <w:rFonts w:ascii="Lora" w:hAnsi="Lora"/>
-                <w:sz w:val="16"/>
-                <w:szCs w:val="16"/>
-              </w:rPr>
-            </w:pPr>
-            <w:r>
-              <w:rPr>
-                <w:rFonts w:ascii="Lora" w:hAnsi="Lora"/>
-                <w:sz w:val="16"/>
-                <w:szCs w:val="16"/>
+                <w:sz w:val="18"/>
+                <w:szCs w:val="18"/>
+              </w:rPr>
+            </w:pPr>
+            <w:r>
+              <w:rPr>
+                <w:rFonts w:ascii="Lora" w:hAnsi="Lora"/>
+                <w:sz w:val="18"/>
+                <w:szCs w:val="18"/>
+              </w:rPr>
+              <w:t>Lost ticket penalty added (22000 KHR total)</w:t>
+            </w:r>
+          </w:p>
+        </w:tc>
+        <w:tc>
+          <w:tcPr>
+            <w:tcW w:w="1202" w:type="dxa"/>
+            <w:vAlign w:val="center"/>
+          </w:tcPr>
+          <w:p>
+            <w:pPr>
+              <w:rPr>
+                <w:rFonts w:ascii="Lora" w:hAnsi="Lora"/>
+                <w:sz w:val="18"/>
+                <w:szCs w:val="18"/>
+              </w:rPr>
+            </w:pPr>
+            <w:r>
+              <w:rPr>
+                <w:rFonts w:ascii="Lora" w:hAnsi="Lora"/>
+                <w:sz w:val="18"/>
+                <w:szCs w:val="18"/>
               </w:rPr>
               <w:t>Edge Case Test</w:t>
             </w:r>
@@ -2535,8 +2328,8 @@
         </w:trPr>
         <w:tc>
           <w:tcPr>
-            <w:tcW w:w="425" w:type="dxa"/>
-            <w:shd w:val="clear" w:color="auto" w:fill="DEEAF6" w:themeFill="accent5" w:themeFillTint="33"/>
+            <w:tcW w:w="420" w:type="dxa"/>
+            <w:shd w:val="clear" w:color="auto" w:fill="E7E6E6" w:themeFill="background2"/>
             <w:vAlign w:val="center"/>
           </w:tcPr>
           <w:p>
@@ -2558,14 +2351,13 @@
                 <w:sz w:val="20"/>
                 <w:szCs w:val="20"/>
               </w:rPr>
-              <w:lastRenderedPageBreak/>
               <w:t>9</w:t>
             </w:r>
           </w:p>
         </w:tc>
         <w:tc>
           <w:tcPr>
-            <w:tcW w:w="1641" w:type="dxa"/>
+            <w:tcW w:w="1560" w:type="dxa"/>
             <w:vAlign w:val="center"/>
           </w:tcPr>
           <w:tbl>
@@ -2598,8 +2390,8 @@
                     <w:spacing w:after="0" w:line="276" w:lineRule="auto"/>
                     <w:rPr>
                       <w:rFonts w:ascii="Lora" w:eastAsia="Times New Roman" w:hAnsi="Lora" w:cs="Times New Roman"/>
-                      <w:sz w:val="16"/>
-                      <w:szCs w:val="16"/>
+                      <w:sz w:val="18"/>
+                      <w:szCs w:val="18"/>
                     </w:rPr>
                   </w:pPr>
                 </w:p>
@@ -2612,8 +2404,8 @@
               <w:rPr>
                 <w:rFonts w:ascii="Lora" w:eastAsia="Times New Roman" w:hAnsi="Lora" w:cs="Times New Roman"/>
                 <w:vanish/>
-                <w:sz w:val="16"/>
-                <w:szCs w:val="16"/>
+                <w:sz w:val="18"/>
+                <w:szCs w:val="18"/>
               </w:rPr>
             </w:pPr>
           </w:p>
@@ -2630,7 +2422,7 @@
               <w:tblLook w:val="04A0" w:firstRow="1" w:lastRow="0" w:firstColumn="1" w:lastColumn="0" w:noHBand="0" w:noVBand="1"/>
             </w:tblPr>
             <w:tblGrid>
-              <w:gridCol w:w="1425"/>
+              <w:gridCol w:w="1088"/>
             </w:tblGrid>
             <w:tr>
               <w:trPr>
@@ -2647,15 +2439,15 @@
                     <w:spacing w:after="0" w:line="276" w:lineRule="auto"/>
                     <w:rPr>
                       <w:rFonts w:ascii="Lora" w:eastAsia="Times New Roman" w:hAnsi="Lora" w:cs="Times New Roman"/>
-                      <w:sz w:val="16"/>
-                      <w:szCs w:val="16"/>
+                      <w:sz w:val="18"/>
+                      <w:szCs w:val="18"/>
                     </w:rPr>
                   </w:pPr>
                   <w:r>
                     <w:rPr>
                       <w:rFonts w:ascii="Lora" w:hAnsi="Lora"/>
-                      <w:sz w:val="16"/>
-                      <w:szCs w:val="16"/>
+                      <w:sz w:val="18"/>
+                      <w:szCs w:val="18"/>
                     </w:rPr>
                     <w:t>Negative duration input</w:t>
                   </w:r>
@@ -2668,15 +2460,15 @@
               <w:spacing w:line="276" w:lineRule="auto"/>
               <w:rPr>
                 <w:rFonts w:ascii="Lora" w:hAnsi="Lora"/>
-                <w:sz w:val="16"/>
-                <w:szCs w:val="16"/>
-              </w:rPr>
-            </w:pPr>
-          </w:p>
-        </w:tc>
-        <w:tc>
-          <w:tcPr>
-            <w:tcW w:w="941" w:type="dxa"/>
+                <w:sz w:val="18"/>
+                <w:szCs w:val="18"/>
+              </w:rPr>
+            </w:pPr>
+          </w:p>
+        </w:tc>
+        <w:tc>
+          <w:tcPr>
+            <w:tcW w:w="519" w:type="dxa"/>
             <w:vAlign w:val="center"/>
           </w:tcPr>
           <w:p>
@@ -2684,15 +2476,15 @@
               <w:spacing w:line="276" w:lineRule="auto"/>
               <w:rPr>
                 <w:rFonts w:ascii="Lora" w:hAnsi="Lora"/>
-                <w:sz w:val="16"/>
-                <w:szCs w:val="16"/>
-              </w:rPr>
-            </w:pPr>
-            <w:r>
-              <w:rPr>
-                <w:rFonts w:ascii="Lora" w:hAnsi="Lora"/>
-                <w:sz w:val="16"/>
-                <w:szCs w:val="16"/>
+                <w:sz w:val="18"/>
+                <w:szCs w:val="18"/>
+              </w:rPr>
+            </w:pPr>
+            <w:r>
+              <w:rPr>
+                <w:rFonts w:ascii="Lora" w:hAnsi="Lora"/>
+                <w:sz w:val="18"/>
+                <w:szCs w:val="18"/>
               </w:rPr>
               <w:t>Car</w:t>
             </w:r>
@@ -2700,7 +2492,7 @@
         </w:tc>
         <w:tc>
           <w:tcPr>
-            <w:tcW w:w="1081" w:type="dxa"/>
+            <w:tcW w:w="1066" w:type="dxa"/>
             <w:vAlign w:val="center"/>
           </w:tcPr>
           <w:p>
@@ -2708,15 +2500,15 @@
               <w:spacing w:line="276" w:lineRule="auto"/>
               <w:rPr>
                 <w:rFonts w:ascii="Lora" w:hAnsi="Lora"/>
-                <w:sz w:val="16"/>
-                <w:szCs w:val="16"/>
-              </w:rPr>
-            </w:pPr>
-            <w:r>
-              <w:rPr>
-                <w:rFonts w:ascii="Lora" w:hAnsi="Lora"/>
-                <w:sz w:val="16"/>
-                <w:szCs w:val="16"/>
+                <w:sz w:val="18"/>
+                <w:szCs w:val="18"/>
+              </w:rPr>
+            </w:pPr>
+            <w:r>
+              <w:rPr>
+                <w:rFonts w:ascii="Lora" w:hAnsi="Lora"/>
+                <w:sz w:val="18"/>
+                <w:szCs w:val="18"/>
               </w:rPr>
               <w:t>-30min</w:t>
             </w:r>
@@ -2724,7 +2516,7 @@
         </w:tc>
         <w:tc>
           <w:tcPr>
-            <w:tcW w:w="1436" w:type="dxa"/>
+            <w:tcW w:w="1406" w:type="dxa"/>
             <w:vAlign w:val="center"/>
           </w:tcPr>
           <w:p>
@@ -2732,15 +2524,15 @@
               <w:spacing w:line="276" w:lineRule="auto"/>
               <w:rPr>
                 <w:rFonts w:ascii="Lora" w:hAnsi="Lora"/>
-                <w:sz w:val="16"/>
-                <w:szCs w:val="16"/>
-              </w:rPr>
-            </w:pPr>
-            <w:r>
-              <w:rPr>
-                <w:rFonts w:ascii="Lora" w:hAnsi="Lora"/>
-                <w:sz w:val="16"/>
-                <w:szCs w:val="16"/>
+                <w:sz w:val="18"/>
+                <w:szCs w:val="18"/>
+              </w:rPr>
+            </w:pPr>
+            <w:r>
+              <w:rPr>
+                <w:rFonts w:ascii="Lora" w:hAnsi="Lora"/>
+                <w:sz w:val="18"/>
+                <w:szCs w:val="18"/>
               </w:rPr>
               <w:t>Guest</w:t>
             </w:r>
@@ -2748,7 +2540,7 @@
         </w:tc>
         <w:tc>
           <w:tcPr>
-            <w:tcW w:w="1134" w:type="dxa"/>
+            <w:tcW w:w="956" w:type="dxa"/>
             <w:vAlign w:val="center"/>
           </w:tcPr>
           <w:p>
@@ -2756,15 +2548,15 @@
               <w:spacing w:line="276" w:lineRule="auto"/>
               <w:rPr>
                 <w:rFonts w:ascii="Lora" w:hAnsi="Lora"/>
-                <w:sz w:val="16"/>
-                <w:szCs w:val="16"/>
-              </w:rPr>
-            </w:pPr>
-            <w:r>
-              <w:rPr>
-                <w:rFonts w:ascii="Lora" w:hAnsi="Lora"/>
-                <w:sz w:val="16"/>
-                <w:szCs w:val="16"/>
+                <w:sz w:val="18"/>
+                <w:szCs w:val="18"/>
+              </w:rPr>
+            </w:pPr>
+            <w:r>
+              <w:rPr>
+                <w:rFonts w:ascii="Lora" w:hAnsi="Lora"/>
+                <w:sz w:val="18"/>
+                <w:szCs w:val="18"/>
               </w:rPr>
               <w:t>None</w:t>
             </w:r>
@@ -2772,7 +2564,7 @@
         </w:tc>
         <w:tc>
           <w:tcPr>
-            <w:tcW w:w="1472" w:type="dxa"/>
+            <w:tcW w:w="2221" w:type="dxa"/>
             <w:vAlign w:val="center"/>
           </w:tcPr>
           <w:p>
@@ -2780,38 +2572,49 @@
               <w:spacing w:line="276" w:lineRule="auto"/>
               <w:rPr>
                 <w:rFonts w:ascii="Lora" w:hAnsi="Lora"/>
-                <w:sz w:val="16"/>
-                <w:szCs w:val="16"/>
-              </w:rPr>
-            </w:pPr>
-            <w:r>
-              <w:rPr>
-                <w:rFonts w:ascii="Lora" w:hAnsi="Lora"/>
-                <w:sz w:val="16"/>
-                <w:szCs w:val="16"/>
-              </w:rPr>
-              <w:t>Exception thrown</w:t>
-            </w:r>
-          </w:p>
-        </w:tc>
-        <w:tc>
-          <w:tcPr>
-            <w:tcW w:w="1220" w:type="dxa"/>
-            <w:vAlign w:val="center"/>
-          </w:tcPr>
-          <w:p>
-            <w:pPr>
-              <w:rPr>
-                <w:rFonts w:ascii="Lora" w:hAnsi="Lora"/>
-                <w:sz w:val="16"/>
-                <w:szCs w:val="16"/>
-              </w:rPr>
-            </w:pPr>
-            <w:r>
-              <w:rPr>
-                <w:rFonts w:ascii="Lora" w:hAnsi="Lora"/>
-                <w:sz w:val="16"/>
-                <w:szCs w:val="16"/>
+                <w:sz w:val="18"/>
+                <w:szCs w:val="18"/>
+              </w:rPr>
+            </w:pPr>
+            <w:proofErr w:type="spellStart"/>
+            <w:r>
+              <w:rPr>
+                <w:rStyle w:val="HTMLCode"/>
+                <w:rFonts w:ascii="Lora" w:eastAsiaTheme="minorHAnsi" w:hAnsi="Lora"/>
+                <w:sz w:val="18"/>
+                <w:szCs w:val="18"/>
+              </w:rPr>
+              <w:t>ArgumentException</w:t>
+            </w:r>
+            <w:proofErr w:type="spellEnd"/>
+            <w:r>
+              <w:rPr>
+                <w:rFonts w:ascii="Lora" w:hAnsi="Lora"/>
+                <w:sz w:val="18"/>
+                <w:szCs w:val="18"/>
+              </w:rPr>
+              <w:t xml:space="preserve"> thrown</w:t>
+            </w:r>
+          </w:p>
+        </w:tc>
+        <w:tc>
+          <w:tcPr>
+            <w:tcW w:w="1202" w:type="dxa"/>
+            <w:vAlign w:val="center"/>
+          </w:tcPr>
+          <w:p>
+            <w:pPr>
+              <w:rPr>
+                <w:rFonts w:ascii="Lora" w:hAnsi="Lora"/>
+                <w:sz w:val="18"/>
+                <w:szCs w:val="18"/>
+              </w:rPr>
+            </w:pPr>
+            <w:r>
+              <w:rPr>
+                <w:rFonts w:ascii="Lora" w:hAnsi="Lora"/>
+                <w:sz w:val="18"/>
+                <w:szCs w:val="18"/>
               </w:rPr>
               <w:t>Validation Test</w:t>
             </w:r>
@@ -2824,8 +2627,8 @@
         </w:trPr>
         <w:tc>
           <w:tcPr>
-            <w:tcW w:w="425" w:type="dxa"/>
-            <w:shd w:val="clear" w:color="auto" w:fill="DEEAF6" w:themeFill="accent5" w:themeFillTint="33"/>
+            <w:tcW w:w="420" w:type="dxa"/>
+            <w:shd w:val="clear" w:color="auto" w:fill="E7E6E6" w:themeFill="background2"/>
             <w:vAlign w:val="center"/>
           </w:tcPr>
           <w:p>
@@ -2853,7 +2656,7 @@
         </w:tc>
         <w:tc>
           <w:tcPr>
-            <w:tcW w:w="1641" w:type="dxa"/>
+            <w:tcW w:w="1560" w:type="dxa"/>
             <w:vAlign w:val="center"/>
           </w:tcPr>
           <w:p>
@@ -2861,15 +2664,15 @@
               <w:spacing w:line="276" w:lineRule="auto"/>
               <w:rPr>
                 <w:rFonts w:ascii="Lora" w:hAnsi="Lora"/>
-                <w:sz w:val="16"/>
-                <w:szCs w:val="16"/>
-              </w:rPr>
-            </w:pPr>
-            <w:r>
-              <w:rPr>
-                <w:rFonts w:ascii="Lora" w:hAnsi="Lora"/>
-                <w:sz w:val="16"/>
-                <w:szCs w:val="16"/>
+                <w:sz w:val="18"/>
+                <w:szCs w:val="18"/>
+              </w:rPr>
+            </w:pPr>
+            <w:r>
+              <w:rPr>
+                <w:rFonts w:ascii="Lora" w:hAnsi="Lora"/>
+                <w:sz w:val="18"/>
+                <w:szCs w:val="18"/>
               </w:rPr>
               <w:t>Property: fee never negative</w:t>
             </w:r>
@@ -2877,7 +2680,7 @@
         </w:tc>
         <w:tc>
           <w:tcPr>
-            <w:tcW w:w="941" w:type="dxa"/>
+            <w:tcW w:w="519" w:type="dxa"/>
             <w:vAlign w:val="center"/>
           </w:tcPr>
           <w:p>
@@ -2885,15 +2688,15 @@
               <w:spacing w:line="276" w:lineRule="auto"/>
               <w:rPr>
                 <w:rFonts w:ascii="Lora" w:hAnsi="Lora"/>
-                <w:sz w:val="16"/>
-                <w:szCs w:val="16"/>
-              </w:rPr>
-            </w:pPr>
-            <w:r>
-              <w:rPr>
-                <w:rFonts w:ascii="Lora" w:hAnsi="Lora"/>
-                <w:sz w:val="16"/>
-                <w:szCs w:val="16"/>
+                <w:sz w:val="18"/>
+                <w:szCs w:val="18"/>
+              </w:rPr>
+            </w:pPr>
+            <w:r>
+              <w:rPr>
+                <w:rFonts w:ascii="Lora" w:hAnsi="Lora"/>
+                <w:sz w:val="18"/>
+                <w:szCs w:val="18"/>
               </w:rPr>
               <w:t>Any</w:t>
             </w:r>
@@ -2901,7 +2704,7 @@
         </w:tc>
         <w:tc>
           <w:tcPr>
-            <w:tcW w:w="1081" w:type="dxa"/>
+            <w:tcW w:w="1066" w:type="dxa"/>
             <w:vAlign w:val="center"/>
           </w:tcPr>
           <w:p>
@@ -2909,15 +2712,15 @@
               <w:spacing w:line="276" w:lineRule="auto"/>
               <w:rPr>
                 <w:rFonts w:ascii="Lora" w:hAnsi="Lora"/>
-                <w:sz w:val="16"/>
-                <w:szCs w:val="16"/>
-              </w:rPr>
-            </w:pPr>
-            <w:r>
-              <w:rPr>
-                <w:rFonts w:ascii="Lora" w:hAnsi="Lora"/>
-                <w:sz w:val="16"/>
-                <w:szCs w:val="16"/>
+                <w:sz w:val="18"/>
+                <w:szCs w:val="18"/>
+              </w:rPr>
+            </w:pPr>
+            <w:r>
+              <w:rPr>
+                <w:rFonts w:ascii="Lora" w:hAnsi="Lora"/>
+                <w:sz w:val="18"/>
+                <w:szCs w:val="18"/>
               </w:rPr>
               <w:t>Random</w:t>
             </w:r>
@@ -2925,7 +2728,7 @@
         </w:tc>
         <w:tc>
           <w:tcPr>
-            <w:tcW w:w="1436" w:type="dxa"/>
+            <w:tcW w:w="1406" w:type="dxa"/>
             <w:vAlign w:val="center"/>
           </w:tcPr>
           <w:p>
@@ -2933,15 +2736,15 @@
               <w:spacing w:line="276" w:lineRule="auto"/>
               <w:rPr>
                 <w:rFonts w:ascii="Lora" w:hAnsi="Lora"/>
-                <w:sz w:val="16"/>
-                <w:szCs w:val="16"/>
-              </w:rPr>
-            </w:pPr>
-            <w:r>
-              <w:rPr>
-                <w:rFonts w:ascii="Lora" w:hAnsi="Lora"/>
-                <w:sz w:val="16"/>
-                <w:szCs w:val="16"/>
+                <w:sz w:val="18"/>
+                <w:szCs w:val="18"/>
+              </w:rPr>
+            </w:pPr>
+            <w:r>
+              <w:rPr>
+                <w:rFonts w:ascii="Lora" w:hAnsi="Lora"/>
+                <w:sz w:val="18"/>
+                <w:szCs w:val="18"/>
               </w:rPr>
               <w:t>Any</w:t>
             </w:r>
@@ -2949,7 +2752,7 @@
         </w:tc>
         <w:tc>
           <w:tcPr>
-            <w:tcW w:w="1134" w:type="dxa"/>
+            <w:tcW w:w="956" w:type="dxa"/>
             <w:vAlign w:val="center"/>
           </w:tcPr>
           <w:p>
@@ -2957,15 +2760,15 @@
               <w:spacing w:line="276" w:lineRule="auto"/>
               <w:rPr>
                 <w:rFonts w:ascii="Lora" w:hAnsi="Lora"/>
-                <w:sz w:val="16"/>
-                <w:szCs w:val="16"/>
-              </w:rPr>
-            </w:pPr>
-            <w:r>
-              <w:rPr>
-                <w:rFonts w:ascii="Lora" w:hAnsi="Lora"/>
-                <w:sz w:val="16"/>
-                <w:szCs w:val="16"/>
+                <w:sz w:val="18"/>
+                <w:szCs w:val="18"/>
+              </w:rPr>
+            </w:pPr>
+            <w:r>
+              <w:rPr>
+                <w:rFonts w:ascii="Lora" w:hAnsi="Lora"/>
+                <w:sz w:val="18"/>
+                <w:szCs w:val="18"/>
               </w:rPr>
               <w:t>None</w:t>
             </w:r>
@@ -2973,7 +2776,7 @@
         </w:tc>
         <w:tc>
           <w:tcPr>
-            <w:tcW w:w="1472" w:type="dxa"/>
+            <w:tcW w:w="2221" w:type="dxa"/>
             <w:vAlign w:val="center"/>
           </w:tcPr>
           <w:p>
@@ -2981,39 +2784,39 @@
               <w:spacing w:line="276" w:lineRule="auto"/>
               <w:rPr>
                 <w:rFonts w:ascii="Lora" w:hAnsi="Lora"/>
-                <w:sz w:val="16"/>
-                <w:szCs w:val="16"/>
-              </w:rPr>
-            </w:pPr>
-            <w:r>
-              <w:rPr>
-                <w:rFonts w:ascii="Lora" w:hAnsi="Lora"/>
-                <w:sz w:val="16"/>
-                <w:szCs w:val="16"/>
-              </w:rPr>
-              <w:t>Fee ≥ 0 always</w:t>
-            </w:r>
-          </w:p>
-        </w:tc>
-        <w:tc>
-          <w:tcPr>
-            <w:tcW w:w="1220" w:type="dxa"/>
-            <w:vAlign w:val="center"/>
-          </w:tcPr>
-          <w:p>
-            <w:pPr>
-              <w:rPr>
-                <w:rFonts w:ascii="Lora" w:hAnsi="Lora"/>
-                <w:sz w:val="16"/>
-                <w:szCs w:val="16"/>
+                <w:sz w:val="18"/>
+                <w:szCs w:val="18"/>
+              </w:rPr>
+            </w:pPr>
+            <w:r>
+              <w:rPr>
+                <w:rFonts w:ascii="Lora" w:hAnsi="Lora"/>
+                <w:sz w:val="18"/>
+                <w:szCs w:val="18"/>
+              </w:rPr>
+              <w:t>Fee ≥ 0 for all valid inputs</w:t>
+            </w:r>
+          </w:p>
+        </w:tc>
+        <w:tc>
+          <w:tcPr>
+            <w:tcW w:w="1202" w:type="dxa"/>
+            <w:vAlign w:val="center"/>
+          </w:tcPr>
+          <w:p>
+            <w:pPr>
+              <w:rPr>
+                <w:rFonts w:ascii="Lora" w:hAnsi="Lora"/>
+                <w:sz w:val="18"/>
+                <w:szCs w:val="18"/>
               </w:rPr>
             </w:pPr>
             <w:proofErr w:type="spellStart"/>
             <w:r>
               <w:rPr>
                 <w:rFonts w:ascii="Lora" w:hAnsi="Lora"/>
-                <w:sz w:val="16"/>
-                <w:szCs w:val="16"/>
+                <w:sz w:val="18"/>
+                <w:szCs w:val="18"/>
               </w:rPr>
               <w:t>FsCheck</w:t>
             </w:r>
@@ -3021,8 +2824,8 @@
             <w:r>
               <w:rPr>
                 <w:rFonts w:ascii="Lora" w:hAnsi="Lora"/>
-                <w:sz w:val="16"/>
-                <w:szCs w:val="16"/>
+                <w:sz w:val="18"/>
+                <w:szCs w:val="18"/>
               </w:rPr>
               <w:t xml:space="preserve"> Property Test</w:t>
             </w:r>
@@ -5087,6 +4890,7 @@
           <w:rFonts w:ascii="Lora" w:hAnsi="Lora"/>
           <w:szCs w:val="22"/>
         </w:rPr>
+        <w:lastRenderedPageBreak/>
         <w:t xml:space="preserve">List the properties you will verify with </w:t>
       </w:r>
       <w:proofErr w:type="spellStart"/>
@@ -5236,7 +5040,6 @@
                 <w:sz w:val="20"/>
                 <w:szCs w:val="20"/>
               </w:rPr>
-              <w:lastRenderedPageBreak/>
               <w:t>1</w:t>
             </w:r>
           </w:p>
@@ -5727,7 +5530,9 @@
       </w:r>
       <w:r>
         <w:rPr>
-          <w:rFonts w:ascii="Cascadia Code SemiBold" w:hAnsi="Cascadia Code SemiBold"/>
+          <w:rFonts w:ascii="Consolas" w:hAnsi="Consolas"/>
+          <w:b/>
+          <w:bCs/>
           <w:color w:val="70AD47" w:themeColor="accent6"/>
           <w:szCs w:val="22"/>
         </w:rPr>
@@ -5736,7 +5541,9 @@
       <w:proofErr w:type="spellStart"/>
       <w:r>
         <w:rPr>
-          <w:rFonts w:ascii="Cascadia Code SemiBold" w:hAnsi="Cascadia Code SemiBold"/>
+          <w:rFonts w:ascii="Consolas" w:hAnsi="Consolas"/>
+          <w:b/>
+          <w:bCs/>
           <w:color w:val="70AD47" w:themeColor="accent6"/>
           <w:szCs w:val="22"/>
         </w:rPr>
@@ -5759,10 +5566,10 @@
         <w:tblLook w:val="04A0" w:firstRow="1" w:lastRow="0" w:firstColumn="1" w:lastColumn="0" w:noHBand="0" w:noVBand="1"/>
       </w:tblPr>
       <w:tblGrid>
-        <w:gridCol w:w="421"/>
-        <w:gridCol w:w="2551"/>
-        <w:gridCol w:w="3402"/>
-        <w:gridCol w:w="2976"/>
+        <w:gridCol w:w="426"/>
+        <w:gridCol w:w="2549"/>
+        <w:gridCol w:w="3401"/>
+        <w:gridCol w:w="2974"/>
       </w:tblGrid>
       <w:tr>
         <w:trPr>
@@ -5771,7 +5578,7 @@
         <w:tc>
           <w:tcPr>
             <w:tcW w:w="421" w:type="dxa"/>
-            <w:shd w:val="clear" w:color="auto" w:fill="D0CECE" w:themeFill="background2" w:themeFillShade="E6"/>
+            <w:shd w:val="clear" w:color="auto" w:fill="E7E6E6" w:themeFill="background2"/>
             <w:vAlign w:val="center"/>
           </w:tcPr>
           <w:p>
@@ -5800,7 +5607,7 @@
         <w:tc>
           <w:tcPr>
             <w:tcW w:w="2551" w:type="dxa"/>
-            <w:shd w:val="clear" w:color="auto" w:fill="D0CECE" w:themeFill="background2" w:themeFillShade="E6"/>
+            <w:shd w:val="clear" w:color="auto" w:fill="E7E6E6" w:themeFill="background2"/>
             <w:vAlign w:val="center"/>
           </w:tcPr>
           <w:p>
@@ -5828,7 +5635,7 @@
         <w:tc>
           <w:tcPr>
             <w:tcW w:w="3402" w:type="dxa"/>
-            <w:shd w:val="clear" w:color="auto" w:fill="D0CECE" w:themeFill="background2" w:themeFillShade="E6"/>
+            <w:shd w:val="clear" w:color="auto" w:fill="E7E6E6" w:themeFill="background2"/>
             <w:vAlign w:val="center"/>
           </w:tcPr>
           <w:p>
@@ -5856,7 +5663,7 @@
         <w:tc>
           <w:tcPr>
             <w:tcW w:w="2976" w:type="dxa"/>
-            <w:shd w:val="clear" w:color="auto" w:fill="D0CECE" w:themeFill="background2" w:themeFillShade="E6"/>
+            <w:shd w:val="clear" w:color="auto" w:fill="E7E6E6" w:themeFill="background2"/>
             <w:vAlign w:val="center"/>
           </w:tcPr>
           <w:p>
@@ -5889,7 +5696,7 @@
         <w:tc>
           <w:tcPr>
             <w:tcW w:w="421" w:type="dxa"/>
-            <w:shd w:val="clear" w:color="auto" w:fill="D0CECE" w:themeFill="background2" w:themeFillShade="E6"/>
+            <w:shd w:val="clear" w:color="auto" w:fill="E7E6E6" w:themeFill="background2"/>
             <w:vAlign w:val="center"/>
           </w:tcPr>
           <w:p>
@@ -5941,6 +5748,7 @@
         <w:tc>
           <w:tcPr>
             <w:tcW w:w="3402" w:type="dxa"/>
+            <w:vAlign w:val="center"/>
           </w:tcPr>
           <w:p>
             <w:pPr>
@@ -5991,7 +5799,7 @@
         <w:tc>
           <w:tcPr>
             <w:tcW w:w="421" w:type="dxa"/>
-            <w:shd w:val="clear" w:color="auto" w:fill="D0CECE" w:themeFill="background2" w:themeFillShade="E6"/>
+            <w:shd w:val="clear" w:color="auto" w:fill="E7E6E6" w:themeFill="background2"/>
             <w:vAlign w:val="center"/>
           </w:tcPr>
           <w:p>
@@ -6043,6 +5851,7 @@
         <w:tc>
           <w:tcPr>
             <w:tcW w:w="3402" w:type="dxa"/>
+            <w:vAlign w:val="center"/>
           </w:tcPr>
           <w:p>
             <w:pPr>
@@ -6093,7 +5902,7 @@
         <w:tc>
           <w:tcPr>
             <w:tcW w:w="421" w:type="dxa"/>
-            <w:shd w:val="clear" w:color="auto" w:fill="D0CECE" w:themeFill="background2" w:themeFillShade="E6"/>
+            <w:shd w:val="clear" w:color="auto" w:fill="E7E6E6" w:themeFill="background2"/>
             <w:vAlign w:val="center"/>
           </w:tcPr>
           <w:p>
@@ -6145,6 +5954,7 @@
         <w:tc>
           <w:tcPr>
             <w:tcW w:w="3402" w:type="dxa"/>
+            <w:vAlign w:val="center"/>
           </w:tcPr>
           <w:p>
             <w:pPr>
@@ -6195,7 +6005,7 @@
         <w:tc>
           <w:tcPr>
             <w:tcW w:w="421" w:type="dxa"/>
-            <w:shd w:val="clear" w:color="auto" w:fill="D0CECE" w:themeFill="background2" w:themeFillShade="E6"/>
+            <w:shd w:val="clear" w:color="auto" w:fill="E7E6E6" w:themeFill="background2"/>
             <w:vAlign w:val="center"/>
           </w:tcPr>
           <w:p>
@@ -6247,6 +6057,7 @@
         <w:tc>
           <w:tcPr>
             <w:tcW w:w="3402" w:type="dxa"/>
+            <w:vAlign w:val="center"/>
           </w:tcPr>
           <w:p>
             <w:pPr>
@@ -6297,7 +6108,7 @@
         <w:tc>
           <w:tcPr>
             <w:tcW w:w="421" w:type="dxa"/>
-            <w:shd w:val="clear" w:color="auto" w:fill="D0CECE" w:themeFill="background2" w:themeFillShade="E6"/>
+            <w:shd w:val="clear" w:color="auto" w:fill="E7E6E6" w:themeFill="background2"/>
             <w:vAlign w:val="center"/>
           </w:tcPr>
           <w:p>
@@ -6311,6 +6122,16 @@
                 <w:szCs w:val="20"/>
               </w:rPr>
             </w:pPr>
+            <w:r>
+              <w:rPr>
+                <w:rFonts w:ascii="Lora" w:hAnsi="Lora"/>
+                <w:b/>
+                <w:bCs/>
+                <w:sz w:val="20"/>
+                <w:szCs w:val="20"/>
+              </w:rPr>
+              <w:t>5</w:t>
+            </w:r>
           </w:p>
         </w:tc>
         <w:tc>
@@ -6339,6 +6160,7 @@
         <w:tc>
           <w:tcPr>
             <w:tcW w:w="3402" w:type="dxa"/>
+            <w:vAlign w:val="center"/>
           </w:tcPr>
           <w:p>
             <w:pPr>
@@ -6389,7 +6211,7 @@
         <w:tc>
           <w:tcPr>
             <w:tcW w:w="421" w:type="dxa"/>
-            <w:shd w:val="clear" w:color="auto" w:fill="D0CECE" w:themeFill="background2" w:themeFillShade="E6"/>
+            <w:shd w:val="clear" w:color="auto" w:fill="E7E6E6" w:themeFill="background2"/>
             <w:vAlign w:val="center"/>
           </w:tcPr>
           <w:p>
@@ -6403,6 +6225,16 @@
                 <w:szCs w:val="20"/>
               </w:rPr>
             </w:pPr>
+            <w:r>
+              <w:rPr>
+                <w:rFonts w:ascii="Lora" w:hAnsi="Lora"/>
+                <w:b/>
+                <w:bCs/>
+                <w:sz w:val="20"/>
+                <w:szCs w:val="20"/>
+              </w:rPr>
+              <w:t>6</w:t>
+            </w:r>
           </w:p>
         </w:tc>
         <w:tc>
@@ -6431,6 +6263,7 @@
         <w:tc>
           <w:tcPr>
             <w:tcW w:w="3402" w:type="dxa"/>
+            <w:vAlign w:val="center"/>
           </w:tcPr>
           <w:p>
             <w:pPr>
@@ -6481,7 +6314,7 @@
         <w:tc>
           <w:tcPr>
             <w:tcW w:w="421" w:type="dxa"/>
-            <w:shd w:val="clear" w:color="auto" w:fill="D0CECE" w:themeFill="background2" w:themeFillShade="E6"/>
+            <w:shd w:val="clear" w:color="auto" w:fill="E7E6E6" w:themeFill="background2"/>
             <w:vAlign w:val="center"/>
           </w:tcPr>
           <w:p>
@@ -6495,6 +6328,16 @@
                 <w:szCs w:val="20"/>
               </w:rPr>
             </w:pPr>
+            <w:r>
+              <w:rPr>
+                <w:rFonts w:ascii="Lora" w:hAnsi="Lora"/>
+                <w:b/>
+                <w:bCs/>
+                <w:sz w:val="20"/>
+                <w:szCs w:val="20"/>
+              </w:rPr>
+              <w:t>7</w:t>
+            </w:r>
           </w:p>
         </w:tc>
         <w:tc>
@@ -6574,7 +6417,7 @@
         <w:tc>
           <w:tcPr>
             <w:tcW w:w="421" w:type="dxa"/>
-            <w:shd w:val="clear" w:color="auto" w:fill="D0CECE" w:themeFill="background2" w:themeFillShade="E6"/>
+            <w:shd w:val="clear" w:color="auto" w:fill="E7E6E6" w:themeFill="background2"/>
             <w:vAlign w:val="center"/>
           </w:tcPr>
           <w:p>
@@ -6588,6 +6431,16 @@
                 <w:szCs w:val="20"/>
               </w:rPr>
             </w:pPr>
+            <w:r>
+              <w:rPr>
+                <w:rFonts w:ascii="Lora" w:hAnsi="Lora"/>
+                <w:b/>
+                <w:bCs/>
+                <w:sz w:val="20"/>
+                <w:szCs w:val="20"/>
+              </w:rPr>
+              <w:t>8</w:t>
+            </w:r>
           </w:p>
         </w:tc>
         <w:tc>
@@ -6667,7 +6520,7 @@
         <w:tc>
           <w:tcPr>
             <w:tcW w:w="421" w:type="dxa"/>
-            <w:shd w:val="clear" w:color="auto" w:fill="D0CECE" w:themeFill="background2" w:themeFillShade="E6"/>
+            <w:shd w:val="clear" w:color="auto" w:fill="E7E6E6" w:themeFill="background2"/>
             <w:vAlign w:val="center"/>
           </w:tcPr>
           <w:p>
@@ -6681,6 +6534,16 @@
                 <w:szCs w:val="20"/>
               </w:rPr>
             </w:pPr>
+            <w:r>
+              <w:rPr>
+                <w:rFonts w:ascii="Lora" w:hAnsi="Lora"/>
+                <w:b/>
+                <w:bCs/>
+                <w:sz w:val="20"/>
+                <w:szCs w:val="20"/>
+              </w:rPr>
+              <w:t>9</w:t>
+            </w:r>
           </w:p>
         </w:tc>
         <w:tc>
@@ -6760,7 +6623,7 @@
         <w:tc>
           <w:tcPr>
             <w:tcW w:w="421" w:type="dxa"/>
-            <w:shd w:val="clear" w:color="auto" w:fill="D0CECE" w:themeFill="background2" w:themeFillShade="E6"/>
+            <w:shd w:val="clear" w:color="auto" w:fill="E7E6E6" w:themeFill="background2"/>
             <w:vAlign w:val="center"/>
           </w:tcPr>
           <w:p>
@@ -6774,6 +6637,16 @@
                 <w:szCs w:val="20"/>
               </w:rPr>
             </w:pPr>
+            <w:r>
+              <w:rPr>
+                <w:rFonts w:ascii="Lora" w:hAnsi="Lora"/>
+                <w:b/>
+                <w:bCs/>
+                <w:sz w:val="20"/>
+                <w:szCs w:val="20"/>
+              </w:rPr>
+              <w:t>10</w:t>
+            </w:r>
           </w:p>
         </w:tc>
         <w:tc>
@@ -6853,7 +6726,7 @@
         <w:tc>
           <w:tcPr>
             <w:tcW w:w="421" w:type="dxa"/>
-            <w:shd w:val="clear" w:color="auto" w:fill="D0CECE" w:themeFill="background2" w:themeFillShade="E6"/>
+            <w:shd w:val="clear" w:color="auto" w:fill="E7E6E6" w:themeFill="background2"/>
             <w:vAlign w:val="center"/>
           </w:tcPr>
           <w:p>
@@ -6867,6 +6740,16 @@
                 <w:szCs w:val="20"/>
               </w:rPr>
             </w:pPr>
+            <w:r>
+              <w:rPr>
+                <w:rFonts w:ascii="Lora" w:hAnsi="Lora"/>
+                <w:b/>
+                <w:bCs/>
+                <w:sz w:val="20"/>
+                <w:szCs w:val="20"/>
+              </w:rPr>
+              <w:t>11</w:t>
+            </w:r>
           </w:p>
         </w:tc>
         <w:tc>
@@ -6946,7 +6829,7 @@
         <w:tc>
           <w:tcPr>
             <w:tcW w:w="421" w:type="dxa"/>
-            <w:shd w:val="clear" w:color="auto" w:fill="D0CECE" w:themeFill="background2" w:themeFillShade="E6"/>
+            <w:shd w:val="clear" w:color="auto" w:fill="E7E6E6" w:themeFill="background2"/>
             <w:vAlign w:val="center"/>
           </w:tcPr>
           <w:p>
@@ -6960,6 +6843,16 @@
                 <w:szCs w:val="20"/>
               </w:rPr>
             </w:pPr>
+            <w:r>
+              <w:rPr>
+                <w:rFonts w:ascii="Lora" w:hAnsi="Lora"/>
+                <w:b/>
+                <w:bCs/>
+                <w:sz w:val="20"/>
+                <w:szCs w:val="20"/>
+              </w:rPr>
+              <w:t>12</w:t>
+            </w:r>
           </w:p>
         </w:tc>
         <w:tc>
@@ -7039,7 +6932,7 @@
         <w:tc>
           <w:tcPr>
             <w:tcW w:w="421" w:type="dxa"/>
-            <w:shd w:val="clear" w:color="auto" w:fill="D0CECE" w:themeFill="background2" w:themeFillShade="E6"/>
+            <w:shd w:val="clear" w:color="auto" w:fill="E7E6E6" w:themeFill="background2"/>
             <w:vAlign w:val="center"/>
           </w:tcPr>
           <w:p>
@@ -7053,6 +6946,17 @@
                 <w:szCs w:val="20"/>
               </w:rPr>
             </w:pPr>
+            <w:r>
+              <w:rPr>
+                <w:rFonts w:ascii="Lora" w:hAnsi="Lora"/>
+                <w:b/>
+                <w:bCs/>
+                <w:sz w:val="20"/>
+                <w:szCs w:val="20"/>
+              </w:rPr>
+              <w:lastRenderedPageBreak/>
+              <w:t>13</w:t>
+            </w:r>
           </w:p>
         </w:tc>
         <w:tc>
@@ -7132,7 +7036,7 @@
         <w:tc>
           <w:tcPr>
             <w:tcW w:w="421" w:type="dxa"/>
-            <w:shd w:val="clear" w:color="auto" w:fill="D0CECE" w:themeFill="background2" w:themeFillShade="E6"/>
+            <w:shd w:val="clear" w:color="auto" w:fill="E7E6E6" w:themeFill="background2"/>
             <w:vAlign w:val="center"/>
           </w:tcPr>
           <w:p>
@@ -7146,6 +7050,16 @@
                 <w:szCs w:val="20"/>
               </w:rPr>
             </w:pPr>
+            <w:r>
+              <w:rPr>
+                <w:rFonts w:ascii="Lora" w:hAnsi="Lora"/>
+                <w:b/>
+                <w:bCs/>
+                <w:sz w:val="20"/>
+                <w:szCs w:val="20"/>
+              </w:rPr>
+              <w:t>14</w:t>
+            </w:r>
           </w:p>
         </w:tc>
         <w:tc>
@@ -7225,7 +7139,7 @@
         <w:tc>
           <w:tcPr>
             <w:tcW w:w="421" w:type="dxa"/>
-            <w:shd w:val="clear" w:color="auto" w:fill="D0CECE" w:themeFill="background2" w:themeFillShade="E6"/>
+            <w:shd w:val="clear" w:color="auto" w:fill="E7E6E6" w:themeFill="background2"/>
             <w:vAlign w:val="center"/>
           </w:tcPr>
           <w:p>
@@ -7239,6 +7153,16 @@
                 <w:szCs w:val="20"/>
               </w:rPr>
             </w:pPr>
+            <w:r>
+              <w:rPr>
+                <w:rFonts w:ascii="Lora" w:hAnsi="Lora"/>
+                <w:b/>
+                <w:bCs/>
+                <w:sz w:val="20"/>
+                <w:szCs w:val="20"/>
+              </w:rPr>
+              <w:t>15</w:t>
+            </w:r>
           </w:p>
         </w:tc>
         <w:tc>
@@ -7395,14 +7319,18 @@
     <w:p>
       <w:pPr>
         <w:rPr>
-          <w:rFonts w:ascii="Cascadia Code SemiBold" w:hAnsi="Cascadia Code SemiBold"/>
+          <w:rFonts w:ascii="Consolas" w:hAnsi="Consolas"/>
+          <w:b/>
+          <w:bCs/>
           <w:color w:val="70AD47" w:themeColor="accent6"/>
           <w:szCs w:val="22"/>
         </w:rPr>
       </w:pPr>
       <w:r>
         <w:rPr>
-          <w:rFonts w:ascii="Cascadia Code SemiBold" w:hAnsi="Cascadia Code SemiBold"/>
+          <w:rFonts w:ascii="Consolas" w:hAnsi="Consolas"/>
+          <w:b/>
+          <w:bCs/>
           <w:color w:val="70AD47" w:themeColor="accent6"/>
           <w:szCs w:val="22"/>
         </w:rPr>
@@ -7411,7 +7339,9 @@
       <w:proofErr w:type="spellStart"/>
       <w:r>
         <w:rPr>
-          <w:rFonts w:ascii="Cascadia Code SemiBold" w:hAnsi="Cascadia Code SemiBold"/>
+          <w:rFonts w:ascii="Consolas" w:hAnsi="Consolas"/>
+          <w:b/>
+          <w:bCs/>
           <w:color w:val="70AD47" w:themeColor="accent6"/>
           <w:szCs w:val="22"/>
         </w:rPr>
@@ -7420,7 +7350,9 @@
       <w:proofErr w:type="spellEnd"/>
       <w:r>
         <w:rPr>
-          <w:rFonts w:ascii="Cascadia Code SemiBold" w:hAnsi="Cascadia Code SemiBold"/>
+          <w:rFonts w:ascii="Consolas" w:hAnsi="Consolas"/>
+          <w:b/>
+          <w:bCs/>
           <w:color w:val="70AD47" w:themeColor="accent6"/>
           <w:szCs w:val="22"/>
         </w:rPr>
@@ -7444,10 +7376,399 @@
           <w:p>
             <w:pPr>
               <w:rPr>
-                <w:rFonts w:ascii="Lora" w:hAnsi="Lora"/>
-                <w:szCs w:val="22"/>
-              </w:rPr>
-            </w:pPr>
+                <w:rFonts w:ascii="Consolas" w:hAnsi="Consolas"/>
+                <w:sz w:val="20"/>
+                <w:szCs w:val="20"/>
+              </w:rPr>
+            </w:pPr>
+            <w:r>
+              <w:rPr>
+                <w:rFonts w:ascii="Consolas" w:hAnsi="Consolas"/>
+                <w:sz w:val="20"/>
+                <w:szCs w:val="20"/>
+              </w:rPr>
+              <w:t>PS C:\Users\Dell\automate_test_assignment&gt; dotnet test --filter "</w:t>
+            </w:r>
+            <w:proofErr w:type="spellStart"/>
+            <w:r>
+              <w:rPr>
+                <w:rFonts w:ascii="Consolas" w:hAnsi="Consolas"/>
+                <w:sz w:val="20"/>
+                <w:szCs w:val="20"/>
+              </w:rPr>
+              <w:t>ParkingFeeCalculatorTests</w:t>
+            </w:r>
+            <w:proofErr w:type="spellEnd"/>
+            <w:r>
+              <w:rPr>
+                <w:rFonts w:ascii="Consolas" w:hAnsi="Consolas"/>
+                <w:sz w:val="20"/>
+                <w:szCs w:val="20"/>
+              </w:rPr>
+              <w:t>"</w:t>
+            </w:r>
+          </w:p>
+          <w:p>
+            <w:pPr>
+              <w:rPr>
+                <w:rFonts w:ascii="Consolas" w:hAnsi="Consolas"/>
+                <w:sz w:val="20"/>
+                <w:szCs w:val="20"/>
+              </w:rPr>
+            </w:pPr>
+            <w:r>
+              <w:rPr>
+                <w:rFonts w:ascii="Consolas" w:hAnsi="Consolas"/>
+                <w:sz w:val="20"/>
+                <w:szCs w:val="20"/>
+              </w:rPr>
+              <w:t>Restore complete (3.9s)</w:t>
+            </w:r>
+          </w:p>
+          <w:p>
+            <w:pPr>
+              <w:rPr>
+                <w:rFonts w:ascii="Consolas" w:hAnsi="Consolas"/>
+                <w:sz w:val="20"/>
+                <w:szCs w:val="20"/>
+              </w:rPr>
+            </w:pPr>
+            <w:r>
+              <w:rPr>
+                <w:rFonts w:ascii="Consolas" w:hAnsi="Consolas"/>
+                <w:sz w:val="20"/>
+                <w:szCs w:val="20"/>
+              </w:rPr>
+              <w:t xml:space="preserve">  </w:t>
+            </w:r>
+            <w:proofErr w:type="spellStart"/>
+            <w:r>
+              <w:rPr>
+                <w:rFonts w:ascii="Consolas" w:hAnsi="Consolas"/>
+                <w:sz w:val="20"/>
+                <w:szCs w:val="20"/>
+              </w:rPr>
+              <w:t>SmartPark.Core</w:t>
+            </w:r>
+            <w:proofErr w:type="spellEnd"/>
+            <w:r>
+              <w:rPr>
+                <w:rFonts w:ascii="Consolas" w:hAnsi="Consolas"/>
+                <w:sz w:val="20"/>
+                <w:szCs w:val="20"/>
+              </w:rPr>
+              <w:t xml:space="preserve"> net10.0 succeeded (18.0s) → </w:t>
+            </w:r>
+            <w:proofErr w:type="spellStart"/>
+            <w:r>
+              <w:rPr>
+                <w:rFonts w:ascii="Consolas" w:hAnsi="Consolas"/>
+                <w:sz w:val="20"/>
+                <w:szCs w:val="20"/>
+              </w:rPr>
+              <w:t>src</w:t>
+            </w:r>
+            <w:proofErr w:type="spellEnd"/>
+            <w:r>
+              <w:rPr>
+                <w:rFonts w:ascii="Consolas" w:hAnsi="Consolas"/>
+                <w:sz w:val="20"/>
+                <w:szCs w:val="20"/>
+              </w:rPr>
+              <w:t>\</w:t>
+            </w:r>
+            <w:proofErr w:type="spellStart"/>
+            <w:r>
+              <w:rPr>
+                <w:rFonts w:ascii="Consolas" w:hAnsi="Consolas"/>
+                <w:sz w:val="20"/>
+                <w:szCs w:val="20"/>
+              </w:rPr>
+              <w:t>SmartPark.Core</w:t>
+            </w:r>
+            <w:proofErr w:type="spellEnd"/>
+            <w:r>
+              <w:rPr>
+                <w:rFonts w:ascii="Consolas" w:hAnsi="Consolas"/>
+                <w:sz w:val="20"/>
+                <w:szCs w:val="20"/>
+              </w:rPr>
+              <w:t>\bin\Debug\net10.0\SmartPark.Core.dll</w:t>
+            </w:r>
+          </w:p>
+          <w:p>
+            <w:pPr>
+              <w:rPr>
+                <w:rFonts w:ascii="Consolas" w:hAnsi="Consolas"/>
+                <w:sz w:val="20"/>
+                <w:szCs w:val="20"/>
+              </w:rPr>
+            </w:pPr>
+            <w:r>
+              <w:rPr>
+                <w:rFonts w:ascii="Consolas" w:hAnsi="Consolas"/>
+                <w:sz w:val="20"/>
+                <w:szCs w:val="20"/>
+              </w:rPr>
+              <w:t xml:space="preserve">  </w:t>
+            </w:r>
+            <w:proofErr w:type="spellStart"/>
+            <w:r>
+              <w:rPr>
+                <w:rFonts w:ascii="Consolas" w:hAnsi="Consolas"/>
+                <w:sz w:val="20"/>
+                <w:szCs w:val="20"/>
+              </w:rPr>
+              <w:t>SmartPark.Tests</w:t>
+            </w:r>
+            <w:proofErr w:type="spellEnd"/>
+            <w:r>
+              <w:rPr>
+                <w:rFonts w:ascii="Consolas" w:hAnsi="Consolas"/>
+                <w:sz w:val="20"/>
+                <w:szCs w:val="20"/>
+              </w:rPr>
+              <w:t xml:space="preserve"> net10.0 succeeded (5.9s) → tests\</w:t>
+            </w:r>
+            <w:proofErr w:type="spellStart"/>
+            <w:r>
+              <w:rPr>
+                <w:rFonts w:ascii="Consolas" w:hAnsi="Consolas"/>
+                <w:sz w:val="20"/>
+                <w:szCs w:val="20"/>
+              </w:rPr>
+              <w:t>SmartPark.Tests</w:t>
+            </w:r>
+            <w:proofErr w:type="spellEnd"/>
+            <w:r>
+              <w:rPr>
+                <w:rFonts w:ascii="Consolas" w:hAnsi="Consolas"/>
+                <w:sz w:val="20"/>
+                <w:szCs w:val="20"/>
+              </w:rPr>
+              <w:t>\bin\Debug\net10.0\SmartPark.Tests.dll</w:t>
+            </w:r>
+          </w:p>
+          <w:p>
+            <w:pPr>
+              <w:rPr>
+                <w:rFonts w:ascii="Consolas" w:hAnsi="Consolas"/>
+                <w:sz w:val="20"/>
+                <w:szCs w:val="20"/>
+              </w:rPr>
+            </w:pPr>
+            <w:r>
+              <w:rPr>
+                <w:rFonts w:ascii="Consolas" w:hAnsi="Consolas"/>
+                <w:sz w:val="20"/>
+                <w:szCs w:val="20"/>
+              </w:rPr>
+              <w:t xml:space="preserve">[xUnit.net 00:00:00.02] xUnit.net </w:t>
+            </w:r>
+            <w:proofErr w:type="spellStart"/>
+            <w:r>
+              <w:rPr>
+                <w:rFonts w:ascii="Consolas" w:hAnsi="Consolas"/>
+                <w:sz w:val="20"/>
+                <w:szCs w:val="20"/>
+              </w:rPr>
+              <w:t>VSTest</w:t>
+            </w:r>
+            <w:proofErr w:type="spellEnd"/>
+            <w:r>
+              <w:rPr>
+                <w:rFonts w:ascii="Consolas" w:hAnsi="Consolas"/>
+                <w:sz w:val="20"/>
+                <w:szCs w:val="20"/>
+              </w:rPr>
+              <w:t xml:space="preserve"> Adapter v3.1.4+50e68bbb8b (64-bit .NET 10.0.6)</w:t>
+            </w:r>
+          </w:p>
+          <w:p>
+            <w:pPr>
+              <w:rPr>
+                <w:rFonts w:ascii="Consolas" w:hAnsi="Consolas"/>
+                <w:sz w:val="20"/>
+                <w:szCs w:val="20"/>
+              </w:rPr>
+            </w:pPr>
+            <w:r>
+              <w:rPr>
+                <w:rFonts w:ascii="Consolas" w:hAnsi="Consolas"/>
+                <w:sz w:val="20"/>
+                <w:szCs w:val="20"/>
+              </w:rPr>
+              <w:t xml:space="preserve">[xUnit.net 00:00:02.11]   Discovering: </w:t>
+            </w:r>
+            <w:proofErr w:type="spellStart"/>
+            <w:r>
+              <w:rPr>
+                <w:rFonts w:ascii="Consolas" w:hAnsi="Consolas"/>
+                <w:sz w:val="20"/>
+                <w:szCs w:val="20"/>
+              </w:rPr>
+              <w:t>SmartPark.Tests</w:t>
+            </w:r>
+            <w:proofErr w:type="spellEnd"/>
+          </w:p>
+          <w:p>
+            <w:pPr>
+              <w:rPr>
+                <w:rFonts w:ascii="Consolas" w:hAnsi="Consolas"/>
+                <w:sz w:val="20"/>
+                <w:szCs w:val="20"/>
+              </w:rPr>
+            </w:pPr>
+            <w:r>
+              <w:rPr>
+                <w:rFonts w:ascii="Consolas" w:hAnsi="Consolas"/>
+                <w:sz w:val="20"/>
+                <w:szCs w:val="20"/>
+              </w:rPr>
+              <w:t xml:space="preserve">[xUnit.net 00:00:02.70]   Discovered:  </w:t>
+            </w:r>
+            <w:proofErr w:type="spellStart"/>
+            <w:r>
+              <w:rPr>
+                <w:rFonts w:ascii="Consolas" w:hAnsi="Consolas"/>
+                <w:sz w:val="20"/>
+                <w:szCs w:val="20"/>
+              </w:rPr>
+              <w:t>SmartPark.Tests</w:t>
+            </w:r>
+            <w:proofErr w:type="spellEnd"/>
+          </w:p>
+          <w:p>
+            <w:pPr>
+              <w:rPr>
+                <w:rFonts w:ascii="Consolas" w:hAnsi="Consolas"/>
+                <w:sz w:val="20"/>
+                <w:szCs w:val="20"/>
+              </w:rPr>
+            </w:pPr>
+            <w:r>
+              <w:rPr>
+                <w:rFonts w:ascii="Consolas" w:hAnsi="Consolas"/>
+                <w:sz w:val="20"/>
+                <w:szCs w:val="20"/>
+              </w:rPr>
+              <w:t xml:space="preserve">[xUnit.net 00:00:02.85]   Starting:    </w:t>
+            </w:r>
+            <w:proofErr w:type="spellStart"/>
+            <w:r>
+              <w:rPr>
+                <w:rFonts w:ascii="Consolas" w:hAnsi="Consolas"/>
+                <w:sz w:val="20"/>
+                <w:szCs w:val="20"/>
+              </w:rPr>
+              <w:t>SmartPark.Tests</w:t>
+            </w:r>
+            <w:proofErr w:type="spellEnd"/>
+          </w:p>
+          <w:p>
+            <w:pPr>
+              <w:rPr>
+                <w:rFonts w:ascii="Consolas" w:hAnsi="Consolas"/>
+                <w:sz w:val="20"/>
+                <w:szCs w:val="20"/>
+              </w:rPr>
+            </w:pPr>
+            <w:r>
+              <w:rPr>
+                <w:rFonts w:ascii="Consolas" w:hAnsi="Consolas"/>
+                <w:sz w:val="20"/>
+                <w:szCs w:val="20"/>
+              </w:rPr>
+              <w:t xml:space="preserve">[xUnit.net 00:00:04.99]   Finished:    </w:t>
+            </w:r>
+            <w:proofErr w:type="spellStart"/>
+            <w:r>
+              <w:rPr>
+                <w:rFonts w:ascii="Consolas" w:hAnsi="Consolas"/>
+                <w:sz w:val="20"/>
+                <w:szCs w:val="20"/>
+              </w:rPr>
+              <w:t>SmartPark.Tests</w:t>
+            </w:r>
+            <w:proofErr w:type="spellEnd"/>
+          </w:p>
+          <w:p>
+            <w:pPr>
+              <w:rPr>
+                <w:rFonts w:ascii="Consolas" w:hAnsi="Consolas"/>
+                <w:sz w:val="20"/>
+                <w:szCs w:val="20"/>
+              </w:rPr>
+            </w:pPr>
+            <w:r>
+              <w:rPr>
+                <w:rFonts w:ascii="Consolas" w:hAnsi="Consolas"/>
+                <w:sz w:val="20"/>
+                <w:szCs w:val="20"/>
+              </w:rPr>
+              <w:t xml:space="preserve">  </w:t>
+            </w:r>
+            <w:proofErr w:type="spellStart"/>
+            <w:r>
+              <w:rPr>
+                <w:rFonts w:ascii="Consolas" w:hAnsi="Consolas"/>
+                <w:sz w:val="20"/>
+                <w:szCs w:val="20"/>
+              </w:rPr>
+              <w:t>SmartPark.Tests</w:t>
+            </w:r>
+            <w:proofErr w:type="spellEnd"/>
+            <w:r>
+              <w:rPr>
+                <w:rFonts w:ascii="Consolas" w:hAnsi="Consolas"/>
+                <w:sz w:val="20"/>
+                <w:szCs w:val="20"/>
+              </w:rPr>
+              <w:t xml:space="preserve"> test net10.0 succeeded (12.5s)</w:t>
+            </w:r>
+          </w:p>
+          <w:p>
+            <w:pPr>
+              <w:rPr>
+                <w:rFonts w:ascii="Consolas" w:hAnsi="Consolas"/>
+                <w:sz w:val="20"/>
+                <w:szCs w:val="20"/>
+              </w:rPr>
+            </w:pPr>
+          </w:p>
+          <w:p>
+            <w:pPr>
+              <w:rPr>
+                <w:rFonts w:ascii="Consolas" w:hAnsi="Consolas"/>
+                <w:sz w:val="20"/>
+                <w:szCs w:val="20"/>
+              </w:rPr>
+            </w:pPr>
+            <w:r>
+              <w:rPr>
+                <w:rFonts w:ascii="Consolas" w:hAnsi="Consolas"/>
+                <w:sz w:val="20"/>
+                <w:szCs w:val="20"/>
+              </w:rPr>
+              <w:t>Test summary: total: 19, failed: 0, succeeded: 19, skipped: 0, duration: 12.4s</w:t>
+            </w:r>
+          </w:p>
+          <w:p>
+            <w:pPr>
+              <w:rPr>
+                <w:rFonts w:ascii="Lora" w:hAnsi="Lora"/>
+                <w:sz w:val="20"/>
+                <w:szCs w:val="20"/>
+              </w:rPr>
+            </w:pPr>
+            <w:r>
+              <w:rPr>
+                <w:rFonts w:ascii="Consolas" w:hAnsi="Consolas"/>
+                <w:sz w:val="20"/>
+                <w:szCs w:val="20"/>
+              </w:rPr>
+              <w:t>Build succeeded in 41.3s</w:t>
+            </w:r>
           </w:p>
         </w:tc>
       </w:tr>
@@ -7497,7 +7818,9 @@
       </w:r>
       <w:r>
         <w:rPr>
-          <w:rFonts w:ascii="Cascadia Code SemiBold" w:hAnsi="Cascadia Code SemiBold"/>
+          <w:rFonts w:ascii="Consolas" w:hAnsi="Consolas"/>
+          <w:b/>
+          <w:bCs/>
           <w:color w:val="70AD47" w:themeColor="accent6"/>
           <w:szCs w:val="22"/>
         </w:rPr>
@@ -7506,7 +7829,9 @@
       <w:proofErr w:type="spellStart"/>
       <w:r>
         <w:rPr>
-          <w:rFonts w:ascii="Cascadia Code SemiBold" w:hAnsi="Cascadia Code SemiBold"/>
+          <w:rFonts w:ascii="Consolas" w:hAnsi="Consolas"/>
+          <w:b/>
+          <w:bCs/>
           <w:color w:val="70AD47" w:themeColor="accent6"/>
           <w:szCs w:val="22"/>
         </w:rPr>
@@ -7515,7 +7840,9 @@
       <w:proofErr w:type="spellEnd"/>
       <w:r>
         <w:rPr>
-          <w:rFonts w:ascii="Cascadia Code SemiBold" w:hAnsi="Cascadia Code SemiBold"/>
+          <w:rFonts w:ascii="Consolas" w:hAnsi="Consolas"/>
+          <w:b/>
+          <w:bCs/>
           <w:color w:val="70AD47" w:themeColor="accent6"/>
           <w:szCs w:val="22"/>
         </w:rPr>
@@ -7539,14 +7866,447 @@
           <w:p>
             <w:pPr>
               <w:rPr>
-                <w:rFonts w:ascii="Lora" w:hAnsi="Lora"/>
-                <w:szCs w:val="22"/>
-              </w:rPr>
-            </w:pPr>
+                <w:rFonts w:ascii="Consolas" w:hAnsi="Consolas"/>
+                <w:sz w:val="20"/>
+                <w:szCs w:val="20"/>
+              </w:rPr>
+            </w:pPr>
+            <w:r>
+              <w:rPr>
+                <w:rFonts w:ascii="Consolas" w:hAnsi="Consolas"/>
+                <w:sz w:val="20"/>
+                <w:szCs w:val="20"/>
+              </w:rPr>
+              <w:t>PS C:\Users\Dell\automate_test_assignment&gt; dotnet test --filter "</w:t>
+            </w:r>
+            <w:proofErr w:type="spellStart"/>
+            <w:r>
+              <w:rPr>
+                <w:rFonts w:ascii="Consolas" w:hAnsi="Consolas"/>
+                <w:sz w:val="20"/>
+                <w:szCs w:val="20"/>
+              </w:rPr>
+              <w:t>ParkingSessionManagerTests</w:t>
+            </w:r>
+            <w:proofErr w:type="spellEnd"/>
+            <w:r>
+              <w:rPr>
+                <w:rFonts w:ascii="Consolas" w:hAnsi="Consolas"/>
+                <w:sz w:val="20"/>
+                <w:szCs w:val="20"/>
+              </w:rPr>
+              <w:t>"</w:t>
+            </w:r>
+          </w:p>
+          <w:p>
+            <w:pPr>
+              <w:rPr>
+                <w:rFonts w:ascii="Consolas" w:hAnsi="Consolas"/>
+                <w:sz w:val="20"/>
+                <w:szCs w:val="20"/>
+              </w:rPr>
+            </w:pPr>
+            <w:r>
+              <w:rPr>
+                <w:rFonts w:ascii="Consolas" w:hAnsi="Consolas"/>
+                <w:sz w:val="20"/>
+                <w:szCs w:val="20"/>
+              </w:rPr>
+              <w:t>Restore complete (3.2s)</w:t>
+            </w:r>
+          </w:p>
+          <w:p>
+            <w:pPr>
+              <w:rPr>
+                <w:rFonts w:ascii="Consolas" w:hAnsi="Consolas"/>
+                <w:sz w:val="20"/>
+                <w:szCs w:val="20"/>
+              </w:rPr>
+            </w:pPr>
+            <w:r>
+              <w:rPr>
+                <w:rFonts w:ascii="Consolas" w:hAnsi="Consolas"/>
+                <w:sz w:val="20"/>
+                <w:szCs w:val="20"/>
+              </w:rPr>
+              <w:t xml:space="preserve">  </w:t>
+            </w:r>
+            <w:proofErr w:type="spellStart"/>
+            <w:r>
+              <w:rPr>
+                <w:rFonts w:ascii="Consolas" w:hAnsi="Consolas"/>
+                <w:sz w:val="20"/>
+                <w:szCs w:val="20"/>
+              </w:rPr>
+              <w:t>SmartPark.Core</w:t>
+            </w:r>
+            <w:proofErr w:type="spellEnd"/>
+            <w:r>
+              <w:rPr>
+                <w:rFonts w:ascii="Consolas" w:hAnsi="Consolas"/>
+                <w:sz w:val="20"/>
+                <w:szCs w:val="20"/>
+              </w:rPr>
+              <w:t xml:space="preserve"> net10.0 succeeded (0.9s) </w:t>
+            </w:r>
+            <w:r>
+              <w:rPr>
+                <w:rFonts w:ascii="Consolas" w:hAnsi="Consolas" w:cs="Times New Roman"/>
+                <w:sz w:val="20"/>
+                <w:szCs w:val="20"/>
+              </w:rPr>
+              <w:t>→</w:t>
+            </w:r>
+            <w:r>
+              <w:rPr>
+                <w:rFonts w:ascii="Consolas" w:hAnsi="Consolas"/>
+                <w:sz w:val="20"/>
+                <w:szCs w:val="20"/>
+              </w:rPr>
+              <w:t xml:space="preserve"> </w:t>
+            </w:r>
+            <w:proofErr w:type="spellStart"/>
+            <w:r>
+              <w:rPr>
+                <w:rFonts w:ascii="Consolas" w:hAnsi="Consolas"/>
+                <w:sz w:val="20"/>
+                <w:szCs w:val="20"/>
+              </w:rPr>
+              <w:t>src</w:t>
+            </w:r>
+            <w:proofErr w:type="spellEnd"/>
+            <w:r>
+              <w:rPr>
+                <w:rFonts w:ascii="Consolas" w:hAnsi="Consolas"/>
+                <w:sz w:val="20"/>
+                <w:szCs w:val="20"/>
+              </w:rPr>
+              <w:t>\</w:t>
+            </w:r>
+            <w:proofErr w:type="spellStart"/>
+            <w:r>
+              <w:rPr>
+                <w:rFonts w:ascii="Consolas" w:hAnsi="Consolas"/>
+                <w:sz w:val="20"/>
+                <w:szCs w:val="20"/>
+              </w:rPr>
+              <w:t>SmartPark.Core</w:t>
+            </w:r>
+            <w:proofErr w:type="spellEnd"/>
+            <w:r>
+              <w:rPr>
+                <w:rFonts w:ascii="Consolas" w:hAnsi="Consolas"/>
+                <w:sz w:val="20"/>
+                <w:szCs w:val="20"/>
+              </w:rPr>
+              <w:t>\bin\Debug\net10.0\SmartPark.Core.dll</w:t>
+            </w:r>
+          </w:p>
+          <w:p>
+            <w:pPr>
+              <w:rPr>
+                <w:rFonts w:ascii="Consolas" w:hAnsi="Consolas"/>
+                <w:sz w:val="20"/>
+                <w:szCs w:val="20"/>
+              </w:rPr>
+            </w:pPr>
+            <w:r>
+              <w:rPr>
+                <w:rFonts w:ascii="Consolas" w:hAnsi="Consolas"/>
+                <w:sz w:val="20"/>
+                <w:szCs w:val="20"/>
+              </w:rPr>
+              <w:t xml:space="preserve">  </w:t>
+            </w:r>
+            <w:proofErr w:type="spellStart"/>
+            <w:r>
+              <w:rPr>
+                <w:rFonts w:ascii="Consolas" w:hAnsi="Consolas"/>
+                <w:sz w:val="20"/>
+                <w:szCs w:val="20"/>
+              </w:rPr>
+              <w:t>SmartPark.Tests</w:t>
+            </w:r>
+            <w:proofErr w:type="spellEnd"/>
+            <w:r>
+              <w:rPr>
+                <w:rFonts w:ascii="Consolas" w:hAnsi="Consolas"/>
+                <w:sz w:val="20"/>
+                <w:szCs w:val="20"/>
+              </w:rPr>
+              <w:t xml:space="preserve"> net10.0 succeeded (1.0s) </w:t>
+            </w:r>
+            <w:r>
+              <w:rPr>
+                <w:rFonts w:ascii="Consolas" w:hAnsi="Consolas" w:cs="Times New Roman"/>
+                <w:sz w:val="20"/>
+                <w:szCs w:val="20"/>
+              </w:rPr>
+              <w:t>→</w:t>
+            </w:r>
+            <w:r>
+              <w:rPr>
+                <w:rFonts w:ascii="Consolas" w:hAnsi="Consolas"/>
+                <w:sz w:val="20"/>
+                <w:szCs w:val="20"/>
+              </w:rPr>
+              <w:t xml:space="preserve"> tests\</w:t>
+            </w:r>
+            <w:proofErr w:type="spellStart"/>
+            <w:r>
+              <w:rPr>
+                <w:rFonts w:ascii="Consolas" w:hAnsi="Consolas"/>
+                <w:sz w:val="20"/>
+                <w:szCs w:val="20"/>
+              </w:rPr>
+              <w:t>SmartPark.Tests</w:t>
+            </w:r>
+            <w:proofErr w:type="spellEnd"/>
+            <w:r>
+              <w:rPr>
+                <w:rFonts w:ascii="Consolas" w:hAnsi="Consolas"/>
+                <w:sz w:val="20"/>
+                <w:szCs w:val="20"/>
+              </w:rPr>
+              <w:t>\bin\Debug\net10.0\SmartPark.Tests.dll</w:t>
+            </w:r>
+          </w:p>
+          <w:p>
+            <w:pPr>
+              <w:rPr>
+                <w:rFonts w:ascii="Consolas" w:hAnsi="Consolas"/>
+                <w:sz w:val="20"/>
+                <w:szCs w:val="20"/>
+              </w:rPr>
+            </w:pPr>
+            <w:r>
+              <w:rPr>
+                <w:rFonts w:ascii="Consolas" w:hAnsi="Consolas"/>
+                <w:sz w:val="20"/>
+                <w:szCs w:val="20"/>
+              </w:rPr>
+              <w:t xml:space="preserve">[xUnit.net 00:00:00.01] xUnit.net </w:t>
+            </w:r>
+            <w:proofErr w:type="spellStart"/>
+            <w:r>
+              <w:rPr>
+                <w:rFonts w:ascii="Consolas" w:hAnsi="Consolas"/>
+                <w:sz w:val="20"/>
+                <w:szCs w:val="20"/>
+              </w:rPr>
+              <w:t>VSTest</w:t>
+            </w:r>
+            <w:proofErr w:type="spellEnd"/>
+            <w:r>
+              <w:rPr>
+                <w:rFonts w:ascii="Consolas" w:hAnsi="Consolas"/>
+                <w:sz w:val="20"/>
+                <w:szCs w:val="20"/>
+              </w:rPr>
+              <w:t xml:space="preserve"> Adapter v3.1.4+50e68bbb8b (64-bit .NET 10.0.6)</w:t>
+            </w:r>
+          </w:p>
+          <w:p>
+            <w:pPr>
+              <w:rPr>
+                <w:rFonts w:ascii="Consolas" w:hAnsi="Consolas"/>
+                <w:sz w:val="20"/>
+                <w:szCs w:val="20"/>
+              </w:rPr>
+            </w:pPr>
+            <w:r>
+              <w:rPr>
+                <w:rFonts w:ascii="Consolas" w:hAnsi="Consolas"/>
+                <w:sz w:val="20"/>
+                <w:szCs w:val="20"/>
+              </w:rPr>
+              <w:t xml:space="preserve">[xUnit.net 00:00:00.42]   Discovering: </w:t>
+            </w:r>
+            <w:proofErr w:type="spellStart"/>
+            <w:r>
+              <w:rPr>
+                <w:rFonts w:ascii="Consolas" w:hAnsi="Consolas"/>
+                <w:sz w:val="20"/>
+                <w:szCs w:val="20"/>
+              </w:rPr>
+              <w:t>SmartPark.Tests</w:t>
+            </w:r>
+            <w:proofErr w:type="spellEnd"/>
+          </w:p>
+          <w:p>
+            <w:pPr>
+              <w:rPr>
+                <w:rFonts w:ascii="Consolas" w:hAnsi="Consolas"/>
+                <w:sz w:val="20"/>
+                <w:szCs w:val="20"/>
+              </w:rPr>
+            </w:pPr>
+            <w:r>
+              <w:rPr>
+                <w:rFonts w:ascii="Consolas" w:hAnsi="Consolas"/>
+                <w:sz w:val="20"/>
+                <w:szCs w:val="20"/>
+              </w:rPr>
+              <w:t xml:space="preserve">[xUnit.net 00:00:00.73]   Discovered:  </w:t>
+            </w:r>
+            <w:proofErr w:type="spellStart"/>
+            <w:r>
+              <w:rPr>
+                <w:rFonts w:ascii="Consolas" w:hAnsi="Consolas"/>
+                <w:sz w:val="20"/>
+                <w:szCs w:val="20"/>
+              </w:rPr>
+              <w:t>SmartPark.Tests</w:t>
+            </w:r>
+            <w:proofErr w:type="spellEnd"/>
+          </w:p>
+          <w:p>
+            <w:pPr>
+              <w:rPr>
+                <w:rFonts w:ascii="Consolas" w:hAnsi="Consolas"/>
+                <w:sz w:val="20"/>
+                <w:szCs w:val="20"/>
+              </w:rPr>
+            </w:pPr>
+            <w:r>
+              <w:rPr>
+                <w:rFonts w:ascii="Consolas" w:hAnsi="Consolas"/>
+                <w:sz w:val="20"/>
+                <w:szCs w:val="20"/>
+              </w:rPr>
+              <w:t xml:space="preserve">[xUnit.net 00:00:00.82]   Starting:    </w:t>
+            </w:r>
+            <w:proofErr w:type="spellStart"/>
+            <w:r>
+              <w:rPr>
+                <w:rFonts w:ascii="Consolas" w:hAnsi="Consolas"/>
+                <w:sz w:val="20"/>
+                <w:szCs w:val="20"/>
+              </w:rPr>
+              <w:t>SmartPark.Tests</w:t>
+            </w:r>
+            <w:proofErr w:type="spellEnd"/>
+          </w:p>
+          <w:p>
+            <w:pPr>
+              <w:rPr>
+                <w:rFonts w:ascii="Consolas" w:hAnsi="Consolas"/>
+                <w:sz w:val="20"/>
+                <w:szCs w:val="20"/>
+              </w:rPr>
+            </w:pPr>
+            <w:r>
+              <w:rPr>
+                <w:rFonts w:ascii="Consolas" w:hAnsi="Consolas"/>
+                <w:sz w:val="20"/>
+                <w:szCs w:val="20"/>
+              </w:rPr>
+              <w:lastRenderedPageBreak/>
+              <w:t xml:space="preserve">[xUnit.net 00:00:03.02]   Finished:    </w:t>
+            </w:r>
+            <w:proofErr w:type="spellStart"/>
+            <w:r>
+              <w:rPr>
+                <w:rFonts w:ascii="Consolas" w:hAnsi="Consolas"/>
+                <w:sz w:val="20"/>
+                <w:szCs w:val="20"/>
+              </w:rPr>
+              <w:t>SmartPark.Tests</w:t>
+            </w:r>
+            <w:proofErr w:type="spellEnd"/>
+          </w:p>
+          <w:p>
+            <w:pPr>
+              <w:rPr>
+                <w:rFonts w:ascii="Consolas" w:hAnsi="Consolas"/>
+                <w:sz w:val="20"/>
+                <w:szCs w:val="20"/>
+              </w:rPr>
+            </w:pPr>
+            <w:r>
+              <w:rPr>
+                <w:rFonts w:ascii="Consolas" w:hAnsi="Consolas"/>
+                <w:sz w:val="20"/>
+                <w:szCs w:val="20"/>
+              </w:rPr>
+              <w:t xml:space="preserve">  </w:t>
+            </w:r>
+            <w:proofErr w:type="spellStart"/>
+            <w:r>
+              <w:rPr>
+                <w:rFonts w:ascii="Consolas" w:hAnsi="Consolas"/>
+                <w:sz w:val="20"/>
+                <w:szCs w:val="20"/>
+              </w:rPr>
+              <w:t>SmartPark.Tests</w:t>
+            </w:r>
+            <w:proofErr w:type="spellEnd"/>
+            <w:r>
+              <w:rPr>
+                <w:rFonts w:ascii="Consolas" w:hAnsi="Consolas"/>
+                <w:sz w:val="20"/>
+                <w:szCs w:val="20"/>
+              </w:rPr>
+              <w:t xml:space="preserve"> test net10.0 succeeded (6.8s)</w:t>
+            </w:r>
+          </w:p>
+          <w:p>
+            <w:pPr>
+              <w:rPr>
+                <w:rFonts w:ascii="Consolas" w:hAnsi="Consolas"/>
+                <w:sz w:val="20"/>
+                <w:szCs w:val="20"/>
+              </w:rPr>
+            </w:pPr>
+          </w:p>
+          <w:p>
+            <w:pPr>
+              <w:rPr>
+                <w:rFonts w:ascii="Consolas" w:hAnsi="Consolas"/>
+                <w:sz w:val="20"/>
+                <w:szCs w:val="20"/>
+              </w:rPr>
+            </w:pPr>
+            <w:r>
+              <w:rPr>
+                <w:rFonts w:ascii="Consolas" w:hAnsi="Consolas"/>
+                <w:sz w:val="20"/>
+                <w:szCs w:val="20"/>
+              </w:rPr>
+              <w:t>Test summary: total: 1, failed: 0, succeeded: 1, skipped: 0, duration: 6.7s</w:t>
+            </w:r>
+          </w:p>
+          <w:p>
+            <w:pPr>
+              <w:rPr>
+                <w:rFonts w:ascii="Lora" w:hAnsi="Lora"/>
+                <w:sz w:val="20"/>
+                <w:szCs w:val="20"/>
+              </w:rPr>
+            </w:pPr>
+            <w:r>
+              <w:rPr>
+                <w:rFonts w:ascii="Consolas" w:hAnsi="Consolas"/>
+                <w:sz w:val="20"/>
+                <w:szCs w:val="20"/>
+              </w:rPr>
+              <w:t>Build succeeded in 12.7s</w:t>
+            </w:r>
           </w:p>
         </w:tc>
       </w:tr>
     </w:tbl>
+    <w:p>
+      <w:pPr>
+        <w:rPr>
+          <w:rFonts w:ascii="Lora" w:hAnsi="Lora"/>
+          <w:b/>
+          <w:bCs/>
+          <w:sz w:val="24"/>
+          <w:szCs w:val="24"/>
+        </w:rPr>
+      </w:pPr>
+    </w:p>
     <w:p>
       <w:pPr>
         <w:rPr>
@@ -7616,10 +8376,413 @@
           <w:p>
             <w:pPr>
               <w:rPr>
-                <w:rFonts w:ascii="Lora" w:hAnsi="Lora"/>
-                <w:szCs w:val="22"/>
-              </w:rPr>
-            </w:pPr>
+                <w:rFonts w:ascii="Consolas" w:hAnsi="Consolas"/>
+                <w:sz w:val="20"/>
+                <w:szCs w:val="20"/>
+              </w:rPr>
+            </w:pPr>
+            <w:r>
+              <w:rPr>
+                <w:rFonts w:ascii="Consolas" w:hAnsi="Consolas"/>
+                <w:sz w:val="20"/>
+                <w:szCs w:val="20"/>
+              </w:rPr>
+              <w:t>PS C:\Users\Dell\automate_test_assignment&gt; dotnet test --filter "Category=Property"</w:t>
+            </w:r>
+          </w:p>
+          <w:p>
+            <w:pPr>
+              <w:rPr>
+                <w:rFonts w:ascii="Consolas" w:hAnsi="Consolas"/>
+                <w:sz w:val="20"/>
+                <w:szCs w:val="20"/>
+              </w:rPr>
+            </w:pPr>
+            <w:r>
+              <w:rPr>
+                <w:rFonts w:ascii="Consolas" w:hAnsi="Consolas"/>
+                <w:sz w:val="20"/>
+                <w:szCs w:val="20"/>
+              </w:rPr>
+              <w:t>Restore complete (10.8s)</w:t>
+            </w:r>
+          </w:p>
+          <w:p>
+            <w:pPr>
+              <w:rPr>
+                <w:rFonts w:ascii="Consolas" w:hAnsi="Consolas"/>
+                <w:sz w:val="20"/>
+                <w:szCs w:val="20"/>
+              </w:rPr>
+            </w:pPr>
+            <w:r>
+              <w:rPr>
+                <w:rFonts w:ascii="Consolas" w:hAnsi="Consolas"/>
+                <w:sz w:val="20"/>
+                <w:szCs w:val="20"/>
+              </w:rPr>
+              <w:t xml:space="preserve">  </w:t>
+            </w:r>
+            <w:proofErr w:type="spellStart"/>
+            <w:r>
+              <w:rPr>
+                <w:rFonts w:ascii="Consolas" w:hAnsi="Consolas"/>
+                <w:sz w:val="20"/>
+                <w:szCs w:val="20"/>
+              </w:rPr>
+              <w:t>SmartPark.Core</w:t>
+            </w:r>
+            <w:proofErr w:type="spellEnd"/>
+            <w:r>
+              <w:rPr>
+                <w:rFonts w:ascii="Consolas" w:hAnsi="Consolas"/>
+                <w:sz w:val="20"/>
+                <w:szCs w:val="20"/>
+              </w:rPr>
+              <w:t xml:space="preserve"> net10.0 succeeded (0.4s) </w:t>
+            </w:r>
+            <w:r>
+              <w:rPr>
+                <w:rFonts w:ascii="Consolas" w:hAnsi="Consolas" w:cs="Times New Roman"/>
+                <w:sz w:val="20"/>
+                <w:szCs w:val="20"/>
+              </w:rPr>
+              <w:t>→</w:t>
+            </w:r>
+            <w:r>
+              <w:rPr>
+                <w:rFonts w:ascii="Consolas" w:hAnsi="Consolas"/>
+                <w:sz w:val="20"/>
+                <w:szCs w:val="20"/>
+              </w:rPr>
+              <w:t xml:space="preserve"> </w:t>
+            </w:r>
+            <w:proofErr w:type="spellStart"/>
+            <w:r>
+              <w:rPr>
+                <w:rFonts w:ascii="Consolas" w:hAnsi="Consolas"/>
+                <w:sz w:val="20"/>
+                <w:szCs w:val="20"/>
+              </w:rPr>
+              <w:t>src</w:t>
+            </w:r>
+            <w:proofErr w:type="spellEnd"/>
+            <w:r>
+              <w:rPr>
+                <w:rFonts w:ascii="Consolas" w:hAnsi="Consolas"/>
+                <w:sz w:val="20"/>
+                <w:szCs w:val="20"/>
+              </w:rPr>
+              <w:t>\</w:t>
+            </w:r>
+            <w:proofErr w:type="spellStart"/>
+            <w:r>
+              <w:rPr>
+                <w:rFonts w:ascii="Consolas" w:hAnsi="Consolas"/>
+                <w:sz w:val="20"/>
+                <w:szCs w:val="20"/>
+              </w:rPr>
+              <w:t>SmartPark.Core</w:t>
+            </w:r>
+            <w:proofErr w:type="spellEnd"/>
+            <w:r>
+              <w:rPr>
+                <w:rFonts w:ascii="Consolas" w:hAnsi="Consolas"/>
+                <w:sz w:val="20"/>
+                <w:szCs w:val="20"/>
+              </w:rPr>
+              <w:t>\bin\Debug\net10.0\SmartPark.Core.dll</w:t>
+            </w:r>
+          </w:p>
+          <w:p>
+            <w:pPr>
+              <w:rPr>
+                <w:rFonts w:ascii="Consolas" w:hAnsi="Consolas"/>
+                <w:sz w:val="20"/>
+                <w:szCs w:val="20"/>
+              </w:rPr>
+            </w:pPr>
+            <w:r>
+              <w:rPr>
+                <w:rFonts w:ascii="Consolas" w:hAnsi="Consolas"/>
+                <w:sz w:val="20"/>
+                <w:szCs w:val="20"/>
+              </w:rPr>
+              <w:t xml:space="preserve">  </w:t>
+            </w:r>
+            <w:proofErr w:type="spellStart"/>
+            <w:r>
+              <w:rPr>
+                <w:rFonts w:ascii="Consolas" w:hAnsi="Consolas"/>
+                <w:sz w:val="20"/>
+                <w:szCs w:val="20"/>
+              </w:rPr>
+              <w:t>SmartPark.Tests</w:t>
+            </w:r>
+            <w:proofErr w:type="spellEnd"/>
+            <w:r>
+              <w:rPr>
+                <w:rFonts w:ascii="Consolas" w:hAnsi="Consolas"/>
+                <w:sz w:val="20"/>
+                <w:szCs w:val="20"/>
+              </w:rPr>
+              <w:t xml:space="preserve"> net10.0 succeeded (146.2s) </w:t>
+            </w:r>
+            <w:r>
+              <w:rPr>
+                <w:rFonts w:ascii="Consolas" w:hAnsi="Consolas" w:cs="Times New Roman"/>
+                <w:sz w:val="20"/>
+                <w:szCs w:val="20"/>
+              </w:rPr>
+              <w:t>→</w:t>
+            </w:r>
+            <w:r>
+              <w:rPr>
+                <w:rFonts w:ascii="Consolas" w:hAnsi="Consolas"/>
+                <w:sz w:val="20"/>
+                <w:szCs w:val="20"/>
+              </w:rPr>
+              <w:t xml:space="preserve"> tests\</w:t>
+            </w:r>
+            <w:proofErr w:type="spellStart"/>
+            <w:r>
+              <w:rPr>
+                <w:rFonts w:ascii="Consolas" w:hAnsi="Consolas"/>
+                <w:sz w:val="20"/>
+                <w:szCs w:val="20"/>
+              </w:rPr>
+              <w:t>SmartPark.Tests</w:t>
+            </w:r>
+            <w:proofErr w:type="spellEnd"/>
+            <w:r>
+              <w:rPr>
+                <w:rFonts w:ascii="Consolas" w:hAnsi="Consolas"/>
+                <w:sz w:val="20"/>
+                <w:szCs w:val="20"/>
+              </w:rPr>
+              <w:t>\bin\Debug\net10.0\SmartPark.Tests.dll</w:t>
+            </w:r>
+          </w:p>
+          <w:p>
+            <w:pPr>
+              <w:rPr>
+                <w:rFonts w:ascii="Consolas" w:hAnsi="Consolas"/>
+                <w:sz w:val="20"/>
+                <w:szCs w:val="20"/>
+              </w:rPr>
+            </w:pPr>
+            <w:r>
+              <w:rPr>
+                <w:rFonts w:ascii="Consolas" w:hAnsi="Consolas"/>
+                <w:sz w:val="20"/>
+                <w:szCs w:val="20"/>
+              </w:rPr>
+              <w:t xml:space="preserve">[xUnit.net 00:00:00.06] xUnit.net </w:t>
+            </w:r>
+            <w:proofErr w:type="spellStart"/>
+            <w:r>
+              <w:rPr>
+                <w:rFonts w:ascii="Consolas" w:hAnsi="Consolas"/>
+                <w:sz w:val="20"/>
+                <w:szCs w:val="20"/>
+              </w:rPr>
+              <w:t>VSTest</w:t>
+            </w:r>
+            <w:proofErr w:type="spellEnd"/>
+            <w:r>
+              <w:rPr>
+                <w:rFonts w:ascii="Consolas" w:hAnsi="Consolas"/>
+                <w:sz w:val="20"/>
+                <w:szCs w:val="20"/>
+              </w:rPr>
+              <w:t xml:space="preserve"> Adapter v3.1.4+50e68bbb8b (64-bit .NET 10.0.6)</w:t>
+            </w:r>
+          </w:p>
+          <w:p>
+            <w:pPr>
+              <w:rPr>
+                <w:rFonts w:ascii="Consolas" w:hAnsi="Consolas"/>
+                <w:sz w:val="20"/>
+                <w:szCs w:val="20"/>
+              </w:rPr>
+            </w:pPr>
+            <w:r>
+              <w:rPr>
+                <w:rFonts w:ascii="Consolas" w:hAnsi="Consolas"/>
+                <w:sz w:val="20"/>
+                <w:szCs w:val="20"/>
+              </w:rPr>
+              <w:t xml:space="preserve">[xUnit.net 00:00:02.76]   Discovering: </w:t>
+            </w:r>
+            <w:proofErr w:type="spellStart"/>
+            <w:r>
+              <w:rPr>
+                <w:rFonts w:ascii="Consolas" w:hAnsi="Consolas"/>
+                <w:sz w:val="20"/>
+                <w:szCs w:val="20"/>
+              </w:rPr>
+              <w:t>SmartPark.Tests</w:t>
+            </w:r>
+            <w:proofErr w:type="spellEnd"/>
+          </w:p>
+          <w:p>
+            <w:pPr>
+              <w:rPr>
+                <w:rFonts w:ascii="Consolas" w:hAnsi="Consolas"/>
+                <w:sz w:val="20"/>
+                <w:szCs w:val="20"/>
+              </w:rPr>
+            </w:pPr>
+            <w:r>
+              <w:rPr>
+                <w:rFonts w:ascii="Consolas" w:hAnsi="Consolas"/>
+                <w:sz w:val="20"/>
+                <w:szCs w:val="20"/>
+              </w:rPr>
+              <w:t xml:space="preserve">[xUnit.net 00:00:04.53]   Discovered:  </w:t>
+            </w:r>
+            <w:proofErr w:type="spellStart"/>
+            <w:r>
+              <w:rPr>
+                <w:rFonts w:ascii="Consolas" w:hAnsi="Consolas"/>
+                <w:sz w:val="20"/>
+                <w:szCs w:val="20"/>
+              </w:rPr>
+              <w:t>SmartPark.Tests</w:t>
+            </w:r>
+            <w:proofErr w:type="spellEnd"/>
+          </w:p>
+          <w:p>
+            <w:pPr>
+              <w:rPr>
+                <w:rFonts w:ascii="Consolas" w:hAnsi="Consolas"/>
+                <w:sz w:val="20"/>
+                <w:szCs w:val="20"/>
+              </w:rPr>
+            </w:pPr>
+            <w:r>
+              <w:rPr>
+                <w:rFonts w:ascii="Consolas" w:hAnsi="Consolas"/>
+                <w:sz w:val="20"/>
+                <w:szCs w:val="20"/>
+              </w:rPr>
+              <w:t xml:space="preserve">[xUnit.net 00:00:04.80]   Starting:    </w:t>
+            </w:r>
+            <w:proofErr w:type="spellStart"/>
+            <w:r>
+              <w:rPr>
+                <w:rFonts w:ascii="Consolas" w:hAnsi="Consolas"/>
+                <w:sz w:val="20"/>
+                <w:szCs w:val="20"/>
+              </w:rPr>
+              <w:t>SmartPark.Tests</w:t>
+            </w:r>
+            <w:proofErr w:type="spellEnd"/>
+          </w:p>
+          <w:p>
+            <w:pPr>
+              <w:rPr>
+                <w:rFonts w:ascii="Consolas" w:hAnsi="Consolas"/>
+                <w:sz w:val="20"/>
+                <w:szCs w:val="20"/>
+              </w:rPr>
+            </w:pPr>
+            <w:r>
+              <w:rPr>
+                <w:rFonts w:ascii="Consolas" w:hAnsi="Consolas"/>
+                <w:sz w:val="20"/>
+                <w:szCs w:val="20"/>
+              </w:rPr>
+              <w:t xml:space="preserve">[xUnit.net 00:00:09.87]   Finished:    </w:t>
+            </w:r>
+            <w:proofErr w:type="spellStart"/>
+            <w:r>
+              <w:rPr>
+                <w:rFonts w:ascii="Consolas" w:hAnsi="Consolas"/>
+                <w:sz w:val="20"/>
+                <w:szCs w:val="20"/>
+              </w:rPr>
+              <w:t>SmartPark.Tests</w:t>
+            </w:r>
+            <w:proofErr w:type="spellEnd"/>
+          </w:p>
+          <w:p>
+            <w:pPr>
+              <w:rPr>
+                <w:rFonts w:ascii="Consolas" w:hAnsi="Consolas"/>
+                <w:sz w:val="20"/>
+                <w:szCs w:val="20"/>
+              </w:rPr>
+            </w:pPr>
+            <w:r>
+              <w:rPr>
+                <w:rFonts w:ascii="Consolas" w:hAnsi="Consolas"/>
+                <w:sz w:val="20"/>
+                <w:szCs w:val="20"/>
+              </w:rPr>
+              <w:t xml:space="preserve">  </w:t>
+            </w:r>
+            <w:proofErr w:type="spellStart"/>
+            <w:r>
+              <w:rPr>
+                <w:rFonts w:ascii="Consolas" w:hAnsi="Consolas"/>
+                <w:sz w:val="20"/>
+                <w:szCs w:val="20"/>
+              </w:rPr>
+              <w:t>SmartPark.Tests</w:t>
+            </w:r>
+            <w:proofErr w:type="spellEnd"/>
+            <w:r>
+              <w:rPr>
+                <w:rFonts w:ascii="Consolas" w:hAnsi="Consolas"/>
+                <w:sz w:val="20"/>
+                <w:szCs w:val="20"/>
+              </w:rPr>
+              <w:t xml:space="preserve"> test net10.0 succeeded (33.0s)</w:t>
+            </w:r>
+          </w:p>
+          <w:p>
+            <w:pPr>
+              <w:rPr>
+                <w:rFonts w:ascii="Consolas" w:hAnsi="Consolas"/>
+                <w:sz w:val="20"/>
+                <w:szCs w:val="20"/>
+              </w:rPr>
+            </w:pPr>
+          </w:p>
+          <w:p>
+            <w:pPr>
+              <w:rPr>
+                <w:rFonts w:ascii="Consolas" w:hAnsi="Consolas"/>
+                <w:sz w:val="20"/>
+                <w:szCs w:val="20"/>
+              </w:rPr>
+            </w:pPr>
+            <w:r>
+              <w:rPr>
+                <w:rFonts w:ascii="Consolas" w:hAnsi="Consolas"/>
+                <w:sz w:val="20"/>
+                <w:szCs w:val="20"/>
+              </w:rPr>
+              <w:t>Test summary: total: 5, failed: 0, succeeded: 5, skipped: 0, duration: 32.9s</w:t>
+            </w:r>
+          </w:p>
+          <w:p>
+            <w:pPr>
+              <w:rPr>
+                <w:rFonts w:ascii="Consolas" w:hAnsi="Consolas"/>
+                <w:sz w:val="20"/>
+                <w:szCs w:val="20"/>
+              </w:rPr>
+            </w:pPr>
+            <w:r>
+              <w:rPr>
+                <w:rFonts w:ascii="Consolas" w:hAnsi="Consolas"/>
+                <w:sz w:val="20"/>
+                <w:szCs w:val="20"/>
+              </w:rPr>
+              <w:t>Build succeeded in 192.5s</w:t>
+            </w:r>
           </w:p>
         </w:tc>
       </w:tr>
@@ -7670,7 +8833,9 @@
       </w:r>
       <w:r>
         <w:rPr>
-          <w:rFonts w:ascii="Cascadia Code SemiBold" w:hAnsi="Cascadia Code SemiBold"/>
+          <w:rFonts w:ascii="Consolas" w:hAnsi="Consolas"/>
+          <w:b/>
+          <w:bCs/>
           <w:color w:val="70AD47" w:themeColor="accent6"/>
           <w:szCs w:val="22"/>
         </w:rPr>
@@ -7679,7 +8844,9 @@
       <w:proofErr w:type="spellStart"/>
       <w:r>
         <w:rPr>
-          <w:rFonts w:ascii="Cascadia Code SemiBold" w:hAnsi="Cascadia Code SemiBold"/>
+          <w:rFonts w:ascii="Consolas" w:hAnsi="Consolas"/>
+          <w:b/>
+          <w:bCs/>
           <w:color w:val="70AD47" w:themeColor="accent6"/>
           <w:szCs w:val="22"/>
         </w:rPr>
@@ -7688,7 +8855,9 @@
       <w:proofErr w:type="spellEnd"/>
       <w:r>
         <w:rPr>
-          <w:rFonts w:ascii="Cascadia Code SemiBold" w:hAnsi="Cascadia Code SemiBold"/>
+          <w:rFonts w:ascii="Consolas" w:hAnsi="Consolas"/>
+          <w:b/>
+          <w:bCs/>
           <w:color w:val="70AD47" w:themeColor="accent6"/>
           <w:szCs w:val="22"/>
         </w:rPr>
@@ -7712,10 +8881,430 @@
           <w:p>
             <w:pPr>
               <w:rPr>
+                <w:rFonts w:ascii="Consolas" w:hAnsi="Consolas"/>
+                <w:sz w:val="20"/>
+                <w:szCs w:val="20"/>
+              </w:rPr>
+            </w:pPr>
+            <w:r>
+              <w:rPr>
+                <w:rFonts w:ascii="Consolas" w:hAnsi="Consolas"/>
+                <w:sz w:val="20"/>
+                <w:szCs w:val="20"/>
+              </w:rPr>
+              <w:t>PS C:\Users\Dell\automate_test_assignment&gt; dotnet test --filter "</w:t>
+            </w:r>
+            <w:proofErr w:type="spellStart"/>
+            <w:r>
+              <w:rPr>
+                <w:rFonts w:ascii="Consolas" w:hAnsi="Consolas"/>
+                <w:sz w:val="20"/>
+                <w:szCs w:val="20"/>
+              </w:rPr>
+              <w:t>IntegrationTests</w:t>
+            </w:r>
+            <w:proofErr w:type="spellEnd"/>
+            <w:r>
+              <w:rPr>
+                <w:rFonts w:ascii="Consolas" w:hAnsi="Consolas"/>
+                <w:sz w:val="20"/>
+                <w:szCs w:val="20"/>
+              </w:rPr>
+              <w:t>"</w:t>
+            </w:r>
+          </w:p>
+          <w:p>
+            <w:pPr>
+              <w:rPr>
+                <w:rFonts w:ascii="Consolas" w:hAnsi="Consolas"/>
+                <w:sz w:val="20"/>
+                <w:szCs w:val="20"/>
+              </w:rPr>
+            </w:pPr>
+            <w:r>
+              <w:rPr>
+                <w:rFonts w:ascii="Consolas" w:hAnsi="Consolas"/>
+                <w:sz w:val="20"/>
+                <w:szCs w:val="20"/>
+              </w:rPr>
+              <w:t>Restore complete (21.9s)</w:t>
+            </w:r>
+          </w:p>
+          <w:p>
+            <w:pPr>
+              <w:rPr>
+                <w:rFonts w:ascii="Consolas" w:hAnsi="Consolas"/>
+                <w:sz w:val="20"/>
+                <w:szCs w:val="20"/>
+              </w:rPr>
+            </w:pPr>
+            <w:r>
+              <w:rPr>
+                <w:rFonts w:ascii="Consolas" w:hAnsi="Consolas"/>
+                <w:sz w:val="20"/>
+                <w:szCs w:val="20"/>
+              </w:rPr>
+              <w:t xml:space="preserve">  </w:t>
+            </w:r>
+            <w:proofErr w:type="spellStart"/>
+            <w:r>
+              <w:rPr>
+                <w:rFonts w:ascii="Consolas" w:hAnsi="Consolas"/>
+                <w:sz w:val="20"/>
+                <w:szCs w:val="20"/>
+              </w:rPr>
+              <w:t>SmartPark.Core</w:t>
+            </w:r>
+            <w:proofErr w:type="spellEnd"/>
+            <w:r>
+              <w:rPr>
+                <w:rFonts w:ascii="Consolas" w:hAnsi="Consolas"/>
+                <w:sz w:val="20"/>
+                <w:szCs w:val="20"/>
+              </w:rPr>
+              <w:t xml:space="preserve"> net10.0 succeeded (2.7s) </w:t>
+            </w:r>
+            <w:r>
+              <w:rPr>
+                <w:rFonts w:ascii="Consolas" w:hAnsi="Consolas" w:cs="Times New Roman"/>
+                <w:sz w:val="20"/>
+                <w:szCs w:val="20"/>
+              </w:rPr>
+              <w:t>→</w:t>
+            </w:r>
+            <w:r>
+              <w:rPr>
+                <w:rFonts w:ascii="Consolas" w:hAnsi="Consolas"/>
+                <w:sz w:val="20"/>
+                <w:szCs w:val="20"/>
+              </w:rPr>
+              <w:t xml:space="preserve"> </w:t>
+            </w:r>
+            <w:proofErr w:type="spellStart"/>
+            <w:r>
+              <w:rPr>
+                <w:rFonts w:ascii="Consolas" w:hAnsi="Consolas"/>
+                <w:sz w:val="20"/>
+                <w:szCs w:val="20"/>
+              </w:rPr>
+              <w:t>src</w:t>
+            </w:r>
+            <w:proofErr w:type="spellEnd"/>
+            <w:r>
+              <w:rPr>
+                <w:rFonts w:ascii="Consolas" w:hAnsi="Consolas"/>
+                <w:sz w:val="20"/>
+                <w:szCs w:val="20"/>
+              </w:rPr>
+              <w:t>\</w:t>
+            </w:r>
+            <w:proofErr w:type="spellStart"/>
+            <w:r>
+              <w:rPr>
+                <w:rFonts w:ascii="Consolas" w:hAnsi="Consolas"/>
+                <w:sz w:val="20"/>
+                <w:szCs w:val="20"/>
+              </w:rPr>
+              <w:t>SmartPark.Core</w:t>
+            </w:r>
+            <w:proofErr w:type="spellEnd"/>
+            <w:r>
+              <w:rPr>
+                <w:rFonts w:ascii="Consolas" w:hAnsi="Consolas"/>
+                <w:sz w:val="20"/>
+                <w:szCs w:val="20"/>
+              </w:rPr>
+              <w:t>\bin\Debug\net10.0\SmartPark.Core.dll</w:t>
+            </w:r>
+          </w:p>
+          <w:p>
+            <w:pPr>
+              <w:rPr>
+                <w:rFonts w:ascii="Consolas" w:hAnsi="Consolas"/>
+                <w:sz w:val="20"/>
+                <w:szCs w:val="20"/>
+              </w:rPr>
+            </w:pPr>
+            <w:r>
+              <w:rPr>
+                <w:rFonts w:ascii="Consolas" w:hAnsi="Consolas"/>
+                <w:sz w:val="20"/>
+                <w:szCs w:val="20"/>
+              </w:rPr>
+              <w:t xml:space="preserve">  </w:t>
+            </w:r>
+            <w:proofErr w:type="spellStart"/>
+            <w:r>
+              <w:rPr>
+                <w:rFonts w:ascii="Consolas" w:hAnsi="Consolas"/>
+                <w:sz w:val="20"/>
+                <w:szCs w:val="20"/>
+              </w:rPr>
+              <w:t>SmartPark.Tests</w:t>
+            </w:r>
+            <w:proofErr w:type="spellEnd"/>
+            <w:r>
+              <w:rPr>
+                <w:rFonts w:ascii="Consolas" w:hAnsi="Consolas"/>
+                <w:sz w:val="20"/>
+                <w:szCs w:val="20"/>
+              </w:rPr>
+              <w:t xml:space="preserve"> net10.0 succeeded (2.7s) </w:t>
+            </w:r>
+            <w:r>
+              <w:rPr>
+                <w:rFonts w:ascii="Consolas" w:hAnsi="Consolas" w:cs="Times New Roman"/>
+                <w:sz w:val="20"/>
+                <w:szCs w:val="20"/>
+              </w:rPr>
+              <w:t>→</w:t>
+            </w:r>
+            <w:r>
+              <w:rPr>
+                <w:rFonts w:ascii="Consolas" w:hAnsi="Consolas"/>
+                <w:sz w:val="20"/>
+                <w:szCs w:val="20"/>
+              </w:rPr>
+              <w:t xml:space="preserve"> tests\</w:t>
+            </w:r>
+            <w:proofErr w:type="spellStart"/>
+            <w:r>
+              <w:rPr>
+                <w:rFonts w:ascii="Consolas" w:hAnsi="Consolas"/>
+                <w:sz w:val="20"/>
+                <w:szCs w:val="20"/>
+              </w:rPr>
+              <w:t>SmartPark.Tests</w:t>
+            </w:r>
+            <w:proofErr w:type="spellEnd"/>
+            <w:r>
+              <w:rPr>
+                <w:rFonts w:ascii="Consolas" w:hAnsi="Consolas"/>
+                <w:sz w:val="20"/>
+                <w:szCs w:val="20"/>
+              </w:rPr>
+              <w:t>\bin\Debug\net10.0\SmartPark.Tests.dll</w:t>
+            </w:r>
+          </w:p>
+          <w:p>
+            <w:pPr>
+              <w:rPr>
+                <w:rFonts w:ascii="Consolas" w:hAnsi="Consolas"/>
+                <w:sz w:val="20"/>
+                <w:szCs w:val="20"/>
+              </w:rPr>
+            </w:pPr>
+            <w:r>
+              <w:rPr>
+                <w:rFonts w:ascii="Consolas" w:hAnsi="Consolas"/>
+                <w:sz w:val="20"/>
+                <w:szCs w:val="20"/>
+              </w:rPr>
+              <w:t xml:space="preserve">[xUnit.net 00:00:00.03] xUnit.net </w:t>
+            </w:r>
+            <w:proofErr w:type="spellStart"/>
+            <w:r>
+              <w:rPr>
+                <w:rFonts w:ascii="Consolas" w:hAnsi="Consolas"/>
+                <w:sz w:val="20"/>
+                <w:szCs w:val="20"/>
+              </w:rPr>
+              <w:t>VSTest</w:t>
+            </w:r>
+            <w:proofErr w:type="spellEnd"/>
+            <w:r>
+              <w:rPr>
+                <w:rFonts w:ascii="Consolas" w:hAnsi="Consolas"/>
+                <w:sz w:val="20"/>
+                <w:szCs w:val="20"/>
+              </w:rPr>
+              <w:t xml:space="preserve"> Adapter v3.1.4+50e68bbb8b (64-bit .NET 10.0.6)</w:t>
+            </w:r>
+          </w:p>
+          <w:p>
+            <w:pPr>
+              <w:rPr>
+                <w:rFonts w:ascii="Consolas" w:hAnsi="Consolas"/>
+                <w:sz w:val="20"/>
+                <w:szCs w:val="20"/>
+              </w:rPr>
+            </w:pPr>
+            <w:r>
+              <w:rPr>
+                <w:rFonts w:ascii="Consolas" w:hAnsi="Consolas"/>
+                <w:sz w:val="20"/>
+                <w:szCs w:val="20"/>
+              </w:rPr>
+              <w:t xml:space="preserve">[xUnit.net 00:00:03.88]   Discovering: </w:t>
+            </w:r>
+            <w:proofErr w:type="spellStart"/>
+            <w:r>
+              <w:rPr>
+                <w:rFonts w:ascii="Consolas" w:hAnsi="Consolas"/>
+                <w:sz w:val="20"/>
+                <w:szCs w:val="20"/>
+              </w:rPr>
+              <w:t>SmartPark.Tests</w:t>
+            </w:r>
+            <w:proofErr w:type="spellEnd"/>
+          </w:p>
+          <w:p>
+            <w:pPr>
+              <w:rPr>
+                <w:rFonts w:ascii="Consolas" w:hAnsi="Consolas"/>
+                <w:sz w:val="20"/>
+                <w:szCs w:val="20"/>
+              </w:rPr>
+            </w:pPr>
+            <w:r>
+              <w:rPr>
+                <w:rFonts w:ascii="Consolas" w:hAnsi="Consolas"/>
+                <w:sz w:val="20"/>
+                <w:szCs w:val="20"/>
+              </w:rPr>
+              <w:t xml:space="preserve">[xUnit.net 00:00:05.85]   Discovered:  </w:t>
+            </w:r>
+            <w:proofErr w:type="spellStart"/>
+            <w:r>
+              <w:rPr>
+                <w:rFonts w:ascii="Consolas" w:hAnsi="Consolas"/>
+                <w:sz w:val="20"/>
+                <w:szCs w:val="20"/>
+              </w:rPr>
+              <w:t>SmartPark.Tests</w:t>
+            </w:r>
+            <w:proofErr w:type="spellEnd"/>
+          </w:p>
+          <w:p>
+            <w:pPr>
+              <w:rPr>
+                <w:rFonts w:ascii="Consolas" w:hAnsi="Consolas"/>
+                <w:sz w:val="20"/>
+                <w:szCs w:val="20"/>
+              </w:rPr>
+            </w:pPr>
+            <w:r>
+              <w:rPr>
+                <w:rFonts w:ascii="Consolas" w:hAnsi="Consolas"/>
+                <w:sz w:val="20"/>
+                <w:szCs w:val="20"/>
+              </w:rPr>
+              <w:t xml:space="preserve">[xUnit.net 00:00:06.16]   Starting:    </w:t>
+            </w:r>
+            <w:proofErr w:type="spellStart"/>
+            <w:r>
+              <w:rPr>
+                <w:rFonts w:ascii="Consolas" w:hAnsi="Consolas"/>
+                <w:sz w:val="20"/>
+                <w:szCs w:val="20"/>
+              </w:rPr>
+              <w:t>SmartPark.Tests</w:t>
+            </w:r>
+            <w:proofErr w:type="spellEnd"/>
+          </w:p>
+          <w:p>
+            <w:pPr>
+              <w:rPr>
+                <w:rFonts w:ascii="Consolas" w:hAnsi="Consolas"/>
+                <w:sz w:val="20"/>
+                <w:szCs w:val="20"/>
+              </w:rPr>
+            </w:pPr>
+            <w:r>
+              <w:rPr>
+                <w:rFonts w:ascii="Consolas" w:hAnsi="Consolas"/>
+                <w:sz w:val="20"/>
+                <w:szCs w:val="20"/>
+              </w:rPr>
+              <w:t xml:space="preserve">[xUnit.net 00:00:07.44]   Finished:    </w:t>
+            </w:r>
+            <w:proofErr w:type="spellStart"/>
+            <w:r>
+              <w:rPr>
+                <w:rFonts w:ascii="Consolas" w:hAnsi="Consolas"/>
+                <w:sz w:val="20"/>
+                <w:szCs w:val="20"/>
+              </w:rPr>
+              <w:t>SmartPark.Tests</w:t>
+            </w:r>
+            <w:proofErr w:type="spellEnd"/>
+          </w:p>
+          <w:p>
+            <w:pPr>
+              <w:rPr>
+                <w:rFonts w:ascii="Consolas" w:hAnsi="Consolas"/>
+                <w:sz w:val="20"/>
+                <w:szCs w:val="20"/>
+              </w:rPr>
+            </w:pPr>
+            <w:r>
+              <w:rPr>
+                <w:rFonts w:ascii="Consolas" w:hAnsi="Consolas"/>
+                <w:sz w:val="20"/>
+                <w:szCs w:val="20"/>
+              </w:rPr>
+              <w:t xml:space="preserve">  </w:t>
+            </w:r>
+            <w:proofErr w:type="spellStart"/>
+            <w:r>
+              <w:rPr>
+                <w:rFonts w:ascii="Consolas" w:hAnsi="Consolas"/>
+                <w:sz w:val="20"/>
+                <w:szCs w:val="20"/>
+              </w:rPr>
+              <w:t>SmartPark.Tests</w:t>
+            </w:r>
+            <w:proofErr w:type="spellEnd"/>
+            <w:r>
+              <w:rPr>
+                <w:rFonts w:ascii="Consolas" w:hAnsi="Consolas"/>
+                <w:sz w:val="20"/>
+                <w:szCs w:val="20"/>
+              </w:rPr>
+              <w:t xml:space="preserve"> test net10.0 succeeded (21.1s)</w:t>
+            </w:r>
+          </w:p>
+          <w:p>
+            <w:pPr>
+              <w:rPr>
+                <w:rFonts w:ascii="Consolas" w:hAnsi="Consolas"/>
+                <w:sz w:val="20"/>
+                <w:szCs w:val="20"/>
+              </w:rPr>
+            </w:pPr>
+          </w:p>
+          <w:p>
+            <w:pPr>
+              <w:rPr>
+                <w:rFonts w:ascii="Consolas" w:hAnsi="Consolas"/>
+                <w:sz w:val="20"/>
+                <w:szCs w:val="20"/>
+              </w:rPr>
+            </w:pPr>
+            <w:r>
+              <w:rPr>
+                <w:rFonts w:ascii="Consolas" w:hAnsi="Consolas"/>
+                <w:sz w:val="20"/>
+                <w:szCs w:val="20"/>
+              </w:rPr>
+              <w:t>Test summary: total: 5, failed: 0, succeeded: 5, skipped: 0, duration: 21.0s</w:t>
+            </w:r>
+          </w:p>
+          <w:p>
+            <w:pPr>
+              <w:rPr>
                 <w:rFonts w:ascii="Lora" w:hAnsi="Lora"/>
                 <w:szCs w:val="22"/>
               </w:rPr>
             </w:pPr>
+            <w:r>
+              <w:rPr>
+                <w:rFonts w:ascii="Consolas" w:hAnsi="Consolas"/>
+                <w:sz w:val="20"/>
+                <w:szCs w:val="20"/>
+              </w:rPr>
+              <w:t>Build succeeded in 51.5s</w:t>
+            </w:r>
           </w:p>
         </w:tc>
       </w:tr>
@@ -7761,6 +9350,7 @@
           <w:rFonts w:ascii="Lora" w:hAnsi="Lora"/>
           <w:szCs w:val="22"/>
         </w:rPr>
+        <w:lastRenderedPageBreak/>
         <w:t xml:space="preserve">What is code coverage? It measures what percentage of your application code is actually executed when your tests run. For example, if your tests never trigger the "lost ticket" path, that code has 0% coverage. Higher coverage means your tests are more thorough. </w:t>
       </w:r>
     </w:p>
@@ -7782,14 +9372,18 @@
     <w:p>
       <w:pPr>
         <w:rPr>
-          <w:rFonts w:ascii="Cascadia Code SemiBold" w:hAnsi="Cascadia Code SemiBold"/>
+          <w:rFonts w:ascii="Consolas" w:hAnsi="Consolas"/>
+          <w:b/>
+          <w:bCs/>
           <w:color w:val="70AD47" w:themeColor="accent6"/>
           <w:szCs w:val="22"/>
         </w:rPr>
       </w:pPr>
       <w:r>
         <w:rPr>
-          <w:rFonts w:ascii="Cascadia Code SemiBold" w:hAnsi="Cascadia Code SemiBold"/>
+          <w:rFonts w:ascii="Consolas" w:hAnsi="Consolas"/>
+          <w:b/>
+          <w:bCs/>
           <w:color w:val="70AD47" w:themeColor="accent6"/>
           <w:szCs w:val="22"/>
         </w:rPr>
@@ -7798,7 +9392,9 @@
       <w:proofErr w:type="spellStart"/>
       <w:r>
         <w:rPr>
-          <w:rFonts w:ascii="Cascadia Code SemiBold" w:hAnsi="Cascadia Code SemiBold"/>
+          <w:rFonts w:ascii="Consolas" w:hAnsi="Consolas"/>
+          <w:b/>
+          <w:bCs/>
           <w:color w:val="70AD47" w:themeColor="accent6"/>
           <w:szCs w:val="22"/>
         </w:rPr>
@@ -7807,7 +9403,9 @@
       <w:proofErr w:type="spellEnd"/>
       <w:r>
         <w:rPr>
-          <w:rFonts w:ascii="Cascadia Code SemiBold" w:hAnsi="Cascadia Code SemiBold"/>
+          <w:rFonts w:ascii="Consolas" w:hAnsi="Consolas"/>
+          <w:b/>
+          <w:bCs/>
           <w:color w:val="70AD47" w:themeColor="accent6"/>
           <w:szCs w:val="22"/>
         </w:rPr>
@@ -7975,6 +9573,20 @@
                 <w:szCs w:val="22"/>
               </w:rPr>
             </w:pPr>
+            <w:r>
+              <w:rPr>
+                <w:rFonts w:ascii="Lora" w:hAnsi="Lora"/>
+                <w:szCs w:val="22"/>
+              </w:rPr>
+              <w:t>82.3</w:t>
+            </w:r>
+            <w:r>
+              <w:rPr>
+                <w:rFonts w:ascii="Lora" w:hAnsi="Lora"/>
+                <w:szCs w:val="22"/>
+              </w:rPr>
+              <w:t>%</w:t>
+            </w:r>
           </w:p>
         </w:tc>
         <w:tc>
@@ -7989,6 +9601,13 @@
                 <w:szCs w:val="22"/>
               </w:rPr>
             </w:pPr>
+            <w:r>
+              <w:rPr>
+                <w:rFonts w:ascii="Lora" w:hAnsi="Lora"/>
+                <w:szCs w:val="22"/>
+              </w:rPr>
+              <w:t>87.5%</w:t>
+            </w:r>
           </w:p>
         </w:tc>
       </w:tr>
@@ -8021,7 +9640,6 @@
                 <w:sz w:val="20"/>
                 <w:szCs w:val="20"/>
               </w:rPr>
-              <w:lastRenderedPageBreak/>
               <w:t>ParkingSessionManager</w:t>
             </w:r>
             <w:proofErr w:type="spellEnd"/>
@@ -8039,6 +9657,13 @@
                 <w:szCs w:val="22"/>
               </w:rPr>
             </w:pPr>
+            <w:r>
+              <w:rPr>
+                <w:rFonts w:ascii="Lora" w:hAnsi="Lora"/>
+                <w:szCs w:val="22"/>
+              </w:rPr>
+              <w:t>91.9%</w:t>
+            </w:r>
           </w:p>
         </w:tc>
         <w:tc>
@@ -8053,6 +9678,13 @@
                 <w:szCs w:val="22"/>
               </w:rPr>
             </w:pPr>
+            <w:r>
+              <w:rPr>
+                <w:rFonts w:ascii="Lora" w:hAnsi="Lora"/>
+                <w:szCs w:val="22"/>
+              </w:rPr>
+              <w:t>50%</w:t>
+            </w:r>
           </w:p>
         </w:tc>
       </w:tr>
@@ -8100,6 +9732,13 @@
                 <w:szCs w:val="22"/>
               </w:rPr>
             </w:pPr>
+            <w:r>
+              <w:rPr>
+                <w:rFonts w:ascii="Lora" w:hAnsi="Lora"/>
+                <w:szCs w:val="22"/>
+              </w:rPr>
+              <w:t>72.5%</w:t>
+            </w:r>
           </w:p>
         </w:tc>
         <w:tc>
@@ -8114,6 +9753,13 @@
                 <w:szCs w:val="22"/>
               </w:rPr>
             </w:pPr>
+            <w:r>
+              <w:rPr>
+                <w:rFonts w:ascii="Lora" w:hAnsi="Lora"/>
+                <w:szCs w:val="22"/>
+              </w:rPr>
+              <w:t>75%</w:t>
+            </w:r>
           </w:p>
         </w:tc>
       </w:tr>
@@ -8150,7 +9796,9 @@
     <w:p>
       <w:pPr>
         <w:rPr>
-          <w:rFonts w:ascii="Cascadia Code SemiBold" w:hAnsi="Cascadia Code SemiBold"/>
+          <w:rFonts w:ascii="Consolas" w:hAnsi="Consolas"/>
+          <w:b/>
+          <w:bCs/>
           <w:color w:val="70AD47" w:themeColor="accent6"/>
           <w:sz w:val="20"/>
           <w:szCs w:val="20"/>
@@ -8165,7 +9813,9 @@
       </w:r>
       <w:r>
         <w:rPr>
-          <w:rFonts w:ascii="Cascadia Code SemiBold" w:hAnsi="Cascadia Code SemiBold"/>
+          <w:rFonts w:ascii="Consolas" w:hAnsi="Consolas"/>
+          <w:b/>
+          <w:bCs/>
           <w:color w:val="70AD47" w:themeColor="accent6"/>
           <w:szCs w:val="22"/>
         </w:rPr>
@@ -8189,10 +9839,338 @@
           <w:p>
             <w:pPr>
               <w:rPr>
-                <w:rFonts w:ascii="Lora" w:hAnsi="Lora"/>
+                <w:rFonts w:ascii="Consolas" w:hAnsi="Consolas"/>
                 <w:szCs w:val="22"/>
               </w:rPr>
             </w:pPr>
+            <w:r>
+              <w:rPr>
+                <w:rFonts w:ascii="Consolas" w:hAnsi="Consolas"/>
+                <w:szCs w:val="22"/>
+              </w:rPr>
+              <w:t xml:space="preserve">PS C:\Users\Dell\automate_test_assignment&gt; dotnet test                                                       </w:t>
+            </w:r>
+          </w:p>
+          <w:p>
+            <w:pPr>
+              <w:rPr>
+                <w:rFonts w:ascii="Consolas" w:hAnsi="Consolas"/>
+                <w:szCs w:val="22"/>
+              </w:rPr>
+            </w:pPr>
+            <w:r>
+              <w:rPr>
+                <w:rFonts w:ascii="Consolas" w:hAnsi="Consolas"/>
+                <w:szCs w:val="22"/>
+              </w:rPr>
+              <w:t>Restore complete (3.7s)</w:t>
+            </w:r>
+          </w:p>
+          <w:p>
+            <w:pPr>
+              <w:rPr>
+                <w:rFonts w:ascii="Consolas" w:hAnsi="Consolas"/>
+                <w:szCs w:val="22"/>
+              </w:rPr>
+            </w:pPr>
+            <w:r>
+              <w:rPr>
+                <w:rFonts w:ascii="Consolas" w:hAnsi="Consolas"/>
+                <w:szCs w:val="22"/>
+              </w:rPr>
+              <w:t xml:space="preserve">  </w:t>
+            </w:r>
+            <w:proofErr w:type="spellStart"/>
+            <w:r>
+              <w:rPr>
+                <w:rFonts w:ascii="Consolas" w:hAnsi="Consolas"/>
+                <w:szCs w:val="22"/>
+              </w:rPr>
+              <w:t>SmartPark.Core</w:t>
+            </w:r>
+            <w:proofErr w:type="spellEnd"/>
+            <w:r>
+              <w:rPr>
+                <w:rFonts w:ascii="Consolas" w:hAnsi="Consolas"/>
+                <w:szCs w:val="22"/>
+              </w:rPr>
+              <w:t xml:space="preserve"> net10.0 succeeded (6.2s) → </w:t>
+            </w:r>
+            <w:proofErr w:type="spellStart"/>
+            <w:r>
+              <w:rPr>
+                <w:rFonts w:ascii="Consolas" w:hAnsi="Consolas"/>
+                <w:szCs w:val="22"/>
+              </w:rPr>
+              <w:t>src</w:t>
+            </w:r>
+            <w:proofErr w:type="spellEnd"/>
+            <w:r>
+              <w:rPr>
+                <w:rFonts w:ascii="Consolas" w:hAnsi="Consolas"/>
+                <w:szCs w:val="22"/>
+              </w:rPr>
+              <w:t>\</w:t>
+            </w:r>
+            <w:proofErr w:type="spellStart"/>
+            <w:r>
+              <w:rPr>
+                <w:rFonts w:ascii="Consolas" w:hAnsi="Consolas"/>
+                <w:szCs w:val="22"/>
+              </w:rPr>
+              <w:t>SmartPark.Core</w:t>
+            </w:r>
+            <w:proofErr w:type="spellEnd"/>
+            <w:r>
+              <w:rPr>
+                <w:rFonts w:ascii="Consolas" w:hAnsi="Consolas"/>
+                <w:szCs w:val="22"/>
+              </w:rPr>
+              <w:t>\bin\Debug\net10.0\SmartPark.Core.dll</w:t>
+            </w:r>
+          </w:p>
+          <w:p>
+            <w:pPr>
+              <w:rPr>
+                <w:rFonts w:ascii="Consolas" w:hAnsi="Consolas"/>
+                <w:szCs w:val="22"/>
+              </w:rPr>
+            </w:pPr>
+            <w:r>
+              <w:rPr>
+                <w:rFonts w:ascii="Consolas" w:hAnsi="Consolas"/>
+                <w:szCs w:val="22"/>
+              </w:rPr>
+              <w:t xml:space="preserve">  </w:t>
+            </w:r>
+            <w:proofErr w:type="spellStart"/>
+            <w:r>
+              <w:rPr>
+                <w:rFonts w:ascii="Consolas" w:hAnsi="Consolas"/>
+                <w:szCs w:val="22"/>
+              </w:rPr>
+              <w:t>SmartPark.Tests</w:t>
+            </w:r>
+            <w:proofErr w:type="spellEnd"/>
+            <w:r>
+              <w:rPr>
+                <w:rFonts w:ascii="Consolas" w:hAnsi="Consolas"/>
+                <w:szCs w:val="22"/>
+              </w:rPr>
+              <w:t xml:space="preserve"> net10.0 succeeded (4.5s) → tests\</w:t>
+            </w:r>
+            <w:proofErr w:type="spellStart"/>
+            <w:r>
+              <w:rPr>
+                <w:rFonts w:ascii="Consolas" w:hAnsi="Consolas"/>
+                <w:szCs w:val="22"/>
+              </w:rPr>
+              <w:t>SmartPark.Tests</w:t>
+            </w:r>
+            <w:proofErr w:type="spellEnd"/>
+            <w:r>
+              <w:rPr>
+                <w:rFonts w:ascii="Consolas" w:hAnsi="Consolas"/>
+                <w:szCs w:val="22"/>
+              </w:rPr>
+              <w:t>\bin\Debug\net10.0\SmartPark.Tests.dll</w:t>
+            </w:r>
+          </w:p>
+          <w:p>
+            <w:pPr>
+              <w:rPr>
+                <w:rFonts w:ascii="Consolas" w:hAnsi="Consolas"/>
+                <w:szCs w:val="22"/>
+              </w:rPr>
+            </w:pPr>
+            <w:r>
+              <w:rPr>
+                <w:rFonts w:ascii="Consolas" w:hAnsi="Consolas"/>
+                <w:szCs w:val="22"/>
+              </w:rPr>
+              <w:t xml:space="preserve">[xUnit.net 00:00:00.02] xUnit.net </w:t>
+            </w:r>
+            <w:proofErr w:type="spellStart"/>
+            <w:r>
+              <w:rPr>
+                <w:rFonts w:ascii="Consolas" w:hAnsi="Consolas"/>
+                <w:szCs w:val="22"/>
+              </w:rPr>
+              <w:t>VSTest</w:t>
+            </w:r>
+            <w:proofErr w:type="spellEnd"/>
+            <w:r>
+              <w:rPr>
+                <w:rFonts w:ascii="Consolas" w:hAnsi="Consolas"/>
+                <w:szCs w:val="22"/>
+              </w:rPr>
+              <w:t xml:space="preserve"> Adapter v3.1.4+50e68bbb8b (64-bit .NET 10.0.6)</w:t>
+            </w:r>
+          </w:p>
+          <w:p>
+            <w:pPr>
+              <w:rPr>
+                <w:rFonts w:ascii="Consolas" w:hAnsi="Consolas"/>
+                <w:szCs w:val="22"/>
+              </w:rPr>
+            </w:pPr>
+            <w:r>
+              <w:rPr>
+                <w:rFonts w:ascii="Consolas" w:hAnsi="Consolas"/>
+                <w:szCs w:val="22"/>
+              </w:rPr>
+              <w:t xml:space="preserve">[xUnit.net 00:00:00.64]   Discovering: </w:t>
+            </w:r>
+            <w:proofErr w:type="spellStart"/>
+            <w:r>
+              <w:rPr>
+                <w:rFonts w:ascii="Consolas" w:hAnsi="Consolas"/>
+                <w:szCs w:val="22"/>
+              </w:rPr>
+              <w:t>SmartPark.Tests</w:t>
+            </w:r>
+            <w:proofErr w:type="spellEnd"/>
+          </w:p>
+          <w:p>
+            <w:pPr>
+              <w:rPr>
+                <w:rFonts w:ascii="Consolas" w:hAnsi="Consolas"/>
+                <w:szCs w:val="22"/>
+              </w:rPr>
+            </w:pPr>
+            <w:r>
+              <w:rPr>
+                <w:rFonts w:ascii="Consolas" w:hAnsi="Consolas"/>
+                <w:szCs w:val="22"/>
+              </w:rPr>
+              <w:t xml:space="preserve">[xUnit.net 00:00:01.00]   Discovered:  </w:t>
+            </w:r>
+            <w:proofErr w:type="spellStart"/>
+            <w:r>
+              <w:rPr>
+                <w:rFonts w:ascii="Consolas" w:hAnsi="Consolas"/>
+                <w:szCs w:val="22"/>
+              </w:rPr>
+              <w:t>SmartPark.Tests</w:t>
+            </w:r>
+            <w:proofErr w:type="spellEnd"/>
+          </w:p>
+          <w:p>
+            <w:pPr>
+              <w:rPr>
+                <w:rFonts w:ascii="Consolas" w:hAnsi="Consolas"/>
+                <w:szCs w:val="22"/>
+              </w:rPr>
+            </w:pPr>
+            <w:r>
+              <w:rPr>
+                <w:rFonts w:ascii="Consolas" w:hAnsi="Consolas"/>
+                <w:szCs w:val="22"/>
+              </w:rPr>
+              <w:t xml:space="preserve">[xUnit.net 00:00:01.10]   Starting:    </w:t>
+            </w:r>
+            <w:proofErr w:type="spellStart"/>
+            <w:r>
+              <w:rPr>
+                <w:rFonts w:ascii="Consolas" w:hAnsi="Consolas"/>
+                <w:szCs w:val="22"/>
+              </w:rPr>
+              <w:t>SmartPark.Tests</w:t>
+            </w:r>
+            <w:proofErr w:type="spellEnd"/>
+          </w:p>
+          <w:p>
+            <w:pPr>
+              <w:rPr>
+                <w:rFonts w:ascii="Consolas" w:hAnsi="Consolas"/>
+                <w:szCs w:val="22"/>
+              </w:rPr>
+            </w:pPr>
+            <w:r>
+              <w:rPr>
+                <w:rFonts w:ascii="Consolas" w:hAnsi="Consolas"/>
+                <w:szCs w:val="22"/>
+              </w:rPr>
+              <w:t xml:space="preserve">[xUnit.net 00:00:02.02]   Finished:    </w:t>
+            </w:r>
+            <w:proofErr w:type="spellStart"/>
+            <w:r>
+              <w:rPr>
+                <w:rFonts w:ascii="Consolas" w:hAnsi="Consolas"/>
+                <w:szCs w:val="22"/>
+              </w:rPr>
+              <w:t>SmartPark.Tests</w:t>
+            </w:r>
+            <w:proofErr w:type="spellEnd"/>
+          </w:p>
+          <w:p>
+            <w:pPr>
+              <w:rPr>
+                <w:rFonts w:ascii="Consolas" w:hAnsi="Consolas"/>
+                <w:szCs w:val="22"/>
+              </w:rPr>
+            </w:pPr>
+            <w:r>
+              <w:rPr>
+                <w:rFonts w:ascii="Consolas" w:hAnsi="Consolas"/>
+                <w:szCs w:val="22"/>
+              </w:rPr>
+              <w:t xml:space="preserve">  </w:t>
+            </w:r>
+            <w:proofErr w:type="spellStart"/>
+            <w:r>
+              <w:rPr>
+                <w:rFonts w:ascii="Consolas" w:hAnsi="Consolas"/>
+                <w:szCs w:val="22"/>
+              </w:rPr>
+              <w:t>SmartPark.Tests</w:t>
+            </w:r>
+            <w:proofErr w:type="spellEnd"/>
+            <w:r>
+              <w:rPr>
+                <w:rFonts w:ascii="Consolas" w:hAnsi="Consolas"/>
+                <w:szCs w:val="22"/>
+              </w:rPr>
+              <w:t xml:space="preserve"> test net10.0 succeeded (6.7s)</w:t>
+            </w:r>
+          </w:p>
+          <w:p>
+            <w:pPr>
+              <w:rPr>
+                <w:rFonts w:ascii="Consolas" w:hAnsi="Consolas"/>
+                <w:szCs w:val="22"/>
+              </w:rPr>
+            </w:pPr>
+          </w:p>
+          <w:p>
+            <w:pPr>
+              <w:rPr>
+                <w:rFonts w:ascii="Consolas" w:hAnsi="Consolas"/>
+                <w:szCs w:val="22"/>
+              </w:rPr>
+            </w:pPr>
+            <w:r>
+              <w:rPr>
+                <w:rFonts w:ascii="Consolas" w:hAnsi="Consolas"/>
+                <w:szCs w:val="22"/>
+              </w:rPr>
+              <w:t>Test summary: total: 27, failed: 0, succeeded: 27, skipped: 0, duration: 6.7s</w:t>
+            </w:r>
+          </w:p>
+          <w:p>
+            <w:pPr>
+              <w:rPr>
+                <w:rFonts w:ascii="Consolas" w:hAnsi="Consolas"/>
+                <w:szCs w:val="22"/>
+              </w:rPr>
+            </w:pPr>
+            <w:r>
+              <w:rPr>
+                <w:rFonts w:ascii="Consolas" w:hAnsi="Consolas"/>
+                <w:szCs w:val="22"/>
+              </w:rPr>
+              <w:t>Build succeeded in 22.0s</w:t>
+            </w:r>
           </w:p>
         </w:tc>
       </w:tr>
@@ -8365,6 +10343,20 @@
                 <w:szCs w:val="22"/>
               </w:rPr>
             </w:pPr>
+            <w:r>
+              <w:rPr>
+                <w:rFonts w:ascii="Lora" w:hAnsi="Lora"/>
+                <w:szCs w:val="22"/>
+              </w:rPr>
+              <w:t>2</w:t>
+            </w:r>
+            <w:r>
+              <w:rPr>
+                <w:rFonts w:ascii="Lora" w:hAnsi="Lora"/>
+                <w:szCs w:val="22"/>
+              </w:rPr>
+              <w:t>7</w:t>
+            </w:r>
           </w:p>
         </w:tc>
         <w:tc>
@@ -8379,6 +10371,20 @@
                 <w:szCs w:val="22"/>
               </w:rPr>
             </w:pPr>
+            <w:r>
+              <w:rPr>
+                <w:rFonts w:ascii="Lora" w:hAnsi="Lora"/>
+                <w:szCs w:val="22"/>
+              </w:rPr>
+              <w:t>2</w:t>
+            </w:r>
+            <w:r>
+              <w:rPr>
+                <w:rFonts w:ascii="Lora" w:hAnsi="Lora"/>
+                <w:szCs w:val="22"/>
+              </w:rPr>
+              <w:t>7</w:t>
+            </w:r>
           </w:p>
         </w:tc>
         <w:tc>
@@ -8393,6 +10399,13 @@
                 <w:szCs w:val="22"/>
               </w:rPr>
             </w:pPr>
+            <w:r>
+              <w:rPr>
+                <w:rFonts w:ascii="Lora" w:hAnsi="Lora"/>
+                <w:szCs w:val="22"/>
+              </w:rPr>
+              <w:t>0</w:t>
+            </w:r>
           </w:p>
         </w:tc>
         <w:tc>
@@ -8407,6 +10420,13 @@
                 <w:szCs w:val="22"/>
               </w:rPr>
             </w:pPr>
+            <w:r>
+              <w:rPr>
+                <w:rFonts w:ascii="Lora" w:hAnsi="Lora"/>
+                <w:szCs w:val="22"/>
+              </w:rPr>
+              <w:t>0</w:t>
+            </w:r>
           </w:p>
         </w:tc>
       </w:tr>
@@ -8452,6 +10472,7 @@
           <w:rFonts w:ascii="Lora" w:hAnsi="Lora"/>
           <w:szCs w:val="22"/>
         </w:rPr>
+        <w:lastRenderedPageBreak/>
         <w:t xml:space="preserve">What is this? A traceability matrix connects each business rule to the test(s) that prove it works. This shows the lecturer that every rule has been tested — nothing is missed. </w:t>
       </w:r>
     </w:p>
@@ -8474,13 +10495,14 @@
       <w:tblPr>
         <w:tblStyle w:val="TableGrid"/>
         <w:tblW w:w="0" w:type="auto"/>
+        <w:tblLayout w:type="fixed"/>
         <w:tblLook w:val="04A0" w:firstRow="1" w:lastRow="0" w:firstColumn="1" w:lastColumn="0" w:noHBand="0" w:noVBand="1"/>
       </w:tblPr>
       <w:tblGrid>
-        <w:gridCol w:w="2337"/>
-        <w:gridCol w:w="2337"/>
-        <w:gridCol w:w="2338"/>
-        <w:gridCol w:w="2338"/>
+        <w:gridCol w:w="2547"/>
+        <w:gridCol w:w="3260"/>
+        <w:gridCol w:w="2410"/>
+        <w:gridCol w:w="1133"/>
       </w:tblGrid>
       <w:tr>
         <w:trPr>
@@ -8488,7 +10510,7 @@
         </w:trPr>
         <w:tc>
           <w:tcPr>
-            <w:tcW w:w="2337" w:type="dxa"/>
+            <w:tcW w:w="2547" w:type="dxa"/>
             <w:shd w:val="clear" w:color="auto" w:fill="E7E6E6" w:themeFill="background2"/>
             <w:vAlign w:val="center"/>
           </w:tcPr>
@@ -8516,7 +10538,7 @@
         </w:tc>
         <w:tc>
           <w:tcPr>
-            <w:tcW w:w="2337" w:type="dxa"/>
+            <w:tcW w:w="3260" w:type="dxa"/>
             <w:shd w:val="clear" w:color="auto" w:fill="E7E6E6" w:themeFill="background2"/>
             <w:vAlign w:val="center"/>
           </w:tcPr>
@@ -8544,7 +10566,7 @@
         </w:tc>
         <w:tc>
           <w:tcPr>
-            <w:tcW w:w="2338" w:type="dxa"/>
+            <w:tcW w:w="2410" w:type="dxa"/>
             <w:shd w:val="clear" w:color="auto" w:fill="E7E6E6" w:themeFill="background2"/>
             <w:vAlign w:val="center"/>
           </w:tcPr>
@@ -8572,7 +10594,7 @@
         </w:tc>
         <w:tc>
           <w:tcPr>
-            <w:tcW w:w="2338" w:type="dxa"/>
+            <w:tcW w:w="1133" w:type="dxa"/>
             <w:shd w:val="clear" w:color="auto" w:fill="E7E6E6" w:themeFill="background2"/>
             <w:vAlign w:val="center"/>
           </w:tcPr>
@@ -8605,58 +10627,98 @@
         </w:trPr>
         <w:tc>
           <w:tcPr>
-            <w:tcW w:w="2337" w:type="dxa"/>
-            <w:vAlign w:val="center"/>
-          </w:tcPr>
-          <w:p>
-            <w:pPr>
-              <w:rPr>
-                <w:rFonts w:ascii="Lora" w:hAnsi="Lora"/>
-                <w:szCs w:val="22"/>
-              </w:rPr>
-            </w:pPr>
-          </w:p>
-        </w:tc>
-        <w:tc>
-          <w:tcPr>
-            <w:tcW w:w="2337" w:type="dxa"/>
-            <w:vAlign w:val="center"/>
-          </w:tcPr>
-          <w:p>
-            <w:pPr>
-              <w:rPr>
-                <w:rFonts w:ascii="Lora" w:hAnsi="Lora"/>
-                <w:szCs w:val="22"/>
-              </w:rPr>
-            </w:pPr>
-          </w:p>
-        </w:tc>
-        <w:tc>
-          <w:tcPr>
-            <w:tcW w:w="2338" w:type="dxa"/>
-            <w:vAlign w:val="center"/>
-          </w:tcPr>
-          <w:p>
-            <w:pPr>
-              <w:rPr>
-                <w:rFonts w:ascii="Lora" w:hAnsi="Lora"/>
-                <w:szCs w:val="22"/>
-              </w:rPr>
-            </w:pPr>
-          </w:p>
-        </w:tc>
-        <w:tc>
-          <w:tcPr>
-            <w:tcW w:w="2338" w:type="dxa"/>
-            <w:vAlign w:val="center"/>
-          </w:tcPr>
-          <w:p>
-            <w:pPr>
-              <w:rPr>
-                <w:rFonts w:ascii="Lora" w:hAnsi="Lora"/>
-                <w:szCs w:val="22"/>
-              </w:rPr>
-            </w:pPr>
+            <w:tcW w:w="2547" w:type="dxa"/>
+            <w:vAlign w:val="center"/>
+          </w:tcPr>
+          <w:p>
+            <w:pPr>
+              <w:rPr>
+                <w:rFonts w:ascii="Lora" w:hAnsi="Lora"/>
+                <w:sz w:val="18"/>
+                <w:szCs w:val="18"/>
+              </w:rPr>
+            </w:pPr>
+            <w:r>
+              <w:rPr>
+                <w:rFonts w:ascii="Lora" w:hAnsi="Lora"/>
+                <w:sz w:val="18"/>
+                <w:szCs w:val="18"/>
+              </w:rPr>
+              <w:t>Basic motorcycle hourly rate calculation</w:t>
+            </w:r>
+          </w:p>
+        </w:tc>
+        <w:tc>
+          <w:tcPr>
+            <w:tcW w:w="3260" w:type="dxa"/>
+            <w:vAlign w:val="center"/>
+          </w:tcPr>
+          <w:p>
+            <w:pPr>
+              <w:rPr>
+                <w:rFonts w:ascii="Consolas" w:hAnsi="Consolas"/>
+                <w:sz w:val="18"/>
+                <w:szCs w:val="18"/>
+              </w:rPr>
+            </w:pPr>
+            <w:proofErr w:type="spellStart"/>
+            <w:r>
+              <w:rPr>
+                <w:rFonts w:ascii="Consolas" w:hAnsi="Consolas"/>
+                <w:sz w:val="18"/>
+                <w:szCs w:val="18"/>
+              </w:rPr>
+              <w:t>CalculateFee_BasicHourlyRates_ReturnExpectedFee</w:t>
+            </w:r>
+            <w:proofErr w:type="spellEnd"/>
+          </w:p>
+        </w:tc>
+        <w:tc>
+          <w:tcPr>
+            <w:tcW w:w="2410" w:type="dxa"/>
+            <w:vAlign w:val="center"/>
+          </w:tcPr>
+          <w:p>
+            <w:pPr>
+              <w:rPr>
+                <w:rFonts w:ascii="Consolas" w:hAnsi="Consolas"/>
+                <w:sz w:val="18"/>
+                <w:szCs w:val="18"/>
+              </w:rPr>
+            </w:pPr>
+            <w:proofErr w:type="spellStart"/>
+            <w:r>
+              <w:rPr>
+                <w:rFonts w:ascii="Consolas" w:hAnsi="Consolas"/>
+                <w:sz w:val="18"/>
+                <w:szCs w:val="18"/>
+              </w:rPr>
+              <w:t>ParkingFeeCalculatorTests.cs</w:t>
+            </w:r>
+            <w:proofErr w:type="spellEnd"/>
+          </w:p>
+        </w:tc>
+        <w:tc>
+          <w:tcPr>
+            <w:tcW w:w="1133" w:type="dxa"/>
+            <w:vAlign w:val="center"/>
+          </w:tcPr>
+          <w:p>
+            <w:pPr>
+              <w:rPr>
+                <w:rFonts w:ascii="Lora" w:hAnsi="Lora"/>
+                <w:sz w:val="18"/>
+                <w:szCs w:val="18"/>
+              </w:rPr>
+            </w:pPr>
+            <w:r>
+              <w:rPr>
+                <w:rFonts w:ascii="Lora" w:hAnsi="Lora"/>
+                <w:sz w:val="18"/>
+                <w:szCs w:val="18"/>
+              </w:rPr>
+              <w:t>Pass</w:t>
+            </w:r>
           </w:p>
         </w:tc>
       </w:tr>
@@ -8666,58 +10728,1997 @@
         </w:trPr>
         <w:tc>
           <w:tcPr>
-            <w:tcW w:w="2337" w:type="dxa"/>
-            <w:vAlign w:val="center"/>
-          </w:tcPr>
-          <w:p>
-            <w:pPr>
-              <w:rPr>
-                <w:rFonts w:ascii="Lora" w:hAnsi="Lora"/>
-                <w:szCs w:val="22"/>
-              </w:rPr>
-            </w:pPr>
-          </w:p>
-        </w:tc>
-        <w:tc>
-          <w:tcPr>
-            <w:tcW w:w="2337" w:type="dxa"/>
-            <w:vAlign w:val="center"/>
-          </w:tcPr>
-          <w:p>
-            <w:pPr>
-              <w:rPr>
-                <w:rFonts w:ascii="Lora" w:hAnsi="Lora"/>
-                <w:szCs w:val="22"/>
-              </w:rPr>
-            </w:pPr>
-          </w:p>
-        </w:tc>
-        <w:tc>
-          <w:tcPr>
-            <w:tcW w:w="2338" w:type="dxa"/>
-            <w:vAlign w:val="center"/>
-          </w:tcPr>
-          <w:p>
-            <w:pPr>
-              <w:rPr>
-                <w:rFonts w:ascii="Lora" w:hAnsi="Lora"/>
-                <w:szCs w:val="22"/>
-              </w:rPr>
-            </w:pPr>
-          </w:p>
-        </w:tc>
-        <w:tc>
-          <w:tcPr>
-            <w:tcW w:w="2338" w:type="dxa"/>
-            <w:vAlign w:val="center"/>
-          </w:tcPr>
-          <w:p>
-            <w:pPr>
-              <w:rPr>
-                <w:rFonts w:ascii="Lora" w:hAnsi="Lora"/>
-                <w:szCs w:val="22"/>
-              </w:rPr>
-            </w:pPr>
+            <w:tcW w:w="2547" w:type="dxa"/>
+            <w:vAlign w:val="center"/>
+          </w:tcPr>
+          <w:p>
+            <w:pPr>
+              <w:rPr>
+                <w:rFonts w:ascii="Lora" w:hAnsi="Lora"/>
+                <w:sz w:val="18"/>
+                <w:szCs w:val="18"/>
+              </w:rPr>
+            </w:pPr>
+            <w:r>
+              <w:rPr>
+                <w:rFonts w:ascii="Lora" w:hAnsi="Lora"/>
+                <w:sz w:val="18"/>
+                <w:szCs w:val="18"/>
+              </w:rPr>
+              <w:t>Basic car hourly rate calculation</w:t>
+            </w:r>
+          </w:p>
+        </w:tc>
+        <w:tc>
+          <w:tcPr>
+            <w:tcW w:w="3260" w:type="dxa"/>
+            <w:vAlign w:val="center"/>
+          </w:tcPr>
+          <w:p>
+            <w:pPr>
+              <w:rPr>
+                <w:rFonts w:ascii="Consolas" w:hAnsi="Consolas"/>
+                <w:sz w:val="18"/>
+                <w:szCs w:val="18"/>
+              </w:rPr>
+            </w:pPr>
+            <w:proofErr w:type="spellStart"/>
+            <w:r>
+              <w:rPr>
+                <w:rFonts w:ascii="Consolas" w:hAnsi="Consolas"/>
+                <w:sz w:val="18"/>
+                <w:szCs w:val="18"/>
+              </w:rPr>
+              <w:t>CalculateFee_BasicHourlyRates_ReturnExpectedFee</w:t>
+            </w:r>
+            <w:proofErr w:type="spellEnd"/>
+          </w:p>
+        </w:tc>
+        <w:tc>
+          <w:tcPr>
+            <w:tcW w:w="2410" w:type="dxa"/>
+            <w:vAlign w:val="center"/>
+          </w:tcPr>
+          <w:p>
+            <w:pPr>
+              <w:rPr>
+                <w:rFonts w:ascii="Consolas" w:hAnsi="Consolas"/>
+                <w:sz w:val="18"/>
+                <w:szCs w:val="18"/>
+              </w:rPr>
+            </w:pPr>
+            <w:proofErr w:type="spellStart"/>
+            <w:r>
+              <w:rPr>
+                <w:rFonts w:ascii="Consolas" w:hAnsi="Consolas"/>
+                <w:sz w:val="18"/>
+                <w:szCs w:val="18"/>
+              </w:rPr>
+              <w:t>ParkingFeeCalculatorTests.cs</w:t>
+            </w:r>
+            <w:proofErr w:type="spellEnd"/>
+          </w:p>
+        </w:tc>
+        <w:tc>
+          <w:tcPr>
+            <w:tcW w:w="1133" w:type="dxa"/>
+            <w:vAlign w:val="center"/>
+          </w:tcPr>
+          <w:p>
+            <w:pPr>
+              <w:rPr>
+                <w:rFonts w:ascii="Lora" w:hAnsi="Lora"/>
+                <w:sz w:val="18"/>
+                <w:szCs w:val="18"/>
+              </w:rPr>
+            </w:pPr>
+            <w:r>
+              <w:rPr>
+                <w:rFonts w:ascii="Lora" w:hAnsi="Lora"/>
+                <w:sz w:val="18"/>
+                <w:szCs w:val="18"/>
+              </w:rPr>
+              <w:t>Pass</w:t>
+            </w:r>
+          </w:p>
+        </w:tc>
+      </w:tr>
+      <w:tr>
+        <w:trPr>
+          <w:trHeight w:val="397"/>
+        </w:trPr>
+        <w:tc>
+          <w:tcPr>
+            <w:tcW w:w="2547" w:type="dxa"/>
+            <w:vAlign w:val="center"/>
+          </w:tcPr>
+          <w:p>
+            <w:pPr>
+              <w:rPr>
+                <w:rFonts w:ascii="Lora" w:hAnsi="Lora"/>
+                <w:sz w:val="18"/>
+                <w:szCs w:val="18"/>
+              </w:rPr>
+            </w:pPr>
+            <w:r>
+              <w:rPr>
+                <w:rFonts w:ascii="Lora" w:hAnsi="Lora"/>
+                <w:sz w:val="18"/>
+                <w:szCs w:val="18"/>
+              </w:rPr>
+              <w:t>Basic SUV hourly rate calculation</w:t>
+            </w:r>
+          </w:p>
+        </w:tc>
+        <w:tc>
+          <w:tcPr>
+            <w:tcW w:w="3260" w:type="dxa"/>
+            <w:vAlign w:val="center"/>
+          </w:tcPr>
+          <w:p>
+            <w:pPr>
+              <w:rPr>
+                <w:rFonts w:ascii="Consolas" w:hAnsi="Consolas"/>
+                <w:sz w:val="18"/>
+                <w:szCs w:val="18"/>
+              </w:rPr>
+            </w:pPr>
+            <w:proofErr w:type="spellStart"/>
+            <w:r>
+              <w:rPr>
+                <w:rFonts w:ascii="Consolas" w:hAnsi="Consolas"/>
+                <w:sz w:val="18"/>
+                <w:szCs w:val="18"/>
+              </w:rPr>
+              <w:t>CalculateFee_BasicHourlyRates_ReturnExpectedFee</w:t>
+            </w:r>
+            <w:proofErr w:type="spellEnd"/>
+          </w:p>
+        </w:tc>
+        <w:tc>
+          <w:tcPr>
+            <w:tcW w:w="2410" w:type="dxa"/>
+            <w:vAlign w:val="center"/>
+          </w:tcPr>
+          <w:p>
+            <w:pPr>
+              <w:rPr>
+                <w:rFonts w:ascii="Consolas" w:hAnsi="Consolas"/>
+                <w:sz w:val="18"/>
+                <w:szCs w:val="18"/>
+              </w:rPr>
+            </w:pPr>
+            <w:proofErr w:type="spellStart"/>
+            <w:r>
+              <w:rPr>
+                <w:rFonts w:ascii="Consolas" w:hAnsi="Consolas"/>
+                <w:sz w:val="18"/>
+                <w:szCs w:val="18"/>
+              </w:rPr>
+              <w:t>ParkingFeeCalculatorTests.cs</w:t>
+            </w:r>
+            <w:proofErr w:type="spellEnd"/>
+          </w:p>
+        </w:tc>
+        <w:tc>
+          <w:tcPr>
+            <w:tcW w:w="1133" w:type="dxa"/>
+            <w:vAlign w:val="center"/>
+          </w:tcPr>
+          <w:p>
+            <w:pPr>
+              <w:rPr>
+                <w:rFonts w:ascii="Lora" w:hAnsi="Lora"/>
+                <w:sz w:val="18"/>
+                <w:szCs w:val="18"/>
+              </w:rPr>
+            </w:pPr>
+            <w:r>
+              <w:rPr>
+                <w:rFonts w:ascii="Lora" w:hAnsi="Lora"/>
+                <w:sz w:val="18"/>
+                <w:szCs w:val="18"/>
+              </w:rPr>
+              <w:t>Pass</w:t>
+            </w:r>
+          </w:p>
+        </w:tc>
+      </w:tr>
+      <w:tr>
+        <w:trPr>
+          <w:trHeight w:val="397"/>
+        </w:trPr>
+        <w:tc>
+          <w:tcPr>
+            <w:tcW w:w="2547" w:type="dxa"/>
+            <w:vAlign w:val="center"/>
+          </w:tcPr>
+          <w:p>
+            <w:pPr>
+              <w:rPr>
+                <w:rFonts w:ascii="Lora" w:hAnsi="Lora"/>
+                <w:sz w:val="18"/>
+                <w:szCs w:val="18"/>
+              </w:rPr>
+            </w:pPr>
+            <w:r>
+              <w:rPr>
+                <w:rFonts w:ascii="Lora" w:hAnsi="Lora"/>
+                <w:sz w:val="18"/>
+                <w:szCs w:val="18"/>
+              </w:rPr>
+              <w:t>Grace period (≤ 30 minutes is free)</w:t>
+            </w:r>
+          </w:p>
+        </w:tc>
+        <w:tc>
+          <w:tcPr>
+            <w:tcW w:w="3260" w:type="dxa"/>
+            <w:vAlign w:val="center"/>
+          </w:tcPr>
+          <w:p>
+            <w:pPr>
+              <w:rPr>
+                <w:rFonts w:ascii="Consolas" w:hAnsi="Consolas"/>
+                <w:sz w:val="18"/>
+                <w:szCs w:val="18"/>
+              </w:rPr>
+            </w:pPr>
+            <w:r>
+              <w:rPr>
+                <w:rFonts w:ascii="Consolas" w:hAnsi="Consolas"/>
+                <w:sz w:val="18"/>
+                <w:szCs w:val="18"/>
+              </w:rPr>
+              <w:t>CalculateFee_GracePeriod_30Minutes_ReturnsFree</w:t>
+            </w:r>
+          </w:p>
+        </w:tc>
+        <w:tc>
+          <w:tcPr>
+            <w:tcW w:w="2410" w:type="dxa"/>
+            <w:vAlign w:val="center"/>
+          </w:tcPr>
+          <w:p>
+            <w:pPr>
+              <w:rPr>
+                <w:rFonts w:ascii="Consolas" w:hAnsi="Consolas"/>
+                <w:sz w:val="18"/>
+                <w:szCs w:val="18"/>
+              </w:rPr>
+            </w:pPr>
+            <w:proofErr w:type="spellStart"/>
+            <w:r>
+              <w:rPr>
+                <w:rFonts w:ascii="Consolas" w:hAnsi="Consolas"/>
+                <w:sz w:val="18"/>
+                <w:szCs w:val="18"/>
+              </w:rPr>
+              <w:t>ParkingFeeCalculatorTests.cs</w:t>
+            </w:r>
+            <w:proofErr w:type="spellEnd"/>
+          </w:p>
+        </w:tc>
+        <w:tc>
+          <w:tcPr>
+            <w:tcW w:w="1133" w:type="dxa"/>
+            <w:vAlign w:val="center"/>
+          </w:tcPr>
+          <w:p>
+            <w:pPr>
+              <w:rPr>
+                <w:rFonts w:ascii="Lora" w:hAnsi="Lora"/>
+                <w:sz w:val="18"/>
+                <w:szCs w:val="18"/>
+              </w:rPr>
+            </w:pPr>
+            <w:r>
+              <w:rPr>
+                <w:rFonts w:ascii="Lora" w:hAnsi="Lora"/>
+                <w:sz w:val="18"/>
+                <w:szCs w:val="18"/>
+              </w:rPr>
+              <w:t>Pass</w:t>
+            </w:r>
+          </w:p>
+        </w:tc>
+      </w:tr>
+      <w:tr>
+        <w:trPr>
+          <w:trHeight w:val="397"/>
+        </w:trPr>
+        <w:tc>
+          <w:tcPr>
+            <w:tcW w:w="2547" w:type="dxa"/>
+            <w:vAlign w:val="center"/>
+          </w:tcPr>
+          <w:p>
+            <w:pPr>
+              <w:rPr>
+                <w:rFonts w:ascii="Lora" w:hAnsi="Lora"/>
+                <w:sz w:val="18"/>
+                <w:szCs w:val="18"/>
+              </w:rPr>
+            </w:pPr>
+            <w:r>
+              <w:rPr>
+                <w:rFonts w:ascii="Lora" w:hAnsi="Lora"/>
+                <w:sz w:val="18"/>
+                <w:szCs w:val="18"/>
+              </w:rPr>
+              <w:t>Partial parking duration rounds up to next hour</w:t>
+            </w:r>
+          </w:p>
+        </w:tc>
+        <w:tc>
+          <w:tcPr>
+            <w:tcW w:w="3260" w:type="dxa"/>
+            <w:vAlign w:val="center"/>
+          </w:tcPr>
+          <w:p>
+            <w:pPr>
+              <w:rPr>
+                <w:rFonts w:ascii="Consolas" w:hAnsi="Consolas"/>
+                <w:sz w:val="18"/>
+                <w:szCs w:val="18"/>
+              </w:rPr>
+            </w:pPr>
+            <w:r>
+              <w:rPr>
+                <w:rFonts w:ascii="Consolas" w:hAnsi="Consolas"/>
+                <w:sz w:val="18"/>
+                <w:szCs w:val="18"/>
+              </w:rPr>
+              <w:t>CalculateFee_31Minutes_Returns1000</w:t>
+            </w:r>
+          </w:p>
+        </w:tc>
+        <w:tc>
+          <w:tcPr>
+            <w:tcW w:w="2410" w:type="dxa"/>
+            <w:vAlign w:val="center"/>
+          </w:tcPr>
+          <w:p>
+            <w:pPr>
+              <w:rPr>
+                <w:rFonts w:ascii="Consolas" w:hAnsi="Consolas"/>
+                <w:sz w:val="18"/>
+                <w:szCs w:val="18"/>
+              </w:rPr>
+            </w:pPr>
+            <w:proofErr w:type="spellStart"/>
+            <w:r>
+              <w:rPr>
+                <w:rFonts w:ascii="Consolas" w:hAnsi="Consolas"/>
+                <w:sz w:val="18"/>
+                <w:szCs w:val="18"/>
+              </w:rPr>
+              <w:t>ParkingFeeCalculatorTests.cs</w:t>
+            </w:r>
+            <w:proofErr w:type="spellEnd"/>
+          </w:p>
+        </w:tc>
+        <w:tc>
+          <w:tcPr>
+            <w:tcW w:w="1133" w:type="dxa"/>
+            <w:vAlign w:val="center"/>
+          </w:tcPr>
+          <w:p>
+            <w:pPr>
+              <w:rPr>
+                <w:rFonts w:ascii="Lora" w:hAnsi="Lora"/>
+                <w:sz w:val="18"/>
+                <w:szCs w:val="18"/>
+              </w:rPr>
+            </w:pPr>
+            <w:r>
+              <w:rPr>
+                <w:rFonts w:ascii="Lora" w:hAnsi="Lora"/>
+                <w:sz w:val="18"/>
+                <w:szCs w:val="18"/>
+              </w:rPr>
+              <w:t>Pass</w:t>
+            </w:r>
+          </w:p>
+        </w:tc>
+      </w:tr>
+      <w:tr>
+        <w:trPr>
+          <w:trHeight w:val="397"/>
+        </w:trPr>
+        <w:tc>
+          <w:tcPr>
+            <w:tcW w:w="2547" w:type="dxa"/>
+            <w:vAlign w:val="center"/>
+          </w:tcPr>
+          <w:p>
+            <w:pPr>
+              <w:rPr>
+                <w:rFonts w:ascii="Lora" w:hAnsi="Lora"/>
+                <w:sz w:val="18"/>
+                <w:szCs w:val="18"/>
+              </w:rPr>
+            </w:pPr>
+            <w:r>
+              <w:rPr>
+                <w:rFonts w:ascii="Lora" w:hAnsi="Lora"/>
+                <w:sz w:val="18"/>
+                <w:szCs w:val="18"/>
+              </w:rPr>
+              <w:t>Car daily cap limits maximum fee to 8000 KHR</w:t>
+            </w:r>
+          </w:p>
+        </w:tc>
+        <w:tc>
+          <w:tcPr>
+            <w:tcW w:w="3260" w:type="dxa"/>
+            <w:vAlign w:val="center"/>
+          </w:tcPr>
+          <w:p>
+            <w:pPr>
+              <w:rPr>
+                <w:rFonts w:ascii="Consolas" w:hAnsi="Consolas"/>
+                <w:sz w:val="18"/>
+                <w:szCs w:val="18"/>
+              </w:rPr>
+            </w:pPr>
+            <w:r>
+              <w:rPr>
+                <w:rFonts w:ascii="Consolas" w:hAnsi="Consolas"/>
+                <w:sz w:val="18"/>
+                <w:szCs w:val="18"/>
+              </w:rPr>
+              <w:t>CalculateFee_Car24Hours_AppliesDailyCap</w:t>
+            </w:r>
+          </w:p>
+        </w:tc>
+        <w:tc>
+          <w:tcPr>
+            <w:tcW w:w="2410" w:type="dxa"/>
+            <w:vAlign w:val="center"/>
+          </w:tcPr>
+          <w:p>
+            <w:pPr>
+              <w:rPr>
+                <w:rFonts w:ascii="Consolas" w:hAnsi="Consolas"/>
+                <w:sz w:val="18"/>
+                <w:szCs w:val="18"/>
+              </w:rPr>
+            </w:pPr>
+            <w:proofErr w:type="spellStart"/>
+            <w:r>
+              <w:rPr>
+                <w:rFonts w:ascii="Consolas" w:hAnsi="Consolas"/>
+                <w:sz w:val="18"/>
+                <w:szCs w:val="18"/>
+              </w:rPr>
+              <w:t>ParkingFeeCalculatorTests.cs</w:t>
+            </w:r>
+            <w:proofErr w:type="spellEnd"/>
+          </w:p>
+        </w:tc>
+        <w:tc>
+          <w:tcPr>
+            <w:tcW w:w="1133" w:type="dxa"/>
+            <w:vAlign w:val="center"/>
+          </w:tcPr>
+          <w:p>
+            <w:pPr>
+              <w:rPr>
+                <w:rFonts w:ascii="Lora" w:hAnsi="Lora"/>
+                <w:sz w:val="18"/>
+                <w:szCs w:val="18"/>
+              </w:rPr>
+            </w:pPr>
+            <w:r>
+              <w:rPr>
+                <w:rFonts w:ascii="Lora" w:hAnsi="Lora"/>
+                <w:sz w:val="18"/>
+                <w:szCs w:val="18"/>
+              </w:rPr>
+              <w:t>Pass</w:t>
+            </w:r>
+          </w:p>
+        </w:tc>
+      </w:tr>
+      <w:tr>
+        <w:trPr>
+          <w:trHeight w:val="397"/>
+        </w:trPr>
+        <w:tc>
+          <w:tcPr>
+            <w:tcW w:w="2547" w:type="dxa"/>
+            <w:vAlign w:val="center"/>
+          </w:tcPr>
+          <w:p>
+            <w:pPr>
+              <w:rPr>
+                <w:rFonts w:ascii="Lora" w:hAnsi="Lora"/>
+                <w:sz w:val="18"/>
+                <w:szCs w:val="18"/>
+              </w:rPr>
+            </w:pPr>
+            <w:r>
+              <w:rPr>
+                <w:rFonts w:ascii="Lora" w:hAnsi="Lora"/>
+                <w:sz w:val="18"/>
+                <w:szCs w:val="18"/>
+              </w:rPr>
+              <w:t>SUV daily cap limits maximum fee to 12000 KHR</w:t>
+            </w:r>
+          </w:p>
+        </w:tc>
+        <w:tc>
+          <w:tcPr>
+            <w:tcW w:w="3260" w:type="dxa"/>
+            <w:vAlign w:val="center"/>
+          </w:tcPr>
+          <w:p>
+            <w:pPr>
+              <w:rPr>
+                <w:rFonts w:ascii="Consolas" w:hAnsi="Consolas"/>
+                <w:sz w:val="18"/>
+                <w:szCs w:val="18"/>
+              </w:rPr>
+            </w:pPr>
+            <w:r>
+              <w:rPr>
+                <w:rFonts w:ascii="Consolas" w:hAnsi="Consolas"/>
+                <w:sz w:val="18"/>
+                <w:szCs w:val="18"/>
+              </w:rPr>
+              <w:t>CalculateFee_SUV24Hours_AppliesDailyCap</w:t>
+            </w:r>
+          </w:p>
+        </w:tc>
+        <w:tc>
+          <w:tcPr>
+            <w:tcW w:w="2410" w:type="dxa"/>
+            <w:vAlign w:val="center"/>
+          </w:tcPr>
+          <w:p>
+            <w:pPr>
+              <w:rPr>
+                <w:rFonts w:ascii="Consolas" w:hAnsi="Consolas"/>
+                <w:sz w:val="18"/>
+                <w:szCs w:val="18"/>
+              </w:rPr>
+            </w:pPr>
+            <w:proofErr w:type="spellStart"/>
+            <w:r>
+              <w:rPr>
+                <w:rFonts w:ascii="Consolas" w:hAnsi="Consolas"/>
+                <w:sz w:val="18"/>
+                <w:szCs w:val="18"/>
+              </w:rPr>
+              <w:t>ParkingFeeCalculatorTests.cs</w:t>
+            </w:r>
+            <w:proofErr w:type="spellEnd"/>
+          </w:p>
+        </w:tc>
+        <w:tc>
+          <w:tcPr>
+            <w:tcW w:w="1133" w:type="dxa"/>
+            <w:vAlign w:val="center"/>
+          </w:tcPr>
+          <w:p>
+            <w:pPr>
+              <w:rPr>
+                <w:rFonts w:ascii="Lora" w:hAnsi="Lora"/>
+                <w:sz w:val="18"/>
+                <w:szCs w:val="18"/>
+              </w:rPr>
+            </w:pPr>
+            <w:r>
+              <w:rPr>
+                <w:rFonts w:ascii="Lora" w:hAnsi="Lora"/>
+                <w:sz w:val="18"/>
+                <w:szCs w:val="18"/>
+              </w:rPr>
+              <w:t>Pass</w:t>
+            </w:r>
+          </w:p>
+        </w:tc>
+      </w:tr>
+      <w:tr>
+        <w:trPr>
+          <w:trHeight w:val="397"/>
+        </w:trPr>
+        <w:tc>
+          <w:tcPr>
+            <w:tcW w:w="2547" w:type="dxa"/>
+            <w:vAlign w:val="center"/>
+          </w:tcPr>
+          <w:p>
+            <w:pPr>
+              <w:rPr>
+                <w:rFonts w:ascii="Lora" w:hAnsi="Lora"/>
+                <w:sz w:val="18"/>
+                <w:szCs w:val="18"/>
+              </w:rPr>
+            </w:pPr>
+            <w:r>
+              <w:rPr>
+                <w:rFonts w:ascii="Lora" w:hAnsi="Lora"/>
+                <w:sz w:val="18"/>
+                <w:szCs w:val="18"/>
+              </w:rPr>
+              <w:t>Overnight parking adds fixed surcharge</w:t>
+            </w:r>
+          </w:p>
+        </w:tc>
+        <w:tc>
+          <w:tcPr>
+            <w:tcW w:w="3260" w:type="dxa"/>
+            <w:vAlign w:val="center"/>
+          </w:tcPr>
+          <w:p>
+            <w:pPr>
+              <w:rPr>
+                <w:rFonts w:ascii="Consolas" w:hAnsi="Consolas"/>
+                <w:sz w:val="18"/>
+                <w:szCs w:val="18"/>
+              </w:rPr>
+            </w:pPr>
+            <w:r>
+              <w:rPr>
+                <w:rFonts w:ascii="Consolas" w:hAnsi="Consolas"/>
+                <w:sz w:val="18"/>
+                <w:szCs w:val="18"/>
+              </w:rPr>
+              <w:t>CalculateFee_OvernightParking_Adds2000Fee</w:t>
+            </w:r>
+          </w:p>
+        </w:tc>
+        <w:tc>
+          <w:tcPr>
+            <w:tcW w:w="2410" w:type="dxa"/>
+            <w:vAlign w:val="center"/>
+          </w:tcPr>
+          <w:p>
+            <w:pPr>
+              <w:rPr>
+                <w:rFonts w:ascii="Consolas" w:hAnsi="Consolas"/>
+                <w:sz w:val="18"/>
+                <w:szCs w:val="18"/>
+              </w:rPr>
+            </w:pPr>
+            <w:proofErr w:type="spellStart"/>
+            <w:r>
+              <w:rPr>
+                <w:rFonts w:ascii="Consolas" w:hAnsi="Consolas"/>
+                <w:sz w:val="18"/>
+                <w:szCs w:val="18"/>
+              </w:rPr>
+              <w:t>ParkingFeeCalculatorTests.cs</w:t>
+            </w:r>
+            <w:proofErr w:type="spellEnd"/>
+          </w:p>
+        </w:tc>
+        <w:tc>
+          <w:tcPr>
+            <w:tcW w:w="1133" w:type="dxa"/>
+            <w:vAlign w:val="center"/>
+          </w:tcPr>
+          <w:p>
+            <w:pPr>
+              <w:rPr>
+                <w:rFonts w:ascii="Lora" w:hAnsi="Lora"/>
+                <w:sz w:val="18"/>
+                <w:szCs w:val="18"/>
+              </w:rPr>
+            </w:pPr>
+            <w:r>
+              <w:rPr>
+                <w:rFonts w:ascii="Lora" w:hAnsi="Lora"/>
+                <w:sz w:val="18"/>
+                <w:szCs w:val="18"/>
+              </w:rPr>
+              <w:t>Pass</w:t>
+            </w:r>
+          </w:p>
+        </w:tc>
+      </w:tr>
+      <w:tr>
+        <w:trPr>
+          <w:trHeight w:val="397"/>
+        </w:trPr>
+        <w:tc>
+          <w:tcPr>
+            <w:tcW w:w="2547" w:type="dxa"/>
+            <w:vAlign w:val="center"/>
+          </w:tcPr>
+          <w:p>
+            <w:pPr>
+              <w:rPr>
+                <w:rFonts w:ascii="Lora" w:hAnsi="Lora"/>
+                <w:sz w:val="18"/>
+                <w:szCs w:val="18"/>
+              </w:rPr>
+            </w:pPr>
+            <w:r>
+              <w:rPr>
+                <w:rFonts w:ascii="Lora" w:hAnsi="Lora"/>
+                <w:sz w:val="18"/>
+                <w:szCs w:val="18"/>
+              </w:rPr>
+              <w:t>Weekend parking adds 20% surcharge</w:t>
+            </w:r>
+          </w:p>
+        </w:tc>
+        <w:tc>
+          <w:tcPr>
+            <w:tcW w:w="3260" w:type="dxa"/>
+            <w:vAlign w:val="center"/>
+          </w:tcPr>
+          <w:p>
+            <w:pPr>
+              <w:rPr>
+                <w:rFonts w:ascii="Consolas" w:hAnsi="Consolas"/>
+                <w:sz w:val="18"/>
+                <w:szCs w:val="18"/>
+              </w:rPr>
+            </w:pPr>
+            <w:r>
+              <w:rPr>
+                <w:rFonts w:ascii="Consolas" w:hAnsi="Consolas"/>
+                <w:sz w:val="18"/>
+                <w:szCs w:val="18"/>
+              </w:rPr>
+              <w:t>CalculateFee_Weekend_Adds20PercentSurcharge</w:t>
+            </w:r>
+          </w:p>
+        </w:tc>
+        <w:tc>
+          <w:tcPr>
+            <w:tcW w:w="2410" w:type="dxa"/>
+            <w:vAlign w:val="center"/>
+          </w:tcPr>
+          <w:p>
+            <w:pPr>
+              <w:rPr>
+                <w:rFonts w:ascii="Consolas" w:hAnsi="Consolas"/>
+                <w:sz w:val="18"/>
+                <w:szCs w:val="18"/>
+              </w:rPr>
+            </w:pPr>
+            <w:proofErr w:type="spellStart"/>
+            <w:r>
+              <w:rPr>
+                <w:rFonts w:ascii="Consolas" w:hAnsi="Consolas"/>
+                <w:sz w:val="18"/>
+                <w:szCs w:val="18"/>
+              </w:rPr>
+              <w:t>ParkingFeeCalculatorTests.cs</w:t>
+            </w:r>
+            <w:proofErr w:type="spellEnd"/>
+          </w:p>
+        </w:tc>
+        <w:tc>
+          <w:tcPr>
+            <w:tcW w:w="1133" w:type="dxa"/>
+            <w:vAlign w:val="center"/>
+          </w:tcPr>
+          <w:p>
+            <w:pPr>
+              <w:rPr>
+                <w:rFonts w:ascii="Lora" w:hAnsi="Lora"/>
+                <w:sz w:val="18"/>
+                <w:szCs w:val="18"/>
+              </w:rPr>
+            </w:pPr>
+            <w:r>
+              <w:rPr>
+                <w:rFonts w:ascii="Lora" w:hAnsi="Lora"/>
+                <w:sz w:val="18"/>
+                <w:szCs w:val="18"/>
+              </w:rPr>
+              <w:t>Pass</w:t>
+            </w:r>
+          </w:p>
+        </w:tc>
+      </w:tr>
+      <w:tr>
+        <w:trPr>
+          <w:trHeight w:val="397"/>
+        </w:trPr>
+        <w:tc>
+          <w:tcPr>
+            <w:tcW w:w="2547" w:type="dxa"/>
+            <w:vAlign w:val="center"/>
+          </w:tcPr>
+          <w:p>
+            <w:pPr>
+              <w:rPr>
+                <w:rFonts w:ascii="Lora" w:hAnsi="Lora"/>
+                <w:sz w:val="18"/>
+                <w:szCs w:val="18"/>
+              </w:rPr>
+            </w:pPr>
+            <w:r>
+              <w:rPr>
+                <w:rFonts w:ascii="Lora" w:hAnsi="Lora"/>
+                <w:sz w:val="18"/>
+                <w:szCs w:val="18"/>
+              </w:rPr>
+              <w:t>Holiday parking adds 50% surcharge</w:t>
+            </w:r>
+          </w:p>
+        </w:tc>
+        <w:tc>
+          <w:tcPr>
+            <w:tcW w:w="3260" w:type="dxa"/>
+            <w:vAlign w:val="center"/>
+          </w:tcPr>
+          <w:p>
+            <w:pPr>
+              <w:rPr>
+                <w:rFonts w:ascii="Consolas" w:hAnsi="Consolas"/>
+                <w:sz w:val="18"/>
+                <w:szCs w:val="18"/>
+              </w:rPr>
+            </w:pPr>
+            <w:r>
+              <w:rPr>
+                <w:rFonts w:ascii="Consolas" w:hAnsi="Consolas"/>
+                <w:sz w:val="18"/>
+                <w:szCs w:val="18"/>
+              </w:rPr>
+              <w:t>CalculateFee_HolidayParking_Adds50PercentSurcharge</w:t>
+            </w:r>
+          </w:p>
+        </w:tc>
+        <w:tc>
+          <w:tcPr>
+            <w:tcW w:w="2410" w:type="dxa"/>
+            <w:vAlign w:val="center"/>
+          </w:tcPr>
+          <w:p>
+            <w:pPr>
+              <w:rPr>
+                <w:rFonts w:ascii="Consolas" w:hAnsi="Consolas"/>
+                <w:sz w:val="18"/>
+                <w:szCs w:val="18"/>
+              </w:rPr>
+            </w:pPr>
+            <w:proofErr w:type="spellStart"/>
+            <w:r>
+              <w:rPr>
+                <w:rFonts w:ascii="Consolas" w:hAnsi="Consolas"/>
+                <w:sz w:val="18"/>
+                <w:szCs w:val="18"/>
+              </w:rPr>
+              <w:t>ParkingFeeCalculatorTests.cs</w:t>
+            </w:r>
+            <w:proofErr w:type="spellEnd"/>
+          </w:p>
+        </w:tc>
+        <w:tc>
+          <w:tcPr>
+            <w:tcW w:w="1133" w:type="dxa"/>
+            <w:vAlign w:val="center"/>
+          </w:tcPr>
+          <w:p>
+            <w:pPr>
+              <w:rPr>
+                <w:rFonts w:ascii="Lora" w:hAnsi="Lora"/>
+                <w:sz w:val="18"/>
+                <w:szCs w:val="18"/>
+              </w:rPr>
+            </w:pPr>
+            <w:r>
+              <w:rPr>
+                <w:rFonts w:ascii="Lora" w:hAnsi="Lora"/>
+                <w:sz w:val="18"/>
+                <w:szCs w:val="18"/>
+              </w:rPr>
+              <w:t>Pass</w:t>
+            </w:r>
+          </w:p>
+        </w:tc>
+      </w:tr>
+      <w:tr>
+        <w:trPr>
+          <w:trHeight w:val="397"/>
+        </w:trPr>
+        <w:tc>
+          <w:tcPr>
+            <w:tcW w:w="2547" w:type="dxa"/>
+            <w:vAlign w:val="center"/>
+          </w:tcPr>
+          <w:p>
+            <w:pPr>
+              <w:rPr>
+                <w:rFonts w:ascii="Lora" w:hAnsi="Lora"/>
+                <w:sz w:val="18"/>
+                <w:szCs w:val="18"/>
+              </w:rPr>
+            </w:pPr>
+            <w:r>
+              <w:rPr>
+                <w:rFonts w:ascii="Lora" w:hAnsi="Lora"/>
+                <w:sz w:val="18"/>
+                <w:szCs w:val="18"/>
+              </w:rPr>
+              <w:t>Holiday surcharge takes priority during holiday weekends</w:t>
+            </w:r>
+          </w:p>
+        </w:tc>
+        <w:tc>
+          <w:tcPr>
+            <w:tcW w:w="3260" w:type="dxa"/>
+            <w:vAlign w:val="center"/>
+          </w:tcPr>
+          <w:p>
+            <w:pPr>
+              <w:rPr>
+                <w:rFonts w:ascii="Consolas" w:hAnsi="Consolas"/>
+                <w:sz w:val="18"/>
+                <w:szCs w:val="18"/>
+              </w:rPr>
+            </w:pPr>
+            <w:proofErr w:type="spellStart"/>
+            <w:r>
+              <w:rPr>
+                <w:rFonts w:ascii="Consolas" w:hAnsi="Consolas"/>
+                <w:sz w:val="18"/>
+                <w:szCs w:val="18"/>
+              </w:rPr>
+              <w:t>CalculateFee_HolidayWeekend_UsesHolidayRate</w:t>
+            </w:r>
+            <w:proofErr w:type="spellEnd"/>
+          </w:p>
+        </w:tc>
+        <w:tc>
+          <w:tcPr>
+            <w:tcW w:w="2410" w:type="dxa"/>
+            <w:vAlign w:val="center"/>
+          </w:tcPr>
+          <w:p>
+            <w:pPr>
+              <w:rPr>
+                <w:rFonts w:ascii="Consolas" w:hAnsi="Consolas"/>
+                <w:sz w:val="18"/>
+                <w:szCs w:val="18"/>
+              </w:rPr>
+            </w:pPr>
+            <w:proofErr w:type="spellStart"/>
+            <w:r>
+              <w:rPr>
+                <w:rFonts w:ascii="Consolas" w:hAnsi="Consolas"/>
+                <w:sz w:val="18"/>
+                <w:szCs w:val="18"/>
+              </w:rPr>
+              <w:t>ParkingFeeCalculatorTests.cs</w:t>
+            </w:r>
+            <w:proofErr w:type="spellEnd"/>
+          </w:p>
+        </w:tc>
+        <w:tc>
+          <w:tcPr>
+            <w:tcW w:w="1133" w:type="dxa"/>
+            <w:vAlign w:val="center"/>
+          </w:tcPr>
+          <w:p>
+            <w:pPr>
+              <w:rPr>
+                <w:rFonts w:ascii="Lora" w:hAnsi="Lora"/>
+                <w:sz w:val="18"/>
+                <w:szCs w:val="18"/>
+              </w:rPr>
+            </w:pPr>
+            <w:r>
+              <w:rPr>
+                <w:rFonts w:ascii="Lora" w:hAnsi="Lora"/>
+                <w:sz w:val="18"/>
+                <w:szCs w:val="18"/>
+              </w:rPr>
+              <w:t>Pass</w:t>
+            </w:r>
+          </w:p>
+        </w:tc>
+      </w:tr>
+      <w:tr>
+        <w:trPr>
+          <w:trHeight w:val="397"/>
+        </w:trPr>
+        <w:tc>
+          <w:tcPr>
+            <w:tcW w:w="2547" w:type="dxa"/>
+            <w:vAlign w:val="center"/>
+          </w:tcPr>
+          <w:p>
+            <w:pPr>
+              <w:rPr>
+                <w:rFonts w:ascii="Lora" w:hAnsi="Lora"/>
+                <w:sz w:val="18"/>
+                <w:szCs w:val="18"/>
+              </w:rPr>
+            </w:pPr>
+            <w:r>
+              <w:rPr>
+                <w:rFonts w:ascii="Lora" w:hAnsi="Lora"/>
+                <w:sz w:val="18"/>
+                <w:szCs w:val="18"/>
+              </w:rPr>
+              <w:t>Gold members receive discounted fees</w:t>
+            </w:r>
+          </w:p>
+        </w:tc>
+        <w:tc>
+          <w:tcPr>
+            <w:tcW w:w="3260" w:type="dxa"/>
+            <w:vAlign w:val="center"/>
+          </w:tcPr>
+          <w:p>
+            <w:pPr>
+              <w:rPr>
+                <w:rFonts w:ascii="Consolas" w:hAnsi="Consolas"/>
+                <w:sz w:val="18"/>
+                <w:szCs w:val="18"/>
+              </w:rPr>
+            </w:pPr>
+            <w:r>
+              <w:rPr>
+                <w:rFonts w:ascii="Consolas" w:hAnsi="Consolas"/>
+                <w:sz w:val="18"/>
+                <w:szCs w:val="18"/>
+              </w:rPr>
+              <w:t>CalculateFee_GoldMember_Gets20PercentDiscount</w:t>
+            </w:r>
+          </w:p>
+        </w:tc>
+        <w:tc>
+          <w:tcPr>
+            <w:tcW w:w="2410" w:type="dxa"/>
+            <w:vAlign w:val="center"/>
+          </w:tcPr>
+          <w:p>
+            <w:pPr>
+              <w:rPr>
+                <w:rFonts w:ascii="Consolas" w:hAnsi="Consolas"/>
+                <w:sz w:val="18"/>
+                <w:szCs w:val="18"/>
+              </w:rPr>
+            </w:pPr>
+            <w:proofErr w:type="spellStart"/>
+            <w:r>
+              <w:rPr>
+                <w:rFonts w:ascii="Consolas" w:hAnsi="Consolas"/>
+                <w:sz w:val="18"/>
+                <w:szCs w:val="18"/>
+              </w:rPr>
+              <w:t>ParkingFeeCalculatorTests.cs</w:t>
+            </w:r>
+            <w:proofErr w:type="spellEnd"/>
+          </w:p>
+        </w:tc>
+        <w:tc>
+          <w:tcPr>
+            <w:tcW w:w="1133" w:type="dxa"/>
+            <w:vAlign w:val="center"/>
+          </w:tcPr>
+          <w:p>
+            <w:pPr>
+              <w:rPr>
+                <w:rFonts w:ascii="Lora" w:hAnsi="Lora"/>
+                <w:sz w:val="18"/>
+                <w:szCs w:val="18"/>
+              </w:rPr>
+            </w:pPr>
+            <w:r>
+              <w:rPr>
+                <w:rFonts w:ascii="Lora" w:hAnsi="Lora"/>
+                <w:sz w:val="18"/>
+                <w:szCs w:val="18"/>
+              </w:rPr>
+              <w:t>Pass</w:t>
+            </w:r>
+          </w:p>
+        </w:tc>
+      </w:tr>
+      <w:tr>
+        <w:trPr>
+          <w:trHeight w:val="397"/>
+        </w:trPr>
+        <w:tc>
+          <w:tcPr>
+            <w:tcW w:w="2547" w:type="dxa"/>
+            <w:vAlign w:val="center"/>
+          </w:tcPr>
+          <w:p>
+            <w:pPr>
+              <w:rPr>
+                <w:rFonts w:ascii="Lora" w:hAnsi="Lora"/>
+                <w:sz w:val="18"/>
+                <w:szCs w:val="18"/>
+              </w:rPr>
+            </w:pPr>
+            <w:r>
+              <w:rPr>
+                <w:rFonts w:ascii="Lora" w:hAnsi="Lora"/>
+                <w:sz w:val="18"/>
+                <w:szCs w:val="18"/>
+              </w:rPr>
+              <w:t>Silver members receive discounted fees</w:t>
+            </w:r>
+          </w:p>
+        </w:tc>
+        <w:tc>
+          <w:tcPr>
+            <w:tcW w:w="3260" w:type="dxa"/>
+            <w:vAlign w:val="center"/>
+          </w:tcPr>
+          <w:p>
+            <w:pPr>
+              <w:rPr>
+                <w:rFonts w:ascii="Consolas" w:hAnsi="Consolas"/>
+                <w:sz w:val="18"/>
+                <w:szCs w:val="18"/>
+              </w:rPr>
+            </w:pPr>
+            <w:r>
+              <w:rPr>
+                <w:rFonts w:ascii="Consolas" w:hAnsi="Consolas"/>
+                <w:sz w:val="18"/>
+                <w:szCs w:val="18"/>
+              </w:rPr>
+              <w:t>CalculateFee_SilverMember_Gets10PercentDiscount</w:t>
+            </w:r>
+          </w:p>
+        </w:tc>
+        <w:tc>
+          <w:tcPr>
+            <w:tcW w:w="2410" w:type="dxa"/>
+            <w:vAlign w:val="center"/>
+          </w:tcPr>
+          <w:p>
+            <w:pPr>
+              <w:rPr>
+                <w:rFonts w:ascii="Consolas" w:hAnsi="Consolas"/>
+                <w:sz w:val="18"/>
+                <w:szCs w:val="18"/>
+              </w:rPr>
+            </w:pPr>
+            <w:proofErr w:type="spellStart"/>
+            <w:r>
+              <w:rPr>
+                <w:rFonts w:ascii="Consolas" w:hAnsi="Consolas"/>
+                <w:sz w:val="18"/>
+                <w:szCs w:val="18"/>
+              </w:rPr>
+              <w:t>ParkingFeeCalculatorTests.cs</w:t>
+            </w:r>
+            <w:proofErr w:type="spellEnd"/>
+          </w:p>
+        </w:tc>
+        <w:tc>
+          <w:tcPr>
+            <w:tcW w:w="1133" w:type="dxa"/>
+            <w:vAlign w:val="center"/>
+          </w:tcPr>
+          <w:p>
+            <w:pPr>
+              <w:rPr>
+                <w:rFonts w:ascii="Lora" w:hAnsi="Lora"/>
+                <w:sz w:val="18"/>
+                <w:szCs w:val="18"/>
+              </w:rPr>
+            </w:pPr>
+            <w:r>
+              <w:rPr>
+                <w:rFonts w:ascii="Lora" w:hAnsi="Lora"/>
+                <w:sz w:val="18"/>
+                <w:szCs w:val="18"/>
+              </w:rPr>
+              <w:t>Pass</w:t>
+            </w:r>
+          </w:p>
+        </w:tc>
+      </w:tr>
+      <w:tr>
+        <w:trPr>
+          <w:trHeight w:val="397"/>
+        </w:trPr>
+        <w:tc>
+          <w:tcPr>
+            <w:tcW w:w="2547" w:type="dxa"/>
+            <w:vAlign w:val="center"/>
+          </w:tcPr>
+          <w:p>
+            <w:pPr>
+              <w:rPr>
+                <w:rFonts w:ascii="Lora" w:hAnsi="Lora"/>
+                <w:sz w:val="18"/>
+                <w:szCs w:val="18"/>
+              </w:rPr>
+            </w:pPr>
+            <w:r>
+              <w:rPr>
+                <w:rFonts w:ascii="Lora" w:hAnsi="Lora"/>
+                <w:sz w:val="18"/>
+                <w:szCs w:val="18"/>
+              </w:rPr>
+              <w:t>Platinum members receive discounted fees</w:t>
+            </w:r>
+          </w:p>
+        </w:tc>
+        <w:tc>
+          <w:tcPr>
+            <w:tcW w:w="3260" w:type="dxa"/>
+            <w:vAlign w:val="center"/>
+          </w:tcPr>
+          <w:p>
+            <w:pPr>
+              <w:rPr>
+                <w:rFonts w:ascii="Consolas" w:hAnsi="Consolas"/>
+                <w:sz w:val="18"/>
+                <w:szCs w:val="18"/>
+              </w:rPr>
+            </w:pPr>
+            <w:r>
+              <w:rPr>
+                <w:rFonts w:ascii="Consolas" w:hAnsi="Consolas"/>
+                <w:sz w:val="18"/>
+                <w:szCs w:val="18"/>
+              </w:rPr>
+              <w:t>CalculateFee_PlatinumMember_Gets30PercentDiscount</w:t>
+            </w:r>
+          </w:p>
+        </w:tc>
+        <w:tc>
+          <w:tcPr>
+            <w:tcW w:w="2410" w:type="dxa"/>
+            <w:vAlign w:val="center"/>
+          </w:tcPr>
+          <w:p>
+            <w:pPr>
+              <w:rPr>
+                <w:rFonts w:ascii="Consolas" w:hAnsi="Consolas"/>
+                <w:sz w:val="18"/>
+                <w:szCs w:val="18"/>
+              </w:rPr>
+            </w:pPr>
+            <w:proofErr w:type="spellStart"/>
+            <w:r>
+              <w:rPr>
+                <w:rFonts w:ascii="Consolas" w:hAnsi="Consolas"/>
+                <w:sz w:val="18"/>
+                <w:szCs w:val="18"/>
+              </w:rPr>
+              <w:t>ParkingFeeCalculatorTests.cs</w:t>
+            </w:r>
+            <w:proofErr w:type="spellEnd"/>
+          </w:p>
+        </w:tc>
+        <w:tc>
+          <w:tcPr>
+            <w:tcW w:w="1133" w:type="dxa"/>
+            <w:vAlign w:val="center"/>
+          </w:tcPr>
+          <w:p>
+            <w:pPr>
+              <w:rPr>
+                <w:rFonts w:ascii="Lora" w:hAnsi="Lora"/>
+                <w:sz w:val="18"/>
+                <w:szCs w:val="18"/>
+              </w:rPr>
+            </w:pPr>
+            <w:r>
+              <w:rPr>
+                <w:rFonts w:ascii="Lora" w:hAnsi="Lora"/>
+                <w:sz w:val="18"/>
+                <w:szCs w:val="18"/>
+              </w:rPr>
+              <w:t>Pass</w:t>
+            </w:r>
+          </w:p>
+        </w:tc>
+      </w:tr>
+      <w:tr>
+        <w:trPr>
+          <w:trHeight w:val="397"/>
+        </w:trPr>
+        <w:tc>
+          <w:tcPr>
+            <w:tcW w:w="2547" w:type="dxa"/>
+            <w:vAlign w:val="center"/>
+          </w:tcPr>
+          <w:p>
+            <w:pPr>
+              <w:rPr>
+                <w:rFonts w:ascii="Lora" w:hAnsi="Lora"/>
+                <w:sz w:val="18"/>
+                <w:szCs w:val="18"/>
+              </w:rPr>
+            </w:pPr>
+            <w:r>
+              <w:rPr>
+                <w:rFonts w:ascii="Lora" w:hAnsi="Lora"/>
+                <w:sz w:val="18"/>
+                <w:szCs w:val="18"/>
+              </w:rPr>
+              <w:t>Lost ticket adds penalty fee</w:t>
+            </w:r>
+          </w:p>
+        </w:tc>
+        <w:tc>
+          <w:tcPr>
+            <w:tcW w:w="3260" w:type="dxa"/>
+            <w:vAlign w:val="center"/>
+          </w:tcPr>
+          <w:p>
+            <w:pPr>
+              <w:rPr>
+                <w:rFonts w:ascii="Consolas" w:hAnsi="Consolas"/>
+                <w:sz w:val="18"/>
+                <w:szCs w:val="18"/>
+              </w:rPr>
+            </w:pPr>
+            <w:proofErr w:type="spellStart"/>
+            <w:r>
+              <w:rPr>
+                <w:rFonts w:ascii="Consolas" w:hAnsi="Consolas"/>
+                <w:sz w:val="18"/>
+                <w:szCs w:val="18"/>
+              </w:rPr>
+              <w:t>CalculateFee_LostTicket_AddsPenalty</w:t>
+            </w:r>
+            <w:proofErr w:type="spellEnd"/>
+          </w:p>
+        </w:tc>
+        <w:tc>
+          <w:tcPr>
+            <w:tcW w:w="2410" w:type="dxa"/>
+            <w:vAlign w:val="center"/>
+          </w:tcPr>
+          <w:p>
+            <w:pPr>
+              <w:rPr>
+                <w:rFonts w:ascii="Consolas" w:hAnsi="Consolas"/>
+                <w:sz w:val="18"/>
+                <w:szCs w:val="18"/>
+              </w:rPr>
+            </w:pPr>
+            <w:proofErr w:type="spellStart"/>
+            <w:r>
+              <w:rPr>
+                <w:rFonts w:ascii="Consolas" w:hAnsi="Consolas"/>
+                <w:sz w:val="18"/>
+                <w:szCs w:val="18"/>
+              </w:rPr>
+              <w:t>ParkingFeeCalculatorTests.cs</w:t>
+            </w:r>
+            <w:proofErr w:type="spellEnd"/>
+          </w:p>
+        </w:tc>
+        <w:tc>
+          <w:tcPr>
+            <w:tcW w:w="1133" w:type="dxa"/>
+            <w:vAlign w:val="center"/>
+          </w:tcPr>
+          <w:p>
+            <w:pPr>
+              <w:rPr>
+                <w:rFonts w:ascii="Lora" w:hAnsi="Lora"/>
+                <w:sz w:val="18"/>
+                <w:szCs w:val="18"/>
+              </w:rPr>
+            </w:pPr>
+            <w:r>
+              <w:rPr>
+                <w:rFonts w:ascii="Lora" w:hAnsi="Lora"/>
+                <w:sz w:val="18"/>
+                <w:szCs w:val="18"/>
+              </w:rPr>
+              <w:t>Pass</w:t>
+            </w:r>
+          </w:p>
+        </w:tc>
+      </w:tr>
+      <w:tr>
+        <w:trPr>
+          <w:trHeight w:val="397"/>
+        </w:trPr>
+        <w:tc>
+          <w:tcPr>
+            <w:tcW w:w="2547" w:type="dxa"/>
+            <w:vAlign w:val="center"/>
+          </w:tcPr>
+          <w:p>
+            <w:pPr>
+              <w:rPr>
+                <w:rFonts w:ascii="Lora" w:hAnsi="Lora"/>
+                <w:sz w:val="18"/>
+                <w:szCs w:val="18"/>
+              </w:rPr>
+            </w:pPr>
+            <w:r>
+              <w:rPr>
+                <w:rFonts w:ascii="Lora" w:hAnsi="Lora"/>
+                <w:sz w:val="18"/>
+                <w:szCs w:val="18"/>
+              </w:rPr>
+              <w:t>Negative parking duration throws exception</w:t>
+            </w:r>
+          </w:p>
+        </w:tc>
+        <w:tc>
+          <w:tcPr>
+            <w:tcW w:w="3260" w:type="dxa"/>
+            <w:vAlign w:val="center"/>
+          </w:tcPr>
+          <w:p>
+            <w:pPr>
+              <w:rPr>
+                <w:rFonts w:ascii="Consolas" w:hAnsi="Consolas"/>
+                <w:sz w:val="18"/>
+                <w:szCs w:val="18"/>
+              </w:rPr>
+            </w:pPr>
+            <w:proofErr w:type="spellStart"/>
+            <w:r>
+              <w:rPr>
+                <w:rFonts w:ascii="Consolas" w:hAnsi="Consolas"/>
+                <w:sz w:val="18"/>
+                <w:szCs w:val="18"/>
+              </w:rPr>
+              <w:t>CalculateFee_NegativeDuration_ThrowsException</w:t>
+            </w:r>
+            <w:proofErr w:type="spellEnd"/>
+          </w:p>
+        </w:tc>
+        <w:tc>
+          <w:tcPr>
+            <w:tcW w:w="2410" w:type="dxa"/>
+            <w:vAlign w:val="center"/>
+          </w:tcPr>
+          <w:p>
+            <w:pPr>
+              <w:rPr>
+                <w:rFonts w:ascii="Consolas" w:hAnsi="Consolas"/>
+                <w:sz w:val="18"/>
+                <w:szCs w:val="18"/>
+              </w:rPr>
+            </w:pPr>
+            <w:proofErr w:type="spellStart"/>
+            <w:r>
+              <w:rPr>
+                <w:rFonts w:ascii="Consolas" w:hAnsi="Consolas"/>
+                <w:sz w:val="18"/>
+                <w:szCs w:val="18"/>
+              </w:rPr>
+              <w:t>ParkingFeeCalculatorTests.cs</w:t>
+            </w:r>
+            <w:proofErr w:type="spellEnd"/>
+          </w:p>
+        </w:tc>
+        <w:tc>
+          <w:tcPr>
+            <w:tcW w:w="1133" w:type="dxa"/>
+            <w:vAlign w:val="center"/>
+          </w:tcPr>
+          <w:p>
+            <w:pPr>
+              <w:rPr>
+                <w:rFonts w:ascii="Lora" w:hAnsi="Lora"/>
+                <w:sz w:val="18"/>
+                <w:szCs w:val="18"/>
+              </w:rPr>
+            </w:pPr>
+            <w:r>
+              <w:rPr>
+                <w:rFonts w:ascii="Lora" w:hAnsi="Lora"/>
+                <w:sz w:val="18"/>
+                <w:szCs w:val="18"/>
+              </w:rPr>
+              <w:t>Pass</w:t>
+            </w:r>
+          </w:p>
+        </w:tc>
+      </w:tr>
+      <w:tr>
+        <w:trPr>
+          <w:trHeight w:val="397"/>
+        </w:trPr>
+        <w:tc>
+          <w:tcPr>
+            <w:tcW w:w="2547" w:type="dxa"/>
+            <w:vAlign w:val="center"/>
+          </w:tcPr>
+          <w:p>
+            <w:pPr>
+              <w:rPr>
+                <w:rFonts w:ascii="Lora" w:hAnsi="Lora"/>
+                <w:sz w:val="18"/>
+                <w:szCs w:val="18"/>
+              </w:rPr>
+            </w:pPr>
+            <w:r>
+              <w:rPr>
+                <w:rFonts w:ascii="Lora" w:hAnsi="Lora"/>
+                <w:sz w:val="18"/>
+                <w:szCs w:val="18"/>
+              </w:rPr>
+              <w:t>Parking fee is never negative</w:t>
+            </w:r>
+          </w:p>
+        </w:tc>
+        <w:tc>
+          <w:tcPr>
+            <w:tcW w:w="3260" w:type="dxa"/>
+            <w:vAlign w:val="center"/>
+          </w:tcPr>
+          <w:p>
+            <w:pPr>
+              <w:rPr>
+                <w:rFonts w:ascii="Consolas" w:hAnsi="Consolas"/>
+                <w:sz w:val="18"/>
+                <w:szCs w:val="18"/>
+              </w:rPr>
+            </w:pPr>
+            <w:proofErr w:type="spellStart"/>
+            <w:r>
+              <w:rPr>
+                <w:rFonts w:ascii="Consolas" w:hAnsi="Consolas"/>
+                <w:sz w:val="18"/>
+                <w:szCs w:val="18"/>
+              </w:rPr>
+              <w:t>CalculateFee_TotalFee_ShouldNeverBeNegative</w:t>
+            </w:r>
+            <w:proofErr w:type="spellEnd"/>
+          </w:p>
+        </w:tc>
+        <w:tc>
+          <w:tcPr>
+            <w:tcW w:w="2410" w:type="dxa"/>
+            <w:vAlign w:val="center"/>
+          </w:tcPr>
+          <w:p>
+            <w:pPr>
+              <w:rPr>
+                <w:rFonts w:ascii="Consolas" w:hAnsi="Consolas"/>
+                <w:sz w:val="18"/>
+                <w:szCs w:val="18"/>
+              </w:rPr>
+            </w:pPr>
+            <w:proofErr w:type="spellStart"/>
+            <w:r>
+              <w:rPr>
+                <w:rFonts w:ascii="Consolas" w:hAnsi="Consolas"/>
+                <w:sz w:val="18"/>
+                <w:szCs w:val="18"/>
+              </w:rPr>
+              <w:t>ParkingFeeCalculatorTests.cs</w:t>
+            </w:r>
+            <w:proofErr w:type="spellEnd"/>
+          </w:p>
+        </w:tc>
+        <w:tc>
+          <w:tcPr>
+            <w:tcW w:w="1133" w:type="dxa"/>
+            <w:vAlign w:val="center"/>
+          </w:tcPr>
+          <w:p>
+            <w:pPr>
+              <w:rPr>
+                <w:rFonts w:ascii="Lora" w:hAnsi="Lora"/>
+                <w:sz w:val="18"/>
+                <w:szCs w:val="18"/>
+              </w:rPr>
+            </w:pPr>
+            <w:r>
+              <w:rPr>
+                <w:rFonts w:ascii="Lora" w:hAnsi="Lora"/>
+                <w:sz w:val="18"/>
+                <w:szCs w:val="18"/>
+              </w:rPr>
+              <w:t>Pass</w:t>
+            </w:r>
+          </w:p>
+        </w:tc>
+      </w:tr>
+      <w:tr>
+        <w:trPr>
+          <w:trHeight w:val="397"/>
+        </w:trPr>
+        <w:tc>
+          <w:tcPr>
+            <w:tcW w:w="2547" w:type="dxa"/>
+            <w:vAlign w:val="center"/>
+          </w:tcPr>
+          <w:p>
+            <w:pPr>
+              <w:rPr>
+                <w:rFonts w:ascii="Lora" w:hAnsi="Lora"/>
+                <w:sz w:val="18"/>
+                <w:szCs w:val="18"/>
+              </w:rPr>
+            </w:pPr>
+            <w:r>
+              <w:rPr>
+                <w:rFonts w:ascii="Lora" w:hAnsi="Lora"/>
+                <w:sz w:val="18"/>
+                <w:szCs w:val="18"/>
+              </w:rPr>
+              <w:t>Longer parking duration should not cost less</w:t>
+            </w:r>
+          </w:p>
+        </w:tc>
+        <w:tc>
+          <w:tcPr>
+            <w:tcW w:w="3260" w:type="dxa"/>
+            <w:vAlign w:val="center"/>
+          </w:tcPr>
+          <w:p>
+            <w:pPr>
+              <w:rPr>
+                <w:rFonts w:ascii="Consolas" w:hAnsi="Consolas"/>
+                <w:sz w:val="18"/>
+                <w:szCs w:val="18"/>
+              </w:rPr>
+            </w:pPr>
+            <w:proofErr w:type="spellStart"/>
+            <w:r>
+              <w:rPr>
+                <w:rFonts w:ascii="Consolas" w:hAnsi="Consolas"/>
+                <w:sz w:val="18"/>
+                <w:szCs w:val="18"/>
+              </w:rPr>
+              <w:t>CalculateFee_LongerDuration_ShouldNotCostLess</w:t>
+            </w:r>
+            <w:proofErr w:type="spellEnd"/>
+          </w:p>
+        </w:tc>
+        <w:tc>
+          <w:tcPr>
+            <w:tcW w:w="2410" w:type="dxa"/>
+            <w:vAlign w:val="center"/>
+          </w:tcPr>
+          <w:p>
+            <w:pPr>
+              <w:rPr>
+                <w:rFonts w:ascii="Consolas" w:hAnsi="Consolas"/>
+                <w:sz w:val="18"/>
+                <w:szCs w:val="18"/>
+              </w:rPr>
+            </w:pPr>
+            <w:proofErr w:type="spellStart"/>
+            <w:r>
+              <w:rPr>
+                <w:rFonts w:ascii="Consolas" w:hAnsi="Consolas"/>
+                <w:sz w:val="18"/>
+                <w:szCs w:val="18"/>
+              </w:rPr>
+              <w:t>ParkingFeeCalculatorTests.cs</w:t>
+            </w:r>
+            <w:proofErr w:type="spellEnd"/>
+          </w:p>
+        </w:tc>
+        <w:tc>
+          <w:tcPr>
+            <w:tcW w:w="1133" w:type="dxa"/>
+            <w:vAlign w:val="center"/>
+          </w:tcPr>
+          <w:p>
+            <w:pPr>
+              <w:rPr>
+                <w:rFonts w:ascii="Lora" w:hAnsi="Lora"/>
+                <w:sz w:val="18"/>
+                <w:szCs w:val="18"/>
+              </w:rPr>
+            </w:pPr>
+            <w:r>
+              <w:rPr>
+                <w:rFonts w:ascii="Lora" w:hAnsi="Lora"/>
+                <w:sz w:val="18"/>
+                <w:szCs w:val="18"/>
+              </w:rPr>
+              <w:t>Pass</w:t>
+            </w:r>
+          </w:p>
+        </w:tc>
+      </w:tr>
+      <w:tr>
+        <w:trPr>
+          <w:trHeight w:val="397"/>
+        </w:trPr>
+        <w:tc>
+          <w:tcPr>
+            <w:tcW w:w="2547" w:type="dxa"/>
+            <w:vAlign w:val="center"/>
+          </w:tcPr>
+          <w:p>
+            <w:pPr>
+              <w:rPr>
+                <w:rFonts w:ascii="Lora" w:hAnsi="Lora"/>
+                <w:sz w:val="18"/>
+                <w:szCs w:val="18"/>
+              </w:rPr>
+            </w:pPr>
+            <w:r>
+              <w:rPr>
+                <w:rFonts w:ascii="Lora" w:hAnsi="Lora"/>
+                <w:sz w:val="18"/>
+                <w:szCs w:val="18"/>
+              </w:rPr>
+              <w:t>Lost ticket should always increase total fee</w:t>
+            </w:r>
+          </w:p>
+        </w:tc>
+        <w:tc>
+          <w:tcPr>
+            <w:tcW w:w="3260" w:type="dxa"/>
+            <w:vAlign w:val="center"/>
+          </w:tcPr>
+          <w:p>
+            <w:pPr>
+              <w:rPr>
+                <w:rFonts w:ascii="Consolas" w:hAnsi="Consolas"/>
+                <w:sz w:val="18"/>
+                <w:szCs w:val="18"/>
+              </w:rPr>
+            </w:pPr>
+            <w:proofErr w:type="spellStart"/>
+            <w:r>
+              <w:rPr>
+                <w:rFonts w:ascii="Consolas" w:hAnsi="Consolas"/>
+                <w:sz w:val="18"/>
+                <w:szCs w:val="18"/>
+              </w:rPr>
+              <w:t>CalculateFee_LostTicket_ShouldAlwaysAddPenalty</w:t>
+            </w:r>
+            <w:proofErr w:type="spellEnd"/>
+          </w:p>
+        </w:tc>
+        <w:tc>
+          <w:tcPr>
+            <w:tcW w:w="2410" w:type="dxa"/>
+            <w:vAlign w:val="center"/>
+          </w:tcPr>
+          <w:p>
+            <w:pPr>
+              <w:rPr>
+                <w:rFonts w:ascii="Consolas" w:hAnsi="Consolas"/>
+                <w:sz w:val="18"/>
+                <w:szCs w:val="18"/>
+              </w:rPr>
+            </w:pPr>
+            <w:proofErr w:type="spellStart"/>
+            <w:r>
+              <w:rPr>
+                <w:rFonts w:ascii="Consolas" w:hAnsi="Consolas"/>
+                <w:sz w:val="18"/>
+                <w:szCs w:val="18"/>
+              </w:rPr>
+              <w:t>ParkingFeeCalculatorTests.cs</w:t>
+            </w:r>
+            <w:proofErr w:type="spellEnd"/>
+          </w:p>
+        </w:tc>
+        <w:tc>
+          <w:tcPr>
+            <w:tcW w:w="1133" w:type="dxa"/>
+            <w:vAlign w:val="center"/>
+          </w:tcPr>
+          <w:p>
+            <w:pPr>
+              <w:rPr>
+                <w:rFonts w:ascii="Lora" w:hAnsi="Lora"/>
+                <w:sz w:val="18"/>
+                <w:szCs w:val="18"/>
+              </w:rPr>
+            </w:pPr>
+            <w:r>
+              <w:rPr>
+                <w:rFonts w:ascii="Lora" w:hAnsi="Lora"/>
+                <w:sz w:val="18"/>
+                <w:szCs w:val="18"/>
+              </w:rPr>
+              <w:t>Pass</w:t>
+            </w:r>
+          </w:p>
+        </w:tc>
+      </w:tr>
+      <w:tr>
+        <w:trPr>
+          <w:trHeight w:val="397"/>
+        </w:trPr>
+        <w:tc>
+          <w:tcPr>
+            <w:tcW w:w="2547" w:type="dxa"/>
+            <w:vAlign w:val="center"/>
+          </w:tcPr>
+          <w:p>
+            <w:pPr>
+              <w:rPr>
+                <w:rFonts w:ascii="Lora" w:hAnsi="Lora"/>
+                <w:sz w:val="18"/>
+                <w:szCs w:val="18"/>
+              </w:rPr>
+            </w:pPr>
+            <w:r>
+              <w:rPr>
+                <w:rFonts w:ascii="Lora" w:hAnsi="Lora"/>
+                <w:sz w:val="18"/>
+                <w:szCs w:val="18"/>
+              </w:rPr>
+              <w:t>SUV parking should not be cheaper than motorcycle parking</w:t>
+            </w:r>
+          </w:p>
+        </w:tc>
+        <w:tc>
+          <w:tcPr>
+            <w:tcW w:w="3260" w:type="dxa"/>
+            <w:vAlign w:val="center"/>
+          </w:tcPr>
+          <w:p>
+            <w:pPr>
+              <w:rPr>
+                <w:rFonts w:ascii="Consolas" w:hAnsi="Consolas"/>
+                <w:sz w:val="18"/>
+                <w:szCs w:val="18"/>
+              </w:rPr>
+            </w:pPr>
+            <w:proofErr w:type="spellStart"/>
+            <w:r>
+              <w:rPr>
+                <w:rFonts w:ascii="Consolas" w:hAnsi="Consolas"/>
+                <w:sz w:val="18"/>
+                <w:szCs w:val="18"/>
+              </w:rPr>
+              <w:t>CalculateFee_SUV_ShouldNotBeCheaperThanMotorcycle</w:t>
+            </w:r>
+            <w:proofErr w:type="spellEnd"/>
+          </w:p>
+        </w:tc>
+        <w:tc>
+          <w:tcPr>
+            <w:tcW w:w="2410" w:type="dxa"/>
+            <w:vAlign w:val="center"/>
+          </w:tcPr>
+          <w:p>
+            <w:pPr>
+              <w:rPr>
+                <w:rFonts w:ascii="Consolas" w:hAnsi="Consolas"/>
+                <w:sz w:val="18"/>
+                <w:szCs w:val="18"/>
+              </w:rPr>
+            </w:pPr>
+            <w:proofErr w:type="spellStart"/>
+            <w:r>
+              <w:rPr>
+                <w:rFonts w:ascii="Consolas" w:hAnsi="Consolas"/>
+                <w:sz w:val="18"/>
+                <w:szCs w:val="18"/>
+              </w:rPr>
+              <w:t>ParkingFeeCalculatorTests.cs</w:t>
+            </w:r>
+            <w:proofErr w:type="spellEnd"/>
+          </w:p>
+        </w:tc>
+        <w:tc>
+          <w:tcPr>
+            <w:tcW w:w="1133" w:type="dxa"/>
+            <w:vAlign w:val="center"/>
+          </w:tcPr>
+          <w:p>
+            <w:pPr>
+              <w:rPr>
+                <w:rFonts w:ascii="Lora" w:hAnsi="Lora"/>
+                <w:sz w:val="18"/>
+                <w:szCs w:val="18"/>
+              </w:rPr>
+            </w:pPr>
+            <w:r>
+              <w:rPr>
+                <w:rFonts w:ascii="Lora" w:hAnsi="Lora"/>
+                <w:sz w:val="18"/>
+                <w:szCs w:val="18"/>
+              </w:rPr>
+              <w:t>Pass</w:t>
+            </w:r>
+          </w:p>
+        </w:tc>
+      </w:tr>
+      <w:tr>
+        <w:trPr>
+          <w:trHeight w:val="397"/>
+        </w:trPr>
+        <w:tc>
+          <w:tcPr>
+            <w:tcW w:w="2547" w:type="dxa"/>
+            <w:vAlign w:val="center"/>
+          </w:tcPr>
+          <w:p>
+            <w:pPr>
+              <w:rPr>
+                <w:rFonts w:ascii="Lora" w:hAnsi="Lora"/>
+                <w:sz w:val="18"/>
+                <w:szCs w:val="18"/>
+              </w:rPr>
+            </w:pPr>
+            <w:r>
+              <w:rPr>
+                <w:rFonts w:ascii="Lora" w:hAnsi="Lora"/>
+                <w:sz w:val="18"/>
+                <w:szCs w:val="18"/>
+              </w:rPr>
+              <w:t>Platinum members should pay less than guests</w:t>
+            </w:r>
+          </w:p>
+        </w:tc>
+        <w:tc>
+          <w:tcPr>
+            <w:tcW w:w="3260" w:type="dxa"/>
+            <w:vAlign w:val="center"/>
+          </w:tcPr>
+          <w:p>
+            <w:pPr>
+              <w:rPr>
+                <w:rFonts w:ascii="Consolas" w:hAnsi="Consolas"/>
+                <w:sz w:val="18"/>
+                <w:szCs w:val="18"/>
+              </w:rPr>
+            </w:pPr>
+            <w:proofErr w:type="spellStart"/>
+            <w:r>
+              <w:rPr>
+                <w:rFonts w:ascii="Consolas" w:hAnsi="Consolas"/>
+                <w:sz w:val="18"/>
+                <w:szCs w:val="18"/>
+              </w:rPr>
+              <w:t>CalculateFee_PlatinumMember_ShouldPayLessThanGuest</w:t>
+            </w:r>
+            <w:proofErr w:type="spellEnd"/>
+          </w:p>
+        </w:tc>
+        <w:tc>
+          <w:tcPr>
+            <w:tcW w:w="2410" w:type="dxa"/>
+            <w:vAlign w:val="center"/>
+          </w:tcPr>
+          <w:p>
+            <w:pPr>
+              <w:rPr>
+                <w:rFonts w:ascii="Consolas" w:hAnsi="Consolas"/>
+                <w:sz w:val="18"/>
+                <w:szCs w:val="18"/>
+              </w:rPr>
+            </w:pPr>
+            <w:proofErr w:type="spellStart"/>
+            <w:r>
+              <w:rPr>
+                <w:rFonts w:ascii="Consolas" w:hAnsi="Consolas"/>
+                <w:sz w:val="18"/>
+                <w:szCs w:val="18"/>
+              </w:rPr>
+              <w:t>ParkingFeeCalculatorTests.cs</w:t>
+            </w:r>
+            <w:proofErr w:type="spellEnd"/>
+          </w:p>
+        </w:tc>
+        <w:tc>
+          <w:tcPr>
+            <w:tcW w:w="1133" w:type="dxa"/>
+            <w:vAlign w:val="center"/>
+          </w:tcPr>
+          <w:p>
+            <w:pPr>
+              <w:rPr>
+                <w:rFonts w:ascii="Lora" w:hAnsi="Lora"/>
+                <w:sz w:val="18"/>
+                <w:szCs w:val="18"/>
+              </w:rPr>
+            </w:pPr>
+            <w:r>
+              <w:rPr>
+                <w:rFonts w:ascii="Lora" w:hAnsi="Lora"/>
+                <w:sz w:val="18"/>
+                <w:szCs w:val="18"/>
+              </w:rPr>
+              <w:t>Pass</w:t>
+            </w:r>
           </w:p>
         </w:tc>
       </w:tr>
@@ -9190,6 +13191,19 @@
       <w:bCs/>
     </w:rPr>
   </w:style>
+  <w:style w:type="character" w:styleId="HTMLCode">
+    <w:name w:val="HTML Code"/>
+    <w:basedOn w:val="DefaultParagraphFont"/>
+    <w:uiPriority w:val="99"/>
+    <w:semiHidden/>
+    <w:unhideWhenUsed/>
+    <w:rsid w:val="00293B0F"/>
+    <w:rPr>
+      <w:rFonts w:ascii="Courier New" w:eastAsia="Times New Roman" w:hAnsi="Courier New" w:cs="Courier New"/>
+      <w:sz w:val="20"/>
+      <w:szCs w:val="20"/>
+    </w:rPr>
+  </w:style>
 </w:styles>
 </file>
 
